--- a/downloads/teacher/ai-7-week-36.docx
+++ b/downloads/teacher/ai-7-week-36.docx
@@ -1974,6 +1974,396 @@
         <w:t>For the Reproducible AI Research Study, retain an annotated worked trace and the changed-case reasoning. Connect the claim to its records, units and assumptions so another investigator can challenge or reproduce it.</w:t>
       </w:r>
     </w:p>
+    <w:p>
+      <w:pPr>
+        <w:pStyle w:val="Heading1"/>
+      </w:pPr>
+      <w:r>
+        <w:t>07. Prepare, teach and assess</w:t>
+      </w:r>
+    </w:p>
+    <w:p>
+      <w:r>
+        <w:t>Teaching target: Explain the mechanism and terminology of research defense and next questions</w:t>
+      </w:r>
+    </w:p>
+    <w:p>
+      <w:r>
+        <w:t>Prepare the labelled worked-case picture, the matching workbook, fictional input cards and a place for individual responses. Check a local Python 3 environment before class; have a paper-trace version ready.</w:t>
+      </w:r>
+    </w:p>
+    <w:tbl>
+      <w:tblPr>
+        <w:tblStyle w:val="LightShading-Accent1"/>
+        <w:tblW w:type="auto" w:w="0"/>
+        <w:tblLook w:firstColumn="1" w:firstRow="1" w:lastColumn="0" w:lastRow="0" w:noHBand="0" w:noVBand="1" w:val="04A0"/>
+      </w:tblPr>
+      <w:tblGrid>
+        <w:gridCol w:w="3408"/>
+        <w:gridCol w:w="3408"/>
+        <w:gridCol w:w="3408"/>
+      </w:tblGrid>
+      <w:tr>
+        <w:trPr>
+          <w:tblHeader/>
+        </w:trPr>
+        <w:tc>
+          <w:tcPr>
+            <w:tcW w:type="dxa" w:w="3408"/>
+          </w:tcPr>
+          <w:p>
+            <w:r>
+              <w:t>Session</w:t>
+            </w:r>
+          </w:p>
+        </w:tc>
+        <w:tc>
+          <w:tcPr>
+            <w:tcW w:type="dxa" w:w="3408"/>
+          </w:tcPr>
+          <w:p>
+            <w:r>
+              <w:t>Plan</w:t>
+            </w:r>
+          </w:p>
+        </w:tc>
+        <w:tc>
+          <w:tcPr>
+            <w:tcW w:type="dxa" w:w="3408"/>
+          </w:tcPr>
+          <w:p>
+            <w:r>
+              <w:t>Resources</w:t>
+            </w:r>
+          </w:p>
+        </w:tc>
+      </w:tr>
+      <w:tr>
+        <w:tc>
+          <w:tcPr>
+            <w:tcW w:type="dxa" w:w="3408"/>
+          </w:tcPr>
+          <w:p>
+            <w:r>
+              <w:t>Session 1 · Understand · 45 min</w:t>
+            </w:r>
+          </w:p>
+        </w:tc>
+        <w:tc>
+          <w:tcPr>
+            <w:tcW w:type="dxa" w:w="3408"/>
+          </w:tcPr>
+          <w:p>
+            <w:r>
+              <w:t>0–7: recall and prerequisite; 7–15: inspect the concrete case and predict; 15–30: teacher models the worked trace; 30–40: learners explain a step using the text and visual; 40–45: check the core idea.</w:t>
+            </w:r>
+          </w:p>
+        </w:tc>
+        <w:tc>
+          <w:tcPr>
+            <w:tcW w:type="dxa" w:w="3408"/>
+          </w:tcPr>
+          <w:p>
+            <w:r>
+              <w:t>Sections 1–6; record the brief recall in the workbook.</w:t>
+            </w:r>
+          </w:p>
+        </w:tc>
+      </w:tr>
+      <w:tr>
+        <w:tc>
+          <w:tcPr>
+            <w:tcW w:type="dxa" w:w="3408"/>
+          </w:tcPr>
+          <w:p>
+            <w:r>
+              <w:t>Session 2 · Practise · 45 min</w:t>
+            </w:r>
+          </w:p>
+        </w:tc>
+        <w:tc>
+          <w:tcPr>
+            <w:tcW w:type="dxa" w:w="3408"/>
+          </w:tcPr>
+          <w:p>
+            <w:r>
+              <w:t>0–5: retrieve the procedure; 5–15: W2 completion practice; 15–23: explain and check with a partner; 23–30: each learner answers the misconception check; 30–40: targeted reteaching or a harder variation; 40–45: prepare the investigation.</w:t>
+            </w:r>
+          </w:p>
+        </w:tc>
+        <w:tc>
+          <w:tcPr>
+            <w:tcW w:type="dxa" w:w="3408"/>
+          </w:tcPr>
+          <w:p>
+            <w:r>
+              <w:t>Sections 7–10; use the matching workbook W2 and misconception check.</w:t>
+            </w:r>
+          </w:p>
+        </w:tc>
+      </w:tr>
+      <w:tr>
+        <w:tc>
+          <w:tcPr>
+            <w:tcW w:type="dxa" w:w="3408"/>
+          </w:tcPr>
+          <w:p>
+            <w:r>
+              <w:t>Session 3 · Investigate and transfer · 45 min</w:t>
+            </w:r>
+          </w:p>
+        </w:tc>
+        <w:tc>
+          <w:tcPr>
+            <w:tcW w:type="dxa" w:w="3408"/>
+          </w:tcPr>
+          <w:p>
+            <w:r>
+              <w:t>0–5: retrieve the decision rule; 5–20: investigate or trace; 20–30: start the independent case; 30–38: connect the project; 38–43: act on feedback; 43–45: plan the return check.</w:t>
+            </w:r>
+          </w:p>
+        </w:tc>
+        <w:tc>
+          <w:tcPr>
+            <w:tcW w:type="dxa" w:w="3408"/>
+          </w:tcPr>
+          <w:p>
+            <w:r>
+              <w:t>Sections 9 and 11–14. Give extra time to finish the full task set; use Section 15 when the week includes a coding lab.</w:t>
+            </w:r>
+          </w:p>
+        </w:tc>
+      </w:tr>
+    </w:tbl>
+    <w:p>
+      <w:r>
+        <w:t>Before class, solve the supported practice: Study shows candidate12/16 versus baseline11/16; replay matches; no fresh population sample or user study. Show the intermediate steps and give the conclusion with its scope.</w:t>
+      </w:r>
+    </w:p>
+    <w:p>
+      <w:r>
+        <w:t>Reasoned practice answer: Teacher explanation: 75% versus68.75%, gain6.25 points in16 cases; replay supports computational consistency. Broader usefulness and generalisation remain untested.</w:t>
+      </w:r>
+    </w:p>
+    <w:p>
+      <w:r>
+        <w:t>Check every learner before discussion: Use the worked case for Research defense and next questions. Proposed explanation: “The worked result establishes every future case”. Decide whether this explanation is supported. Point to the step or supplied fact that decides; explain your repair if needed.</w:t>
+      </w:r>
+    </w:p>
+    <w:p>
+      <w:r>
+        <w:t>Misconception repair: The next question follows evidence gaps; it must not be presented as an answer already obtained.</w:t>
+      </w:r>
+    </w:p>
+    <w:p>
+      <w:r>
+        <w:t>Support: read the exact case aloud, enlarge the labelled picture, supply input cards and model only the first deciding step. Accept a spoken explanation or drawing; retain the reasoning goal.</w:t>
+      </w:r>
+    </w:p>
+    <w:p>
+      <w:r>
+        <w:t>Extension: Change cameras as well as lighting in the follow-up. Require a prediction and a reason before comparing. Expected result: The design again entangles two conditions. Reason: A camera difference provides another explanation for any performance gap.</w:t>
+      </w:r>
+    </w:p>
+    <w:p>
+      <w:r>
+        <w:t>Independent assessment: withhold the reserved answer until the learner has attempted the new case. Record support separately from correctness.</w:t>
+      </w:r>
+    </w:p>
+    <w:tbl>
+      <w:tblPr>
+        <w:tblStyle w:val="LightShading-Accent1"/>
+        <w:tblW w:type="auto" w:w="0"/>
+        <w:tblLook w:firstColumn="1" w:firstRow="1" w:lastColumn="0" w:lastRow="0" w:noHBand="0" w:noVBand="1" w:val="04A0"/>
+      </w:tblPr>
+      <w:tblGrid>
+        <w:gridCol w:w="2556"/>
+        <w:gridCol w:w="2556"/>
+        <w:gridCol w:w="2556"/>
+        <w:gridCol w:w="2556"/>
+      </w:tblGrid>
+      <w:tr>
+        <w:trPr>
+          <w:tblHeader/>
+        </w:trPr>
+        <w:tc>
+          <w:tcPr>
+            <w:tcW w:type="dxa" w:w="2556"/>
+          </w:tcPr>
+          <w:p>
+            <w:r>
+              <w:t>Criterion</w:t>
+            </w:r>
+          </w:p>
+        </w:tc>
+        <w:tc>
+          <w:tcPr>
+            <w:tcW w:type="dxa" w:w="2556"/>
+          </w:tcPr>
+          <w:p>
+            <w:r>
+              <w:t>Not yet</w:t>
+            </w:r>
+          </w:p>
+        </w:tc>
+        <w:tc>
+          <w:tcPr>
+            <w:tcW w:type="dxa" w:w="2556"/>
+          </w:tcPr>
+          <w:p>
+            <w:r>
+              <w:t>With support</w:t>
+            </w:r>
+          </w:p>
+        </w:tc>
+        <w:tc>
+          <w:tcPr>
+            <w:tcW w:type="dxa" w:w="2556"/>
+          </w:tcPr>
+          <w:p>
+            <w:r>
+              <w:t>Independent</w:t>
+            </w:r>
+          </w:p>
+        </w:tc>
+      </w:tr>
+      <w:tr>
+        <w:tc>
+          <w:tcPr>
+            <w:tcW w:type="dxa" w:w="2556"/>
+          </w:tcPr>
+          <w:p>
+            <w:r>
+              <w:t>Explanation</w:t>
+            </w:r>
+          </w:p>
+        </w:tc>
+        <w:tc>
+          <w:tcPr>
+            <w:tcW w:type="dxa" w:w="2556"/>
+          </w:tcPr>
+          <w:p>
+            <w:r>
+              <w:t>Names an answer without a deciding fact</w:t>
+            </w:r>
+          </w:p>
+        </w:tc>
+        <w:tc>
+          <w:tcPr>
+            <w:tcW w:type="dxa" w:w="2556"/>
+          </w:tcPr>
+          <w:p>
+            <w:r>
+              <w:t>Uses a hint to link fact and decision</w:t>
+            </w:r>
+          </w:p>
+        </w:tc>
+        <w:tc>
+          <w:tcPr>
+            <w:tcW w:type="dxa" w:w="2556"/>
+          </w:tcPr>
+          <w:p>
+            <w:r>
+              <w:t>Explains the deciding fact in own words</w:t>
+            </w:r>
+          </w:p>
+        </w:tc>
+      </w:tr>
+      <w:tr>
+        <w:tc>
+          <w:tcPr>
+            <w:tcW w:type="dxa" w:w="2556"/>
+          </w:tcPr>
+          <w:p>
+            <w:r>
+              <w:t>Trace or test</w:t>
+            </w:r>
+          </w:p>
+        </w:tc>
+        <w:tc>
+          <w:tcPr>
+            <w:tcW w:type="dxa" w:w="2556"/>
+          </w:tcPr>
+          <w:p>
+            <w:r>
+              <w:t>Cannot connect input and result</w:t>
+            </w:r>
+          </w:p>
+        </w:tc>
+        <w:tc>
+          <w:tcPr>
+            <w:tcW w:type="dxa" w:w="2556"/>
+          </w:tcPr>
+          <w:p>
+            <w:r>
+              <w:t>Completes steps with prompts</w:t>
+            </w:r>
+          </w:p>
+        </w:tc>
+        <w:tc>
+          <w:tcPr>
+            <w:tcW w:type="dxa" w:w="2556"/>
+          </w:tcPr>
+          <w:p>
+            <w:r>
+              <w:t>Traces or tests a changed case accurately</w:t>
+            </w:r>
+          </w:p>
+        </w:tc>
+      </w:tr>
+      <w:tr>
+        <w:tc>
+          <w:tcPr>
+            <w:tcW w:type="dxa" w:w="2556"/>
+          </w:tcPr>
+          <w:p>
+            <w:r>
+              <w:t>Limits and revision</w:t>
+            </w:r>
+          </w:p>
+        </w:tc>
+        <w:tc>
+          <w:tcPr>
+            <w:tcW w:type="dxa" w:w="2556"/>
+          </w:tcPr>
+          <w:p>
+            <w:r>
+              <w:t>Claims more than evidence supports</w:t>
+            </w:r>
+          </w:p>
+        </w:tc>
+        <w:tc>
+          <w:tcPr>
+            <w:tcW w:type="dxa" w:w="2556"/>
+          </w:tcPr>
+          <w:p>
+            <w:r>
+              <w:t>Names a limit after a prompt</w:t>
+            </w:r>
+          </w:p>
+        </w:tc>
+        <w:tc>
+          <w:tcPr>
+            <w:tcW w:type="dxa" w:w="2556"/>
+          </w:tcPr>
+          <w:p>
+            <w:r>
+              <w:t>States a defensible limit and useful next test</w:t>
+            </w:r>
+          </w:p>
+        </w:tc>
+      </w:tr>
+    </w:tbl>
+    <w:p>
+      <w:r>
+        <w:t>Project checkpoint: Present and defend. Demonstrate the system, explain one failure and justify the next improvement with evidence.</w:t>
+      </w:r>
+    </w:p>
+    <w:p>
+      <w:r>
+        <w:t>Use the weekly teacher answer for topic-specific reasoning. A saved progress tick is an activity record; judge mastery from the learner’s explanation and evidence.</w:t>
+      </w:r>
+    </w:p>
     <w:sectPr>
       <w:pgSz w:w="12240" w:h="15840"/>
       <w:pgMar w:top="936" w:right="1008" w:bottom="936" w:left="1008" w:header="720" w:footer="720" w:gutter="0"/>

--- a/downloads/teacher/ai-7-week-36.docx
+++ b/downloads/teacher/ai-7-week-36.docx
@@ -2364,6 +2364,39 @@
         <w:t>Use the weekly teacher answer for topic-specific reasoning. A saved progress tick is an activity record; judge mastery from the learner’s explanation and evidence.</w:t>
       </w:r>
     </w:p>
+    <w:p>
+      <w:pPr>
+        <w:pStyle w:val="Heading1"/>
+      </w:pPr>
+      <w:r>
+        <w:t>08. Use feedback, labs and repair paths</w:t>
+      </w:r>
+    </w:p>
+    <w:p>
+      <w:r>
+        <w:t>Use the two formative questions as supported practice, not as independent mastery scores. Discuss the deciding evidence rather than accepting a guessed selection.</w:t>
+      </w:r>
+    </w:p>
+    <w:p>
+      <w:r>
+        <w:t>The feedback comes from the reviewed public worked case. Do not reveal the separately reserved independent teacher answer until the learner has attempted that case.</w:t>
+      </w:r>
+    </w:p>
+    <w:p>
+      <w:r>
+        <w:t>Ask students to predict before running code. Preserve errors and actual outputs; collect a changed test and an explanation. The branch-boundary and indexing lessons deliberately include failure cases.</w:t>
+      </w:r>
+    </w:p>
+    <w:p>
+      <w:r>
+        <w:t>Use the earlier worked-explanation links to address a specific missing building block, then return to the current question. Adapt this suggestion after observing the learner; it is not an automatic diagnosis.</w:t>
+      </w:r>
+    </w:p>
+    <w:p>
+      <w:r>
+        <w:t>Collect the completed-work portfolio as evidence. Record support separately from correctness, and assess explanation, trace/test and limitations. Progress ticks and quiz selections alone do not establish mastery.</w:t>
+      </w:r>
+    </w:p>
     <w:sectPr>
       <w:pgSz w:w="12240" w:h="15840"/>
       <w:pgMar w:top="936" w:right="1008" w:bottom="936" w:left="1008" w:header="720" w:footer="720" w:gutter="0"/>

--- a/downloads/teacher/ai-7-week-36.docx
+++ b/downloads/teacher/ai-7-week-36.docx
@@ -29,16 +29,63 @@
       </w:r>
     </w:p>
     <w:p>
-      <w:pPr>
-        <w:pStyle w:val="Heading3"/>
-      </w:pPr>
-      <w:r>
-        <w:t>Teach the learning cycle</w:t>
+      <w:r>
+        <w:t>Prepare Research defense and next questions: check the target, prerequisites, resources and adaptable teaching schedule.</w:t>
       </w:r>
     </w:p>
     <w:p>
-      <w:r>
-        <w:t>Primary target: Explain the mechanism and terminology of research defense and next questions</w:t>
+      <w:pPr>
+        <w:pStyle w:val="Heading3"/>
+      </w:pPr>
+      <w:r>
+        <w:t>Teach the learning cycle</w:t>
+      </w:r>
+    </w:p>
+    <w:p>
+      <w:pPr>
+        <w:spacing w:line="336" w:lineRule="auto" w:after="180"/>
+      </w:pPr>
+      <w:r>
+        <w:rPr>
+          <w:b w:val="0"/>
+        </w:rPr>
+        <w:t xml:space="preserve">Primary target: Explain the </w:t>
+      </w:r>
+      <w:r>
+        <w:rPr>
+          <w:b/>
+        </w:rPr>
+        <w:t>mechanism</w:t>
+      </w:r>
+      <w:r>
+        <w:rPr>
+          <w:b w:val="0"/>
+        </w:rPr>
+        <w:t xml:space="preserve"> and terminology of </w:t>
+      </w:r>
+      <w:r>
+        <w:rPr>
+          <w:b/>
+        </w:rPr>
+        <w:t>research defense</w:t>
+      </w:r>
+      <w:r>
+        <w:rPr>
+          <w:b w:val="0"/>
+        </w:rPr>
+        <w:t xml:space="preserve"> and </w:t>
+      </w:r>
+      <w:r>
+        <w:rPr>
+          <w:b/>
+        </w:rPr>
+        <w:t>next question</w:t>
+      </w:r>
+      <w:r>
+        <w:rPr>
+          <w:b w:val="0"/>
+        </w:rPr>
+        <w:t>s</w:t>
       </w:r>
     </w:p>
     <w:tbl>
@@ -185,16 +232,37 @@
       </w:tr>
     </w:tbl>
     <w:p>
-      <w:r>
-        <w:t>This is a starting allocation of 135 minutes, not a validated duration. Preserve all named topics. Schedule extra time for connected examples, the full investigation, independent cases and project building. Repeated copies of a case share one recorded attempt; they are not new evidence.</w:t>
+      <w:pPr>
+        <w:spacing w:line="336" w:lineRule="auto" w:after="180"/>
+      </w:pPr>
+      <w:r>
+        <w:rPr>
+          <w:b w:val="0"/>
+        </w:rPr>
+        <w:t>This is a starting allocation of 135 minutes, not a validated duration. Preserve all named topics. Schedule extra time for connected examples, the full investigation, independent cases and project building.</w:t>
       </w:r>
     </w:p>
     <w:p>
       <w:pPr>
-        <w:pStyle w:val="Heading3"/>
-      </w:pPr>
-      <w:r>
-        <w:t>Retrieval answer guidance</w:t>
+        <w:spacing w:line="336" w:lineRule="auto" w:after="180"/>
+      </w:pPr>
+      <w:r>
+        <w:rPr>
+          <w:b w:val="0"/>
+        </w:rPr>
+        <w:t xml:space="preserve">Repeated copies of a case share one recorded attempt; they are not new </w:t>
+      </w:r>
+      <w:r>
+        <w:rPr>
+          <w:b/>
+        </w:rPr>
+        <w:t>evidence</w:t>
+      </w:r>
+      <w:r>
+        <w:rPr>
+          <w:b w:val="0"/>
+        </w:rPr>
+        <w:t>.</w:t>
       </w:r>
     </w:p>
     <w:p>
@@ -202,132 +270,417 @@
         <w:pStyle w:val="Heading3"/>
       </w:pPr>
       <w:r>
-        <w:t>Presentation and challenge session</w:t>
+        <w:t>Retrieval answer guidance</w:t>
       </w:r>
     </w:p>
     <w:p>
-      <w:r>
-        <w:t>Without opening the old lesson, explain one key idea from Presentation and challenge session. Give an example and a mistake that the idea helps you avoid.</w:t>
+      <w:pPr>
+        <w:pStyle w:val="Heading3"/>
+      </w:pPr>
+      <w:r>
+        <w:t>Presentation and challenge session</w:t>
       </w:r>
     </w:p>
     <w:p>
-      <w:r>
-        <w:t>Look for: Explain the mechanism and terminology of presentation and challenge session</w:t>
+      <w:pPr>
+        <w:spacing w:line="336" w:lineRule="auto" w:after="180"/>
+      </w:pPr>
+      <w:r>
+        <w:rPr>
+          <w:b w:val="0"/>
+        </w:rPr>
+        <w:t>Without opening the old lesson, explain one key idea from Presentation and challenge session. Give an example and a mistake that the idea helps you avoid.</w:t>
       </w:r>
     </w:p>
     <w:p>
-      <w:r>
-        <w:t>Reference example, not the only acceptable wording: Teacher explanation: A presentation should make the evidence easy to challenge. Show the baseline, scope, negative cases and uncertainties instead of only a best example. Use a short sequence:question, design, primary result, failure, limitation, next question. Answer unfamiliar challenges by locating evidence or stating it is missing.</w:t>
+      <w:pPr>
+        <w:spacing w:line="336" w:lineRule="auto" w:after="180"/>
+      </w:pPr>
+      <w:r>
+        <w:rPr>
+          <w:b w:val="0"/>
+        </w:rPr>
+        <w:t xml:space="preserve">Look for: Explain the </w:t>
+      </w:r>
+      <w:r>
+        <w:rPr>
+          <w:b/>
+        </w:rPr>
+        <w:t>mechanism</w:t>
+      </w:r>
+      <w:r>
+        <w:rPr>
+          <w:b w:val="0"/>
+        </w:rPr>
+        <w:t xml:space="preserve"> and terminology of presentation and challenge session</w:t>
       </w:r>
     </w:p>
     <w:p>
       <w:pPr>
-        <w:pStyle w:val="Heading3"/>
-      </w:pPr>
-      <w:r>
-        <w:t>Independent reproduction check</w:t>
+        <w:spacing w:line="336" w:lineRule="auto" w:after="180"/>
+      </w:pPr>
+      <w:r>
+        <w:rPr>
+          <w:b w:val="0"/>
+        </w:rPr>
+        <w:t xml:space="preserve">Reference example, not the only acceptable wording: Teacher explanation: A presentation should make the </w:t>
+      </w:r>
+      <w:r>
+        <w:rPr>
+          <w:b/>
+        </w:rPr>
+        <w:t>evidence</w:t>
+      </w:r>
+      <w:r>
+        <w:rPr>
+          <w:b w:val="0"/>
+        </w:rPr>
+        <w:t xml:space="preserve"> easy to challenge. Show the baseline, scope, negative cases and uncertainties instead of only a best example.</w:t>
       </w:r>
     </w:p>
     <w:p>
-      <w:r>
-        <w:t>Without opening the old lesson, explain one key idea from Independent reproduction check. Give an example and a mistake that the idea helps you avoid.</w:t>
+      <w:pPr>
+        <w:spacing w:line="336" w:lineRule="auto" w:after="180"/>
+      </w:pPr>
+      <w:r>
+        <w:rPr>
+          <w:b w:val="0"/>
+        </w:rPr>
+        <w:t xml:space="preserve">Use a short sequence:question, design, primary result, failure, limitation, </w:t>
+      </w:r>
+      <w:r>
+        <w:rPr>
+          <w:b/>
+        </w:rPr>
+        <w:t>next question</w:t>
+      </w:r>
+      <w:r>
+        <w:rPr>
+          <w:b w:val="0"/>
+        </w:rPr>
+        <w:t xml:space="preserve">. Answer unfamiliar challenges by locating </w:t>
+      </w:r>
+      <w:r>
+        <w:rPr>
+          <w:b/>
+        </w:rPr>
+        <w:t>evidence</w:t>
+      </w:r>
+      <w:r>
+        <w:rPr>
+          <w:b w:val="0"/>
+        </w:rPr>
+        <w:t xml:space="preserve"> or stating it is missing.</w:t>
       </w:r>
     </w:p>
     <w:p>
-      <w:r>
-        <w:t>Look for: Explain the mechanism and terminology of independent reproduction check</w:t>
+      <w:pPr>
+        <w:pStyle w:val="Heading3"/>
+      </w:pPr>
+      <w:r>
+        <w:t>Independent reproduction check</w:t>
       </w:r>
     </w:p>
     <w:p>
-      <w:r>
-        <w:t>Reference example, not the only acceptable wording: Teacher explanation: Independent reproduction checks whether another operator can use the recorded artifacts to recover the stated computation without hidden help. Provide manifest, fixture data, code, environment and expected metric definition. Record assistance and mismatches; reproduction is not new-data replication.</w:t>
+      <w:pPr>
+        <w:spacing w:line="336" w:lineRule="auto" w:after="180"/>
+      </w:pPr>
+      <w:r>
+        <w:rPr>
+          <w:b w:val="0"/>
+        </w:rPr>
+        <w:t>Without opening the old lesson, explain one key idea from Independent reproduction check. Give an example and a mistake that the idea helps you avoid.</w:t>
       </w:r>
     </w:p>
     <w:p>
       <w:pPr>
-        <w:pStyle w:val="Heading3"/>
-      </w:pPr>
-      <w:r>
-        <w:t>Writing the methods section</w:t>
+        <w:spacing w:line="336" w:lineRule="auto" w:after="180"/>
+      </w:pPr>
+      <w:r>
+        <w:rPr>
+          <w:b w:val="0"/>
+        </w:rPr>
+        <w:t xml:space="preserve">Look for: Explain the </w:t>
+      </w:r>
+      <w:r>
+        <w:rPr>
+          <w:b/>
+        </w:rPr>
+        <w:t>mechanism</w:t>
+      </w:r>
+      <w:r>
+        <w:rPr>
+          <w:b w:val="0"/>
+        </w:rPr>
+        <w:t xml:space="preserve"> and terminology of independent reproduction check</w:t>
       </w:r>
     </w:p>
     <w:p>
-      <w:r>
-        <w:t>Without opening the old lesson, explain one key idea from Writing the methods section. Give an example and a mistake that the idea helps you avoid.</w:t>
+      <w:pPr>
+        <w:spacing w:line="336" w:lineRule="auto" w:after="180"/>
+      </w:pPr>
+      <w:r>
+        <w:rPr>
+          <w:b w:val="0"/>
+        </w:rPr>
+        <w:t>Reference example, not the only acceptable wording: Teacher explanation: Independent reproduction checks whether another operator can use the recorded artifacts to recover the stated computation without hidden help.</w:t>
       </w:r>
     </w:p>
     <w:p>
-      <w:r>
-        <w:t>Look for: Explain the mechanism and terminology of writing the methods section</w:t>
+      <w:pPr>
+        <w:spacing w:line="336" w:lineRule="auto" w:after="180"/>
+      </w:pPr>
+      <w:r>
+        <w:rPr>
+          <w:b w:val="0"/>
+        </w:rPr>
+        <w:t>Provide manifest, fixture data, code, environment and expected metric definition. Record assistance and mismatches; reproduction is not new-data replication.</w:t>
       </w:r>
     </w:p>
     <w:p>
-      <w:r>
-        <w:t>Reference example, not the only acceptable wording: Teacher explanation: A methods section should let a reader reconstruct the design and computation. Detail should explain choices that affect evidence. Report question, units, sampling, permissions, data roles, baseline, procedure, metrics, uncertainty assumptions, missing/exclusion handling and versions. Distinguish prespecified and later changes.</w:t>
+      <w:pPr>
+        <w:pStyle w:val="Heading3"/>
+      </w:pPr>
+      <w:r>
+        <w:t>Writing the methods section</w:t>
       </w:r>
     </w:p>
     <w:p>
-      <w:r>
-        <w:t>Two 45-minute sessions. A research defense distinguishes what was learned, what failed and which next question is justified. A complete investigation can end with a limited or negative finding. Use the supplied constructed scenarios to make the mechanism inspectable. Collect W4 before sharing solutions. Students should name intermediate evidence and limitations; classroom pacing and learning effectiveness remain unvalidated.</w:t>
+      <w:pPr>
+        <w:spacing w:line="336" w:lineRule="auto" w:after="180"/>
+      </w:pPr>
+      <w:r>
+        <w:rPr>
+          <w:b w:val="0"/>
+        </w:rPr>
+        <w:t>Without opening the old lesson, explain one key idea from Writing the methods section. Give an example and a mistake that the idea helps you avoid.</w:t>
       </w:r>
     </w:p>
     <w:p>
       <w:pPr>
-        <w:pStyle w:val="Heading3"/>
-      </w:pPr>
-      <w:r>
-        <w:t>Outcomes</w:t>
+        <w:spacing w:line="336" w:lineRule="auto" w:after="180"/>
+      </w:pPr>
+      <w:r>
+        <w:rPr>
+          <w:b w:val="0"/>
+        </w:rPr>
+        <w:t xml:space="preserve">Look for: Explain the </w:t>
+      </w:r>
+      <w:r>
+        <w:rPr>
+          <w:b/>
+        </w:rPr>
+        <w:t>mechanism</w:t>
+      </w:r>
+      <w:r>
+        <w:rPr>
+          <w:b w:val="0"/>
+        </w:rPr>
+        <w:t xml:space="preserve"> and terminology of writing the methods section</w:t>
       </w:r>
     </w:p>
     <w:p>
-      <w:r>
-        <w:t>Explain the mechanism and terminology of research defense and next questions</w:t>
+      <w:pPr>
+        <w:spacing w:line="336" w:lineRule="auto" w:after="180"/>
+      </w:pPr>
+      <w:r>
+        <w:rPr>
+          <w:b w:val="0"/>
+        </w:rPr>
+        <w:t xml:space="preserve">Reference example, not the only acceptable wording: Teacher explanation: A methods section should let a reader reconstruct the design and computation. Detail should explain choices that affect </w:t>
+      </w:r>
+      <w:r>
+        <w:rPr>
+          <w:b/>
+        </w:rPr>
+        <w:t>evidence</w:t>
+      </w:r>
+      <w:r>
+        <w:rPr>
+          <w:b w:val="0"/>
+        </w:rPr>
+        <w:t>.</w:t>
       </w:r>
     </w:p>
     <w:p>
-      <w:r>
-        <w:t>Apply the stated procedure to a new case with a traceable result</w:t>
+      <w:pPr>
+        <w:spacing w:line="336" w:lineRule="auto" w:after="180"/>
+      </w:pPr>
+      <w:r>
+        <w:rPr>
+          <w:b w:val="0"/>
+        </w:rPr>
+        <w:t>Report question, units, sampling, permissions, data roles, baseline, procedure, metrics, uncertainty assumptions, missing/exclusion handling and versions. Distinguish prespecified and later changes.</w:t>
       </w:r>
     </w:p>
     <w:p>
-      <w:r>
-        <w:t>Identify an assumption or limitation and design a revealing follow-up</w:t>
+      <w:pPr>
+        <w:spacing w:line="336" w:lineRule="auto" w:after="180"/>
+      </w:pPr>
+      <w:r>
+        <w:rPr>
+          <w:b w:val="0"/>
+        </w:rPr>
+        <w:t xml:space="preserve">Two 45-minute sessions. A </w:t>
+      </w:r>
+      <w:r>
+        <w:rPr>
+          <w:b/>
+        </w:rPr>
+        <w:t>research defense</w:t>
+      </w:r>
+      <w:r>
+        <w:rPr>
+          <w:b w:val="0"/>
+        </w:rPr>
+        <w:t xml:space="preserve"> distinguishes what was learned, what failed and which </w:t>
+      </w:r>
+      <w:r>
+        <w:rPr>
+          <w:b/>
+        </w:rPr>
+        <w:t>next question</w:t>
+      </w:r>
+      <w:r>
+        <w:rPr>
+          <w:b w:val="0"/>
+        </w:rPr>
+        <w:t xml:space="preserve"> is justified. A complete investigation can end with a limited or </w:t>
+      </w:r>
+      <w:r>
+        <w:rPr>
+          <w:b/>
+        </w:rPr>
+        <w:t>negative finding</w:t>
+      </w:r>
+      <w:r>
+        <w:rPr>
+          <w:b w:val="0"/>
+        </w:rPr>
+        <w:t>.</w:t>
       </w:r>
     </w:p>
     <w:p>
       <w:pPr>
-        <w:pStyle w:val="Heading3"/>
-      </w:pPr>
-      <w:r>
-        <w:t>Preparation</w:t>
+        <w:spacing w:line="336" w:lineRule="auto" w:after="180"/>
+      </w:pPr>
+      <w:r>
+        <w:rPr>
+          <w:b w:val="0"/>
+        </w:rPr>
+        <w:t xml:space="preserve">Use the supplied constructed scenarios to make the </w:t>
+      </w:r>
+      <w:r>
+        <w:rPr>
+          <w:b/>
+        </w:rPr>
+        <w:t>mechanism</w:t>
+      </w:r>
+      <w:r>
+        <w:rPr>
+          <w:b w:val="0"/>
+        </w:rPr>
+        <w:t xml:space="preserve"> inspectable. Collect W4 before sharing solutions.</w:t>
       </w:r>
     </w:p>
     <w:p>
-      <w:r>
-        <w:t>Lesson and workbook; paper and pencil</w:t>
+      <w:pPr>
+        <w:spacing w:line="336" w:lineRule="auto" w:after="180"/>
+      </w:pPr>
+      <w:r>
+        <w:rPr>
+          <w:b w:val="0"/>
+        </w:rPr>
+        <w:t xml:space="preserve">Students should name intermediate </w:t>
+      </w:r>
+      <w:r>
+        <w:rPr>
+          <w:b/>
+        </w:rPr>
+        <w:t>evidence</w:t>
+      </w:r>
+      <w:r>
+        <w:rPr>
+          <w:b w:val="0"/>
+        </w:rPr>
+        <w:t xml:space="preserve"> and limitations; classroom pacing and learning effectiveness remain unvalidated.</w:t>
       </w:r>
     </w:p>
     <w:p>
-      <w:r>
-        <w:t>Calculator and optional local Python 3 for arithmetic; no live API or private data</w:t>
+      <w:pPr>
+        <w:pStyle w:val="Heading3"/>
+      </w:pPr>
+      <w:r>
+        <w:t>Outcomes</w:t>
       </w:r>
     </w:p>
     <w:p>
-      <w:r>
-        <w:t>Prepare the fresh retry separately and withhold its solution until after collection</w:t>
+      <w:pPr>
+        <w:spacing w:line="336" w:lineRule="auto" w:after="180"/>
+      </w:pPr>
+      <w:r>
+        <w:rPr>
+          <w:b w:val="0"/>
+        </w:rPr>
+        <w:t xml:space="preserve">Explain the </w:t>
+      </w:r>
+      <w:r>
+        <w:rPr>
+          <w:b/>
+        </w:rPr>
+        <w:t>mechanism</w:t>
+      </w:r>
+      <w:r>
+        <w:rPr>
+          <w:b w:val="0"/>
+        </w:rPr>
+        <w:t xml:space="preserve"> and terminology of </w:t>
+      </w:r>
+      <w:r>
+        <w:rPr>
+          <w:b/>
+        </w:rPr>
+        <w:t>research defense</w:t>
+      </w:r>
+      <w:r>
+        <w:rPr>
+          <w:b w:val="0"/>
+        </w:rPr>
+        <w:t xml:space="preserve"> and </w:t>
+      </w:r>
+      <w:r>
+        <w:rPr>
+          <w:b/>
+        </w:rPr>
+        <w:t>next question</w:t>
+      </w:r>
+      <w:r>
+        <w:rPr>
+          <w:b w:val="0"/>
+        </w:rPr>
+        <w:t>s</w:t>
       </w:r>
     </w:p>
     <w:p>
       <w:pPr>
-        <w:pStyle w:val="Heading3"/>
-      </w:pPr>
-      <w:r>
-        <w:t>Prerequisite answer</w:t>
+        <w:spacing w:line="336" w:lineRule="auto" w:after="180"/>
+      </w:pPr>
+      <w:r>
+        <w:rPr>
+          <w:b w:val="0"/>
+        </w:rPr>
+        <w:t>Apply the stated procedure to a new case with a traceable result</w:t>
       </w:r>
     </w:p>
     <w:p>
-      <w:r>
-        <w:t>A result depends on the inputs, procedure and conditions that produced it. Preserve data roles and distinguish observed outcomes from predictions or unmeasured conditions. If the prior concept cannot be explained, use a short retrieval activity before this chapter.</w:t>
+      <w:pPr>
+        <w:spacing w:line="336" w:lineRule="auto" w:after="180"/>
+      </w:pPr>
+      <w:r>
+        <w:rPr>
+          <w:b w:val="0"/>
+        </w:rPr>
+        <w:t>Identify an assumption or limitation and design a revealing follow-up</w:t>
       </w:r>
     </w:p>
     <w:p>
@@ -335,45 +688,315 @@
         <w:pStyle w:val="Heading3"/>
       </w:pPr>
       <w:r>
-        <w:t>End goal for the pictorial case</w:t>
+        <w:t>Preparation</w:t>
       </w:r>
     </w:p>
     <w:p>
-      <w:r>
-        <w:t>Explain research defense and next questions using the records and boundaries of this fictional investigation.</w:t>
+      <w:pPr>
+        <w:spacing w:line="336" w:lineRule="auto" w:after="180"/>
+      </w:pPr>
+      <w:r>
+        <w:rPr>
+          <w:b w:val="0"/>
+        </w:rPr>
+        <w:t>Lesson and workbook; paper and pencil</w:t>
       </w:r>
     </w:p>
     <w:p>
-      <w:r>
-        <w:t>This added worked case illustrates the week’s main idea. Retain all original and connected topics; schedule its practice within the teaching cycle.</w:t>
+      <w:pPr>
+        <w:spacing w:line="336" w:lineRule="auto" w:after="180"/>
+      </w:pPr>
+      <w:r>
+        <w:rPr>
+          <w:b w:val="0"/>
+        </w:rPr>
+        <w:t>Calculator and optional local Python 3 for arithmetic; no live API or private data</w:t>
       </w:r>
     </w:p>
     <w:p>
       <w:pPr>
-        <w:pStyle w:val="Heading1"/>
-      </w:pPr>
-      <w:r>
-        <w:t>02. Explain and model the mechanism</w:t>
+        <w:spacing w:line="336" w:lineRule="auto" w:after="180"/>
+      </w:pPr>
+      <w:r>
+        <w:rPr>
+          <w:b w:val="0"/>
+        </w:rPr>
+        <w:t>Prepare the fresh retry separately and withhold its solution until after collection</w:t>
       </w:r>
     </w:p>
     <w:p>
-      <w:r>
-        <w:t>A research defense distinguishes what was learned, what failed and which next question is justified. A complete investigation can end with a limited or negative finding.</w:t>
+      <w:pPr>
+        <w:pStyle w:val="Heading3"/>
+      </w:pPr>
+      <w:r>
+        <w:t>Prerequisite answer</w:t>
       </w:r>
     </w:p>
     <w:p>
-      <w:r>
-        <w:t>Begin by writing the question the procedure is intended to answer. Identify the information already supplied, the information it will produce and the information still missing. These are constructed classroom examples; they do not require live accounts, private records or an external service. Do not treat a plausible explanation as a measured outcome.</w:t>
+      <w:pPr>
+        <w:spacing w:line="336" w:lineRule="auto" w:after="180"/>
+      </w:pPr>
+      <w:r>
+        <w:rPr>
+          <w:b w:val="0"/>
+        </w:rPr>
+        <w:t xml:space="preserve">A result depends on the </w:t>
+      </w:r>
+      <w:r>
+        <w:rPr>
+          <w:b/>
+        </w:rPr>
+        <w:t>input</w:t>
+      </w:r>
+      <w:r>
+        <w:rPr>
+          <w:b w:val="0"/>
+        </w:rPr>
+        <w:t xml:space="preserve">s, procedure and conditions that produced it. Preserve data roles and distinguish observed outcomes from </w:t>
+      </w:r>
+      <w:r>
+        <w:rPr>
+          <w:b/>
+        </w:rPr>
+        <w:t>prediction</w:t>
+      </w:r>
+      <w:r>
+        <w:rPr>
+          <w:b w:val="0"/>
+        </w:rPr>
+        <w:t>s or unmeasured conditions.</w:t>
       </w:r>
     </w:p>
     <w:p>
-      <w:r>
-        <w:t>Present the frozen question, credible baseline, unit design, primary analysis, uncertainty assumptions, failures and reproduction record. Propose next work that resolves a named gap with new evidence.</w:t>
+      <w:pPr>
+        <w:spacing w:line="336" w:lineRule="auto" w:after="180"/>
+      </w:pPr>
+      <w:r>
+        <w:rPr>
+          <w:b w:val="0"/>
+        </w:rPr>
+        <w:t>If the prior concept cannot be explained, use a short retrieval activity before this chapter.</w:t>
       </w:r>
     </w:p>
     <w:p>
-      <w:r>
-        <w:t>Before applying the procedure, write its units, denominator or decision boundary where relevant. A partner should be able to repeat each step using the same inputs. If a required input is absent or violates the stated contract, record that condition explicitly instead of quietly replacing it with a convenient value.</w:t>
+      <w:pPr>
+        <w:pStyle w:val="Heading3"/>
+      </w:pPr>
+      <w:r>
+        <w:t>End goal for the pictorial case</w:t>
+      </w:r>
+    </w:p>
+    <w:p>
+      <w:pPr>
+        <w:spacing w:line="336" w:lineRule="auto" w:after="180"/>
+      </w:pPr>
+      <w:r>
+        <w:rPr>
+          <w:b w:val="0"/>
+        </w:rPr>
+        <w:t xml:space="preserve">Explain </w:t>
+      </w:r>
+      <w:r>
+        <w:rPr>
+          <w:b/>
+        </w:rPr>
+        <w:t>research defense</w:t>
+      </w:r>
+      <w:r>
+        <w:rPr>
+          <w:b w:val="0"/>
+        </w:rPr>
+        <w:t xml:space="preserve"> and </w:t>
+      </w:r>
+      <w:r>
+        <w:rPr>
+          <w:b/>
+        </w:rPr>
+        <w:t>next question</w:t>
+      </w:r>
+      <w:r>
+        <w:rPr>
+          <w:b w:val="0"/>
+        </w:rPr>
+        <w:t>s using the records and boundaries of this fictional investigation.</w:t>
+      </w:r>
+    </w:p>
+    <w:p>
+      <w:pPr>
+        <w:spacing w:line="336" w:lineRule="auto" w:after="180"/>
+      </w:pPr>
+      <w:r>
+        <w:rPr>
+          <w:b w:val="0"/>
+        </w:rPr>
+        <w:t>This added worked case illustrates the week’s main idea. Retain all original and connected topics; schedule its practice within the teaching cycle.</w:t>
+      </w:r>
+    </w:p>
+    <w:p>
+      <w:pPr>
+        <w:pStyle w:val="Heading1"/>
+      </w:pPr>
+      <w:r>
+        <w:t>02. Explain and model the mechanism</w:t>
+      </w:r>
+    </w:p>
+    <w:p>
+      <w:r>
+        <w:t>Model Research defense and next questions using the supplied case, labelled mechanism and reasoning. Make the scope of each conclusion explicit.</w:t>
+      </w:r>
+    </w:p>
+    <w:p>
+      <w:pPr>
+        <w:spacing w:line="336" w:lineRule="auto" w:after="180"/>
+      </w:pPr>
+      <w:r>
+        <w:rPr>
+          <w:b w:val="0"/>
+        </w:rPr>
+        <w:t xml:space="preserve">A </w:t>
+      </w:r>
+      <w:r>
+        <w:rPr>
+          <w:b/>
+        </w:rPr>
+        <w:t>research defense</w:t>
+      </w:r>
+      <w:r>
+        <w:rPr>
+          <w:b w:val="0"/>
+        </w:rPr>
+        <w:t xml:space="preserve"> distinguishes what was learned, what failed and which </w:t>
+      </w:r>
+      <w:r>
+        <w:rPr>
+          <w:b/>
+        </w:rPr>
+        <w:t>next question</w:t>
+      </w:r>
+      <w:r>
+        <w:rPr>
+          <w:b w:val="0"/>
+        </w:rPr>
+        <w:t xml:space="preserve"> is justified. A complete investigation can end with a limited or </w:t>
+      </w:r>
+      <w:r>
+        <w:rPr>
+          <w:b/>
+        </w:rPr>
+        <w:t>negative finding</w:t>
+      </w:r>
+      <w:r>
+        <w:rPr>
+          <w:b w:val="0"/>
+        </w:rPr>
+        <w:t>.</w:t>
+      </w:r>
+    </w:p>
+    <w:p>
+      <w:pPr>
+        <w:pStyle w:val="Heading3"/>
+      </w:pPr>
+      <w:r>
+        <w:t>Explain Research defense and next questions · 1</w:t>
+      </w:r>
+    </w:p>
+    <w:p>
+      <w:pPr>
+        <w:spacing w:line="336" w:lineRule="auto" w:after="180"/>
+      </w:pPr>
+      <w:r>
+        <w:rPr>
+          <w:b w:val="0"/>
+        </w:rPr>
+        <w:t>Begin by writing the question the procedure is intended to answer. Identify the information already supplied, the information it will produce and the information still missing.</w:t>
+      </w:r>
+    </w:p>
+    <w:p>
+      <w:pPr>
+        <w:spacing w:line="336" w:lineRule="auto" w:after="180"/>
+      </w:pPr>
+      <w:r>
+        <w:rPr>
+          <w:b w:val="0"/>
+        </w:rPr>
+        <w:t>These are constructed classroom examples; they do not require live accounts, private records or an external service. Do not treat a plausible explanation as a measured outcome.</w:t>
+      </w:r>
+    </w:p>
+    <w:p>
+      <w:pPr>
+        <w:spacing w:line="336" w:lineRule="auto" w:after="180"/>
+      </w:pPr>
+      <w:r>
+        <w:rPr>
+          <w:b w:val="0"/>
+        </w:rPr>
+        <w:t xml:space="preserve">Present the frozen question, credible baseline, unit design, primary analysis, uncertainty assumptions, failures and reproduction record. Propose next work that resolves a named gap with new </w:t>
+      </w:r>
+      <w:r>
+        <w:rPr>
+          <w:b/>
+        </w:rPr>
+        <w:t>evidence</w:t>
+      </w:r>
+      <w:r>
+        <w:rPr>
+          <w:b w:val="0"/>
+        </w:rPr>
+        <w:t>.</w:t>
+      </w:r>
+    </w:p>
+    <w:p>
+      <w:pPr>
+        <w:pStyle w:val="Heading3"/>
+      </w:pPr>
+      <w:r>
+        <w:t>Explain Research defense and next questions · 2</w:t>
+      </w:r>
+    </w:p>
+    <w:p>
+      <w:pPr>
+        <w:spacing w:line="336" w:lineRule="auto" w:after="180"/>
+      </w:pPr>
+      <w:r>
+        <w:rPr>
+          <w:b w:val="0"/>
+        </w:rPr>
+        <w:t xml:space="preserve">Before applying the procedure, write its units, denominator or decision boundary where relevant. A partner should be able to repeat each step using the same </w:t>
+      </w:r>
+      <w:r>
+        <w:rPr>
+          <w:b/>
+        </w:rPr>
+        <w:t>input</w:t>
+      </w:r>
+      <w:r>
+        <w:rPr>
+          <w:b w:val="0"/>
+        </w:rPr>
+        <w:t>s.</w:t>
+      </w:r>
+    </w:p>
+    <w:p>
+      <w:pPr>
+        <w:spacing w:line="336" w:lineRule="auto" w:after="180"/>
+      </w:pPr>
+      <w:r>
+        <w:rPr>
+          <w:b w:val="0"/>
+        </w:rPr>
+        <w:t xml:space="preserve">If a required </w:t>
+      </w:r>
+      <w:r>
+        <w:rPr>
+          <w:b/>
+        </w:rPr>
+        <w:t>input</w:t>
+      </w:r>
+      <w:r>
+        <w:rPr>
+          <w:b w:val="0"/>
+        </w:rPr>
+        <w:t xml:space="preserve"> is absent or violates the stated contract, record that condition explicitly instead of quietly replacing it with a convenient value.</w:t>
       </w:r>
     </w:p>
     <w:tbl>
@@ -571,36 +1194,222 @@
       </w:r>
     </w:p>
     <w:p>
-      <w:r>
-        <w:t>Guided: 75% versus68.75%, gain6.25 points in16 cases; replay supports computational consistency. Broader usefulness and generalisation remain untested. Qualification: The next question follows evidence gaps; it must not be presented as an answer already obtained. Exit: accept a concrete variation with its predicted outcome and a stated condition that would challenge the mechanism; reject a claim resting on unmeasured evidence.</w:t>
+      <w:pPr>
+        <w:pStyle w:val="Heading3"/>
+      </w:pPr>
+      <w:r>
+        <w:t>Explain Research defense and next questions · 3</w:t>
       </w:r>
     </w:p>
     <w:p>
       <w:pPr>
-        <w:pStyle w:val="Heading3"/>
-      </w:pPr>
-      <w:r>
-        <w:t>Model the reasoning aloud</w:t>
+        <w:spacing w:line="336" w:lineRule="auto" w:after="180"/>
+      </w:pPr>
+      <w:r>
+        <w:rPr>
+          <w:b w:val="0"/>
+        </w:rPr>
+        <w:t>Guided: 75% versus68.75%, gain6.25 points in16 cases; replay supports computational consistency. Broader usefulness and generalisation remain untested.</w:t>
       </w:r>
     </w:p>
     <w:p>
-      <w:r>
-        <w:t>Use the complete worked example below before asking learners to complete W2. Reveal a small part, invite a prediction, then explain the deciding step. These teacher notes contain solutions; do not reveal the independent case answer during modelling.</w:t>
+      <w:pPr>
+        <w:spacing w:line="336" w:lineRule="auto" w:after="180"/>
+      </w:pPr>
+      <w:r>
+        <w:rPr>
+          <w:b w:val="0"/>
+        </w:rPr>
+        <w:t xml:space="preserve">Qualification: The </w:t>
+      </w:r>
+      <w:r>
+        <w:rPr>
+          <w:b/>
+        </w:rPr>
+        <w:t>next question</w:t>
+      </w:r>
+      <w:r>
+        <w:rPr>
+          <w:b w:val="0"/>
+        </w:rPr>
+        <w:t xml:space="preserve"> follows </w:t>
+      </w:r>
+      <w:r>
+        <w:rPr>
+          <w:b/>
+        </w:rPr>
+        <w:t>evidence</w:t>
+      </w:r>
+      <w:r>
+        <w:rPr>
+          <w:b w:val="0"/>
+        </w:rPr>
+        <w:t xml:space="preserve"> gaps; it must not be presented as an answer already obtained.</w:t>
       </w:r>
     </w:p>
     <w:p>
-      <w:r>
-        <w:t>Study shows candidate12/16 versus baseline11/16; replay matches; no fresh population sample or user study.</w:t>
+      <w:pPr>
+        <w:spacing w:line="336" w:lineRule="auto" w:after="180"/>
+      </w:pPr>
+      <w:r>
+        <w:rPr>
+          <w:b w:val="0"/>
+        </w:rPr>
+        <w:t xml:space="preserve">Exit: accept a concrete variation with its predicted outcome and a stated condition that would challenge the </w:t>
+      </w:r>
+      <w:r>
+        <w:rPr>
+          <w:b/>
+        </w:rPr>
+        <w:t>mechanism</w:t>
+      </w:r>
+      <w:r>
+        <w:rPr>
+          <w:b w:val="0"/>
+        </w:rPr>
+        <w:t xml:space="preserve">; reject a claim resting on unmeasured </w:t>
+      </w:r>
+      <w:r>
+        <w:rPr>
+          <w:b/>
+        </w:rPr>
+        <w:t>evidence</w:t>
+      </w:r>
+      <w:r>
+        <w:rPr>
+          <w:b w:val="0"/>
+        </w:rPr>
+        <w:t>.</w:t>
       </w:r>
     </w:p>
     <w:p>
-      <w:r>
-        <w:t>75% versus68.75%, gain6.25 points in16 cases; replay supports computational consistency. Broader usefulness and generalisation remain untested.</w:t>
+      <w:pPr>
+        <w:pStyle w:val="Heading3"/>
+      </w:pPr>
+      <w:r>
+        <w:t>Model the reasoning aloud</w:t>
       </w:r>
     </w:p>
     <w:p>
-      <w:r>
-        <w:t>Compare the intermediate evidence with the final statement. Explain why each number or decision follows from the stated inputs. The conclusion belongs to this scenario and procedure; changing the inputs, evaluation population or authority can change what it establishes. Retain the raw record so a later revision can be compared honestly.</w:t>
+      <w:pPr>
+        <w:spacing w:line="336" w:lineRule="auto" w:after="180"/>
+      </w:pPr>
+      <w:r>
+        <w:rPr>
+          <w:b w:val="0"/>
+        </w:rPr>
+        <w:t xml:space="preserve">Use the complete worked example below before asking learners to complete W2. Reveal a small part, invite a </w:t>
+      </w:r>
+      <w:r>
+        <w:rPr>
+          <w:b/>
+        </w:rPr>
+        <w:t>prediction</w:t>
+      </w:r>
+      <w:r>
+        <w:rPr>
+          <w:b w:val="0"/>
+        </w:rPr>
+        <w:t>, then explain the deciding step.</w:t>
+      </w:r>
+    </w:p>
+    <w:p>
+      <w:pPr>
+        <w:spacing w:line="336" w:lineRule="auto" w:after="180"/>
+      </w:pPr>
+      <w:r>
+        <w:rPr>
+          <w:b w:val="0"/>
+        </w:rPr>
+        <w:t>These teacher notes contain solutions; do not reveal the independent case answer during modelling.</w:t>
+      </w:r>
+    </w:p>
+    <w:p>
+      <w:pPr>
+        <w:spacing w:line="336" w:lineRule="auto" w:after="180"/>
+      </w:pPr>
+      <w:r>
+        <w:rPr>
+          <w:b w:val="0"/>
+        </w:rPr>
+        <w:t>Study shows candidate12/16 versus baseline11/16; replay matches; no fresh population sample or user study.</w:t>
+      </w:r>
+    </w:p>
+    <w:p>
+      <w:pPr>
+        <w:spacing w:line="336" w:lineRule="auto" w:after="180"/>
+      </w:pPr>
+      <w:r>
+        <w:rPr>
+          <w:b w:val="0"/>
+        </w:rPr>
+        <w:t>75% versus68.75%, gain6.25 points in16 cases; replay supports computational consistency. Broader usefulness and generalisation remain untested.</w:t>
+      </w:r>
+    </w:p>
+    <w:p>
+      <w:pPr>
+        <w:pStyle w:val="Heading3"/>
+      </w:pPr>
+      <w:r>
+        <w:t>Model the reasoning aloud · 4</w:t>
+      </w:r>
+    </w:p>
+    <w:p>
+      <w:pPr>
+        <w:spacing w:line="336" w:lineRule="auto" w:after="180"/>
+      </w:pPr>
+      <w:r>
+        <w:rPr>
+          <w:b w:val="0"/>
+        </w:rPr>
+        <w:t xml:space="preserve">Compare the intermediate </w:t>
+      </w:r>
+      <w:r>
+        <w:rPr>
+          <w:b/>
+        </w:rPr>
+        <w:t>evidence</w:t>
+      </w:r>
+      <w:r>
+        <w:rPr>
+          <w:b w:val="0"/>
+        </w:rPr>
+        <w:t xml:space="preserve"> with the final statement. Explain why each number or decision follows from the stated </w:t>
+      </w:r>
+      <w:r>
+        <w:rPr>
+          <w:b/>
+        </w:rPr>
+        <w:t>input</w:t>
+      </w:r>
+      <w:r>
+        <w:rPr>
+          <w:b w:val="0"/>
+        </w:rPr>
+        <w:t>s.</w:t>
+      </w:r>
+    </w:p>
+    <w:p>
+      <w:pPr>
+        <w:spacing w:line="336" w:lineRule="auto" w:after="180"/>
+      </w:pPr>
+      <w:r>
+        <w:rPr>
+          <w:b w:val="0"/>
+        </w:rPr>
+        <w:t xml:space="preserve">The conclusion belongs to this scenario and procedure; changing the </w:t>
+      </w:r>
+      <w:r>
+        <w:rPr>
+          <w:b/>
+        </w:rPr>
+        <w:t>input</w:t>
+      </w:r>
+      <w:r>
+        <w:rPr>
+          <w:b w:val="0"/>
+        </w:rPr>
+        <w:t>s, evaluation population or authority can change what it establishes. Retain the raw record so a later revision can be compared honestly.</w:t>
       </w:r>
     </w:p>
     <w:tbl>
@@ -706,7 +1515,13 @@
       </w:tr>
     </w:tbl>
     <w:p>
-      <w:r>
+      <w:pPr>
+        <w:spacing w:line="336" w:lineRule="auto" w:after="180"/>
+      </w:pPr>
+      <w:r>
+        <w:rPr>
+          <w:b w:val="0"/>
+        </w:rPr>
         <w:t>Use the diagram and verbal explanation together. Ask learners to match a sentence to a specific visual step; do not assign learners fixed visual or auditory learning styles.</w:t>
       </w:r>
     </w:p>
@@ -719,7 +1534,13 @@
       </w:r>
     </w:p>
     <w:p>
-      <w:r>
+      <w:pPr>
+        <w:spacing w:line="336" w:lineRule="auto" w:after="180"/>
+      </w:pPr>
+      <w:r>
+        <w:rPr>
+          <w:b w:val="0"/>
+        </w:rPr>
         <w:t>Defend the next research question. A research defence identifies a observed weakness and a testable follow-up.</w:t>
       </w:r>
     </w:p>
@@ -732,7 +1553,22 @@
       </w:r>
     </w:p>
     <w:p>
-      <w:r>
+      <w:pPr>
+        <w:pStyle w:val="Heading3"/>
+      </w:pPr>
+      <w:r>
+        <w:t>Supplied facts</w:t>
+      </w:r>
+    </w:p>
+    <w:p>
+      <w:pPr>
+        <w:spacing w:line="336" w:lineRule="auto" w:after="180"/>
+        <w:shd w:fill="F1F6FC"/>
+      </w:pPr>
+      <w:r>
+        <w:rPr>
+          <w:b w:val="0"/>
+        </w:rPr>
         <w:t>A frozen model is correct on 8/10 clear images and 4/10 shaded images. Source objects are grouped within each condition.</w:t>
       </w:r>
     </w:p>
@@ -932,21 +1768,31 @@
       </w:r>
     </w:p>
     <w:p>
-      <w:r>
-        <w:t>A defence should explain results, uncertainty and what would discriminate between explanations next. A controlled paired follow-up is more informative than simply collecting extra easy images.</w:t>
+      <w:pPr>
+        <w:pStyle w:val="Heading3"/>
+      </w:pPr>
+      <w:r>
+        <w:t>Why the result follows</w:t>
       </w:r>
     </w:p>
     <w:p>
       <w:pPr>
-        <w:pStyle w:val="Heading3"/>
-      </w:pPr>
-      <w:r>
-        <w:t>What this example does not establish</w:t>
+        <w:spacing w:line="336" w:lineRule="auto" w:after="180"/>
+        <w:shd w:fill="F1F6FC"/>
+      </w:pPr>
+      <w:r>
+        <w:rPr>
+          <w:b w:val="0"/>
+        </w:rPr>
+        <w:t>A defence should explain results, uncertainty and what would discriminate between explanations next. A controlled paired follow-up is more informative than simply collecting extra easy images.</w:t>
       </w:r>
     </w:p>
     <w:p>
-      <w:r>
-        <w:t>Even a paired follow-up needs adequate independent objects and justified analysis; no causal conclusion is claimed yet.</w:t>
+      <w:pPr>
+        <w:pStyle w:val="Heading3"/>
+      </w:pPr>
+      <w:r>
+        <w:t>What this example does not establish</w:t>
       </w:r>
     </w:p>
     <w:p>
@@ -954,43 +1800,168 @@
         <w:pStyle w:val="Heading3"/>
       </w:pPr>
       <w:r>
-        <w:t>Change one thing in the pictured case</w:t>
+        <w:t>Keep the stated limit</w:t>
       </w:r>
     </w:p>
     <w:p>
-      <w:r>
-        <w:t>Change: Change cameras as well as lighting in the follow-up.</w:t>
+      <w:pPr>
+        <w:spacing w:line="336" w:lineRule="auto" w:after="180"/>
+        <w:shd w:fill="FFF5E6"/>
+      </w:pPr>
+      <w:r>
+        <w:rPr>
+          <w:b w:val="0"/>
+        </w:rPr>
+        <w:t>Even a paired follow-up needs adequate independent objects and justified analysis; no causal conclusion is claimed yet.</w:t>
       </w:r>
     </w:p>
     <w:p>
-      <w:r>
-        <w:t>Prediction: The design again entangles two conditions.</w:t>
+      <w:pPr>
+        <w:pStyle w:val="Heading3"/>
+      </w:pPr>
+      <w:r>
+        <w:t>Change one thing in the pictured case</w:t>
       </w:r>
     </w:p>
     <w:p>
-      <w:r>
-        <w:t>Reason: A camera difference provides another explanation for any performance gap.</w:t>
+      <w:pPr>
+        <w:pStyle w:val="Heading3"/>
+      </w:pPr>
+      <w:r>
+        <w:t>Change one thing</w:t>
       </w:r>
     </w:p>
     <w:p>
       <w:pPr>
-        <w:pStyle w:val="Heading3"/>
-      </w:pPr>
-      <w:r>
-        <w:t>Ask while showing the picture</w:t>
+        <w:spacing w:line="336" w:lineRule="auto" w:after="180"/>
+        <w:shd w:fill="F5F1FB"/>
+      </w:pPr>
+      <w:r>
+        <w:rPr>
+          <w:b w:val="0"/>
+        </w:rPr>
+        <w:t>Change: Change cameras as well as lighting in the follow-up.</w:t>
       </w:r>
     </w:p>
     <w:p>
-      <w:r>
-        <w:t>Cover the result. Ask learners to name the inputs and predict the next step. Uncover one step, connect the icon to the actual procedure, and explain its evidence. Then change the supplied condition and compare. The picture is a representation; it does not document execution of a real AI model.</w:t>
+      <w:pPr>
+        <w:pStyle w:val="Heading3"/>
+      </w:pPr>
+      <w:r>
+        <w:t>Predicted result</w:t>
       </w:r>
     </w:p>
     <w:p>
       <w:pPr>
+        <w:spacing w:line="336" w:lineRule="auto" w:after="180"/>
+        <w:shd w:fill="F1F6FC"/>
+      </w:pPr>
+      <w:r>
+        <w:rPr>
+          <w:b/>
+        </w:rPr>
+        <w:t>Prediction</w:t>
+      </w:r>
+      <w:r>
+        <w:rPr>
+          <w:b w:val="0"/>
+        </w:rPr>
+        <w:t>: The design again entangles two conditions.</w:t>
+      </w:r>
+    </w:p>
+    <w:p>
+      <w:pPr>
+        <w:pStyle w:val="Heading3"/>
+      </w:pPr>
+      <w:r>
+        <w:t>Why the result follows</w:t>
+      </w:r>
+    </w:p>
+    <w:p>
+      <w:pPr>
+        <w:spacing w:line="336" w:lineRule="auto" w:after="180"/>
+        <w:shd w:fill="F1F6FC"/>
+      </w:pPr>
+      <w:r>
+        <w:rPr>
+          <w:b w:val="0"/>
+        </w:rPr>
+        <w:t>Reason: A camera difference provides another explanation for any performance gap.</w:t>
+      </w:r>
+    </w:p>
+    <w:p>
+      <w:pPr>
+        <w:pStyle w:val="Heading3"/>
+      </w:pPr>
+      <w:r>
+        <w:t>Ask while showing the picture</w:t>
+      </w:r>
+    </w:p>
+    <w:p>
+      <w:pPr>
+        <w:pStyle w:val="Heading3"/>
+      </w:pPr>
+      <w:r>
+        <w:t>Ask while showing the picture · 5</w:t>
+      </w:r>
+    </w:p>
+    <w:p>
+      <w:pPr>
+        <w:spacing w:line="336" w:lineRule="auto" w:after="180"/>
+      </w:pPr>
+      <w:r>
+        <w:rPr>
+          <w:b w:val="0"/>
+        </w:rPr>
+        <w:t xml:space="preserve">Cover the result. Ask learners to name the </w:t>
+      </w:r>
+      <w:r>
+        <w:rPr>
+          <w:b/>
+        </w:rPr>
+        <w:t>input</w:t>
+      </w:r>
+      <w:r>
+        <w:rPr>
+          <w:b w:val="0"/>
+        </w:rPr>
+        <w:t xml:space="preserve">s and predict the next step. Uncover one step, connect the icon to the actual procedure, and explain its </w:t>
+      </w:r>
+      <w:r>
+        <w:rPr>
+          <w:b/>
+        </w:rPr>
+        <w:t>evidence</w:t>
+      </w:r>
+      <w:r>
+        <w:rPr>
+          <w:b w:val="0"/>
+        </w:rPr>
+        <w:t>. Then change the supplied condition and compare.</w:t>
+      </w:r>
+    </w:p>
+    <w:p>
+      <w:pPr>
+        <w:spacing w:line="336" w:lineRule="auto" w:after="180"/>
+      </w:pPr>
+      <w:r>
+        <w:rPr>
+          <w:b w:val="0"/>
+        </w:rPr>
+        <w:t>The picture is a representation; it does not document execution of a real AI model.</w:t>
+      </w:r>
+    </w:p>
+    <w:p>
+      <w:pPr>
         <w:pStyle w:val="Heading1"/>
       </w:pPr>
       <w:r>
         <w:t>03. Demonstrate and guide practice</w:t>
+      </w:r>
+    </w:p>
+    <w:p>
+      <w:r>
+        <w:t>Demonstrate Research defense and next questions, reduce support deliberately and check individual reasoning before discussing answers.</w:t>
       </w:r>
     </w:p>
     <w:tbl>
@@ -1206,36 +2177,100 @@
       </w:tr>
     </w:tbl>
     <w:p>
-      <w:r>
-        <w:t>Use the worked example in Sections 3 and 6. Collect a prediction before revealing its result; ask the learner to point to each intermediate fact.</w:t>
+      <w:pPr>
+        <w:spacing w:line="336" w:lineRule="auto" w:after="180"/>
+      </w:pPr>
+      <w:r>
+        <w:rPr>
+          <w:b w:val="0"/>
+        </w:rPr>
+        <w:t xml:space="preserve">Use the worked example in Sections 3 and 6. Collect a </w:t>
+      </w:r>
+      <w:r>
+        <w:rPr>
+          <w:b/>
+        </w:rPr>
+        <w:t>prediction</w:t>
+      </w:r>
+      <w:r>
+        <w:rPr>
+          <w:b w:val="0"/>
+        </w:rPr>
+        <w:t xml:space="preserve"> before revealing its result; ask the learner to point to each intermediate fact.</w:t>
       </w:r>
     </w:p>
     <w:p>
-      <w:r>
-        <w:t>Provide an input/procedure/result/limit frame and a calculator when needed. Ask students to identify the first step before completing the whole trace. Extension: compare two concrete variants of this mechanism while holding unrelated conditions fixed; report both successful and unsuccessful outcomes.</w:t>
+      <w:pPr>
+        <w:spacing w:line="336" w:lineRule="auto" w:after="180"/>
+      </w:pPr>
+      <w:r>
+        <w:rPr>
+          <w:b w:val="0"/>
+        </w:rPr>
+        <w:t xml:space="preserve">Provide an </w:t>
+      </w:r>
+      <w:r>
+        <w:rPr>
+          <w:b/>
+        </w:rPr>
+        <w:t>input</w:t>
+      </w:r>
+      <w:r>
+        <w:rPr>
+          <w:b w:val="0"/>
+        </w:rPr>
+        <w:t>/procedure/result/limit frame and a calculator when needed. Ask students to identify the first step before completing the whole trace.</w:t>
       </w:r>
     </w:p>
     <w:p>
       <w:pPr>
-        <w:pStyle w:val="Heading3"/>
-      </w:pPr>
-      <w:r>
-        <w:t>Reduce help deliberately</w:t>
+        <w:spacing w:line="336" w:lineRule="auto" w:after="180"/>
+      </w:pPr>
+      <w:r>
+        <w:rPr>
+          <w:b w:val="0"/>
+        </w:rPr>
+        <w:t xml:space="preserve">Extension: compare two concrete variants of this </w:t>
+      </w:r>
+      <w:r>
+        <w:rPr>
+          <w:b/>
+        </w:rPr>
+        <w:t>mechanism</w:t>
+      </w:r>
+      <w:r>
+        <w:rPr>
+          <w:b w:val="0"/>
+        </w:rPr>
+        <w:t xml:space="preserve"> while holding unrelated conditions fixed; report both successful and unsuccessful outcomes.</w:t>
       </w:r>
     </w:p>
     <w:p>
-      <w:r>
-        <w:t>Completion task: Study shows candidate12/16 versus baseline11/16; replay matches; no fresh population sample or user study. Show the intermediate steps and give the conclusion with its scope.</w:t>
+      <w:pPr>
+        <w:pStyle w:val="Heading3"/>
+      </w:pPr>
+      <w:r>
+        <w:t>Reduce help deliberately</w:t>
       </w:r>
     </w:p>
     <w:p>
-      <w:r>
-        <w:t>Teacher check: Teacher explanation: 75% versus68.75%, gain6.25 points in16 cases; replay supports computational consistency. Broader usefulness and generalisation remain untested.</w:t>
+      <w:pPr>
+        <w:pStyle w:val="Heading3"/>
+      </w:pPr>
+      <w:r>
+        <w:t>Completion practice</w:t>
       </w:r>
     </w:p>
     <w:p>
-      <w:r>
-        <w:t>Start by identifying the given inputs together. Leave the intermediate steps blank. If needed, model one step, then withdraw that help on the next step. Move to a full trace only when the partial trace is understood. For partners, alternate explainer and checker; collect a response from every learner before discussion.</w:t>
+      <w:pPr>
+        <w:spacing w:line="336" w:lineRule="auto" w:after="180"/>
+        <w:shd w:fill="F5F1FB"/>
+      </w:pPr>
+      <w:r>
+        <w:rPr>
+          <w:b w:val="0"/>
+        </w:rPr>
+        <w:t>Completion task: Study shows candidate12/16 versus baseline11/16; replay matches; no fresh population sample or user study. Show the intermediate steps and give the conclusion with its scope.</w:t>
       </w:r>
     </w:p>
     <w:p>
@@ -1243,22 +2278,53 @@
         <w:pStyle w:val="Heading3"/>
       </w:pPr>
       <w:r>
-        <w:t>Individual reasoning check</w:t>
+        <w:t>Reasoning to listen for</w:t>
       </w:r>
     </w:p>
     <w:p>
-      <w:r>
-        <w:t>Use the worked case for Research defense and next questions. Proposed explanation: “The worked result establishes every future case”. Decide whether this explanation is supported. Point to the step or supplied fact that decides; explain your repair if needed.</w:t>
+      <w:pPr>
+        <w:spacing w:line="336" w:lineRule="auto" w:after="180"/>
+        <w:shd w:fill="F1F6FC"/>
+      </w:pPr>
+      <w:r>
+        <w:rPr>
+          <w:b w:val="0"/>
+        </w:rPr>
+        <w:t>Teacher check: Teacher explanation: 75% versus68.75%, gain6.25 points in16 cases; replay supports computational consistency. Broader usefulness and generalisation remain untested.</w:t>
       </w:r>
     </w:p>
     <w:p>
-      <w:r>
-        <w:t>Expected correction: The next question follows evidence gaps; it must not be presented as an answer already obtained.</w:t>
+      <w:pPr>
+        <w:spacing w:line="336" w:lineRule="auto" w:after="180"/>
+      </w:pPr>
+      <w:r>
+        <w:rPr>
+          <w:b w:val="0"/>
+        </w:rPr>
+        <w:t xml:space="preserve">Start by identifying the given </w:t>
+      </w:r>
+      <w:r>
+        <w:rPr>
+          <w:b/>
+        </w:rPr>
+        <w:t>input</w:t>
+      </w:r>
+      <w:r>
+        <w:rPr>
+          <w:b w:val="0"/>
+        </w:rPr>
+        <w:t>s together. Leave the intermediate steps blank. If needed, model one step, then withdraw that help on the next step. Move to a full trace only when the partial trace is understood.</w:t>
       </w:r>
     </w:p>
     <w:p>
-      <w:r>
-        <w:t>Collect explanations, not only yes/no votes. If a misunderstanding is common, re-model the relevant step for the class. If it affects a few learners, give a short targeted group explanation while others solve a more demanding variation.</w:t>
+      <w:pPr>
+        <w:spacing w:line="336" w:lineRule="auto" w:after="180"/>
+      </w:pPr>
+      <w:r>
+        <w:rPr>
+          <w:b w:val="0"/>
+        </w:rPr>
+        <w:t>For partners, alternate explainer and checker; collect a response from every learner before discussion.</w:t>
       </w:r>
     </w:p>
     <w:p>
@@ -1266,63 +2332,368 @@
         <w:pStyle w:val="Heading3"/>
       </w:pPr>
       <w:r>
-        <w:t>Pictorial practice question</w:t>
+        <w:t>Individual reasoning check</w:t>
       </w:r>
     </w:p>
     <w:p>
-      <w:r>
-        <w:t>Compute the clear and shaded rates and identify alternative explanations. How does the same-object, one-camera follow-up help, and why does changing cameras again reintroduce confounding?</w:t>
+      <w:pPr>
+        <w:spacing w:line="336" w:lineRule="auto" w:after="180"/>
+      </w:pPr>
+      <w:r>
+        <w:rPr>
+          <w:b w:val="0"/>
+        </w:rPr>
+        <w:t xml:space="preserve">Use the worked case for </w:t>
+      </w:r>
+      <w:r>
+        <w:rPr>
+          <w:b/>
+        </w:rPr>
+        <w:t>Research defense</w:t>
+      </w:r>
+      <w:r>
+        <w:rPr>
+          <w:b w:val="0"/>
+        </w:rPr>
+        <w:t xml:space="preserve"> and </w:t>
+      </w:r>
+      <w:r>
+        <w:rPr>
+          <w:b/>
+        </w:rPr>
+        <w:t>next question</w:t>
+      </w:r>
+      <w:r>
+        <w:rPr>
+          <w:b w:val="0"/>
+        </w:rPr>
+        <w:t>s. Proposed explanation: “The worked result establishes every future case”. Decide whether this explanation is supported.</w:t>
       </w:r>
     </w:p>
     <w:p>
       <w:pPr>
-        <w:pStyle w:val="Heading3"/>
-      </w:pPr>
-      <w:r>
-        <w:t>Reasoned teacher answer</w:t>
+        <w:spacing w:line="336" w:lineRule="auto" w:after="180"/>
+      </w:pPr>
+      <w:r>
+        <w:rPr>
+          <w:b w:val="0"/>
+        </w:rPr>
+        <w:t>Point to the step or supplied fact that decides; explain your repair if needed.</w:t>
       </w:r>
     </w:p>
     <w:p>
-      <w:r>
-        <w:t>Clear is 80%; shaded is 40%. Shade sensitivity is plausible, but camera or object differences may also matter. Photograph the same held-out objects under both light conditions using one camera and fixed scoring. Changed case: The design again entangles two conditions. A camera difference provides another explanation for any performance gap.</w:t>
+      <w:pPr>
+        <w:pStyle w:val="Heading3"/>
+      </w:pPr>
+      <w:r>
+        <w:t>Expected repair</w:t>
       </w:r>
     </w:p>
     <w:p>
-      <w:r>
-        <w:t>Changed-case reasoning: The design again entangles two conditions. A camera difference provides another explanation for any performance gap.</w:t>
+      <w:pPr>
+        <w:spacing w:line="336" w:lineRule="auto" w:after="180"/>
+        <w:shd w:fill="F1F6FC"/>
+      </w:pPr>
+      <w:r>
+        <w:rPr>
+          <w:b w:val="0"/>
+        </w:rPr>
+        <w:t xml:space="preserve">Expected correction: The </w:t>
+      </w:r>
+      <w:r>
+        <w:rPr>
+          <w:b/>
+        </w:rPr>
+        <w:t>next question</w:t>
+      </w:r>
+      <w:r>
+        <w:rPr>
+          <w:b w:val="0"/>
+        </w:rPr>
+        <w:t xml:space="preserve"> follows </w:t>
+      </w:r>
+      <w:r>
+        <w:rPr>
+          <w:b/>
+        </w:rPr>
+        <w:t>evidence</w:t>
+      </w:r>
+      <w:r>
+        <w:rPr>
+          <w:b w:val="0"/>
+        </w:rPr>
+        <w:t xml:space="preserve"> gaps; it must not be presented as an answer already obtained.</w:t>
       </w:r>
     </w:p>
     <w:p>
-      <w:r>
-        <w:t>Collect each learner’s explanation before discussion. Use the first missing connection between input, deciding step and result to choose support. This question is worked-case practice, not fresh mastery evidence.</w:t>
+      <w:pPr>
+        <w:spacing w:line="336" w:lineRule="auto" w:after="180"/>
+      </w:pPr>
+      <w:r>
+        <w:rPr>
+          <w:b w:val="0"/>
+        </w:rPr>
+        <w:t>Collect explanations, not only yes/no votes. If a misunderstanding is common, re-model the relevant step for the class.</w:t>
       </w:r>
     </w:p>
     <w:p>
       <w:pPr>
-        <w:pStyle w:val="Heading1"/>
-      </w:pPr>
-      <w:r>
-        <w:t>04. Run the investigation and diagnose misconceptions</w:t>
+        <w:spacing w:line="336" w:lineRule="auto" w:after="180"/>
+      </w:pPr>
+      <w:r>
+        <w:rPr>
+          <w:b w:val="0"/>
+        </w:rPr>
+        <w:t>If it affects a few learners, give a short targeted group explanation while others solve a more demanding variation.</w:t>
       </w:r>
     </w:p>
     <w:p>
-      <w:r>
-        <w:t>The worked result establishes every future case: The next question follows evidence gaps; it must not be presented as an answer already obtained.</w:t>
+      <w:pPr>
+        <w:pStyle w:val="Heading3"/>
+      </w:pPr>
+      <w:r>
+        <w:t>Pictorial practice question</w:t>
       </w:r>
     </w:p>
     <w:p>
-      <w:r>
-        <w:t>A missing input may be replaced without recording the change: A replacement changes the evidence or contract. Record the change and its justification; do not silently turn unknown into a measured value.</w:t>
+      <w:pPr>
+        <w:spacing w:line="336" w:lineRule="auto" w:after="180"/>
+        <w:shd w:fill="F5F1FB"/>
+      </w:pPr>
+      <w:r>
+        <w:rPr>
+          <w:b w:val="0"/>
+        </w:rPr>
+        <w:t>Compute the clear and shaded rates and identify alternative explanations. How does the same-object, one-camera follow-up help, and why does changing cameras again reintroduce confounding?</w:t>
       </w:r>
     </w:p>
     <w:p>
-      <w:r>
-        <w:t>Repeating an assessed case is new independent evidence: A replay checks consistency. An example used for feedback or revision cannot later be described as untouched final evaluation.</w:t>
+      <w:pPr>
+        <w:pStyle w:val="Heading3"/>
+      </w:pPr>
+      <w:r>
+        <w:t>Reasoned teacher answer</w:t>
       </w:r>
     </w:p>
     <w:p>
-      <w:r>
-        <w:t>Use Section 9 for the evidence ledger. Add a boundary or missing-input case and record the expected response before checking. More successful repeats of one case do not establish wider coverage.</w:t>
+      <w:pPr>
+        <w:spacing w:line="336" w:lineRule="auto" w:after="180"/>
+      </w:pPr>
+      <w:r>
+        <w:rPr>
+          <w:b w:val="0"/>
+        </w:rPr>
+        <w:t xml:space="preserve">Clear is </w:t>
+      </w:r>
+      <w:r>
+        <w:rPr>
+          <w:b/>
+        </w:rPr>
+        <w:t>80%</w:t>
+      </w:r>
+      <w:r>
+        <w:rPr>
+          <w:b w:val="0"/>
+        </w:rPr>
+        <w:t>; shaded is 40%. Shade sensitivity is plausible, but camera or object differences may also matter. Photograph the same held-out objects under both light conditions using one camera and fixed scoring.</w:t>
+      </w:r>
+    </w:p>
+    <w:p>
+      <w:pPr>
+        <w:spacing w:line="336" w:lineRule="auto" w:after="180"/>
+      </w:pPr>
+      <w:r>
+        <w:rPr>
+          <w:b w:val="0"/>
+        </w:rPr>
+        <w:t>Changed case: The design again entangles two conditions. A camera difference provides another explanation for any performance gap.</w:t>
+      </w:r>
+    </w:p>
+    <w:p>
+      <w:pPr>
+        <w:spacing w:line="336" w:lineRule="auto" w:after="180"/>
+      </w:pPr>
+      <w:r>
+        <w:rPr>
+          <w:b w:val="0"/>
+        </w:rPr>
+        <w:t>Changed-case reasoning: The design again entangles two conditions. A camera difference provides another explanation for any performance gap.</w:t>
+      </w:r>
+    </w:p>
+    <w:p>
+      <w:pPr>
+        <w:spacing w:line="336" w:lineRule="auto" w:after="180"/>
+      </w:pPr>
+      <w:r>
+        <w:rPr>
+          <w:b w:val="0"/>
+        </w:rPr>
+        <w:t xml:space="preserve">Collect each learner’s explanation before discussion. Use the first missing connection between </w:t>
+      </w:r>
+      <w:r>
+        <w:rPr>
+          <w:b/>
+        </w:rPr>
+        <w:t>input</w:t>
+      </w:r>
+      <w:r>
+        <w:rPr>
+          <w:b w:val="0"/>
+        </w:rPr>
+        <w:t xml:space="preserve">, deciding step and result to choose support. This question is worked-case practice, not fresh mastery </w:t>
+      </w:r>
+      <w:r>
+        <w:rPr>
+          <w:b/>
+        </w:rPr>
+        <w:t>evidence</w:t>
+      </w:r>
+      <w:r>
+        <w:rPr>
+          <w:b w:val="0"/>
+        </w:rPr>
+        <w:t>.</w:t>
+      </w:r>
+    </w:p>
+    <w:p>
+      <w:pPr>
+        <w:pStyle w:val="Heading1"/>
+      </w:pPr>
+      <w:r>
+        <w:t>04. Run the investigation and diagnose misconceptions</w:t>
+      </w:r>
+    </w:p>
+    <w:p>
+      <w:r>
+        <w:t>Run the Research defense and next questions investigation and use the first unsupported step to choose a teaching response.</w:t>
+      </w:r>
+    </w:p>
+    <w:p>
+      <w:pPr>
+        <w:spacing w:line="336" w:lineRule="auto" w:after="180"/>
+      </w:pPr>
+      <w:r>
+        <w:rPr>
+          <w:b w:val="0"/>
+        </w:rPr>
+        <w:t xml:space="preserve">The worked result establishes every future case: The </w:t>
+      </w:r>
+      <w:r>
+        <w:rPr>
+          <w:b/>
+        </w:rPr>
+        <w:t>next question</w:t>
+      </w:r>
+      <w:r>
+        <w:rPr>
+          <w:b w:val="0"/>
+        </w:rPr>
+        <w:t xml:space="preserve"> follows </w:t>
+      </w:r>
+      <w:r>
+        <w:rPr>
+          <w:b/>
+        </w:rPr>
+        <w:t>evidence</w:t>
+      </w:r>
+      <w:r>
+        <w:rPr>
+          <w:b w:val="0"/>
+        </w:rPr>
+        <w:t xml:space="preserve"> gaps; it must not be presented as an answer already obtained.</w:t>
+      </w:r>
+    </w:p>
+    <w:p>
+      <w:pPr>
+        <w:spacing w:line="336" w:lineRule="auto" w:after="180"/>
+      </w:pPr>
+      <w:r>
+        <w:rPr>
+          <w:b w:val="0"/>
+        </w:rPr>
+        <w:t xml:space="preserve">A missing </w:t>
+      </w:r>
+      <w:r>
+        <w:rPr>
+          <w:b/>
+        </w:rPr>
+        <w:t>input</w:t>
+      </w:r>
+      <w:r>
+        <w:rPr>
+          <w:b w:val="0"/>
+        </w:rPr>
+        <w:t xml:space="preserve"> may be replaced without recording the change: A replacement changes the </w:t>
+      </w:r>
+      <w:r>
+        <w:rPr>
+          <w:b/>
+        </w:rPr>
+        <w:t>evidence</w:t>
+      </w:r>
+      <w:r>
+        <w:rPr>
+          <w:b w:val="0"/>
+        </w:rPr>
+        <w:t xml:space="preserve"> or contract. Record the change and its justification; do not silently turn unknown into a measured value.</w:t>
+      </w:r>
+    </w:p>
+    <w:p>
+      <w:pPr>
+        <w:spacing w:line="336" w:lineRule="auto" w:after="180"/>
+      </w:pPr>
+      <w:r>
+        <w:rPr>
+          <w:b w:val="0"/>
+        </w:rPr>
+        <w:t xml:space="preserve">Repeating an assessed case is new independent </w:t>
+      </w:r>
+      <w:r>
+        <w:rPr>
+          <w:b/>
+        </w:rPr>
+        <w:t>evidence</w:t>
+      </w:r>
+      <w:r>
+        <w:rPr>
+          <w:b w:val="0"/>
+        </w:rPr>
+        <w:t>: A replay checks consistency. An example used for feedback or revision cannot later be described as untouched final evaluation.</w:t>
+      </w:r>
+    </w:p>
+    <w:p>
+      <w:pPr>
+        <w:spacing w:line="336" w:lineRule="auto" w:after="180"/>
+      </w:pPr>
+      <w:r>
+        <w:rPr>
+          <w:b w:val="0"/>
+        </w:rPr>
+        <w:t xml:space="preserve">Use Section 9 for the </w:t>
+      </w:r>
+      <w:r>
+        <w:rPr>
+          <w:b/>
+        </w:rPr>
+        <w:t>evidence</w:t>
+      </w:r>
+      <w:r>
+        <w:rPr>
+          <w:b w:val="0"/>
+        </w:rPr>
+        <w:t xml:space="preserve"> ledger. Add a boundary or missing-</w:t>
+      </w:r>
+      <w:r>
+        <w:rPr>
+          <w:b/>
+        </w:rPr>
+        <w:t>input</w:t>
+      </w:r>
+      <w:r>
+        <w:rPr>
+          <w:b w:val="0"/>
+        </w:rPr>
+        <w:t xml:space="preserve"> case and record the expected response before checking. More successful repeats of one case do not establish wider coverage.</w:t>
       </w:r>
     </w:p>
     <w:p>
@@ -1480,29 +2851,38 @@
       </w:tr>
     </w:tbl>
     <w:p>
-      <w:r>
-        <w:t>Offer an oral explanation, drawing, enlarged visual or fewer examples when that removes a reading/writing barrier. Keep the same reasoning goal. Stretch secure learners by changing a boundary or assumption and asking them to defend the effect, not simply by assigning more of the same questions.</w:t>
+      <w:pPr>
+        <w:spacing w:line="336" w:lineRule="auto" w:after="180"/>
+      </w:pPr>
+      <w:r>
+        <w:rPr>
+          <w:b w:val="0"/>
+        </w:rPr>
+        <w:t>Offer an oral explanation, drawing, enlarged visual or fewer examples when that removes a reading/writing barrier. Keep the same reasoning goal.</w:t>
       </w:r>
     </w:p>
     <w:p>
       <w:pPr>
-        <w:pStyle w:val="Heading1"/>
-      </w:pPr>
-      <w:r>
-        <w:t>05. Assess and explain the answers</w:t>
+        <w:spacing w:line="336" w:lineRule="auto" w:after="180"/>
+      </w:pPr>
+      <w:r>
+        <w:rPr>
+          <w:b w:val="0"/>
+        </w:rPr>
+        <w:t>Stretch secure learners by changing a boundary or assumption and asking them to defend the effect, not simply by assigning more of the same questions.</w:t>
       </w:r>
     </w:p>
     <w:p>
       <w:pPr>
-        <w:pStyle w:val="Heading3"/>
-      </w:pPr>
-      <w:r>
-        <w:t>Guided and exit questions</w:t>
+        <w:pStyle w:val="Heading1"/>
+      </w:pPr>
+      <w:r>
+        <w:t>05. Assess and explain the answers</w:t>
       </w:r>
     </w:p>
     <w:p>
       <w:r>
-        <w:t>Guided: 75% versus68.75%, gain6.25 points in16 cases; replay supports computational consistency. Broader usefulness and generalisation remain untested. Qualification: The next question follows evidence gaps; it must not be presented as an answer already obtained. Exit: accept a concrete variation with its predicted outcome and a stated condition that would challenge the mechanism; reject a claim resting on unmeasured evidence.</w:t>
+        <w:t>Use the Research defense and next questions questions, teacher keys and criteria after the relevant attempts. Previously discussed cases are practice; protect the separately selected independent task.</w:t>
       </w:r>
     </w:p>
     <w:p>
@@ -1510,89 +2890,280 @@
         <w:pStyle w:val="Heading3"/>
       </w:pPr>
       <w:r>
-        <w:t>W1 Explain the mechanism</w:t>
+        <w:t>Guided and exit questions</w:t>
       </w:r>
     </w:p>
     <w:p>
-      <w:r>
-        <w:t>Explain the weekly mechanism in your own words. Use the worked scenario to name its input, decision rule and output.</w:t>
+      <w:pPr>
+        <w:spacing w:line="336" w:lineRule="auto" w:after="180"/>
+      </w:pPr>
+      <w:r>
+        <w:rPr>
+          <w:b w:val="0"/>
+        </w:rPr>
+        <w:t>Guided: 75% versus68.75%, gain6.25 points in16 cases; replay supports computational consistency. Broader usefulness and generalisation remain untested.</w:t>
       </w:r>
     </w:p>
     <w:p>
-      <w:r>
-        <w:t>Teacher explanation: A research defense distinguishes what was learned, what failed and which next question is justified. A complete investigation can end with a limited or negative finding. Present the frozen question, credible baseline, unit design, primary analysis, uncertainty assumptions, failures and reproduction record. Propose next work that resolves a named gap with new evidence.</w:t>
+      <w:pPr>
+        <w:spacing w:line="336" w:lineRule="auto" w:after="180"/>
+      </w:pPr>
+      <w:r>
+        <w:rPr>
+          <w:b w:val="0"/>
+        </w:rPr>
+        <w:t xml:space="preserve">Qualification: The </w:t>
+      </w:r>
+      <w:r>
+        <w:rPr>
+          <w:b/>
+        </w:rPr>
+        <w:t>next question</w:t>
+      </w:r>
+      <w:r>
+        <w:rPr>
+          <w:b w:val="0"/>
+        </w:rPr>
+        <w:t xml:space="preserve"> follows </w:t>
+      </w:r>
+      <w:r>
+        <w:rPr>
+          <w:b/>
+        </w:rPr>
+        <w:t>evidence</w:t>
+      </w:r>
+      <w:r>
+        <w:rPr>
+          <w:b w:val="0"/>
+        </w:rPr>
+        <w:t xml:space="preserve"> gaps; it must not be presented as an answer already obtained.</w:t>
       </w:r>
     </w:p>
     <w:p>
       <w:pPr>
-        <w:pStyle w:val="Heading3"/>
-      </w:pPr>
-      <w:r>
-        <w:t>W2 Trace the worked case</w:t>
+        <w:spacing w:line="336" w:lineRule="auto" w:after="180"/>
+      </w:pPr>
+      <w:r>
+        <w:rPr>
+          <w:b w:val="0"/>
+        </w:rPr>
+        <w:t xml:space="preserve">Exit: accept a concrete variation with its predicted outcome and a stated condition that would challenge the </w:t>
+      </w:r>
+      <w:r>
+        <w:rPr>
+          <w:b/>
+        </w:rPr>
+        <w:t>mechanism</w:t>
+      </w:r>
+      <w:r>
+        <w:rPr>
+          <w:b w:val="0"/>
+        </w:rPr>
+        <w:t xml:space="preserve">; reject a claim resting on unmeasured </w:t>
+      </w:r>
+      <w:r>
+        <w:rPr>
+          <w:b/>
+        </w:rPr>
+        <w:t>evidence</w:t>
+      </w:r>
+      <w:r>
+        <w:rPr>
+          <w:b w:val="0"/>
+        </w:rPr>
+        <w:t>.</w:t>
       </w:r>
     </w:p>
     <w:p>
-      <w:r>
-        <w:t>Study shows candidate12/16 versus baseline11/16; replay matches; no fresh population sample or user study. Show the intermediate steps and give the conclusion with its scope.</w:t>
+      <w:pPr>
+        <w:pStyle w:val="Heading3"/>
+      </w:pPr>
+      <w:r>
+        <w:t>W1 Explain the mechanism</w:t>
       </w:r>
     </w:p>
     <w:p>
-      <w:r>
-        <w:t>Teacher explanation: 75% versus68.75%, gain6.25 points in16 cases; replay supports computational consistency. Broader usefulness and generalisation remain untested.</w:t>
+      <w:pPr>
+        <w:pStyle w:val="Heading3"/>
+      </w:pPr>
+      <w:r>
+        <w:t>Workbook question · W1</w:t>
       </w:r>
     </w:p>
     <w:p>
       <w:pPr>
-        <w:pStyle w:val="Heading3"/>
-      </w:pPr>
-      <w:r>
-        <w:t>W3 Audit the limit</w:t>
+        <w:spacing w:line="336" w:lineRule="auto" w:after="180"/>
+        <w:shd w:fill="F5F1FB"/>
+      </w:pPr>
+      <w:r>
+        <w:rPr>
+          <w:b w:val="0"/>
+        </w:rPr>
+        <w:t xml:space="preserve">Explain the weekly </w:t>
+      </w:r>
+      <w:r>
+        <w:rPr>
+          <w:b/>
+        </w:rPr>
+        <w:t>mechanism</w:t>
+      </w:r>
+      <w:r>
+        <w:rPr>
+          <w:b w:val="0"/>
+        </w:rPr>
+        <w:t xml:space="preserve"> in your own words. Use the worked scenario to name its </w:t>
+      </w:r>
+      <w:r>
+        <w:rPr>
+          <w:b/>
+        </w:rPr>
+        <w:t>input</w:t>
+      </w:r>
+      <w:r>
+        <w:rPr>
+          <w:b w:val="0"/>
+        </w:rPr>
+        <w:t xml:space="preserve">, decision rule and </w:t>
+      </w:r>
+      <w:r>
+        <w:rPr>
+          <w:b/>
+        </w:rPr>
+        <w:t>output</w:t>
+      </w:r>
+      <w:r>
+        <w:rPr>
+          <w:b w:val="0"/>
+        </w:rPr>
+        <w:t>.</w:t>
       </w:r>
     </w:p>
     <w:p>
-      <w:r>
-        <w:t>A report omits this qualification: The next question follows evidence gaps; it must not be presented as an answer already obtained. Explain how omitting it could change a reader's interpretation, and write an accurate replacement.</w:t>
+      <w:pPr>
+        <w:pStyle w:val="Heading3"/>
+      </w:pPr>
+      <w:r>
+        <w:t>Teacher reasoning · W1</w:t>
       </w:r>
     </w:p>
     <w:p>
-      <w:r>
-        <w:t>Teacher explanation: The next question follows evidence gaps; it must not be presented as an answer already obtained. State the observed result separately from the unverified or out-of-scope claim; preserve the original evidence rather than inventing a missing fact.</w:t>
+      <w:pPr>
+        <w:spacing w:line="336" w:lineRule="auto" w:after="180"/>
+        <w:shd w:fill="F1F6FC"/>
+      </w:pPr>
+      <w:r>
+        <w:rPr>
+          <w:b w:val="0"/>
+        </w:rPr>
+        <w:t xml:space="preserve">Teacher explanation: A </w:t>
+      </w:r>
+      <w:r>
+        <w:rPr>
+          <w:b/>
+        </w:rPr>
+        <w:t>research defense</w:t>
+      </w:r>
+      <w:r>
+        <w:rPr>
+          <w:b w:val="0"/>
+        </w:rPr>
+        <w:t xml:space="preserve"> distinguishes what was learned, what failed and which </w:t>
+      </w:r>
+      <w:r>
+        <w:rPr>
+          <w:b/>
+        </w:rPr>
+        <w:t>next question</w:t>
+      </w:r>
+      <w:r>
+        <w:rPr>
+          <w:b w:val="0"/>
+        </w:rPr>
+        <w:t xml:space="preserve"> is justified. A complete investigation can end with a limited or </w:t>
+      </w:r>
+      <w:r>
+        <w:rPr>
+          <w:b/>
+        </w:rPr>
+        <w:t>negative finding</w:t>
+      </w:r>
+      <w:r>
+        <w:rPr>
+          <w:b w:val="0"/>
+        </w:rPr>
+        <w:t>.</w:t>
       </w:r>
     </w:p>
     <w:p>
       <w:pPr>
-        <w:pStyle w:val="Heading3"/>
-      </w:pPr>
-      <w:r>
-        <w:t>W4 Apply a new case independently</w:t>
+        <w:spacing w:line="336" w:lineRule="auto" w:after="180"/>
+        <w:shd w:fill="F1F6FC"/>
+      </w:pPr>
+      <w:r>
+        <w:rPr>
+          <w:b w:val="0"/>
+        </w:rPr>
+        <w:t xml:space="preserve">Present the frozen question, credible baseline, unit design, primary analysis, uncertainty assumptions, failures and reproduction record. Propose next work that resolves a named gap with new </w:t>
+      </w:r>
+      <w:r>
+        <w:rPr>
+          <w:b/>
+        </w:rPr>
+        <w:t>evidence</w:t>
+      </w:r>
+      <w:r>
+        <w:rPr>
+          <w:b w:val="0"/>
+        </w:rPr>
+        <w:t>.</w:t>
       </w:r>
     </w:p>
     <w:p>
-      <w:r>
-        <w:t>Project candidate9/12, baseline10/12; reproduction matches. State result and a useful next question.</w:t>
+      <w:pPr>
+        <w:pStyle w:val="Heading3"/>
+      </w:pPr>
+      <w:r>
+        <w:t>W2 Trace the worked case</w:t>
       </w:r>
     </w:p>
     <w:p>
-      <w:r>
-        <w:t>Teacher explanation: 75% versus83.333%, candidate lower8.333 points. Investigate recorded failure conditions with a revised prespecified method and fresh reserved cases; do not erase the negative result.</w:t>
+      <w:pPr>
+        <w:pStyle w:val="Heading3"/>
+      </w:pPr>
+      <w:r>
+        <w:t>Workbook question · W2</w:t>
       </w:r>
     </w:p>
     <w:p>
       <w:pPr>
-        <w:pStyle w:val="Heading3"/>
-      </w:pPr>
-      <w:r>
-        <w:t>W5 Design a revealing follow-up</w:t>
+        <w:spacing w:line="336" w:lineRule="auto" w:after="180"/>
+        <w:shd w:fill="F5F1FB"/>
+      </w:pPr>
+      <w:r>
+        <w:rPr>
+          <w:b w:val="0"/>
+        </w:rPr>
+        <w:t>Study shows candidate12/16 versus baseline11/16; replay matches; no fresh population sample or user study. Show the intermediate steps and give the conclusion with its scope.</w:t>
       </w:r>
     </w:p>
     <w:p>
-      <w:r>
-        <w:t>For the worked scenario, propose one additional case that could reveal a failure, describe its expected outcome before running it, and explain what would need to remain fixed for a fair comparison. Do not reuse W4 as a new final test after receiving feedback.</w:t>
+      <w:pPr>
+        <w:pStyle w:val="Heading3"/>
+      </w:pPr>
+      <w:r>
+        <w:t>Teacher reasoning · W2</w:t>
       </w:r>
     </w:p>
     <w:p>
-      <w:r>
-        <w:t>Teacher explanation: Accept a concrete variant of the worked input or a missing/conflicting/boundary condition, with an expectation derived from the declared procedure. Require preserved settings, original outputs and data roles. The next question follows evidence gaps; it must not be presented as an answer already obtained. The new case should test this particular mechanism rather than merely restate the original result.</w:t>
+      <w:pPr>
+        <w:spacing w:line="336" w:lineRule="auto" w:after="180"/>
+        <w:shd w:fill="F1F6FC"/>
+      </w:pPr>
+      <w:r>
+        <w:rPr>
+          <w:b w:val="0"/>
+        </w:rPr>
+        <w:t>Teacher explanation: 75% versus68.75%, gain6.25 points in16 cases; replay supports computational consistency. Broader usefulness and generalisation remain untested.</w:t>
       </w:r>
     </w:p>
     <w:p>
@@ -1600,25 +3171,63 @@
         <w:pStyle w:val="Heading3"/>
       </w:pPr>
       <w:r>
-        <w:t>Independent assessment and fresh retry</w:t>
+        <w:t>W3 Audit the limit</w:t>
       </w:r>
     </w:p>
     <w:p>
-      <w:r>
-        <w:t>W4: 75% versus83.333%, candidate lower8.333 points. Investigate recorded failure conditions with a revised prespecified method and fresh reserved cases; do not erase the negative result. Require intermediate reasoning and the stated scope. Fresh retry: Both procedures8/10 and successful replay. Expected reasoning: Both80% in this sample; strict improvement not observed. Equivalence is not established without its own design. If students need support, record it and reassess with another new case rather than awarding independence to a copied answer.</w:t>
+      <w:pPr>
+        <w:pStyle w:val="Heading3"/>
+      </w:pPr>
+      <w:r>
+        <w:t>Workbook question · W3</w:t>
       </w:r>
     </w:p>
     <w:p>
       <w:pPr>
-        <w:pStyle w:val="Heading3"/>
-      </w:pPr>
-      <w:r>
-        <w:t>Assess independent transfer</w:t>
+        <w:spacing w:line="336" w:lineRule="auto" w:after="180"/>
+        <w:shd w:fill="F5F1FB"/>
+      </w:pPr>
+      <w:r>
+        <w:rPr>
+          <w:b w:val="0"/>
+        </w:rPr>
+        <w:t xml:space="preserve">A report omits this qualification: The </w:t>
+      </w:r>
+      <w:r>
+        <w:rPr>
+          <w:b/>
+        </w:rPr>
+        <w:t>next question</w:t>
+      </w:r>
+      <w:r>
+        <w:rPr>
+          <w:b w:val="0"/>
+        </w:rPr>
+        <w:t xml:space="preserve"> follows </w:t>
+      </w:r>
+      <w:r>
+        <w:rPr>
+          <w:b/>
+        </w:rPr>
+        <w:t>evidence</w:t>
+      </w:r>
+      <w:r>
+        <w:rPr>
+          <w:b w:val="0"/>
+        </w:rPr>
+        <w:t xml:space="preserve"> gaps; it must not be presented as an answer already obtained.</w:t>
       </w:r>
     </w:p>
     <w:p>
-      <w:r>
-        <w:t>Selected case: Project candidate9/12, baseline10/12; reproduction matches. State result and a useful next question.</w:t>
+      <w:pPr>
+        <w:spacing w:line="336" w:lineRule="auto" w:after="180"/>
+        <w:shd w:fill="F5F1FB"/>
+      </w:pPr>
+      <w:r>
+        <w:rPr>
+          <w:b w:val="0"/>
+        </w:rPr>
+        <w:t>Explain how omitting it could change a reader's interpretation, and write an accurate replacement.</w:t>
       </w:r>
     </w:p>
     <w:p>
@@ -1626,11 +3235,402 @@
         <w:pStyle w:val="Heading3"/>
       </w:pPr>
       <w:r>
-        <w:t>Selected case answer</w:t>
+        <w:t>Teacher reasoning · W3</w:t>
       </w:r>
     </w:p>
     <w:p>
-      <w:r>
+      <w:pPr>
+        <w:spacing w:line="336" w:lineRule="auto" w:after="180"/>
+        <w:shd w:fill="F1F6FC"/>
+      </w:pPr>
+      <w:r>
+        <w:rPr>
+          <w:b w:val="0"/>
+        </w:rPr>
+        <w:t xml:space="preserve">Teacher explanation: The </w:t>
+      </w:r>
+      <w:r>
+        <w:rPr>
+          <w:b/>
+        </w:rPr>
+        <w:t>next question</w:t>
+      </w:r>
+      <w:r>
+        <w:rPr>
+          <w:b w:val="0"/>
+        </w:rPr>
+        <w:t xml:space="preserve"> follows </w:t>
+      </w:r>
+      <w:r>
+        <w:rPr>
+          <w:b/>
+        </w:rPr>
+        <w:t>evidence</w:t>
+      </w:r>
+      <w:r>
+        <w:rPr>
+          <w:b w:val="0"/>
+        </w:rPr>
+        <w:t xml:space="preserve"> gaps; it must not be presented as an answer already obtained.</w:t>
+      </w:r>
+    </w:p>
+    <w:p>
+      <w:pPr>
+        <w:spacing w:line="336" w:lineRule="auto" w:after="180"/>
+        <w:shd w:fill="F1F6FC"/>
+      </w:pPr>
+      <w:r>
+        <w:rPr>
+          <w:b w:val="0"/>
+        </w:rPr>
+        <w:t xml:space="preserve">State the observed result separately from the unverified or out-of-scope claim; preserve the original </w:t>
+      </w:r>
+      <w:r>
+        <w:rPr>
+          <w:b/>
+        </w:rPr>
+        <w:t>evidence</w:t>
+      </w:r>
+      <w:r>
+        <w:rPr>
+          <w:b w:val="0"/>
+        </w:rPr>
+        <w:t xml:space="preserve"> rather than inventing a missing fact.</w:t>
+      </w:r>
+    </w:p>
+    <w:p>
+      <w:pPr>
+        <w:pStyle w:val="Heading3"/>
+      </w:pPr>
+      <w:r>
+        <w:t>W4 Apply a new case independently</w:t>
+      </w:r>
+    </w:p>
+    <w:p>
+      <w:pPr>
+        <w:pStyle w:val="Heading3"/>
+      </w:pPr>
+      <w:r>
+        <w:t>Workbook question · W4</w:t>
+      </w:r>
+    </w:p>
+    <w:p>
+      <w:pPr>
+        <w:spacing w:line="336" w:lineRule="auto" w:after="180"/>
+        <w:shd w:fill="F5F1FB"/>
+      </w:pPr>
+      <w:r>
+        <w:rPr>
+          <w:b w:val="0"/>
+        </w:rPr>
+        <w:t xml:space="preserve">Project candidate9/12, baseline10/12; reproduction matches. State result and a useful </w:t>
+      </w:r>
+      <w:r>
+        <w:rPr>
+          <w:b/>
+        </w:rPr>
+        <w:t>next question</w:t>
+      </w:r>
+      <w:r>
+        <w:rPr>
+          <w:b w:val="0"/>
+        </w:rPr>
+        <w:t>.</w:t>
+      </w:r>
+    </w:p>
+    <w:p>
+      <w:pPr>
+        <w:pStyle w:val="Heading3"/>
+      </w:pPr>
+      <w:r>
+        <w:t>Teacher reasoning · W4</w:t>
+      </w:r>
+    </w:p>
+    <w:p>
+      <w:pPr>
+        <w:spacing w:line="336" w:lineRule="auto" w:after="180"/>
+        <w:shd w:fill="F1F6FC"/>
+      </w:pPr>
+      <w:r>
+        <w:rPr>
+          <w:b w:val="0"/>
+        </w:rPr>
+        <w:t>Teacher explanation: 75% versus83.333%, candidate lower8.333 points. Investigate recorded failure conditions with a revised prespecified method and fresh reserved cases; do not erase the negative result.</w:t>
+      </w:r>
+    </w:p>
+    <w:p>
+      <w:pPr>
+        <w:pStyle w:val="Heading3"/>
+      </w:pPr>
+      <w:r>
+        <w:t>W5 Design a revealing follow-up</w:t>
+      </w:r>
+    </w:p>
+    <w:p>
+      <w:pPr>
+        <w:pStyle w:val="Heading3"/>
+      </w:pPr>
+      <w:r>
+        <w:t>Workbook question · W5</w:t>
+      </w:r>
+    </w:p>
+    <w:p>
+      <w:pPr>
+        <w:spacing w:line="336" w:lineRule="auto" w:after="180"/>
+        <w:shd w:fill="F5F1FB"/>
+      </w:pPr>
+      <w:r>
+        <w:rPr>
+          <w:b w:val="0"/>
+        </w:rPr>
+        <w:t>For the worked scenario, propose one additional case that could reveal a failure, describe its expected outcome before running it, and explain what would need to remain fixed for a fair comparison.</w:t>
+      </w:r>
+    </w:p>
+    <w:p>
+      <w:pPr>
+        <w:spacing w:line="336" w:lineRule="auto" w:after="180"/>
+        <w:shd w:fill="F5F1FB"/>
+      </w:pPr>
+      <w:r>
+        <w:rPr>
+          <w:b w:val="0"/>
+        </w:rPr>
+        <w:t>Do not reuse W4 as a new final test after receiving feedback.</w:t>
+      </w:r>
+    </w:p>
+    <w:p>
+      <w:pPr>
+        <w:pStyle w:val="Heading3"/>
+      </w:pPr>
+      <w:r>
+        <w:t>Teacher reasoning · W5</w:t>
+      </w:r>
+    </w:p>
+    <w:p>
+      <w:pPr>
+        <w:spacing w:line="336" w:lineRule="auto" w:after="180"/>
+        <w:shd w:fill="F1F6FC"/>
+      </w:pPr>
+      <w:r>
+        <w:rPr>
+          <w:b w:val="0"/>
+        </w:rPr>
+        <w:t xml:space="preserve">Teacher explanation: Accept a concrete variant of the worked </w:t>
+      </w:r>
+      <w:r>
+        <w:rPr>
+          <w:b/>
+        </w:rPr>
+        <w:t>input</w:t>
+      </w:r>
+      <w:r>
+        <w:rPr>
+          <w:b w:val="0"/>
+        </w:rPr>
+        <w:t xml:space="preserve"> or a missing/conflicting/boundary condition, with an expectation derived from the declared procedure.</w:t>
+      </w:r>
+    </w:p>
+    <w:p>
+      <w:pPr>
+        <w:spacing w:line="336" w:lineRule="auto" w:after="180"/>
+        <w:shd w:fill="F1F6FC"/>
+      </w:pPr>
+      <w:r>
+        <w:rPr>
+          <w:b w:val="0"/>
+        </w:rPr>
+        <w:t xml:space="preserve">Require preserved settings, original </w:t>
+      </w:r>
+      <w:r>
+        <w:rPr>
+          <w:b/>
+        </w:rPr>
+        <w:t>output</w:t>
+      </w:r>
+      <w:r>
+        <w:rPr>
+          <w:b w:val="0"/>
+        </w:rPr>
+        <w:t xml:space="preserve">s and data roles. The </w:t>
+      </w:r>
+      <w:r>
+        <w:rPr>
+          <w:b/>
+        </w:rPr>
+        <w:t>next question</w:t>
+      </w:r>
+      <w:r>
+        <w:rPr>
+          <w:b w:val="0"/>
+        </w:rPr>
+        <w:t xml:space="preserve"> follows </w:t>
+      </w:r>
+      <w:r>
+        <w:rPr>
+          <w:b/>
+        </w:rPr>
+        <w:t>evidence</w:t>
+      </w:r>
+      <w:r>
+        <w:rPr>
+          <w:b w:val="0"/>
+        </w:rPr>
+        <w:t xml:space="preserve"> gaps; it must not be presented as an answer already obtained.</w:t>
+      </w:r>
+    </w:p>
+    <w:p>
+      <w:pPr>
+        <w:spacing w:line="336" w:lineRule="auto" w:after="180"/>
+        <w:shd w:fill="F1F6FC"/>
+      </w:pPr>
+      <w:r>
+        <w:rPr>
+          <w:b w:val="0"/>
+        </w:rPr>
+        <w:t xml:space="preserve">The new case should test this particular </w:t>
+      </w:r>
+      <w:r>
+        <w:rPr>
+          <w:b/>
+        </w:rPr>
+        <w:t>mechanism</w:t>
+      </w:r>
+      <w:r>
+        <w:rPr>
+          <w:b w:val="0"/>
+        </w:rPr>
+        <w:t xml:space="preserve"> rather than merely restate the original result.</w:t>
+      </w:r>
+    </w:p>
+    <w:p>
+      <w:pPr>
+        <w:pStyle w:val="Heading3"/>
+      </w:pPr>
+      <w:r>
+        <w:t>Independent assessment and fresh retry</w:t>
+      </w:r>
+    </w:p>
+    <w:p>
+      <w:pPr>
+        <w:pStyle w:val="Heading3"/>
+      </w:pPr>
+      <w:r>
+        <w:t>Teacher key · Independent assessment and fresh retry</w:t>
+      </w:r>
+    </w:p>
+    <w:p>
+      <w:pPr>
+        <w:spacing w:line="336" w:lineRule="auto" w:after="180"/>
+        <w:shd w:fill="F1F6FC"/>
+      </w:pPr>
+      <w:r>
+        <w:rPr>
+          <w:b w:val="0"/>
+        </w:rPr>
+        <w:t>W4: 75% versus83.333%, candidate lower8.333 points. Investigate recorded failure conditions with a revised prespecified method and fresh reserved cases; do not erase the negative result.</w:t>
+      </w:r>
+    </w:p>
+    <w:p>
+      <w:pPr>
+        <w:spacing w:line="336" w:lineRule="auto" w:after="180"/>
+        <w:shd w:fill="F1F6FC"/>
+      </w:pPr>
+      <w:r>
+        <w:rPr>
+          <w:b w:val="0"/>
+        </w:rPr>
+        <w:t>Require intermediate reasoning and the stated scope. Fresh retry: Both procedures8/10 and successful replay. Expected reasoning: Both</w:t>
+      </w:r>
+      <w:r>
+        <w:rPr>
+          <w:b/>
+        </w:rPr>
+        <w:t>80%</w:t>
+      </w:r>
+      <w:r>
+        <w:rPr>
+          <w:b w:val="0"/>
+        </w:rPr>
+        <w:t xml:space="preserve"> in this sample; strict improvement not observed.</w:t>
+      </w:r>
+    </w:p>
+    <w:p>
+      <w:pPr>
+        <w:spacing w:line="336" w:lineRule="auto" w:after="180"/>
+        <w:shd w:fill="F1F6FC"/>
+      </w:pPr>
+      <w:r>
+        <w:rPr>
+          <w:b w:val="0"/>
+        </w:rPr>
+        <w:t>Equivalence is not established without its own design. If students need support, record it and reassess with another new case rather than awarding independence to a copied answer.</w:t>
+      </w:r>
+    </w:p>
+    <w:p>
+      <w:pPr>
+        <w:pStyle w:val="Heading3"/>
+      </w:pPr>
+      <w:r>
+        <w:t>Assess independent transfer</w:t>
+      </w:r>
+    </w:p>
+    <w:p>
+      <w:pPr>
+        <w:pStyle w:val="Heading3"/>
+      </w:pPr>
+      <w:r>
+        <w:t>Independent question · withhold the key</w:t>
+      </w:r>
+    </w:p>
+    <w:p>
+      <w:pPr>
+        <w:spacing w:line="336" w:lineRule="auto" w:after="180"/>
+        <w:shd w:fill="F5F1FB"/>
+      </w:pPr>
+      <w:r>
+        <w:rPr>
+          <w:b w:val="0"/>
+        </w:rPr>
+        <w:t xml:space="preserve">Selected case: Project candidate9/12, baseline10/12; reproduction matches. State result and a useful </w:t>
+      </w:r>
+      <w:r>
+        <w:rPr>
+          <w:b/>
+        </w:rPr>
+        <w:t>next question</w:t>
+      </w:r>
+      <w:r>
+        <w:rPr>
+          <w:b w:val="0"/>
+        </w:rPr>
+        <w:t>.</w:t>
+      </w:r>
+    </w:p>
+    <w:p>
+      <w:pPr>
+        <w:pStyle w:val="Heading3"/>
+      </w:pPr>
+      <w:r>
+        <w:t>Selected case answer</w:t>
+      </w:r>
+    </w:p>
+    <w:p>
+      <w:pPr>
+        <w:pStyle w:val="Heading3"/>
+      </w:pPr>
+      <w:r>
+        <w:t>Teacher key · Selected case answer</w:t>
+      </w:r>
+    </w:p>
+    <w:p>
+      <w:pPr>
+        <w:spacing w:line="336" w:lineRule="auto" w:after="180"/>
+        <w:shd w:fill="F1F6FC"/>
+      </w:pPr>
+      <w:r>
+        <w:rPr>
+          <w:b w:val="0"/>
+        </w:rPr>
         <w:t>Teacher explanation: 75% versus83.333%, candidate lower8.333 points. Investigate recorded failure conditions with a revised prespecified method and fresh reserved cases; do not erase the negative result.</w:t>
       </w:r>
     </w:p>
@@ -1737,67 +3737,292 @@
       </w:tr>
     </w:tbl>
     <w:p>
-      <w:r>
-        <w:t>Record each dimension as not yet, with support, or independent. Accept a valid alternative procedure with a defensible trace. Do not penalise an honestly recorded model failure if the learner correctly explains its evidence and limits.</w:t>
+      <w:pPr>
+        <w:pStyle w:val="Heading3"/>
+      </w:pPr>
+      <w:r>
+        <w:t>Teacher key · Selected case answer</w:t>
       </w:r>
     </w:p>
     <w:p>
       <w:pPr>
-        <w:pStyle w:val="Heading3"/>
-      </w:pPr>
-      <w:r>
-        <w:t>Feedback that the learner uses</w:t>
+        <w:spacing w:line="336" w:lineRule="auto" w:after="180"/>
+        <w:shd w:fill="F1F6FC"/>
+      </w:pPr>
+      <w:r>
+        <w:rPr>
+          <w:b w:val="0"/>
+        </w:rPr>
+        <w:t>Record each dimension as not yet, with support, or independent. Accept a valid alternative procedure with a defensible trace.</w:t>
       </w:r>
     </w:p>
     <w:p>
-      <w:r>
-        <w:t>Name the earliest unsupported step and give one action to repair it. Have the learner make that repair now and explain why. Then assess the relevant skill on a fresh, fully specified case. Confirm it was not previously practised with feedback; solve and check the new case before assigning it. A follow-up design prompt is a starting brief, not automatically an equivalent test.</w:t>
+      <w:pPr>
+        <w:spacing w:line="336" w:lineRule="auto" w:after="180"/>
+        <w:shd w:fill="F1F6FC"/>
+      </w:pPr>
+      <w:r>
+        <w:rPr>
+          <w:b w:val="0"/>
+        </w:rPr>
+        <w:t xml:space="preserve">Do not penalise an honestly recorded model failure if the learner correctly explains its </w:t>
+      </w:r>
+      <w:r>
+        <w:rPr>
+          <w:b/>
+        </w:rPr>
+        <w:t>evidence</w:t>
+      </w:r>
+      <w:r>
+        <w:rPr>
+          <w:b w:val="0"/>
+        </w:rPr>
+        <w:t xml:space="preserve"> and limits.</w:t>
       </w:r>
     </w:p>
     <w:p>
       <w:pPr>
-        <w:pStyle w:val="Heading1"/>
-      </w:pPr>
-      <w:r>
-        <w:t>06. Connect the project, support and next lesson</w:t>
+        <w:pStyle w:val="Heading3"/>
+      </w:pPr>
+      <w:r>
+        <w:t>Feedback that the learner uses</w:t>
       </w:r>
     </w:p>
     <w:p>
-      <w:r>
-        <w:t>For Reproducible AI Research Study, use this week’s independent task as a rehearsal for the final evidence pack: Project candidate9/12, baseline10/12; reproduction matches. State result and a useful next question. Keep actual observations separate from expected results, preserve failures, compare a baseline and explain the limits.</w:t>
+      <w:pPr>
+        <w:spacing w:line="336" w:lineRule="auto" w:after="180"/>
+      </w:pPr>
+      <w:r>
+        <w:rPr>
+          <w:b w:val="0"/>
+        </w:rPr>
+        <w:t>Name the earliest unsupported step and give one action to repair it. Have the learner make that repair now and explain why. Then assess the relevant skill on a fresh, fully specified case.</w:t>
       </w:r>
     </w:p>
     <w:p>
-      <w:r>
-        <w:t>Provide an input/procedure/result/limit frame and a calculator when needed. Ask students to identify the first step before completing the whole trace. Extension: compare two concrete variants of this mechanism while holding unrelated conditions fixed; report both successful and unsuccessful outcomes.</w:t>
+      <w:pPr>
+        <w:spacing w:line="336" w:lineRule="auto" w:after="180"/>
+      </w:pPr>
+      <w:r>
+        <w:rPr>
+          <w:b w:val="0"/>
+        </w:rPr>
+        <w:t>Confirm it was not previously practised with feedback; solve and check the new case before assigning it. A follow-up design prompt is a starting brief, not automatically an equivalent test.</w:t>
       </w:r>
     </w:p>
     <w:p>
-      <w:r>
-        <w:t>Next connection: Investigate a bounded question with justified baselines, controlled experiments, uncertainty and reproducible evidence, then defend the findings and their limitations.. Preserve the current case record and retrieve its evidence boundary before moving on.</w:t>
+      <w:pPr>
+        <w:pStyle w:val="Heading1"/>
+      </w:pPr>
+      <w:r>
+        <w:t>06. Connect the project, support and next lesson</w:t>
       </w:r>
     </w:p>
     <w:p>
       <w:r>
-        <w:t>Retain the project ledger and assess a changed case after support. Check the relevant prerequisite before carrying this component forward.</w:t>
+        <w:t>Connect Research defense and next questions to Reproducible AI Research Study, adapt support and plan a later changed-case check.</w:t>
       </w:r>
     </w:p>
     <w:p>
       <w:pPr>
-        <w:pStyle w:val="Heading3"/>
-      </w:pPr>
-      <w:r>
-        <w:t>Plan the delayed return</w:t>
+        <w:spacing w:line="336" w:lineRule="auto" w:after="180"/>
+      </w:pPr>
+      <w:r>
+        <w:rPr>
+          <w:b w:val="0"/>
+        </w:rPr>
+        <w:t xml:space="preserve">For Reproducible AI Research Study, use this week’s independent task as a rehearsal for the final </w:t>
+      </w:r>
+      <w:r>
+        <w:rPr>
+          <w:b/>
+        </w:rPr>
+        <w:t>evidence</w:t>
+      </w:r>
+      <w:r>
+        <w:rPr>
+          <w:b w:val="0"/>
+        </w:rPr>
+        <w:t xml:space="preserve"> pack: Project candidate9/12, baseline10/12; reproduction matches. State result and a useful </w:t>
+      </w:r>
+      <w:r>
+        <w:rPr>
+          <w:b/>
+        </w:rPr>
+        <w:t>next question</w:t>
+      </w:r>
+      <w:r>
+        <w:rPr>
+          <w:b w:val="0"/>
+        </w:rPr>
+        <w:t>.</w:t>
       </w:r>
     </w:p>
     <w:p>
-      <w:r>
-        <w:t>Suggested return points in this level: plan a review after the level ends. Use actual classroom dates, adjusting for holidays and gaps. One, three and six teaching weeks are scheduling choices, not a claimed optimal spacing.</w:t>
+      <w:pPr>
+        <w:spacing w:line="336" w:lineRule="auto" w:after="180"/>
+      </w:pPr>
+      <w:r>
+        <w:rPr>
+          <w:b w:val="0"/>
+        </w:rPr>
+        <w:t xml:space="preserve">Keep actual </w:t>
+      </w:r>
+      <w:r>
+        <w:rPr>
+          <w:b/>
+        </w:rPr>
+        <w:t>observation</w:t>
+      </w:r>
+      <w:r>
+        <w:rPr>
+          <w:b w:val="0"/>
+        </w:rPr>
+        <w:t>s separate from expected results, preserve failures, compare a baseline and explain the limits.</w:t>
       </w:r>
     </w:p>
     <w:p>
-      <w:r>
-        <w:t>At a delayed check, ask for the idea from memory and a changed application. Compare with the earlier independent response and record support used. For a new level, revisit the previous capstone before checking the new prerequisites.</w:t>
+      <w:pPr>
+        <w:spacing w:line="336" w:lineRule="auto" w:after="180"/>
+      </w:pPr>
+      <w:r>
+        <w:rPr>
+          <w:b w:val="0"/>
+        </w:rPr>
+        <w:t xml:space="preserve">Provide an </w:t>
+      </w:r>
+      <w:r>
+        <w:rPr>
+          <w:b/>
+        </w:rPr>
+        <w:t>input</w:t>
+      </w:r>
+      <w:r>
+        <w:rPr>
+          <w:b w:val="0"/>
+        </w:rPr>
+        <w:t>/procedure/result/limit frame and a calculator when needed. Ask students to identify the first step before completing the whole trace.</w:t>
+      </w:r>
+    </w:p>
+    <w:p>
+      <w:pPr>
+        <w:spacing w:line="336" w:lineRule="auto" w:after="180"/>
+      </w:pPr>
+      <w:r>
+        <w:rPr>
+          <w:b w:val="0"/>
+        </w:rPr>
+        <w:t xml:space="preserve">Extension: compare two concrete variants of this </w:t>
+      </w:r>
+      <w:r>
+        <w:rPr>
+          <w:b/>
+        </w:rPr>
+        <w:t>mechanism</w:t>
+      </w:r>
+      <w:r>
+        <w:rPr>
+          <w:b w:val="0"/>
+        </w:rPr>
+        <w:t xml:space="preserve"> while holding unrelated conditions fixed; report both successful and unsuccessful outcomes.</w:t>
+      </w:r>
+    </w:p>
+    <w:p>
+      <w:pPr>
+        <w:spacing w:line="336" w:lineRule="auto" w:after="180"/>
+      </w:pPr>
+      <w:r>
+        <w:rPr>
+          <w:b w:val="0"/>
+        </w:rPr>
+        <w:t xml:space="preserve">Next connection: Investigate a bounded question with justified baselines, controlled experiments, uncertainty and reproducible </w:t>
+      </w:r>
+      <w:r>
+        <w:rPr>
+          <w:b/>
+        </w:rPr>
+        <w:t>evidence</w:t>
+      </w:r>
+      <w:r>
+        <w:rPr>
+          <w:b w:val="0"/>
+        </w:rPr>
+        <w:t>, then defend the findings and their limitations..</w:t>
+      </w:r>
+    </w:p>
+    <w:p>
+      <w:pPr>
+        <w:spacing w:line="336" w:lineRule="auto" w:after="180"/>
+      </w:pPr>
+      <w:r>
+        <w:rPr>
+          <w:b w:val="0"/>
+        </w:rPr>
+        <w:t xml:space="preserve">Preserve the current case record and retrieve its </w:t>
+      </w:r>
+      <w:r>
+        <w:rPr>
+          <w:b/>
+        </w:rPr>
+        <w:t>evidence</w:t>
+      </w:r>
+      <w:r>
+        <w:rPr>
+          <w:b w:val="0"/>
+        </w:rPr>
+        <w:t xml:space="preserve"> boundary before moving on.</w:t>
+      </w:r>
+    </w:p>
+    <w:p>
+      <w:pPr>
+        <w:spacing w:line="336" w:lineRule="auto" w:after="180"/>
+      </w:pPr>
+      <w:r>
+        <w:rPr>
+          <w:b w:val="0"/>
+        </w:rPr>
+        <w:t>Retain the project ledger and assess a changed case after support. Check the relevant prerequisite before carrying this component forward.</w:t>
+      </w:r>
+    </w:p>
+    <w:p>
+      <w:pPr>
+        <w:pStyle w:val="Heading3"/>
+      </w:pPr>
+      <w:r>
+        <w:t>Plan the delayed return</w:t>
+      </w:r>
+    </w:p>
+    <w:p>
+      <w:pPr>
+        <w:spacing w:line="336" w:lineRule="auto" w:after="180"/>
+      </w:pPr>
+      <w:r>
+        <w:rPr>
+          <w:b w:val="0"/>
+        </w:rPr>
+        <w:t>Suggested return points in this level: plan a review after the level ends. Use actual classroom dates, adjusting for holidays and gaps. One, three and six teaching weeks are scheduling choices, not a claimed optimal spacing.</w:t>
+      </w:r>
+    </w:p>
+    <w:p>
+      <w:pPr>
+        <w:spacing w:line="336" w:lineRule="auto" w:after="180"/>
+      </w:pPr>
+      <w:r>
+        <w:rPr>
+          <w:b w:val="0"/>
+        </w:rPr>
+        <w:t>At a delayed check, ask for the idea from memory and a changed application. Compare with the earlier independent response and record support used.</w:t>
+      </w:r>
+    </w:p>
+    <w:p>
+      <w:pPr>
+        <w:spacing w:line="336" w:lineRule="auto" w:after="180"/>
+      </w:pPr>
+      <w:r>
+        <w:rPr>
+          <w:b w:val="0"/>
+        </w:rPr>
+        <w:t>For a new level, revisit the previous capstone before checking the new prerequisites.</w:t>
       </w:r>
     </w:p>
     <w:tbl>
@@ -1957,8 +4182,26 @@
       </w:tr>
     </w:tbl>
     <w:p>
-      <w:r>
-        <w:t>Use the evidence to choose reteaching or the next step. A completed page, confidence rating or attractive project does not by itself demonstrate understanding.</w:t>
+      <w:pPr>
+        <w:spacing w:line="336" w:lineRule="auto" w:after="180"/>
+      </w:pPr>
+      <w:r>
+        <w:rPr>
+          <w:b w:val="0"/>
+        </w:rPr>
+        <w:t xml:space="preserve">Use the </w:t>
+      </w:r>
+      <w:r>
+        <w:rPr>
+          <w:b/>
+        </w:rPr>
+        <w:t>evidence</w:t>
+      </w:r>
+      <w:r>
+        <w:rPr>
+          <w:b w:val="0"/>
+        </w:rPr>
+        <w:t xml:space="preserve"> to choose reteaching or the next step. A completed page, confidence rating or attractive project does not by itself demonstrate understanding.</w:t>
       </w:r>
     </w:p>
     <w:p>
@@ -1970,7 +4213,13 @@
       </w:r>
     </w:p>
     <w:p>
-      <w:r>
+      <w:pPr>
+        <w:spacing w:line="336" w:lineRule="auto" w:after="180"/>
+      </w:pPr>
+      <w:r>
+        <w:rPr>
+          <w:b w:val="0"/>
+        </w:rPr>
         <w:t>For the Reproducible AI Research Study, retain an annotated worked trace and the changed-case reasoning. Connect the claim to its records, units and assumptions so another investigator can challenge or reproduce it.</w:t>
       </w:r>
     </w:p>
@@ -1984,12 +4233,86 @@
     </w:p>
     <w:p>
       <w:r>
-        <w:t>Teaching target: Explain the mechanism and terminology of research defense and next questions</w:t>
+        <w:t>Use this preparation summary alongside the detailed Research defense and next questions lesson; it is a checklist rather than a replacement for the full sequence.</w:t>
       </w:r>
     </w:p>
     <w:p>
-      <w:r>
-        <w:t>Prepare the labelled worked-case picture, the matching workbook, fictional input cards and a place for individual responses. Check a local Python 3 environment before class; have a paper-trace version ready.</w:t>
+      <w:pPr>
+        <w:pStyle w:val="Heading3"/>
+      </w:pPr>
+      <w:r>
+        <w:t>Teaching target</w:t>
+      </w:r>
+    </w:p>
+    <w:p>
+      <w:pPr>
+        <w:spacing w:line="336" w:lineRule="auto" w:after="180"/>
+        <w:shd w:fill="EDF7F3"/>
+      </w:pPr>
+      <w:r>
+        <w:rPr>
+          <w:b w:val="0"/>
+        </w:rPr>
+        <w:t xml:space="preserve">Teaching target: Explain the </w:t>
+      </w:r>
+      <w:r>
+        <w:rPr>
+          <w:b/>
+        </w:rPr>
+        <w:t>mechanism</w:t>
+      </w:r>
+      <w:r>
+        <w:rPr>
+          <w:b w:val="0"/>
+        </w:rPr>
+        <w:t xml:space="preserve"> and terminology of </w:t>
+      </w:r>
+      <w:r>
+        <w:rPr>
+          <w:b/>
+        </w:rPr>
+        <w:t>research defense</w:t>
+      </w:r>
+      <w:r>
+        <w:rPr>
+          <w:b w:val="0"/>
+        </w:rPr>
+        <w:t xml:space="preserve"> and </w:t>
+      </w:r>
+      <w:r>
+        <w:rPr>
+          <w:b/>
+        </w:rPr>
+        <w:t>next question</w:t>
+      </w:r>
+      <w:r>
+        <w:rPr>
+          <w:b w:val="0"/>
+        </w:rPr>
+        <w:t>s</w:t>
+      </w:r>
+    </w:p>
+    <w:p>
+      <w:pPr>
+        <w:spacing w:line="336" w:lineRule="auto" w:after="180"/>
+      </w:pPr>
+      <w:r>
+        <w:rPr>
+          <w:b w:val="0"/>
+        </w:rPr>
+        <w:t xml:space="preserve">Prepare the labelled worked-case picture, the matching workbook, fictional </w:t>
+      </w:r>
+      <w:r>
+        <w:rPr>
+          <w:b/>
+        </w:rPr>
+        <w:t>input</w:t>
+      </w:r>
+      <w:r>
+        <w:rPr>
+          <w:b w:val="0"/>
+        </w:rPr>
+        <w:t xml:space="preserve"> cards and a place for individual responses. Check a local Python 3 environment before class; have a paper-trace version ready.</w:t>
       </w:r>
     </w:p>
     <w:tbl>
@@ -2136,37 +4459,219 @@
       </w:tr>
     </w:tbl>
     <w:p>
-      <w:r>
+      <w:pPr>
+        <w:spacing w:line="336" w:lineRule="auto" w:after="180"/>
+      </w:pPr>
+      <w:r>
+        <w:rPr>
+          <w:b w:val="0"/>
+        </w:rPr>
         <w:t>Before class, solve the supported practice: Study shows candidate12/16 versus baseline11/16; replay matches; no fresh population sample or user study. Show the intermediate steps and give the conclusion with its scope.</w:t>
       </w:r>
     </w:p>
     <w:p>
-      <w:r>
-        <w:t>Reasoned practice answer: Teacher explanation: 75% versus68.75%, gain6.25 points in16 cases; replay supports computational consistency. Broader usefulness and generalisation remain untested.</w:t>
+      <w:pPr>
+        <w:pStyle w:val="Heading3"/>
+      </w:pPr>
+      <w:r>
+        <w:t>Supported practice answer</w:t>
       </w:r>
     </w:p>
     <w:p>
-      <w:r>
-        <w:t>Check every learner before discussion: Use the worked case for Research defense and next questions. Proposed explanation: “The worked result establishes every future case”. Decide whether this explanation is supported. Point to the step or supplied fact that decides; explain your repair if needed.</w:t>
+      <w:pPr>
+        <w:spacing w:line="336" w:lineRule="auto" w:after="180"/>
+        <w:shd w:fill="F1F6FC"/>
+      </w:pPr>
+      <w:r>
+        <w:rPr>
+          <w:b w:val="0"/>
+        </w:rPr>
+        <w:t>Reasoned practice answer: Teacher explanation: 75% versus68.75%, gain6.25 points in16 cases; replay supports computational consistency. Broader usefulness and generalisation remain untested.</w:t>
       </w:r>
     </w:p>
     <w:p>
-      <w:r>
-        <w:t>Misconception repair: The next question follows evidence gaps; it must not be presented as an answer already obtained.</w:t>
+      <w:pPr>
+        <w:spacing w:line="336" w:lineRule="auto" w:after="180"/>
+      </w:pPr>
+      <w:r>
+        <w:rPr>
+          <w:b w:val="0"/>
+        </w:rPr>
+        <w:t xml:space="preserve">Check every learner before discussion: Use the worked case for </w:t>
+      </w:r>
+      <w:r>
+        <w:rPr>
+          <w:b/>
+        </w:rPr>
+        <w:t>Research defense</w:t>
+      </w:r>
+      <w:r>
+        <w:rPr>
+          <w:b w:val="0"/>
+        </w:rPr>
+        <w:t xml:space="preserve"> and </w:t>
+      </w:r>
+      <w:r>
+        <w:rPr>
+          <w:b/>
+        </w:rPr>
+        <w:t>next question</w:t>
+      </w:r>
+      <w:r>
+        <w:rPr>
+          <w:b w:val="0"/>
+        </w:rPr>
+        <w:t>s. Proposed explanation: “The worked result establishes every future case”. Decide whether this explanation is supported.</w:t>
       </w:r>
     </w:p>
     <w:p>
-      <w:r>
-        <w:t>Support: read the exact case aloud, enlarge the labelled picture, supply input cards and model only the first deciding step. Accept a spoken explanation or drawing; retain the reasoning goal.</w:t>
+      <w:pPr>
+        <w:spacing w:line="336" w:lineRule="auto" w:after="180"/>
+      </w:pPr>
+      <w:r>
+        <w:rPr>
+          <w:b w:val="0"/>
+        </w:rPr>
+        <w:t>Point to the step or supplied fact that decides; explain your repair if needed.</w:t>
       </w:r>
     </w:p>
     <w:p>
-      <w:r>
-        <w:t>Extension: Change cameras as well as lighting in the follow-up. Require a prediction and a reason before comparing. Expected result: The design again entangles two conditions. Reason: A camera difference provides another explanation for any performance gap.</w:t>
+      <w:pPr>
+        <w:pStyle w:val="Heading3"/>
+      </w:pPr>
+      <w:r>
+        <w:t>Repair the misconception</w:t>
       </w:r>
     </w:p>
     <w:p>
-      <w:r>
+      <w:pPr>
+        <w:spacing w:line="336" w:lineRule="auto" w:after="180"/>
+        <w:shd w:fill="FFF5E6"/>
+      </w:pPr>
+      <w:r>
+        <w:rPr>
+          <w:b w:val="0"/>
+        </w:rPr>
+        <w:t xml:space="preserve">Misconception repair: The </w:t>
+      </w:r>
+      <w:r>
+        <w:rPr>
+          <w:b/>
+        </w:rPr>
+        <w:t>next question</w:t>
+      </w:r>
+      <w:r>
+        <w:rPr>
+          <w:b w:val="0"/>
+        </w:rPr>
+        <w:t xml:space="preserve"> follows </w:t>
+      </w:r>
+      <w:r>
+        <w:rPr>
+          <w:b/>
+        </w:rPr>
+        <w:t>evidence</w:t>
+      </w:r>
+      <w:r>
+        <w:rPr>
+          <w:b w:val="0"/>
+        </w:rPr>
+        <w:t xml:space="preserve"> gaps; it must not be presented as an answer already obtained.</w:t>
+      </w:r>
+    </w:p>
+    <w:p>
+      <w:pPr>
+        <w:pStyle w:val="Heading3"/>
+      </w:pPr>
+      <w:r>
+        <w:t>Support without giving away the answer</w:t>
+      </w:r>
+    </w:p>
+    <w:p>
+      <w:pPr>
+        <w:spacing w:line="336" w:lineRule="auto" w:after="180"/>
+        <w:shd w:fill="F1F6F8"/>
+      </w:pPr>
+      <w:r>
+        <w:rPr>
+          <w:b w:val="0"/>
+        </w:rPr>
+        <w:t xml:space="preserve">Support: read the exact case aloud, enlarge the labelled picture, supply </w:t>
+      </w:r>
+      <w:r>
+        <w:rPr>
+          <w:b/>
+        </w:rPr>
+        <w:t>input</w:t>
+      </w:r>
+      <w:r>
+        <w:rPr>
+          <w:b w:val="0"/>
+        </w:rPr>
+        <w:t xml:space="preserve"> cards and model only the first deciding step. Accept a spoken explanation or drawing; retain the reasoning goal.</w:t>
+      </w:r>
+    </w:p>
+    <w:p>
+      <w:pPr>
+        <w:pStyle w:val="Heading3"/>
+      </w:pPr>
+      <w:r>
+        <w:t>Extend the reasoning</w:t>
+      </w:r>
+    </w:p>
+    <w:p>
+      <w:pPr>
+        <w:spacing w:line="336" w:lineRule="auto" w:after="180"/>
+        <w:shd w:fill="F5F1FB"/>
+      </w:pPr>
+      <w:r>
+        <w:rPr>
+          <w:b w:val="0"/>
+        </w:rPr>
+        <w:t xml:space="preserve">Extension: Change cameras as well as lighting in the follow-up. Require a </w:t>
+      </w:r>
+      <w:r>
+        <w:rPr>
+          <w:b/>
+        </w:rPr>
+        <w:t>prediction</w:t>
+      </w:r>
+      <w:r>
+        <w:rPr>
+          <w:b w:val="0"/>
+        </w:rPr>
+        <w:t xml:space="preserve"> and a reason before comparing. Expected result: The design again entangles two conditions.</w:t>
+      </w:r>
+    </w:p>
+    <w:p>
+      <w:pPr>
+        <w:spacing w:line="336" w:lineRule="auto" w:after="180"/>
+        <w:shd w:fill="F5F1FB"/>
+      </w:pPr>
+      <w:r>
+        <w:rPr>
+          <w:b w:val="0"/>
+        </w:rPr>
+        <w:t>Reason: A camera difference provides another explanation for any performance gap.</w:t>
+      </w:r>
+    </w:p>
+    <w:p>
+      <w:pPr>
+        <w:pStyle w:val="Heading3"/>
+      </w:pPr>
+      <w:r>
+        <w:t>Protect the independent attempt</w:t>
+      </w:r>
+    </w:p>
+    <w:p>
+      <w:pPr>
+        <w:spacing w:line="336" w:lineRule="auto" w:after="180"/>
+        <w:shd w:fill="FFF5E6"/>
+      </w:pPr>
+      <w:r>
+        <w:rPr>
+          <w:b w:val="0"/>
+        </w:rPr>
         <w:t>Independent assessment: withhold the reserved answer until the learner has attempted the new case. Record support separately from correctness.</w:t>
       </w:r>
     </w:p>
@@ -2355,46 +4860,945 @@
       </w:tr>
     </w:tbl>
     <w:p>
-      <w:r>
-        <w:t>Project checkpoint: Present and defend. Demonstrate the system, explain one failure and justify the next improvement with evidence.</w:t>
+      <w:pPr>
+        <w:pStyle w:val="Heading3"/>
+      </w:pPr>
+      <w:r>
+        <w:t>Project checkpoint</w:t>
       </w:r>
     </w:p>
     <w:p>
-      <w:r>
-        <w:t>Use the weekly teacher answer for topic-specific reasoning. A saved progress tick is an activity record; judge mastery from the learner’s explanation and evidence.</w:t>
+      <w:pPr>
+        <w:spacing w:line="336" w:lineRule="auto" w:after="180"/>
+        <w:shd w:fill="EDF7F3"/>
+      </w:pPr>
+      <w:r>
+        <w:rPr>
+          <w:b w:val="0"/>
+        </w:rPr>
+        <w:t xml:space="preserve">Project checkpoint: Present and defend. Demonstrate the system, explain one failure and justify the next improvement with </w:t>
+      </w:r>
+      <w:r>
+        <w:rPr>
+          <w:b/>
+        </w:rPr>
+        <w:t>evidence</w:t>
+      </w:r>
+      <w:r>
+        <w:rPr>
+          <w:b w:val="0"/>
+        </w:rPr>
+        <w:t>.</w:t>
       </w:r>
     </w:p>
     <w:p>
       <w:pPr>
-        <w:pStyle w:val="Heading1"/>
-      </w:pPr>
-      <w:r>
-        <w:t>08. Use feedback, labs and repair paths</w:t>
+        <w:spacing w:line="336" w:lineRule="auto" w:after="180"/>
+      </w:pPr>
+      <w:r>
+        <w:rPr>
+          <w:b w:val="0"/>
+        </w:rPr>
+        <w:t xml:space="preserve">Use the weekly teacher answer for topic-specific reasoning. A saved progress tick is an activity record; judge mastery from the learner’s explanation and </w:t>
+      </w:r>
+      <w:r>
+        <w:rPr>
+          <w:b/>
+        </w:rPr>
+        <w:t>evidence</w:t>
+      </w:r>
+      <w:r>
+        <w:rPr>
+          <w:b w:val="0"/>
+        </w:rPr>
+        <w:t>.</w:t>
       </w:r>
     </w:p>
     <w:p>
-      <w:r>
-        <w:t>Use the two formative questions as supported practice, not as independent mastery scores. Discuss the deciding evidence rather than accepting a guessed selection.</w:t>
+      <w:pPr>
+        <w:pStyle w:val="Heading1"/>
+      </w:pPr>
+      <w:r>
+        <w:t>08. Use feedback, labs and repair paths</w:t>
       </w:r>
     </w:p>
     <w:p>
       <w:r>
-        <w:t>The feedback comes from the reviewed public worked case. Do not reveal the separately reserved independent teacher answer until the learner has attempted that case.</w:t>
+        <w:t>Use feedback, earlier review and portfolios purposefully. Apply the coding routine only when this lesson has an executable lab.</w:t>
       </w:r>
     </w:p>
     <w:p>
-      <w:r>
-        <w:t>Ask students to predict before running code. Preserve errors and actual outputs; collect a changed test and an explanation. The branch-boundary and indexing lessons deliberately include failure cases.</w:t>
+      <w:pPr>
+        <w:spacing w:line="336" w:lineRule="auto" w:after="180"/>
+      </w:pPr>
+      <w:r>
+        <w:rPr>
+          <w:b w:val="0"/>
+        </w:rPr>
+        <w:t xml:space="preserve">Use the two formative questions as supported practice, not as independent mastery scores. Discuss the deciding </w:t>
+      </w:r>
+      <w:r>
+        <w:rPr>
+          <w:b/>
+        </w:rPr>
+        <w:t>evidence</w:t>
+      </w:r>
+      <w:r>
+        <w:rPr>
+          <w:b w:val="0"/>
+        </w:rPr>
+        <w:t xml:space="preserve"> rather than accepting a guessed selection.</w:t>
       </w:r>
     </w:p>
     <w:p>
-      <w:r>
-        <w:t>Use the earlier worked-explanation links to address a specific missing building block, then return to the current question. Adapt this suggestion after observing the learner; it is not an automatic diagnosis.</w:t>
+      <w:pPr>
+        <w:spacing w:line="336" w:lineRule="auto" w:after="180"/>
+      </w:pPr>
+      <w:r>
+        <w:rPr>
+          <w:b w:val="0"/>
+        </w:rPr>
+        <w:t>The feedback comes from the reviewed public worked case. Do not reveal the separately reserved independent teacher answer until the learner has attempted that case.</w:t>
       </w:r>
     </w:p>
     <w:p>
-      <w:r>
-        <w:t>Collect the completed-work portfolio as evidence. Record support separately from correctness, and assess explanation, trace/test and limitations. Progress ticks and quiz selections alone do not establish mastery.</w:t>
+      <w:pPr>
+        <w:pStyle w:val="Heading3"/>
+      </w:pPr>
+      <w:r>
+        <w:t>For later coding lessons</w:t>
+      </w:r>
+    </w:p>
+    <w:p>
+      <w:r>
+        <w:t>This week has no code block. Use this routine when a later lesson includes an executable lab.</w:t>
+      </w:r>
+    </w:p>
+    <w:p>
+      <w:pPr>
+        <w:spacing w:line="336" w:lineRule="auto" w:after="180"/>
+        <w:shd w:fill="F1F6F8"/>
+      </w:pPr>
+      <w:r>
+        <w:rPr>
+          <w:b w:val="0"/>
+        </w:rPr>
+        <w:t xml:space="preserve">Ask students to predict before running code. Preserve errors and actual </w:t>
+      </w:r>
+      <w:r>
+        <w:rPr>
+          <w:b/>
+        </w:rPr>
+        <w:t>output</w:t>
+      </w:r>
+      <w:r>
+        <w:rPr>
+          <w:b w:val="0"/>
+        </w:rPr>
+        <w:t>s; collect a changed test and an explanation. The branch-boundary and indexing lessons deliberately include failure cases.</w:t>
+      </w:r>
+    </w:p>
+    <w:p>
+      <w:pPr>
+        <w:spacing w:line="336" w:lineRule="auto" w:after="180"/>
+      </w:pPr>
+      <w:r>
+        <w:rPr>
+          <w:b w:val="0"/>
+        </w:rPr>
+        <w:t>Use the earlier worked-explanation links to address a specific missing building block, then return to the current question. Adapt this suggestion after observing the learner; it is not an automatic diagnosis.</w:t>
+      </w:r>
+    </w:p>
+    <w:p>
+      <w:pPr>
+        <w:spacing w:line="336" w:lineRule="auto" w:after="180"/>
+      </w:pPr>
+      <w:r>
+        <w:rPr>
+          <w:b w:val="0"/>
+        </w:rPr>
+        <w:t xml:space="preserve">Collect the completed-work portfolio as </w:t>
+      </w:r>
+      <w:r>
+        <w:rPr>
+          <w:b/>
+        </w:rPr>
+        <w:t>evidence</w:t>
+      </w:r>
+      <w:r>
+        <w:rPr>
+          <w:b w:val="0"/>
+        </w:rPr>
+        <w:t>. Record support separately from correctness, and assess explanation, trace/test and limitations. Progress ticks and quiz selections alone do not establish mastery.</w:t>
+      </w:r>
+    </w:p>
+    <w:p>
+      <w:pPr>
+        <w:pStyle w:val="Heading1"/>
+      </w:pPr>
+      <w:r>
+        <w:t>09. Visual concept journey</w:t>
+      </w:r>
+    </w:p>
+    <w:p>
+      <w:r>
+        <w:t>Show one Research defense and next questions graphic at a time, request a prediction and discuss its trace before the independent assessment.</w:t>
+      </w:r>
+    </w:p>
+    <w:p>
+      <w:pPr>
+        <w:spacing w:line="336" w:lineRule="auto" w:after="180"/>
+      </w:pPr>
+      <w:r>
+        <w:rPr>
+          <w:b w:val="0"/>
+        </w:rPr>
+        <w:t xml:space="preserve">Use one picture at a time. Hide a worked result before asking for a </w:t>
+      </w:r>
+      <w:r>
+        <w:rPr>
+          <w:b/>
+        </w:rPr>
+        <w:t>prediction</w:t>
+      </w:r>
+      <w:r>
+        <w:rPr>
+          <w:b w:val="0"/>
+        </w:rPr>
+        <w:t>, then reveal it for feedback. These are supported teaching cases; retain the separate independent assessment for a fresh first attempt.</w:t>
+      </w:r>
+    </w:p>
+    <w:p>
+      <w:pPr>
+        <w:pStyle w:val="Heading3"/>
+      </w:pPr>
+      <w:r>
+        <w:t>01. Research defense and next questions: the case</w:t>
+      </w:r>
+    </w:p>
+    <w:p>
+      <w:r>
+        <w:drawing>
+          <wp:inline xmlns:a="http://schemas.openxmlformats.org/drawingml/2006/main" xmlns:pic="http://schemas.openxmlformats.org/drawingml/2006/picture">
+            <wp:extent cx="5486400" cy="2834640"/>
+            <wp:docPr id="3" name="Picture 3" descr="Defend the next research question. A research defence identifies a observed weakness and a testable follow-up. Supplied facts: A frozen model is correct on 8/10 clear images and 4/10 shaded images. Source objects are grouped within each condition."/>
+            <wp:cNvGraphicFramePr>
+              <a:graphicFrameLocks noChangeAspect="1"/>
+            </wp:cNvGraphicFramePr>
+            <a:graphic>
+              <a:graphicData uri="http://schemas.openxmlformats.org/drawingml/2006/picture">
+                <pic:pic>
+                  <pic:nvPicPr>
+                    <pic:cNvPr id="0" name="academy-story-ai-7-36-01.png"/>
+                    <pic:cNvPicPr/>
+                  </pic:nvPicPr>
+                  <pic:blipFill>
+                    <a:blip r:embed="rId11"/>
+                    <a:stretch>
+                      <a:fillRect/>
+                    </a:stretch>
+                  </pic:blipFill>
+                  <pic:spPr>
+                    <a:xfrm>
+                      <a:off x="0" y="0"/>
+                      <a:ext cx="5486400" cy="2834640"/>
+                    </a:xfrm>
+                    <a:prstGeom prst="rect"/>
+                  </pic:spPr>
+                </pic:pic>
+              </a:graphicData>
+            </a:graphic>
+          </wp:inline>
+        </w:drawing>
+      </w:r>
+    </w:p>
+    <w:p>
+      <w:pPr>
+        <w:spacing w:line="336" w:lineRule="auto" w:after="180"/>
+      </w:pPr>
+      <w:r>
+        <w:rPr>
+          <w:b w:val="0"/>
+        </w:rPr>
+        <w:t>Defend the next research question. A research defence identifies a observed weakness and a testable follow-up. Supplied facts: A frozen model is correct on 8/10 clear images and 4/10 shaded images.</w:t>
+      </w:r>
+    </w:p>
+    <w:p>
+      <w:pPr>
+        <w:spacing w:line="336" w:lineRule="auto" w:after="180"/>
+      </w:pPr>
+      <w:r>
+        <w:rPr>
+          <w:b w:val="0"/>
+        </w:rPr>
+        <w:t>Source objects are grouped within each condition.</w:t>
+      </w:r>
+    </w:p>
+    <w:p>
+      <w:pPr>
+        <w:spacing w:line="336" w:lineRule="auto" w:after="180"/>
+        <w:shd w:fill="F5F1FB"/>
+      </w:pPr>
+      <w:r>
+        <w:rPr>
+          <w:b w:val="0"/>
+        </w:rPr>
+        <w:t>Point to the given fact that matters most. Explain why it matters.</w:t>
+      </w:r>
+    </w:p>
+    <w:p>
+      <w:pPr>
+        <w:pStyle w:val="Heading3"/>
+      </w:pPr>
+      <w:r>
+        <w:t>Discuss while showing the picture</w:t>
+      </w:r>
+    </w:p>
+    <w:p>
+      <w:pPr>
+        <w:spacing w:line="336" w:lineRule="auto" w:after="180"/>
+        <w:shd w:fill="F1F6F8"/>
+      </w:pPr>
+      <w:r>
+        <w:rPr>
+          <w:b w:val="0"/>
+        </w:rPr>
+        <w:t>Teacher prompt: Point to the given fact that matters most. Explain why it matters. Ask learners to describe one label or arrow in ordinary words. Use the adjacent transcript if the image is difficult to see.</w:t>
+      </w:r>
+    </w:p>
+    <w:p>
+      <w:pPr>
+        <w:pStyle w:val="Heading3"/>
+      </w:pPr>
+      <w:r>
+        <w:t>02. Follow the deciding steps</w:t>
+      </w:r>
+    </w:p>
+    <w:p>
+      <w:r>
+        <w:drawing>
+          <wp:inline xmlns:a="http://schemas.openxmlformats.org/drawingml/2006/main" xmlns:pic="http://schemas.openxmlformats.org/drawingml/2006/picture">
+            <wp:extent cx="5486400" cy="3337560"/>
+            <wp:docPr id="4" name="Picture 4" descr="State slice outcomes: Clear is 80%; shaded is 40%. → Limit the interpretation: Shade sensitivity is plausible, but camera or object differences may also matter. → Design follow-up: Photograph the same held-out objects under both light conditions using one camera and fixed scoring."/>
+            <wp:cNvGraphicFramePr>
+              <a:graphicFrameLocks noChangeAspect="1"/>
+            </wp:cNvGraphicFramePr>
+            <a:graphic>
+              <a:graphicData uri="http://schemas.openxmlformats.org/drawingml/2006/picture">
+                <pic:pic>
+                  <pic:nvPicPr>
+                    <pic:cNvPr id="0" name="academy-story-ai-7-36-02.png"/>
+                    <pic:cNvPicPr/>
+                  </pic:nvPicPr>
+                  <pic:blipFill>
+                    <a:blip r:embed="rId12"/>
+                    <a:stretch>
+                      <a:fillRect/>
+                    </a:stretch>
+                  </pic:blipFill>
+                  <pic:spPr>
+                    <a:xfrm>
+                      <a:off x="0" y="0"/>
+                      <a:ext cx="5486400" cy="3337560"/>
+                    </a:xfrm>
+                    <a:prstGeom prst="rect"/>
+                  </pic:spPr>
+                </pic:pic>
+              </a:graphicData>
+            </a:graphic>
+          </wp:inline>
+        </w:drawing>
+      </w:r>
+    </w:p>
+    <w:p>
+      <w:pPr>
+        <w:spacing w:line="336" w:lineRule="auto" w:after="180"/>
+      </w:pPr>
+      <w:r>
+        <w:rPr>
+          <w:b w:val="0"/>
+        </w:rPr>
+        <w:t xml:space="preserve">State slice outcomes: Clear is </w:t>
+      </w:r>
+      <w:r>
+        <w:rPr>
+          <w:b/>
+        </w:rPr>
+        <w:t>80%</w:t>
+      </w:r>
+      <w:r>
+        <w:rPr>
+          <w:b w:val="0"/>
+        </w:rPr>
+        <w:t>; shaded is 40%. → Limit the interpretation: Shade sensitivity is plausible, but camera or object differences may also matter. → Design follow-up: Photograph the same held-out objects under both light conditions using one camera and fixed scoring.</w:t>
+      </w:r>
+    </w:p>
+    <w:p>
+      <w:pPr>
+        <w:spacing w:line="336" w:lineRule="auto" w:after="180"/>
+        <w:shd w:fill="F5F1FB"/>
+      </w:pPr>
+      <w:r>
+        <w:rPr>
+          <w:b w:val="0"/>
+        </w:rPr>
+        <w:t xml:space="preserve">Point to each numbered stage and explain which recorded </w:t>
+      </w:r>
+      <w:r>
+        <w:rPr>
+          <w:b/>
+        </w:rPr>
+        <w:t>input</w:t>
+      </w:r>
+      <w:r>
+        <w:rPr>
+          <w:b w:val="0"/>
+        </w:rPr>
+        <w:t xml:space="preserve"> it uses.</w:t>
+      </w:r>
+    </w:p>
+    <w:p>
+      <w:pPr>
+        <w:pStyle w:val="Heading3"/>
+      </w:pPr>
+      <w:r>
+        <w:t>Discuss while showing the picture</w:t>
+      </w:r>
+    </w:p>
+    <w:p>
+      <w:pPr>
+        <w:spacing w:line="336" w:lineRule="auto" w:after="180"/>
+        <w:shd w:fill="F1F6F8"/>
+      </w:pPr>
+      <w:r>
+        <w:rPr>
+          <w:b w:val="0"/>
+        </w:rPr>
+        <w:t xml:space="preserve">Teacher prompt: Point to each numbered stage and explain which recorded </w:t>
+      </w:r>
+      <w:r>
+        <w:rPr>
+          <w:b/>
+        </w:rPr>
+        <w:t>input</w:t>
+      </w:r>
+      <w:r>
+        <w:rPr>
+          <w:b w:val="0"/>
+        </w:rPr>
+        <w:t xml:space="preserve"> it uses. Ask learners to describe one label or arrow in ordinary words. Use the adjacent transcript if the image is difficult to see.</w:t>
+      </w:r>
+    </w:p>
+    <w:p>
+      <w:pPr>
+        <w:pStyle w:val="Heading3"/>
+      </w:pPr>
+      <w:r>
+        <w:t>03. Defence: different condition slices</w:t>
+      </w:r>
+    </w:p>
+    <w:p>
+      <w:r>
+        <w:drawing>
+          <wp:inline xmlns:a="http://schemas.openxmlformats.org/drawingml/2006/main" xmlns:pic="http://schemas.openxmlformats.org/drawingml/2006/picture">
+            <wp:extent cx="5486400" cy="2834640"/>
+            <wp:docPr id="5" name="Picture 5" descr="Defence: different condition slices. Units: correct cases out of 10 per slice. Clear: 8. Shaded: 4."/>
+            <wp:cNvGraphicFramePr>
+              <a:graphicFrameLocks noChangeAspect="1"/>
+            </wp:cNvGraphicFramePr>
+            <a:graphic>
+              <a:graphicData uri="http://schemas.openxmlformats.org/drawingml/2006/picture">
+                <pic:pic>
+                  <pic:nvPicPr>
+                    <pic:cNvPr id="0" name="academy-story-ai-7-36-03.png"/>
+                    <pic:cNvPicPr/>
+                  </pic:nvPicPr>
+                  <pic:blipFill>
+                    <a:blip r:embed="rId13"/>
+                    <a:stretch>
+                      <a:fillRect/>
+                    </a:stretch>
+                  </pic:blipFill>
+                  <pic:spPr>
+                    <a:xfrm>
+                      <a:off x="0" y="0"/>
+                      <a:ext cx="5486400" cy="2834640"/>
+                    </a:xfrm>
+                    <a:prstGeom prst="rect"/>
+                  </pic:spPr>
+                </pic:pic>
+              </a:graphicData>
+            </a:graphic>
+          </wp:inline>
+        </w:drawing>
+      </w:r>
+    </w:p>
+    <w:p>
+      <w:pPr>
+        <w:spacing w:line="336" w:lineRule="auto" w:after="180"/>
+      </w:pPr>
+      <w:r>
+        <w:rPr>
+          <w:b w:val="0"/>
+        </w:rPr>
+        <w:t>Defence: different condition slices. Units: correct cases out of 10 per slice. Clear: 8. Shaded: 4.</w:t>
+      </w:r>
+    </w:p>
+    <w:p>
+      <w:pPr>
+        <w:spacing w:line="336" w:lineRule="auto" w:after="180"/>
+        <w:shd w:fill="F5F1FB"/>
+      </w:pPr>
+      <w:r>
+        <w:rPr>
+          <w:b w:val="0"/>
+        </w:rPr>
+        <w:t>Read the labels and values. Explain the relationship the model shows.</w:t>
+      </w:r>
+    </w:p>
+    <w:p>
+      <w:pPr>
+        <w:pStyle w:val="Heading3"/>
+      </w:pPr>
+      <w:r>
+        <w:t>Discuss while showing the picture</w:t>
+      </w:r>
+    </w:p>
+    <w:p>
+      <w:pPr>
+        <w:spacing w:line="336" w:lineRule="auto" w:after="180"/>
+        <w:shd w:fill="F1F6F8"/>
+      </w:pPr>
+      <w:r>
+        <w:rPr>
+          <w:b w:val="0"/>
+        </w:rPr>
+        <w:t>Teacher prompt: Read the labels and values. Explain the relationship the model shows. Ask learners to describe one label or arrow in ordinary words. Use the adjacent transcript if the image is difficult to see.</w:t>
+      </w:r>
+    </w:p>
+    <w:p>
+      <w:pPr>
+        <w:spacing w:line="336" w:lineRule="auto" w:after="180"/>
+        <w:shd w:fill="F1F6F8"/>
+      </w:pPr>
+      <w:r>
+        <w:rPr>
+          <w:b w:val="0"/>
+        </w:rPr>
+        <w:t>Check row/column meanings, units and denominators before discussing a difference. Supplied toy values are not real class or model results.</w:t>
+      </w:r>
+    </w:p>
+    <w:p>
+      <w:pPr>
+        <w:pStyle w:val="Heading3"/>
+      </w:pPr>
+      <w:r>
+        <w:t>04. Change one thing. Trace what follows.</w:t>
+      </w:r>
+    </w:p>
+    <w:p>
+      <w:r>
+        <w:drawing>
+          <wp:inline xmlns:a="http://schemas.openxmlformats.org/drawingml/2006/main" xmlns:pic="http://schemas.openxmlformats.org/drawingml/2006/picture">
+            <wp:extent cx="5486400" cy="3041904"/>
+            <wp:docPr id="6" name="Picture 6" descr="Original case: Photograph the same held-out objects under both light conditions using one camera and fixed scoring. Changed condition: Change cameras as well as lighting in the follow-up. Expected result: The design again entangles two conditions. Reason: A camera difference provides another explanation for any performance gap."/>
+            <wp:cNvGraphicFramePr>
+              <a:graphicFrameLocks noChangeAspect="1"/>
+            </wp:cNvGraphicFramePr>
+            <a:graphic>
+              <a:graphicData uri="http://schemas.openxmlformats.org/drawingml/2006/picture">
+                <pic:pic>
+                  <pic:nvPicPr>
+                    <pic:cNvPr id="0" name="academy-story-ai-7-36-04.png"/>
+                    <pic:cNvPicPr/>
+                  </pic:nvPicPr>
+                  <pic:blipFill>
+                    <a:blip r:embed="rId14"/>
+                    <a:stretch>
+                      <a:fillRect/>
+                    </a:stretch>
+                  </pic:blipFill>
+                  <pic:spPr>
+                    <a:xfrm>
+                      <a:off x="0" y="0"/>
+                      <a:ext cx="5486400" cy="3041904"/>
+                    </a:xfrm>
+                    <a:prstGeom prst="rect"/>
+                  </pic:spPr>
+                </pic:pic>
+              </a:graphicData>
+            </a:graphic>
+          </wp:inline>
+        </w:drawing>
+      </w:r>
+    </w:p>
+    <w:p>
+      <w:pPr>
+        <w:spacing w:line="336" w:lineRule="auto" w:after="180"/>
+      </w:pPr>
+      <w:r>
+        <w:rPr>
+          <w:b w:val="0"/>
+        </w:rPr>
+        <w:t>Original case: Photograph the same held-out objects under both light conditions using one camera and fixed scoring. Changed condition: Change cameras as well as lighting in the follow-up.</w:t>
+      </w:r>
+    </w:p>
+    <w:p>
+      <w:pPr>
+        <w:spacing w:line="336" w:lineRule="auto" w:after="180"/>
+      </w:pPr>
+      <w:r>
+        <w:rPr>
+          <w:b w:val="0"/>
+        </w:rPr>
+        <w:t>Expected result: The design again entangles two conditions. Reason: A camera difference provides another explanation for any performance gap.</w:t>
+      </w:r>
+    </w:p>
+    <w:p>
+      <w:pPr>
+        <w:spacing w:line="336" w:lineRule="auto" w:after="180"/>
+        <w:shd w:fill="F5F1FB"/>
+      </w:pPr>
+      <w:r>
+        <w:rPr>
+          <w:b w:val="0"/>
+        </w:rPr>
+        <w:t>Predict before checking the worked changed-case result. Name what changed and what the supplied facts allow you to conclude.</w:t>
+      </w:r>
+    </w:p>
+    <w:p>
+      <w:pPr>
+        <w:pStyle w:val="Heading3"/>
+      </w:pPr>
+      <w:r>
+        <w:t>Discuss while showing the picture</w:t>
+      </w:r>
+    </w:p>
+    <w:p>
+      <w:pPr>
+        <w:spacing w:line="336" w:lineRule="auto" w:after="180"/>
+        <w:shd w:fill="F1F6F8"/>
+      </w:pPr>
+      <w:r>
+        <w:rPr>
+          <w:b w:val="0"/>
+        </w:rPr>
+        <w:t>Teacher prompt: Predict before checking the worked changed-case result. Name what changed and what the supplied facts allow you to conclude. Ask learners to describe one label or arrow in ordinary words.</w:t>
+      </w:r>
+    </w:p>
+    <w:p>
+      <w:pPr>
+        <w:spacing w:line="336" w:lineRule="auto" w:after="180"/>
+        <w:shd w:fill="F1F6F8"/>
+      </w:pPr>
+      <w:r>
+        <w:rPr>
+          <w:b w:val="0"/>
+        </w:rPr>
+        <w:t>Use the adjacent transcript if the image is difficult to see. Changed-case reasoning: A camera difference provides another explanation for any performance gap.</w:t>
+      </w:r>
+    </w:p>
+    <w:p>
+      <w:pPr>
+        <w:pStyle w:val="Heading3"/>
+      </w:pPr>
+      <w:r>
+        <w:t>05. Connect the explanation to its limit</w:t>
+      </w:r>
+    </w:p>
+    <w:p>
+      <w:r>
+        <w:drawing>
+          <wp:inline xmlns:a="http://schemas.openxmlformats.org/drawingml/2006/main" xmlns:pic="http://schemas.openxmlformats.org/drawingml/2006/picture">
+            <wp:extent cx="5486400" cy="2834640"/>
+            <wp:docPr id="7" name="Picture 7" descr="A defence should explain results, uncertainty and what would discriminate between explanations next. A controlled paired follow-up is more informative than simply collecting extra easy images. Limit: Even a paired follow-up needs adequate independent objects and justified analysis; no causal conclusion is claimed yet."/>
+            <wp:cNvGraphicFramePr>
+              <a:graphicFrameLocks noChangeAspect="1"/>
+            </wp:cNvGraphicFramePr>
+            <a:graphic>
+              <a:graphicData uri="http://schemas.openxmlformats.org/drawingml/2006/picture">
+                <pic:pic>
+                  <pic:nvPicPr>
+                    <pic:cNvPr id="0" name="academy-story-ai-7-36-05.png"/>
+                    <pic:cNvPicPr/>
+                  </pic:nvPicPr>
+                  <pic:blipFill>
+                    <a:blip r:embed="rId15"/>
+                    <a:stretch>
+                      <a:fillRect/>
+                    </a:stretch>
+                  </pic:blipFill>
+                  <pic:spPr>
+                    <a:xfrm>
+                      <a:off x="0" y="0"/>
+                      <a:ext cx="5486400" cy="2834640"/>
+                    </a:xfrm>
+                    <a:prstGeom prst="rect"/>
+                  </pic:spPr>
+                </pic:pic>
+              </a:graphicData>
+            </a:graphic>
+          </wp:inline>
+        </w:drawing>
+      </w:r>
+    </w:p>
+    <w:p>
+      <w:pPr>
+        <w:spacing w:line="336" w:lineRule="auto" w:after="180"/>
+      </w:pPr>
+      <w:r>
+        <w:rPr>
+          <w:b w:val="0"/>
+        </w:rPr>
+        <w:t>A defence should explain results, uncertainty and what would discriminate between explanations next. A controlled paired follow-up is more informative than simply collecting extra easy images.</w:t>
+      </w:r>
+    </w:p>
+    <w:p>
+      <w:pPr>
+        <w:spacing w:line="336" w:lineRule="auto" w:after="180"/>
+      </w:pPr>
+      <w:r>
+        <w:rPr>
+          <w:b w:val="0"/>
+        </w:rPr>
+        <w:t>Limit: Even a paired follow-up needs adequate independent objects and justified analysis; no causal conclusion is claimed yet.</w:t>
+      </w:r>
+    </w:p>
+    <w:p>
+      <w:pPr>
+        <w:spacing w:line="336" w:lineRule="auto" w:after="180"/>
+        <w:shd w:fill="F5F1FB"/>
+      </w:pPr>
+      <w:r>
+        <w:rPr>
+          <w:b w:val="0"/>
+        </w:rPr>
+        <w:t>Explain the case, then point to a limit on the claim.</w:t>
+      </w:r>
+    </w:p>
+    <w:p>
+      <w:pPr>
+        <w:pStyle w:val="Heading3"/>
+      </w:pPr>
+      <w:r>
+        <w:t>Discuss while showing the picture</w:t>
+      </w:r>
+    </w:p>
+    <w:p>
+      <w:pPr>
+        <w:spacing w:line="336" w:lineRule="auto" w:after="180"/>
+        <w:shd w:fill="F1F6F8"/>
+      </w:pPr>
+      <w:r>
+        <w:rPr>
+          <w:b w:val="0"/>
+        </w:rPr>
+        <w:t>Teacher prompt: Explain the case, then point to a limit on the claim. Ask learners to describe one label or arrow in ordinary words. Use the adjacent transcript if the image is difficult to see.</w:t>
+      </w:r>
+    </w:p>
+    <w:p>
+      <w:pPr>
+        <w:spacing w:line="336" w:lineRule="auto" w:after="180"/>
+        <w:shd w:fill="F1F6F8"/>
+      </w:pPr>
+      <w:r>
+        <w:rPr>
+          <w:b w:val="0"/>
+        </w:rPr>
+        <w:t>Keep the stated scope: Even a paired follow-up needs adequate independent objects and justified analysis; no causal conclusion is claimed yet.</w:t>
+      </w:r>
+    </w:p>
+    <w:p>
+      <w:pPr>
+        <w:pStyle w:val="Heading3"/>
+      </w:pPr>
+      <w:r>
+        <w:t>06. Make the idea visible in your project</w:t>
+      </w:r>
+    </w:p>
+    <w:p>
+      <w:r>
+        <w:drawing>
+          <wp:inline xmlns:a="http://schemas.openxmlformats.org/drawingml/2006/main" xmlns:pic="http://schemas.openxmlformats.org/drawingml/2006/picture">
+            <wp:extent cx="5486400" cy="3828288"/>
+            <wp:docPr id="8" name="Picture 8" descr="For the Reproducible AI Research Study, retain an annotated worked trace and the changed-case reasoning. Connect the claim to its records, units and assumptions so another investigator can challenge or reproduce it. Draw your input, deciding step, result and limit. Supported question: Compute the clear and shaded rates and identify alternative explanations. How does the same-object, one-camera follow-up help, and why does changing cameras again reintroduce confounding?"/>
+            <wp:cNvGraphicFramePr>
+              <a:graphicFrameLocks noChangeAspect="1"/>
+            </wp:cNvGraphicFramePr>
+            <a:graphic>
+              <a:graphicData uri="http://schemas.openxmlformats.org/drawingml/2006/picture">
+                <pic:pic>
+                  <pic:nvPicPr>
+                    <pic:cNvPr id="0" name="academy-story-ai-7-36-06.png"/>
+                    <pic:cNvPicPr/>
+                  </pic:nvPicPr>
+                  <pic:blipFill>
+                    <a:blip r:embed="rId16"/>
+                    <a:stretch>
+                      <a:fillRect/>
+                    </a:stretch>
+                  </pic:blipFill>
+                  <pic:spPr>
+                    <a:xfrm>
+                      <a:off x="0" y="0"/>
+                      <a:ext cx="5486400" cy="3828288"/>
+                    </a:xfrm>
+                    <a:prstGeom prst="rect"/>
+                  </pic:spPr>
+                </pic:pic>
+              </a:graphicData>
+            </a:graphic>
+          </wp:inline>
+        </w:drawing>
+      </w:r>
+    </w:p>
+    <w:p>
+      <w:pPr>
+        <w:spacing w:line="336" w:lineRule="auto" w:after="180"/>
+      </w:pPr>
+      <w:r>
+        <w:rPr>
+          <w:b w:val="0"/>
+        </w:rPr>
+        <w:t>For the Reproducible AI Research Study, retain an annotated worked trace and the changed-case reasoning. Connect the claim to its records, units and assumptions so another investigator can challenge or reproduce it.</w:t>
+      </w:r>
+    </w:p>
+    <w:p>
+      <w:pPr>
+        <w:spacing w:line="336" w:lineRule="auto" w:after="180"/>
+      </w:pPr>
+      <w:r>
+        <w:rPr>
+          <w:b w:val="0"/>
+        </w:rPr>
+        <w:t xml:space="preserve">Draw your </w:t>
+      </w:r>
+      <w:r>
+        <w:rPr>
+          <w:b/>
+        </w:rPr>
+        <w:t>input</w:t>
+      </w:r>
+      <w:r>
+        <w:rPr>
+          <w:b w:val="0"/>
+        </w:rPr>
+        <w:t>, deciding step, result and limit. Supported question: Compute the clear and shaded rates and identify alternative explanations.</w:t>
+      </w:r>
+    </w:p>
+    <w:p>
+      <w:pPr>
+        <w:spacing w:line="336" w:lineRule="auto" w:after="180"/>
+      </w:pPr>
+      <w:r>
+        <w:rPr>
+          <w:b w:val="0"/>
+        </w:rPr>
+        <w:t>How does the same-object, one-camera follow-up help, and why does changing cameras again reintroduce confounding?</w:t>
+      </w:r>
+    </w:p>
+    <w:p>
+      <w:pPr>
+        <w:spacing w:line="336" w:lineRule="auto" w:after="180"/>
+        <w:shd w:fill="F5F1FB"/>
+      </w:pPr>
+      <w:r>
+        <w:rPr>
+          <w:b w:val="0"/>
+        </w:rPr>
+        <w:t xml:space="preserve">Draw your project trace and justify the deciding step using </w:t>
+      </w:r>
+      <w:r>
+        <w:rPr>
+          <w:b/>
+        </w:rPr>
+        <w:t>evidence</w:t>
+      </w:r>
+      <w:r>
+        <w:rPr>
+          <w:b w:val="0"/>
+        </w:rPr>
+        <w:t>.</w:t>
+      </w:r>
+    </w:p>
+    <w:p>
+      <w:pPr>
+        <w:pStyle w:val="Heading3"/>
+      </w:pPr>
+      <w:r>
+        <w:t>Discuss while showing the picture</w:t>
+      </w:r>
+    </w:p>
+    <w:p>
+      <w:pPr>
+        <w:spacing w:line="336" w:lineRule="auto" w:after="180"/>
+        <w:shd w:fill="F1F6F8"/>
+      </w:pPr>
+      <w:r>
+        <w:rPr>
+          <w:b w:val="0"/>
+        </w:rPr>
+        <w:t xml:space="preserve">Teacher prompt: Draw your project trace and justify the deciding step using </w:t>
+      </w:r>
+      <w:r>
+        <w:rPr>
+          <w:b/>
+        </w:rPr>
+        <w:t>evidence</w:t>
+      </w:r>
+      <w:r>
+        <w:rPr>
+          <w:b w:val="0"/>
+        </w:rPr>
+        <w:t>. Ask learners to describe one label or arrow in ordinary words. Use the adjacent transcript if the image is difficult to see.</w:t>
+      </w:r>
+    </w:p>
+    <w:p>
+      <w:pPr>
+        <w:spacing w:line="336" w:lineRule="auto" w:after="180"/>
+        <w:shd w:fill="F1F6F8"/>
+      </w:pPr>
+      <w:r>
+        <w:rPr>
+          <w:b w:val="0"/>
+        </w:rPr>
+        <w:t xml:space="preserve">Supported practice key: Clear is </w:t>
+      </w:r>
+      <w:r>
+        <w:rPr>
+          <w:b/>
+        </w:rPr>
+        <w:t>80%</w:t>
+      </w:r>
+      <w:r>
+        <w:rPr>
+          <w:b w:val="0"/>
+        </w:rPr>
+        <w:t>; shaded is 40%. Shade sensitivity is plausible, but camera or object differences may also matter.</w:t>
+      </w:r>
+    </w:p>
+    <w:p>
+      <w:pPr>
+        <w:spacing w:line="336" w:lineRule="auto" w:after="180"/>
+        <w:shd w:fill="F1F6F8"/>
+      </w:pPr>
+      <w:r>
+        <w:rPr>
+          <w:b w:val="0"/>
+        </w:rPr>
+        <w:t>Photograph the same held-out objects under both light conditions using one camera and fixed scoring. Changed case: The design again entangles two conditions.</w:t>
+      </w:r>
+    </w:p>
+    <w:p>
+      <w:pPr>
+        <w:spacing w:line="336" w:lineRule="auto" w:after="180"/>
+        <w:shd w:fill="F1F6F8"/>
+      </w:pPr>
+      <w:r>
+        <w:rPr>
+          <w:b w:val="0"/>
+        </w:rPr>
+        <w:t>A camera difference provides another explanation for any performance gap.</w:t>
       </w:r>
     </w:p>
     <w:sectPr>

--- a/downloads/teacher/ai-7-week-36.docx
+++ b/downloads/teacher/ai-7-week-36.docx
@@ -161,7 +161,7 @@
           </w:tcPr>
           <w:p>
             <w:r>
-              <w:t>Sections 1–6; record the brief recall in the workbook.</w:t>
+              <w:t>Use Your mission, Notice the evidence, See how it works, Words that unlock the idea and Follow a worked example; record the brief recall in the workbook.</w:t>
             </w:r>
           </w:p>
         </w:tc>
@@ -193,7 +193,7 @@
           </w:tcPr>
           <w:p>
             <w:r>
-              <w:t>Sections 7–10; use the matching workbook W2 and misconception check.</w:t>
+              <w:t>Use Find and repair a mistake, Practise together and Run the investigation, with workbook W2 and Individual reasoning check.</w:t>
             </w:r>
           </w:p>
         </w:tc>
@@ -225,7 +225,7 @@
           </w:tcPr>
           <w:p>
             <w:r>
-              <w:t>Sections 9 and 11–14. Give extra time to finish the full task set; use Section 15 when the week includes a coding lab.</w:t>
+              <w:t>Use Run the investigation, Build your understanding, Connect your project and Show what you know. Reserve further time for the full task set. Use a code example only where one is actually supplied.</w:t>
             </w:r>
           </w:p>
         </w:tc>
@@ -521,7 +521,7 @@
         <w:rPr>
           <w:b w:val="0"/>
         </w:rPr>
-        <w:t xml:space="preserve">Two 45-minute sessions. A </w:t>
+        <w:t xml:space="preserve">Compact alternative: two 45-minute sessions for the core explanation and W1–W5 only. The main plan uses three sessions; schedule further time for the complete investigation, project, visual journey and any code examples. A </w:t>
       </w:r>
       <w:r>
         <w:rPr>
@@ -1541,7 +1541,7 @@
         <w:rPr>
           <w:b w:val="0"/>
         </w:rPr>
-        <w:t>Defend the next research question. A research defence identifies a observed weakness and a testable follow-up.</w:t>
+        <w:t>Defend the next research question. A research defence identifies an observed weakness and a testable follow-up.</w:t>
       </w:r>
     </w:p>
     <w:p>
@@ -2038,7 +2038,7 @@
           </w:tcPr>
           <w:p>
             <w:r>
-              <w:t>Explain section 1 and vocabulary. Complete W1 with a mechanism-based explanation.</w:t>
+              <w:t>Explain See how it works and Words that unlock the idea. Complete W1 with a mechanism-based explanation.</w:t>
             </w:r>
           </w:p>
         </w:tc>
@@ -4388,7 +4388,7 @@
           </w:tcPr>
           <w:p>
             <w:r>
-              <w:t>Sections 1–6; record the brief recall in the workbook.</w:t>
+              <w:t>Use Your mission, Notice the evidence, See how it works, Words that unlock the idea and Follow a worked example; record the brief recall in the workbook.</w:t>
             </w:r>
           </w:p>
         </w:tc>
@@ -4420,7 +4420,7 @@
           </w:tcPr>
           <w:p>
             <w:r>
-              <w:t>Sections 7–10; use the matching workbook W2 and misconception check.</w:t>
+              <w:t>Use Find and repair a mistake, Practise together and Run the investigation, with workbook W2 and Individual reasoning check.</w:t>
             </w:r>
           </w:p>
         </w:tc>
@@ -4452,7 +4452,7 @@
           </w:tcPr>
           <w:p>
             <w:r>
-              <w:t>Sections 9 and 11–14. Give extra time to finish the full task set; use Section 15 when the week includes a coding lab.</w:t>
+              <w:t>Use Run the investigation, Build your understanding, Connect your project and Show what you know. Reserve further time for the full task set. Use a code example only where one is actually supplied.</w:t>
             </w:r>
           </w:p>
         </w:tc>
@@ -5081,7 +5081,7 @@
         <w:drawing>
           <wp:inline xmlns:a="http://schemas.openxmlformats.org/drawingml/2006/main" xmlns:pic="http://schemas.openxmlformats.org/drawingml/2006/picture">
             <wp:extent cx="5486400" cy="2834640"/>
-            <wp:docPr id="3" name="Picture 3" descr="Defend the next research question. A research defence identifies a observed weakness and a testable follow-up. Supplied facts: A frozen model is correct on 8/10 clear images and 4/10 shaded images. Source objects are grouped within each condition."/>
+            <wp:docPr id="3" name="Picture 3" descr="Defend the next research question. A research defence identifies an observed weakness and a testable follow-up. Supplied facts: A frozen model is correct on 8/10 clear images and 4/10 shaded images. Source objects are grouped within each condition."/>
             <wp:cNvGraphicFramePr>
               <a:graphicFrameLocks noChangeAspect="1"/>
             </wp:cNvGraphicFramePr>
@@ -5120,7 +5120,7 @@
         <w:rPr>
           <w:b w:val="0"/>
         </w:rPr>
-        <w:t>Defend the next research question. A research defence identifies a observed weakness and a testable follow-up. Supplied facts: A frozen model is correct on 8/10 clear images and 4/10 shaded images.</w:t>
+        <w:t>Defend the next research question. A research defence identifies an observed weakness and a testable follow-up. Supplied facts: A frozen model is correct on 8/10 clear images and 4/10 shaded images.</w:t>
       </w:r>
     </w:p>
     <w:p>

--- a/downloads/teacher/ai-7-week-36.docx
+++ b/downloads/teacher/ai-7-week-36.docx
@@ -25,20 +25,38 @@
         <w:pStyle w:val="Heading1"/>
       </w:pPr>
       <w:r>
-        <w:t>01. Prepare the purpose, prerequisites and materials</w:t>
+        <w:t>Teach the evidence-to-conclusion chain for Research defense and next questions</w:t>
       </w:r>
     </w:p>
     <w:p>
       <w:r>
-        <w:t>Prepare Research defense and next questions: check the target, prerequisites, resources and adaptable teaching schedule.</w:t>
+        <w:t>Separate descriptive results, computational consistency and untested generalization while proposing a controlled follow-up.</w:t>
       </w:r>
     </w:p>
     <w:p>
-      <w:pPr>
-        <w:pStyle w:val="Heading3"/>
-      </w:pPr>
-      <w:r>
-        <w:t>Teach the learning cycle</w:t>
+      <w:r>
+        <w:t>Model the main case → reveal the picture gradually → probe limits → assess independent reasoning → plan a changed-case return.</w:t>
+      </w:r>
+    </w:p>
+    <w:p>
+      <w:pPr>
+        <w:pStyle w:val="Heading1"/>
+      </w:pPr>
+      <w:r>
+        <w:t>01. Prepare the connected research investigation</w:t>
+      </w:r>
+    </w:p>
+    <w:p>
+      <w:r>
+        <w:t>Keep modelling, shared practice and independent evidence distinct.</w:t>
+      </w:r>
+    </w:p>
+    <w:p>
+      <w:pPr>
+        <w:pStyle w:val="Heading2"/>
+      </w:pPr>
+      <w:r>
+        <w:t>Target and main teaching plan</w:t>
       </w:r>
     </w:p>
     <w:p>
@@ -267,18 +285,21 @@
     </w:p>
     <w:p>
       <w:pPr>
-        <w:pStyle w:val="Heading3"/>
-      </w:pPr>
-      <w:r>
-        <w:t>Retrieval answer guidance</w:t>
+        <w:pStyle w:val="Heading2"/>
+      </w:pPr>
+      <w:r>
+        <w:t>Preparation and prerequisite</w:t>
       </w:r>
     </w:p>
     <w:p>
       <w:pPr>
-        <w:pStyle w:val="Heading3"/>
-      </w:pPr>
-      <w:r>
-        <w:t>Presentation and challenge session</w:t>
+        <w:spacing w:line="336" w:lineRule="auto" w:after="180"/>
+      </w:pPr>
+      <w:r>
+        <w:rPr>
+          <w:b w:val="0"/>
+        </w:rPr>
+        <w:t>Lesson and workbook; paper and pencil</w:t>
       </w:r>
     </w:p>
     <w:p>
@@ -289,7 +310,7 @@
         <w:rPr>
           <w:b w:val="0"/>
         </w:rPr>
-        <w:t>Without opening the old lesson, explain one key idea from Presentation and challenge session. Give an example and a mistake that the idea helps you avoid.</w:t>
+        <w:t>Calculator and optional local Python 3 for arithmetic; no live API or private data</w:t>
       </w:r>
     </w:p>
     <w:p>
@@ -300,19 +321,7 @@
         <w:rPr>
           <w:b w:val="0"/>
         </w:rPr>
-        <w:t xml:space="preserve">Look for: Explain the </w:t>
-      </w:r>
-      <w:r>
-        <w:rPr>
-          <w:b/>
-        </w:rPr>
-        <w:t>mechanism</w:t>
-      </w:r>
-      <w:r>
-        <w:rPr>
-          <w:b w:val="0"/>
-        </w:rPr>
-        <w:t xml:space="preserve"> and terminology of presentation and challenge session</w:t>
+        <w:t>Prepare the fresh retry separately and withhold its solution until after collection</w:t>
       </w:r>
     </w:p>
     <w:p>
@@ -323,19 +332,31 @@
         <w:rPr>
           <w:b w:val="0"/>
         </w:rPr>
-        <w:t xml:space="preserve">Reference example, not the only acceptable wording: Teacher explanation: A presentation should make the </w:t>
+        <w:t xml:space="preserve">A result depends on the </w:t>
       </w:r>
       <w:r>
         <w:rPr>
           <w:b/>
         </w:rPr>
-        <w:t>evidence</w:t>
+        <w:t>input</w:t>
       </w:r>
       <w:r>
         <w:rPr>
           <w:b w:val="0"/>
         </w:rPr>
-        <w:t xml:space="preserve"> easy to challenge. Show the baseline, scope, negative cases and uncertainties instead of only a best example.</w:t>
+        <w:t xml:space="preserve">s, procedure and conditions that produced it. Preserve data roles and distinguish observed outcomes from </w:t>
+      </w:r>
+      <w:r>
+        <w:rPr>
+          <w:b/>
+        </w:rPr>
+        <w:t>prediction</w:t>
+      </w:r>
+      <w:r>
+        <w:rPr>
+          <w:b w:val="0"/>
+        </w:rPr>
+        <w:t>s or unmeasured conditions.</w:t>
       </w:r>
     </w:p>
     <w:p>
@@ -346,39 +367,15 @@
         <w:rPr>
           <w:b w:val="0"/>
         </w:rPr>
-        <w:t xml:space="preserve">Use a short sequence:question, design, primary result, failure, limitation, </w:t>
-      </w:r>
-      <w:r>
-        <w:rPr>
-          <w:b/>
-        </w:rPr>
-        <w:t>next question</w:t>
-      </w:r>
-      <w:r>
-        <w:rPr>
-          <w:b w:val="0"/>
-        </w:rPr>
-        <w:t xml:space="preserve">. Answer unfamiliar challenges by locating </w:t>
-      </w:r>
-      <w:r>
-        <w:rPr>
-          <w:b/>
-        </w:rPr>
-        <w:t>evidence</w:t>
-      </w:r>
-      <w:r>
-        <w:rPr>
-          <w:b w:val="0"/>
-        </w:rPr>
-        <w:t xml:space="preserve"> or stating it is missing.</w:t>
+        <w:t>If the prior concept cannot be explained, use a short retrieval activity before this chapter.</w:t>
       </w:r>
     </w:p>
     <w:p>
       <w:pPr>
-        <w:pStyle w:val="Heading3"/>
-      </w:pPr>
-      <w:r>
-        <w:t>Independent reproduction check</w:t>
+        <w:pStyle w:val="Heading2"/>
+      </w:pPr>
+      <w:r>
+        <w:t>Opening retrieval</w:t>
       </w:r>
     </w:p>
     <w:p>
@@ -389,7 +386,7 @@
         <w:rPr>
           <w:b w:val="0"/>
         </w:rPr>
-        <w:t>Without opening the old lesson, explain one key idea from Independent reproduction check. Give an example and a mistake that the idea helps you avoid.</w:t>
+        <w:t>Without opening the old lesson, explain one key idea from Presentation and challenge session. Give an example and a mistake that the idea helps you avoid.</w:t>
       </w:r>
     </w:p>
     <w:p>
@@ -412,7 +409,7 @@
         <w:rPr>
           <w:b w:val="0"/>
         </w:rPr>
-        <w:t xml:space="preserve"> and terminology of independent reproduction check</w:t>
+        <w:t xml:space="preserve"> and terminology of presentation and challenge session</w:t>
       </w:r>
     </w:p>
     <w:p>
@@ -423,7 +420,19 @@
         <w:rPr>
           <w:b w:val="0"/>
         </w:rPr>
-        <w:t>Reference example, not the only acceptable wording: Teacher explanation: Independent reproduction checks whether another operator can use the recorded artifacts to recover the stated computation without hidden help.</w:t>
+        <w:t xml:space="preserve">Reference example, not the only acceptable wording: Teacher explanation: A presentation should make the </w:t>
+      </w:r>
+      <w:r>
+        <w:rPr>
+          <w:b/>
+        </w:rPr>
+        <w:t>evidence</w:t>
+      </w:r>
+      <w:r>
+        <w:rPr>
+          <w:b w:val="0"/>
+        </w:rPr>
+        <w:t xml:space="preserve"> easy to challenge. Show the baseline, scope, negative cases and uncertainties instead of only a best example.</w:t>
       </w:r>
     </w:p>
     <w:p>
@@ -434,15 +443,42 @@
         <w:rPr>
           <w:b w:val="0"/>
         </w:rPr>
-        <w:t>Provide manifest, fixture data, code, environment and expected metric definition. Record assistance and mismatches; reproduction is not new-data replication.</w:t>
+        <w:t xml:space="preserve">Use a short sequence:question, design, primary result, failure, limitation, </w:t>
+      </w:r>
+      <w:r>
+        <w:rPr>
+          <w:b/>
+        </w:rPr>
+        <w:t>next question</w:t>
+      </w:r>
+      <w:r>
+        <w:rPr>
+          <w:b w:val="0"/>
+        </w:rPr>
+        <w:t xml:space="preserve">. Answer unfamiliar challenges by locating </w:t>
+      </w:r>
+      <w:r>
+        <w:rPr>
+          <w:b/>
+        </w:rPr>
+        <w:t>evidence</w:t>
+      </w:r>
+      <w:r>
+        <w:rPr>
+          <w:b w:val="0"/>
+        </w:rPr>
+        <w:t xml:space="preserve"> or stating it is missing.</w:t>
       </w:r>
     </w:p>
     <w:p>
       <w:pPr>
-        <w:pStyle w:val="Heading3"/>
-      </w:pPr>
-      <w:r>
-        <w:t>Writing the methods section</w:t>
+        <w:spacing w:line="336" w:lineRule="auto" w:after="180"/>
+      </w:pPr>
+      <w:r>
+        <w:rPr>
+          <w:b w:val="0"/>
+        </w:rPr>
+        <w:t>Without opening the old lesson, explain one key idea from Independent reproduction check. Give an example and a mistake that the idea helps you avoid.</w:t>
       </w:r>
     </w:p>
     <w:p>
@@ -453,7 +489,19 @@
         <w:rPr>
           <w:b w:val="0"/>
         </w:rPr>
-        <w:t>Without opening the old lesson, explain one key idea from Writing the methods section. Give an example and a mistake that the idea helps you avoid.</w:t>
+        <w:t xml:space="preserve">Look for: Explain the </w:t>
+      </w:r>
+      <w:r>
+        <w:rPr>
+          <w:b/>
+        </w:rPr>
+        <w:t>mechanism</w:t>
+      </w:r>
+      <w:r>
+        <w:rPr>
+          <w:b w:val="0"/>
+        </w:rPr>
+        <w:t xml:space="preserve"> and terminology of independent reproduction check</w:t>
       </w:r>
     </w:p>
     <w:p>
@@ -464,19 +512,7 @@
         <w:rPr>
           <w:b w:val="0"/>
         </w:rPr>
-        <w:t xml:space="preserve">Look for: Explain the </w:t>
-      </w:r>
-      <w:r>
-        <w:rPr>
-          <w:b/>
-        </w:rPr>
-        <w:t>mechanism</w:t>
-      </w:r>
-      <w:r>
-        <w:rPr>
-          <w:b w:val="0"/>
-        </w:rPr>
-        <w:t xml:space="preserve"> and terminology of writing the methods section</w:t>
+        <w:t>Reference example, not the only acceptable wording: Teacher explanation: Independent reproduction checks whether another operator can use the recorded artifacts to recover the stated computation without hidden help.</w:t>
       </w:r>
     </w:p>
     <w:p>
@@ -487,19 +523,7 @@
         <w:rPr>
           <w:b w:val="0"/>
         </w:rPr>
-        <w:t xml:space="preserve">Reference example, not the only acceptable wording: Teacher explanation: A methods section should let a reader reconstruct the design and computation. Detail should explain choices that affect </w:t>
-      </w:r>
-      <w:r>
-        <w:rPr>
-          <w:b/>
-        </w:rPr>
-        <w:t>evidence</w:t>
-      </w:r>
-      <w:r>
-        <w:rPr>
-          <w:b w:val="0"/>
-        </w:rPr>
-        <w:t>.</w:t>
+        <w:t>Provide manifest, fixture data, code, environment and expected metric definition. Record assistance and mismatches; reproduction is not new-data replication.</w:t>
       </w:r>
     </w:p>
     <w:p>
@@ -510,7 +534,7 @@
         <w:rPr>
           <w:b w:val="0"/>
         </w:rPr>
-        <w:t>Report question, units, sampling, permissions, data roles, baseline, procedure, metrics, uncertainty assumptions, missing/exclusion handling and versions. Distinguish prespecified and later changes.</w:t>
+        <w:t>Without opening the old lesson, explain one key idea from Writing the methods section. Give an example and a mistake that the idea helps you avoid.</w:t>
       </w:r>
     </w:p>
     <w:p>
@@ -521,43 +545,19 @@
         <w:rPr>
           <w:b w:val="0"/>
         </w:rPr>
-        <w:t xml:space="preserve">Compact alternative: two 45-minute sessions for the core explanation and W1–W5 only. The main plan uses three sessions; schedule further time for the complete investigation, project, visual journey and any code examples. A </w:t>
+        <w:t xml:space="preserve">Look for: Explain the </w:t>
       </w:r>
       <w:r>
         <w:rPr>
           <w:b/>
         </w:rPr>
-        <w:t>research defense</w:t>
+        <w:t>mechanism</w:t>
       </w:r>
       <w:r>
         <w:rPr>
           <w:b w:val="0"/>
         </w:rPr>
-        <w:t xml:space="preserve"> distinguishes what was learned, what failed and which </w:t>
-      </w:r>
-      <w:r>
-        <w:rPr>
-          <w:b/>
-        </w:rPr>
-        <w:t>next question</w:t>
-      </w:r>
-      <w:r>
-        <w:rPr>
-          <w:b w:val="0"/>
-        </w:rPr>
-        <w:t xml:space="preserve"> is justified. A complete investigation can end with a limited or </w:t>
-      </w:r>
-      <w:r>
-        <w:rPr>
-          <w:b/>
-        </w:rPr>
-        <w:t>negative finding</w:t>
-      </w:r>
-      <w:r>
-        <w:rPr>
-          <w:b w:val="0"/>
-        </w:rPr>
-        <w:t>.</w:t>
+        <w:t xml:space="preserve"> and terminology of writing the methods section</w:t>
       </w:r>
     </w:p>
     <w:p>
@@ -568,19 +568,19 @@
         <w:rPr>
           <w:b w:val="0"/>
         </w:rPr>
-        <w:t xml:space="preserve">Use the supplied constructed scenarios to make the </w:t>
+        <w:t xml:space="preserve">Reference example, not the only acceptable wording: Teacher explanation: A methods section should let a reader reconstruct the design and computation. Detail should explain choices that affect </w:t>
       </w:r>
       <w:r>
         <w:rPr>
           <w:b/>
         </w:rPr>
-        <w:t>mechanism</w:t>
+        <w:t>evidence</w:t>
       </w:r>
       <w:r>
         <w:rPr>
           <w:b w:val="0"/>
         </w:rPr>
-        <w:t xml:space="preserve"> inspectable. Collect W4 before sharing solutions.</w:t>
+        <w:t>.</w:t>
       </w:r>
     </w:p>
     <w:p>
@@ -591,27 +591,15 @@
         <w:rPr>
           <w:b w:val="0"/>
         </w:rPr>
-        <w:t xml:space="preserve">Students should name intermediate </w:t>
-      </w:r>
-      <w:r>
-        <w:rPr>
-          <w:b/>
-        </w:rPr>
-        <w:t>evidence</w:t>
-      </w:r>
-      <w:r>
-        <w:rPr>
-          <w:b w:val="0"/>
-        </w:rPr>
-        <w:t xml:space="preserve"> and limitations; classroom pacing and learning effectiveness remain unvalidated.</w:t>
+        <w:t>Report question, units, sampling, permissions, data roles, baseline, procedure, metrics, uncertainty assumptions, missing/exclusion handling and versions. Distinguish prespecified and later changes.</w:t>
       </w:r>
     </w:p>
     <w:p>
       <w:pPr>
-        <w:pStyle w:val="Heading3"/>
-      </w:pPr>
-      <w:r>
-        <w:t>Outcomes</w:t>
+        <w:pStyle w:val="Heading2"/>
+      </w:pPr>
+      <w:r>
+        <w:t>Pictured end goal</w:t>
       </w:r>
     </w:p>
     <w:p>
@@ -622,65 +610,47 @@
         <w:rPr>
           <w:b w:val="0"/>
         </w:rPr>
-        <w:t xml:space="preserve">Explain the </w:t>
+        <w:t xml:space="preserve">Explain </w:t>
       </w:r>
       <w:r>
         <w:rPr>
           <w:b/>
         </w:rPr>
-        <w:t>mechanism</w:t>
+        <w:t>research defense</w:t>
       </w:r>
       <w:r>
         <w:rPr>
           <w:b w:val="0"/>
         </w:rPr>
-        <w:t xml:space="preserve"> and terminology of </w:t>
+        <w:t xml:space="preserve"> and </w:t>
       </w:r>
       <w:r>
         <w:rPr>
           <w:b/>
         </w:rPr>
-        <w:t>research defense</w:t>
+        <w:t>next question</w:t>
       </w:r>
       <w:r>
         <w:rPr>
           <w:b w:val="0"/>
         </w:rPr>
-        <w:t xml:space="preserve"> and </w:t>
-      </w:r>
-      <w:r>
-        <w:rPr>
-          <w:b/>
-        </w:rPr>
-        <w:t>next question</w:t>
-      </w:r>
-      <w:r>
-        <w:rPr>
-          <w:b w:val="0"/>
-        </w:rPr>
-        <w:t>s</w:t>
+        <w:t>s using the records and boundaries of this fictional investigation.</w:t>
       </w:r>
     </w:p>
     <w:p>
       <w:pPr>
-        <w:spacing w:line="336" w:lineRule="auto" w:after="180"/>
-      </w:pPr>
-      <w:r>
-        <w:rPr>
-          <w:b w:val="0"/>
-        </w:rPr>
-        <w:t>Apply the stated procedure to a new case with a traceable result</w:t>
+        <w:pStyle w:val="Heading2"/>
+      </w:pPr>
+      <w:r>
+        <w:t>Earlier wording, alternatives and picture transcripts · reference / check after trying</w:t>
       </w:r>
     </w:p>
     <w:p>
       <w:pPr>
-        <w:spacing w:line="336" w:lineRule="auto" w:after="180"/>
-      </w:pPr>
-      <w:r>
-        <w:rPr>
-          <w:b w:val="0"/>
-        </w:rPr>
-        <w:t>Identify an assumption or limitation and design a revealing follow-up</w:t>
+        <w:pStyle w:val="Heading3"/>
+      </w:pPr>
+      <w:r>
+        <w:t>Teach the learning cycle</w:t>
       </w:r>
     </w:p>
     <w:p>
@@ -688,48 +658,78 @@
         <w:pStyle w:val="Heading3"/>
       </w:pPr>
       <w:r>
-        <w:t>Preparation</w:t>
+        <w:t>Retrieval answer guidance</w:t>
       </w:r>
     </w:p>
     <w:p>
       <w:pPr>
-        <w:spacing w:line="336" w:lineRule="auto" w:after="180"/>
-      </w:pPr>
-      <w:r>
-        <w:rPr>
-          <w:b w:val="0"/>
-        </w:rPr>
-        <w:t>Lesson and workbook; paper and pencil</w:t>
+        <w:pStyle w:val="Heading3"/>
+      </w:pPr>
+      <w:r>
+        <w:t>Presentation and challenge session</w:t>
       </w:r>
     </w:p>
     <w:p>
       <w:pPr>
-        <w:spacing w:line="336" w:lineRule="auto" w:after="180"/>
-      </w:pPr>
-      <w:r>
-        <w:rPr>
-          <w:b w:val="0"/>
-        </w:rPr>
-        <w:t>Calculator and optional local Python 3 for arithmetic; no live API or private data</w:t>
+        <w:pStyle w:val="Heading3"/>
+      </w:pPr>
+      <w:r>
+        <w:t>Independent reproduction check</w:t>
       </w:r>
     </w:p>
     <w:p>
       <w:pPr>
-        <w:spacing w:line="336" w:lineRule="auto" w:after="180"/>
-      </w:pPr>
-      <w:r>
-        <w:rPr>
-          <w:b w:val="0"/>
-        </w:rPr>
-        <w:t>Prepare the fresh retry separately and withhold its solution until after collection</w:t>
+        <w:pStyle w:val="Heading3"/>
+      </w:pPr>
+      <w:r>
+        <w:t>Writing the methods section</w:t>
       </w:r>
     </w:p>
     <w:p>
       <w:pPr>
-        <w:pStyle w:val="Heading3"/>
-      </w:pPr>
-      <w:r>
-        <w:t>Prerequisite answer</w:t>
+        <w:spacing w:line="336" w:lineRule="auto" w:after="180"/>
+      </w:pPr>
+      <w:r>
+        <w:rPr>
+          <w:b w:val="0"/>
+        </w:rPr>
+        <w:t xml:space="preserve">Compact alternative: two 45-minute sessions for the core explanation and W1–W5 only. The main plan uses three sessions; schedule further time for the complete investigation, project, visual journey and any code examples. A </w:t>
+      </w:r>
+      <w:r>
+        <w:rPr>
+          <w:b/>
+        </w:rPr>
+        <w:t>research defense</w:t>
+      </w:r>
+      <w:r>
+        <w:rPr>
+          <w:b w:val="0"/>
+        </w:rPr>
+        <w:t xml:space="preserve"> distinguishes what was learned, what failed and which </w:t>
+      </w:r>
+      <w:r>
+        <w:rPr>
+          <w:b/>
+        </w:rPr>
+        <w:t>next question</w:t>
+      </w:r>
+      <w:r>
+        <w:rPr>
+          <w:b w:val="0"/>
+        </w:rPr>
+        <w:t xml:space="preserve"> is justified. A complete investigation can end with a limited or </w:t>
+      </w:r>
+      <w:r>
+        <w:rPr>
+          <w:b/>
+        </w:rPr>
+        <w:t>negative finding</w:t>
+      </w:r>
+      <w:r>
+        <w:rPr>
+          <w:b w:val="0"/>
+        </w:rPr>
+        <w:t>.</w:t>
       </w:r>
     </w:p>
     <w:p>
@@ -740,31 +740,19 @@
         <w:rPr>
           <w:b w:val="0"/>
         </w:rPr>
-        <w:t xml:space="preserve">A result depends on the </w:t>
+        <w:t xml:space="preserve">Use the supplied constructed scenarios to make the </w:t>
       </w:r>
       <w:r>
         <w:rPr>
           <w:b/>
         </w:rPr>
-        <w:t>input</w:t>
+        <w:t>mechanism</w:t>
       </w:r>
       <w:r>
         <w:rPr>
           <w:b w:val="0"/>
         </w:rPr>
-        <w:t xml:space="preserve">s, procedure and conditions that produced it. Preserve data roles and distinguish observed outcomes from </w:t>
-      </w:r>
-      <w:r>
-        <w:rPr>
-          <w:b/>
-        </w:rPr>
-        <w:t>prediction</w:t>
-      </w:r>
-      <w:r>
-        <w:rPr>
-          <w:b w:val="0"/>
-        </w:rPr>
-        <w:t>s or unmeasured conditions.</w:t>
+        <w:t xml:space="preserve"> inspectable. Collect W4 before sharing solutions.</w:t>
       </w:r>
     </w:p>
     <w:p>
@@ -775,7 +763,19 @@
         <w:rPr>
           <w:b w:val="0"/>
         </w:rPr>
-        <w:t>If the prior concept cannot be explained, use a short retrieval activity before this chapter.</w:t>
+        <w:t xml:space="preserve">Students should name intermediate </w:t>
+      </w:r>
+      <w:r>
+        <w:rPr>
+          <w:b/>
+        </w:rPr>
+        <w:t>evidence</w:t>
+      </w:r>
+      <w:r>
+        <w:rPr>
+          <w:b w:val="0"/>
+        </w:rPr>
+        <w:t xml:space="preserve"> and limitations; classroom pacing and learning effectiveness remain unvalidated.</w:t>
       </w:r>
     </w:p>
     <w:p>
@@ -783,7 +783,7 @@
         <w:pStyle w:val="Heading3"/>
       </w:pPr>
       <w:r>
-        <w:t>End goal for the pictorial case</w:t>
+        <w:t>Outcomes</w:t>
       </w:r>
     </w:p>
     <w:p>
@@ -794,12 +794,24 @@
         <w:rPr>
           <w:b w:val="0"/>
         </w:rPr>
-        <w:t xml:space="preserve">Explain </w:t>
+        <w:t xml:space="preserve">Explain the </w:t>
       </w:r>
       <w:r>
         <w:rPr>
           <w:b/>
         </w:rPr>
+        <w:t>mechanism</w:t>
+      </w:r>
+      <w:r>
+        <w:rPr>
+          <w:b w:val="0"/>
+        </w:rPr>
+        <w:t xml:space="preserve"> and terminology of </w:t>
+      </w:r>
+      <w:r>
+        <w:rPr>
+          <w:b/>
+        </w:rPr>
         <w:t>research defense</w:t>
       </w:r>
       <w:r>
@@ -818,7 +830,7 @@
         <w:rPr>
           <w:b w:val="0"/>
         </w:rPr>
-        <w:t>s using the records and boundaries of this fictional investigation.</w:t>
+        <w:t>s</w:t>
       </w:r>
     </w:p>
     <w:p>
@@ -829,67 +841,34 @@
         <w:rPr>
           <w:b w:val="0"/>
         </w:rPr>
-        <w:t>This added worked case illustrates the week’s main idea. Retain all original and connected topics; schedule its practice within the teaching cycle.</w:t>
+        <w:t>Apply the stated procedure to a new case with a traceable result</w:t>
       </w:r>
     </w:p>
     <w:p>
       <w:pPr>
-        <w:pStyle w:val="Heading1"/>
-      </w:pPr>
-      <w:r>
-        <w:t>02. Explain and model the mechanism</w:t>
+        <w:spacing w:line="336" w:lineRule="auto" w:after="180"/>
+      </w:pPr>
+      <w:r>
+        <w:rPr>
+          <w:b w:val="0"/>
+        </w:rPr>
+        <w:t>Identify an assumption or limitation and design a revealing follow-up</w:t>
       </w:r>
     </w:p>
     <w:p>
-      <w:r>
-        <w:t>Model Research defense and next questions using the supplied case, labelled mechanism and reasoning. Make the scope of each conclusion explicit.</w:t>
+      <w:pPr>
+        <w:pStyle w:val="Heading3"/>
+      </w:pPr>
+      <w:r>
+        <w:t>Preparation</w:t>
       </w:r>
     </w:p>
     <w:p>
       <w:pPr>
-        <w:spacing w:line="336" w:lineRule="auto" w:after="180"/>
-      </w:pPr>
-      <w:r>
-        <w:rPr>
-          <w:b w:val="0"/>
-        </w:rPr>
-        <w:t xml:space="preserve">A </w:t>
-      </w:r>
-      <w:r>
-        <w:rPr>
-          <w:b/>
-        </w:rPr>
-        <w:t>research defense</w:t>
-      </w:r>
-      <w:r>
-        <w:rPr>
-          <w:b w:val="0"/>
-        </w:rPr>
-        <w:t xml:space="preserve"> distinguishes what was learned, what failed and which </w:t>
-      </w:r>
-      <w:r>
-        <w:rPr>
-          <w:b/>
-        </w:rPr>
-        <w:t>next question</w:t>
-      </w:r>
-      <w:r>
-        <w:rPr>
-          <w:b w:val="0"/>
-        </w:rPr>
-        <w:t xml:space="preserve"> is justified. A complete investigation can end with a limited or </w:t>
-      </w:r>
-      <w:r>
-        <w:rPr>
-          <w:b/>
-        </w:rPr>
-        <w:t>negative finding</w:t>
-      </w:r>
-      <w:r>
-        <w:rPr>
-          <w:b w:val="0"/>
-        </w:rPr>
-        <w:t>.</w:t>
+        <w:pStyle w:val="Heading3"/>
+      </w:pPr>
+      <w:r>
+        <w:t>Prerequisite answer</w:t>
       </w:r>
     </w:p>
     <w:p>
@@ -897,7 +876,7 @@
         <w:pStyle w:val="Heading3"/>
       </w:pPr>
       <w:r>
-        <w:t>Explain Research defense and next questions · 1</w:t>
+        <w:t>End goal for the pictorial case</w:t>
       </w:r>
     </w:p>
     <w:p>
@@ -908,49 +887,1542 @@
         <w:rPr>
           <w:b w:val="0"/>
         </w:rPr>
-        <w:t>Begin by writing the question the procedure is intended to answer. Identify the information already supplied, the information it will produce and the information still missing.</w:t>
+        <w:t>This added worked case illustrates the week’s main idea. Retain all original and connected topics; schedule its practice within the teaching cycle.</w:t>
       </w:r>
     </w:p>
     <w:p>
       <w:pPr>
-        <w:spacing w:line="336" w:lineRule="auto" w:after="180"/>
-      </w:pPr>
-      <w:r>
-        <w:rPr>
-          <w:b w:val="0"/>
-        </w:rPr>
-        <w:t>These are constructed classroom examples; they do not require live accounts, private records or an external service. Do not treat a plausible explanation as a measured outcome.</w:t>
+        <w:pStyle w:val="Heading1"/>
+      </w:pPr>
+      <w:r>
+        <w:t>02. Model the whole case and check each inference</w:t>
       </w:r>
     </w:p>
     <w:p>
-      <w:pPr>
-        <w:spacing w:line="336" w:lineRule="auto" w:after="180"/>
-      </w:pPr>
-      <w:r>
-        <w:rPr>
-          <w:b w:val="0"/>
-        </w:rPr>
-        <w:t xml:space="preserve">Present the frozen question, credible baseline, unit design, primary analysis, uncertainty assumptions, failures and reproduction record. Propose next work that resolves a named gap with new </w:t>
-      </w:r>
-      <w:r>
-        <w:rPr>
-          <w:b/>
-        </w:rPr>
-        <w:t>evidence</w:t>
-      </w:r>
-      <w:r>
-        <w:rPr>
-          <w:b w:val="0"/>
-        </w:rPr>
-        <w:t>.</w:t>
+      <w:r>
+        <w:t>Keep the independent answer private until after the first attempt.</w:t>
       </w:r>
     </w:p>
     <w:p>
       <w:pPr>
+        <w:pStyle w:val="Heading2"/>
+      </w:pPr>
+      <w:r>
+        <w:t>Definitions and complete contract</w:t>
+      </w:r>
+    </w:p>
+    <w:p>
+      <w:pPr>
+        <w:spacing w:line="336" w:lineRule="auto" w:after="180"/>
+      </w:pPr>
+      <w:r>
+        <w:rPr>
+          <w:b w:val="0"/>
+        </w:rPr>
+        <w:t xml:space="preserve">A </w:t>
+      </w:r>
+      <w:r>
+        <w:rPr>
+          <w:b/>
+        </w:rPr>
+        <w:t>research defense</w:t>
+      </w:r>
+      <w:r>
+        <w:rPr>
+          <w:b w:val="0"/>
+        </w:rPr>
+        <w:t xml:space="preserve"> distinguishes what was learned, what failed and which </w:t>
+      </w:r>
+      <w:r>
+        <w:rPr>
+          <w:b/>
+        </w:rPr>
+        <w:t>next question</w:t>
+      </w:r>
+      <w:r>
+        <w:rPr>
+          <w:b w:val="0"/>
+        </w:rPr>
+        <w:t xml:space="preserve"> is justified. A complete investigation can end with a limited or </w:t>
+      </w:r>
+      <w:r>
+        <w:rPr>
+          <w:b/>
+        </w:rPr>
+        <w:t>negative finding</w:t>
+      </w:r>
+      <w:r>
+        <w:rPr>
+          <w:b w:val="0"/>
+        </w:rPr>
+        <w:t>.</w:t>
+      </w:r>
+    </w:p>
+    <w:p>
+      <w:pPr>
+        <w:spacing w:line="336" w:lineRule="auto" w:after="180"/>
+      </w:pPr>
+      <w:r>
+        <w:rPr>
+          <w:b w:val="0"/>
+        </w:rPr>
+        <w:t xml:space="preserve">Present the frozen question, credible baseline, unit design, primary analysis, uncertainty assumptions, failures and reproduction record. Propose next work that resolves a named gap with new </w:t>
+      </w:r>
+      <w:r>
+        <w:rPr>
+          <w:b/>
+        </w:rPr>
+        <w:t>evidence</w:t>
+      </w:r>
+      <w:r>
+        <w:rPr>
+          <w:b w:val="0"/>
+        </w:rPr>
+        <w:t>.</w:t>
+      </w:r>
+    </w:p>
+    <w:tbl>
+      <w:tblPr>
+        <w:tblStyle w:val="LightShading-Accent1"/>
+        <w:tblW w:type="auto" w:w="0"/>
+        <w:tblLook w:firstColumn="1" w:firstRow="1" w:lastColumn="0" w:lastRow="0" w:noHBand="0" w:noVBand="1" w:val="04A0"/>
+      </w:tblPr>
+      <w:tblGrid>
+        <w:gridCol w:w="5112"/>
+        <w:gridCol w:w="5112"/>
+      </w:tblGrid>
+      <w:tr>
+        <w:trPr>
+          <w:tblHeader/>
+        </w:trPr>
+        <w:tc>
+          <w:tcPr>
+            <w:tcW w:type="dxa" w:w="5112"/>
+          </w:tcPr>
+          <w:p>
+            <w:r>
+              <w:t>Defense item</w:t>
+            </w:r>
+          </w:p>
+        </w:tc>
+        <w:tc>
+          <w:tcPr>
+            <w:tcW w:type="dxa" w:w="5112"/>
+          </w:tcPr>
+          <w:p>
+            <w:r>
+              <w:t>Complete supplied exercise contract</w:t>
+            </w:r>
+          </w:p>
+        </w:tc>
+      </w:tr>
+      <w:tr>
+        <w:tc>
+          <w:tcPr>
+            <w:tcW w:type="dxa" w:w="5112"/>
+          </w:tcPr>
+          <w:p>
+            <w:r>
+              <w:t>Main results</w:t>
+            </w:r>
+          </w:p>
+        </w:tc>
+        <w:tc>
+          <w:tcPr>
+            <w:tcW w:type="dxa" w:w="5112"/>
+          </w:tcPr>
+          <w:p>
+            <w:r>
+              <w:t>Candidate 12/16; baseline 11/16</w:t>
+            </w:r>
+          </w:p>
+        </w:tc>
+      </w:tr>
+      <w:tr>
+        <w:tc>
+          <w:tcPr>
+            <w:tcW w:type="dxa" w:w="5112"/>
+          </w:tcPr>
+          <w:p>
+            <w:r>
+              <w:t>Main replay</w:t>
+            </w:r>
+          </w:p>
+        </w:tc>
+        <w:tc>
+          <w:tcPr>
+            <w:tcW w:type="dxa" w:w="5112"/>
+          </w:tcPr>
+          <w:p>
+            <w:r>
+              <w:t>Matching replay stipulated by the scenario; not newly performed here</w:t>
+            </w:r>
+          </w:p>
+        </w:tc>
+      </w:tr>
+      <w:tr>
+        <w:tc>
+          <w:tcPr>
+            <w:tcW w:type="dxa" w:w="5112"/>
+          </w:tcPr>
+          <w:p>
+            <w:r>
+              <w:t>Main missing scope</w:t>
+            </w:r>
+          </w:p>
+        </w:tc>
+        <w:tc>
+          <w:tcPr>
+            <w:tcW w:type="dxa" w:w="5112"/>
+          </w:tcPr>
+          <w:p>
+            <w:r>
+              <w:t>No fresh population sample or user study</w:t>
+            </w:r>
+          </w:p>
+        </w:tc>
+      </w:tr>
+      <w:tr>
+        <w:tc>
+          <w:tcPr>
+            <w:tcW w:type="dxa" w:w="5112"/>
+          </w:tcPr>
+          <w:p>
+            <w:r>
+              <w:t>Separate picture</w:t>
+            </w:r>
+          </w:p>
+        </w:tc>
+        <w:tc>
+          <w:tcPr>
+            <w:tcW w:type="dxa" w:w="5112"/>
+          </w:tcPr>
+          <w:p>
+            <w:r>
+              <w:t>Frozen model: clear images 8/10, shaded images 4/10</w:t>
+            </w:r>
+          </w:p>
+        </w:tc>
+      </w:tr>
+      <w:tr>
+        <w:tc>
+          <w:tcPr>
+            <w:tcW w:type="dxa" w:w="5112"/>
+          </w:tcPr>
+          <w:p>
+            <w:r>
+              <w:t>Picture grouping</w:t>
+            </w:r>
+          </w:p>
+        </w:tc>
+        <w:tc>
+          <w:tcPr>
+            <w:tcW w:type="dxa" w:w="5112"/>
+          </w:tcPr>
+          <w:p>
+            <w:r>
+              <w:t>Source objects grouped within conditions; number and cross-condition pairing not supplied</w:t>
+            </w:r>
+          </w:p>
+        </w:tc>
+      </w:tr>
+      <w:tr>
+        <w:tc>
+          <w:tcPr>
+            <w:tcW w:type="dxa" w:w="5112"/>
+          </w:tcPr>
+          <w:p>
+            <w:r>
+              <w:t>Plausible alternatives</w:t>
+            </w:r>
+          </w:p>
+        </w:tc>
+        <w:tc>
+          <w:tcPr>
+            <w:tcW w:type="dxa" w:w="5112"/>
+          </w:tcPr>
+          <w:p>
+            <w:r>
+              <w:t>Lighting, camera or object differences may matter; cause not established</w:t>
+            </w:r>
+          </w:p>
+        </w:tc>
+      </w:tr>
+      <w:tr>
+        <w:tc>
+          <w:tcPr>
+            <w:tcW w:type="dxa" w:w="5112"/>
+          </w:tcPr>
+          <w:p>
+            <w:r>
+              <w:t>Proposed follow-up</w:t>
+            </w:r>
+          </w:p>
+        </w:tc>
+        <w:tc>
+          <w:tcPr>
+            <w:tcW w:type="dxa" w:w="5112"/>
+          </w:tcPr>
+          <w:p>
+            <w:r>
+              <w:t>Same held-out objects under both lighting conditions, one camera, fixed model/scoring</w:t>
+            </w:r>
+          </w:p>
+        </w:tc>
+      </w:tr>
+      <w:tr>
+        <w:tc>
+          <w:tcPr>
+            <w:tcW w:type="dxa" w:w="5112"/>
+          </w:tcPr>
+          <w:p>
+            <w:r>
+              <w:t>Changed follow-up</w:t>
+            </w:r>
+          </w:p>
+        </w:tc>
+        <w:tc>
+          <w:tcPr>
+            <w:tcW w:type="dxa" w:w="5112"/>
+          </w:tcPr>
+          <w:p>
+            <w:r>
+              <w:t>Camera changes as well as lighting, reintroducing a competing explanation</w:t>
+            </w:r>
+          </w:p>
+        </w:tc>
+      </w:tr>
+    </w:tbl>
+    <w:p>
+      <w:pPr>
+        <w:pStyle w:val="Heading2"/>
+      </w:pPr>
+      <w:r>
+        <w:t>Main evidence ledger and checked key</w:t>
+      </w:r>
+    </w:p>
+    <w:tbl>
+      <w:tblPr>
+        <w:tblStyle w:val="LightShading-Accent1"/>
+        <w:tblW w:type="auto" w:w="0"/>
+        <w:tblLook w:firstColumn="1" w:firstRow="1" w:lastColumn="0" w:lastRow="0" w:noHBand="0" w:noVBand="1" w:val="04A0"/>
+      </w:tblPr>
+      <w:tblGrid>
+        <w:gridCol w:w="5112"/>
+        <w:gridCol w:w="5112"/>
+      </w:tblGrid>
+      <w:tr>
+        <w:trPr>
+          <w:tblHeader/>
+        </w:trPr>
+        <w:tc>
+          <w:tcPr>
+            <w:tcW w:type="dxa" w:w="5112"/>
+          </w:tcPr>
+          <w:p>
+            <w:r>
+              <w:t>Main defense component</w:t>
+            </w:r>
+          </w:p>
+        </w:tc>
+        <w:tc>
+          <w:tcPr>
+            <w:tcW w:type="dxa" w:w="5112"/>
+          </w:tcPr>
+          <w:p>
+            <w:r>
+              <w:t>Supported statement</w:t>
+            </w:r>
+          </w:p>
+        </w:tc>
+      </w:tr>
+      <w:tr>
+        <w:tc>
+          <w:tcPr>
+            <w:tcW w:type="dxa" w:w="5112"/>
+          </w:tcPr>
+          <w:p>
+            <w:r>
+              <w:t>Candidate observed rate</w:t>
+            </w:r>
+          </w:p>
+        </w:tc>
+        <w:tc>
+          <w:tcPr>
+            <w:tcW w:type="dxa" w:w="5112"/>
+          </w:tcPr>
+          <w:p>
+            <w:r>
+              <w:t>12/16 = 75%</w:t>
+            </w:r>
+          </w:p>
+        </w:tc>
+      </w:tr>
+      <w:tr>
+        <w:tc>
+          <w:tcPr>
+            <w:tcW w:type="dxa" w:w="5112"/>
+          </w:tcPr>
+          <w:p>
+            <w:r>
+              <w:t>Baseline observed rate</w:t>
+            </w:r>
+          </w:p>
+        </w:tc>
+        <w:tc>
+          <w:tcPr>
+            <w:tcW w:type="dxa" w:w="5112"/>
+          </w:tcPr>
+          <w:p>
+            <w:r>
+              <w:t>11/16 = 68.75%</w:t>
+            </w:r>
+          </w:p>
+        </w:tc>
+      </w:tr>
+      <w:tr>
+        <w:tc>
+          <w:tcPr>
+            <w:tcW w:type="dxa" w:w="5112"/>
+          </w:tcPr>
+          <w:p>
+            <w:r>
+              <w:t>Descriptive difference</w:t>
+            </w:r>
+          </w:p>
+        </w:tc>
+        <w:tc>
+          <w:tcPr>
+            <w:tcW w:type="dxa" w:w="5112"/>
+          </w:tcPr>
+          <w:p>
+            <w:r>
+              <w:t>One of sixteen = 6.25 percentage points</w:t>
+            </w:r>
+          </w:p>
+        </w:tc>
+      </w:tr>
+      <w:tr>
+        <w:tc>
+          <w:tcPr>
+            <w:tcW w:type="dxa" w:w="5112"/>
+          </w:tcPr>
+          <w:p>
+            <w:r>
+              <w:t>Replay matches</w:t>
+            </w:r>
+          </w:p>
+        </w:tc>
+        <w:tc>
+          <w:tcPr>
+            <w:tcW w:type="dxa" w:w="5112"/>
+          </w:tcPr>
+          <w:p>
+            <w:r>
+              <w:t>Supports recorded computational consistency under the supplied scenario</w:t>
+            </w:r>
+          </w:p>
+        </w:tc>
+      </w:tr>
+      <w:tr>
+        <w:tc>
+          <w:tcPr>
+            <w:tcW w:type="dxa" w:w="5112"/>
+          </w:tcPr>
+          <w:p>
+            <w:r>
+              <w:t>Fresh population / user benefit</w:t>
+            </w:r>
+          </w:p>
+        </w:tc>
+        <w:tc>
+          <w:tcPr>
+            <w:tcW w:type="dxa" w:w="5112"/>
+          </w:tcPr>
+          <w:p>
+            <w:r>
+              <w:t>Not studied</w:t>
+            </w:r>
+          </w:p>
+        </w:tc>
+      </w:tr>
+      <w:tr>
+        <w:tc>
+          <w:tcPr>
+            <w:tcW w:type="dxa" w:w="5112"/>
+          </w:tcPr>
+          <w:p>
+            <w:r>
+              <w:t>Significance / universal usefulness</w:t>
+            </w:r>
+          </w:p>
+        </w:tc>
+        <w:tc>
+          <w:tcPr>
+            <w:tcW w:type="dxa" w:w="5112"/>
+          </w:tcPr>
+          <w:p>
+            <w:r>
+              <w:t>Not supplied or established</w:t>
+            </w:r>
+          </w:p>
+        </w:tc>
+      </w:tr>
+      <w:tr>
+        <w:tc>
+          <w:tcPr>
+            <w:tcW w:type="dxa" w:w="5112"/>
+          </w:tcPr>
+          <w:p>
+            <w:r>
+              <w:t>Next work</w:t>
+            </w:r>
+          </w:p>
+        </w:tc>
+        <w:tc>
+          <w:tcPr>
+            <w:tcW w:type="dxa" w:w="5112"/>
+          </w:tcPr>
+          <w:p>
+            <w:r>
+              <w:t>Resolve a named evidence gap with an explicit new design, not a stronger headline</w:t>
+            </w:r>
+          </w:p>
+        </w:tc>
+      </w:tr>
+    </w:tbl>
+    <w:p>
+      <w:pPr>
+        <w:spacing w:line="336" w:lineRule="auto" w:after="180"/>
+      </w:pPr>
+      <w:r>
+        <w:rPr>
+          <w:b w:val="0"/>
+        </w:rPr>
+        <w:t>Main candidate 12/16 = 75%, baseline 11/16 = 68.75%, gain 6.25 percentage points. Matching replay supports computational consistency only; no fresh population/user study. Picture clear 80%, shaded 40%, gap forty points; object-count/pairing details are unknown.</w:t>
+      </w:r>
+    </w:p>
+    <w:p>
+      <w:pPr>
+        <w:spacing w:line="336" w:lineRule="auto" w:after="180"/>
+      </w:pPr>
+      <w:r>
+        <w:rPr>
+          <w:b w:val="0"/>
+        </w:rPr>
+        <w:t>Same held-out objects under both lights with one camera and fixed scoring is a proposed control, not a completed causal test; changing cameras reintroduces an alternative. Independent candidate 9/12 = 75%, baseline 10/12 ≈ 83.333%, candidate difference −1/12 ≈ −8.333 points despite matching reproduction. Preserve the negative result.</w:t>
+      </w:r>
+    </w:p>
+    <w:p>
+      <w:pPr>
+        <w:spacing w:line="336" w:lineRule="auto" w:after="180"/>
+      </w:pPr>
+      <w:r>
+        <w:rPr>
+          <w:b w:val="0"/>
+        </w:rPr>
+        <w:t>A useful next question targets a documented gap, with fresh reserved units and matched criteria; no invented mechanism or future success is required.</w:t>
+      </w:r>
+    </w:p>
+    <w:p>
+      <w:pPr>
         <w:pStyle w:val="Heading3"/>
       </w:pPr>
       <w:r>
-        <w:t>Explain Research defense and next questions · 2</w:t>
+        <w:t>Research defense and next questions — evidence trace</w:t>
+      </w:r>
+    </w:p>
+    <w:tbl>
+      <w:tblPr>
+        <w:tblStyle w:val="LightShading-Accent1"/>
+        <w:tblW w:type="auto" w:w="0"/>
+        <w:tblLook w:firstColumn="1" w:firstRow="1" w:lastColumn="0" w:lastRow="0" w:noHBand="0" w:noVBand="1" w:val="04A0"/>
+      </w:tblPr>
+      <w:tblGrid>
+        <w:gridCol w:w="3408"/>
+        <w:gridCol w:w="3408"/>
+        <w:gridCol w:w="3408"/>
+      </w:tblGrid>
+      <w:tr>
+        <w:trPr>
+          <w:tblHeader/>
+        </w:trPr>
+        <w:tc>
+          <w:tcPr>
+            <w:tcW w:type="dxa" w:w="3408"/>
+          </w:tcPr>
+          <w:p>
+            <w:r>
+              <w:t>Input and scope</w:t>
+            </w:r>
+          </w:p>
+        </w:tc>
+        <w:tc>
+          <w:tcPr>
+            <w:tcW w:type="dxa" w:w="3408"/>
+          </w:tcPr>
+          <w:p>
+            <w:r>
+              <w:t>Check or calculation</w:t>
+            </w:r>
+          </w:p>
+        </w:tc>
+        <w:tc>
+          <w:tcPr>
+            <w:tcW w:type="dxa" w:w="3408"/>
+          </w:tcPr>
+          <w:p>
+            <w:r>
+              <w:t>Conclusion and limit</w:t>
+            </w:r>
+          </w:p>
+        </w:tc>
+      </w:tr>
+      <w:tr>
+        <w:tc>
+          <w:tcPr>
+            <w:tcW w:type="dxa" w:w="3408"/>
+          </w:tcPr>
+          <w:p>
+            <w:r>
+              <w:t>Study shows candidate 12/16 versus baseline 11/16; replay matches; no fresh population sample or user study.</w:t>
+            </w:r>
+          </w:p>
+        </w:tc>
+        <w:tc>
+          <w:tcPr>
+            <w:tcW w:type="dxa" w:w="3408"/>
+          </w:tcPr>
+          <w:p>
+            <w:r>
+              <w:t>Present the frozen question, credible baseline, unit design, primary analysis, uncertainty assumptions, failures and reproduction record. Propose next work that resolves a named gap with new evidence.</w:t>
+            </w:r>
+          </w:p>
+        </w:tc>
+        <w:tc>
+          <w:tcPr>
+            <w:tcW w:type="dxa" w:w="3408"/>
+          </w:tcPr>
+          <w:p>
+            <w:r>
+              <w:t>75% versus 68.75%, gain 6.25 points in 16 cases; replay supports computational consistency. Broader usefulness and generalisation remain untested.</w:t>
+            </w:r>
+          </w:p>
+        </w:tc>
+      </w:tr>
+    </w:tbl>
+    <w:p>
+      <w:r>
+        <w:t>The figure connects this chapter's worked input, declared procedure and result. Read the complete worked reasoning for qualifiers and intermediate steps; the abbreviated labels do not replace that reasoning.</w:t>
+      </w:r>
+    </w:p>
+    <w:p>
+      <w:pPr>
+        <w:spacing w:line="336" w:lineRule="auto" w:after="180"/>
+      </w:pPr>
+      <w:r>
+        <w:rPr>
+          <w:b w:val="0"/>
+        </w:rPr>
+        <w:t xml:space="preserve">Guided: 75% versus 68.75%, gain 6.25 points in 16 cases; replay supports computational consistency. Broader usefulness and generalisation remain untested. Qualification: The </w:t>
+      </w:r>
+      <w:r>
+        <w:rPr>
+          <w:b/>
+        </w:rPr>
+        <w:t>next question</w:t>
+      </w:r>
+      <w:r>
+        <w:rPr>
+          <w:b w:val="0"/>
+        </w:rPr>
+        <w:t xml:space="preserve"> follows </w:t>
+      </w:r>
+      <w:r>
+        <w:rPr>
+          <w:b/>
+        </w:rPr>
+        <w:t>evidence</w:t>
+      </w:r>
+      <w:r>
+        <w:rPr>
+          <w:b w:val="0"/>
+        </w:rPr>
+        <w:t xml:space="preserve"> gaps; it must not be presented as an answer already obtained. Exit: accept a concrete variation with its predicted outcome and a stated condition that would challenge the </w:t>
+      </w:r>
+      <w:r>
+        <w:rPr>
+          <w:b/>
+        </w:rPr>
+        <w:t>mechanism</w:t>
+      </w:r>
+      <w:r>
+        <w:rPr>
+          <w:b w:val="0"/>
+        </w:rPr>
+        <w:t xml:space="preserve">; reject a claim resting on unmeasured </w:t>
+      </w:r>
+      <w:r>
+        <w:rPr>
+          <w:b/>
+        </w:rPr>
+        <w:t>evidence</w:t>
+      </w:r>
+      <w:r>
+        <w:rPr>
+          <w:b w:val="0"/>
+        </w:rPr>
+        <w:t>.</w:t>
+      </w:r>
+    </w:p>
+    <w:p>
+      <w:pPr>
+        <w:spacing w:line="336" w:lineRule="auto" w:after="180"/>
+      </w:pPr>
+      <w:r>
+        <w:rPr>
+          <w:b w:val="0"/>
+        </w:rPr>
+        <w:t>Study shows candidate 12/16 versus baseline 11/16; replay matches; no fresh population sample or user study.</w:t>
+      </w:r>
+    </w:p>
+    <w:p>
+      <w:pPr>
+        <w:spacing w:line="336" w:lineRule="auto" w:after="180"/>
+      </w:pPr>
+      <w:r>
+        <w:rPr>
+          <w:b w:val="0"/>
+        </w:rPr>
+        <w:t>75% versus 68.75%, gain 6.25 points in 16 cases; replay supports computational consistency. Broader usefulness and generalisation remain untested.</w:t>
+      </w:r>
+    </w:p>
+    <w:p>
+      <w:pPr>
+        <w:spacing w:line="336" w:lineRule="auto" w:after="180"/>
+      </w:pPr>
+      <w:r>
+        <w:rPr>
+          <w:b w:val="0"/>
+        </w:rPr>
+        <w:t xml:space="preserve">Compare the intermediate </w:t>
+      </w:r>
+      <w:r>
+        <w:rPr>
+          <w:b/>
+        </w:rPr>
+        <w:t>evidence</w:t>
+      </w:r>
+      <w:r>
+        <w:rPr>
+          <w:b w:val="0"/>
+        </w:rPr>
+        <w:t xml:space="preserve"> with the final statement. Explain why each number or decision follows from the stated </w:t>
+      </w:r>
+      <w:r>
+        <w:rPr>
+          <w:b/>
+        </w:rPr>
+        <w:t>input</w:t>
+      </w:r>
+      <w:r>
+        <w:rPr>
+          <w:b w:val="0"/>
+        </w:rPr>
+        <w:t>s.</w:t>
+      </w:r>
+    </w:p>
+    <w:p>
+      <w:pPr>
+        <w:spacing w:line="336" w:lineRule="auto" w:after="180"/>
+      </w:pPr>
+      <w:r>
+        <w:rPr>
+          <w:b w:val="0"/>
+        </w:rPr>
+        <w:t xml:space="preserve">The conclusion belongs to this scenario and procedure; changing the </w:t>
+      </w:r>
+      <w:r>
+        <w:rPr>
+          <w:b/>
+        </w:rPr>
+        <w:t>input</w:t>
+      </w:r>
+      <w:r>
+        <w:rPr>
+          <w:b w:val="0"/>
+        </w:rPr>
+        <w:t>s, evaluation population or authority can change what it establishes. Retain the raw record so a later revision can be compared honestly.</w:t>
+      </w:r>
+    </w:p>
+    <w:p>
+      <w:pPr>
+        <w:pStyle w:val="Heading2"/>
+      </w:pPr>
+      <w:r>
+        <w:t>Boundary and misconception probes</w:t>
+      </w:r>
+    </w:p>
+    <w:tbl>
+      <w:tblPr>
+        <w:tblStyle w:val="LightShading-Accent1"/>
+        <w:tblW w:type="auto" w:w="0"/>
+        <w:tblLook w:firstColumn="1" w:firstRow="1" w:lastColumn="0" w:lastRow="0" w:noHBand="0" w:noVBand="1" w:val="04A0"/>
+      </w:tblPr>
+      <w:tblGrid>
+        <w:gridCol w:w="5112"/>
+        <w:gridCol w:w="5112"/>
+      </w:tblGrid>
+      <w:tr>
+        <w:trPr>
+          <w:tblHeader/>
+        </w:trPr>
+        <w:tc>
+          <w:tcPr>
+            <w:tcW w:type="dxa" w:w="5112"/>
+          </w:tcPr>
+          <w:p>
+            <w:r>
+              <w:t>Defense audit</w:t>
+            </w:r>
+          </w:p>
+        </w:tc>
+        <w:tc>
+          <w:tcPr>
+            <w:tcW w:type="dxa" w:w="5112"/>
+          </w:tcPr>
+          <w:p>
+            <w:r>
+              <w:t>Checked interpretation</w:t>
+            </w:r>
+          </w:p>
+        </w:tc>
+      </w:tr>
+      <w:tr>
+        <w:tc>
+          <w:tcPr>
+            <w:tcW w:type="dxa" w:w="5112"/>
+          </w:tcPr>
+          <w:p>
+            <w:r>
+              <w:t>Candidate one more of sixteen</w:t>
+            </w:r>
+          </w:p>
+        </w:tc>
+        <w:tc>
+          <w:tcPr>
+            <w:tcW w:type="dxa" w:w="5112"/>
+          </w:tcPr>
+          <w:p>
+            <w:r>
+              <w:t>Report 6.25-point descriptive gain with denominator</w:t>
+            </w:r>
+          </w:p>
+        </w:tc>
+      </w:tr>
+      <w:tr>
+        <w:tc>
+          <w:tcPr>
+            <w:tcW w:type="dxa" w:w="5112"/>
+          </w:tcPr>
+          <w:p>
+            <w:r>
+              <w:t>Replay agrees</w:t>
+            </w:r>
+          </w:p>
+        </w:tc>
+        <w:tc>
+          <w:tcPr>
+            <w:tcW w:type="dxa" w:w="5112"/>
+          </w:tcPr>
+          <w:p>
+            <w:r>
+              <w:t>Computational consistency, not new-data generalization</w:t>
+            </w:r>
+          </w:p>
+        </w:tc>
+      </w:tr>
+      <w:tr>
+        <w:tc>
+          <w:tcPr>
+            <w:tcW w:type="dxa" w:w="5112"/>
+          </w:tcPr>
+          <w:p>
+            <w:r>
+              <w:t>No user study</w:t>
+            </w:r>
+          </w:p>
+        </w:tc>
+        <w:tc>
+          <w:tcPr>
+            <w:tcW w:type="dxa" w:w="5112"/>
+          </w:tcPr>
+          <w:p>
+            <w:r>
+              <w:t>No measured user-benefit claim</w:t>
+            </w:r>
+          </w:p>
+        </w:tc>
+      </w:tr>
+      <w:tr>
+        <w:tc>
+          <w:tcPr>
+            <w:tcW w:type="dxa" w:w="5112"/>
+          </w:tcPr>
+          <w:p>
+            <w:r>
+              <w:t>Shaded slice lower</w:t>
+            </w:r>
+          </w:p>
+        </w:tc>
+        <w:tc>
+          <w:tcPr>
+            <w:tcW w:type="dxa" w:w="5112"/>
+          </w:tcPr>
+          <w:p>
+            <w:r>
+              <w:t>A hypothesis about lighting, not established cause</w:t>
+            </w:r>
+          </w:p>
+        </w:tc>
+      </w:tr>
+      <w:tr>
+        <w:tc>
+          <w:tcPr>
+            <w:tcW w:type="dxa" w:w="5112"/>
+          </w:tcPr>
+          <w:p>
+            <w:r>
+              <w:t>Grouped source objects</w:t>
+            </w:r>
+          </w:p>
+        </w:tc>
+        <w:tc>
+          <w:tcPr>
+            <w:tcW w:type="dxa" w:w="5112"/>
+          </w:tcPr>
+          <w:p>
+            <w:r>
+              <w:t>Count/independence/pairing still need actual design records</w:t>
+            </w:r>
+          </w:p>
+        </w:tc>
+      </w:tr>
+      <w:tr>
+        <w:tc>
+          <w:tcPr>
+            <w:tcW w:type="dxa" w:w="5112"/>
+          </w:tcPr>
+          <w:p>
+            <w:r>
+              <w:t>Same-object one-camera proposal</w:t>
+            </w:r>
+          </w:p>
+        </w:tc>
+        <w:tc>
+          <w:tcPr>
+            <w:tcW w:type="dxa" w:w="5112"/>
+          </w:tcPr>
+          <w:p>
+            <w:r>
+              <w:t>Helps distinguish explanations; not an automatic causal guarantee</w:t>
+            </w:r>
+          </w:p>
+        </w:tc>
+      </w:tr>
+      <w:tr>
+        <w:tc>
+          <w:tcPr>
+            <w:tcW w:type="dxa" w:w="5112"/>
+          </w:tcPr>
+          <w:p>
+            <w:r>
+              <w:t>Camera and lighting both vary</w:t>
+            </w:r>
+          </w:p>
+        </w:tc>
+        <w:tc>
+          <w:tcPr>
+            <w:tcW w:type="dxa" w:w="5112"/>
+          </w:tcPr>
+          <w:p>
+            <w:r>
+              <w:t>Confounding remains</w:t>
+            </w:r>
+          </w:p>
+        </w:tc>
+      </w:tr>
+      <w:tr>
+        <w:tc>
+          <w:tcPr>
+            <w:tcW w:type="dxa" w:w="5112"/>
+          </w:tcPr>
+          <w:p>
+            <w:r>
+              <w:t>Candidate loses in independent case</w:t>
+            </w:r>
+          </w:p>
+        </w:tc>
+        <w:tc>
+          <w:tcPr>
+            <w:tcW w:type="dxa" w:w="5112"/>
+          </w:tcPr>
+          <w:p>
+            <w:r>
+              <w:t>A reproducible negative result is still a valid research outcome</w:t>
+            </w:r>
+          </w:p>
+        </w:tc>
+      </w:tr>
+    </w:tbl>
+    <w:p>
+      <w:pPr>
+        <w:pStyle w:val="Heading2"/>
+      </w:pPr>
+      <w:r>
+        <w:t>Separate pictured facts and full reasoning</w:t>
+      </w:r>
+    </w:p>
+    <w:p>
+      <w:pPr>
+        <w:spacing w:line="336" w:lineRule="auto" w:after="180"/>
+      </w:pPr>
+      <w:r>
+        <w:rPr>
+          <w:b w:val="0"/>
+        </w:rPr>
+        <w:t>Defend the next research question. A research defence identifies an observed weakness and a testable follow-up.</w:t>
+      </w:r>
+    </w:p>
+    <w:p>
+      <w:pPr>
+        <w:spacing w:line="336" w:lineRule="auto" w:after="180"/>
+      </w:pPr>
+      <w:r>
+        <w:rPr>
+          <w:b w:val="0"/>
+        </w:rPr>
+        <w:t>A frozen model is correct on 8/10 clear images and 4/10 shaded images. Source objects are grouped within each condition.</w:t>
+      </w:r>
+    </w:p>
+    <w:p>
+      <w:pPr>
+        <w:spacing w:line="336" w:lineRule="auto" w:after="180"/>
+      </w:pPr>
+      <w:r>
+        <w:rPr>
+          <w:b w:val="0"/>
+        </w:rPr>
+        <w:t>The separate picture gives clear-image correctness eight of ten, or 80%, and shaded-image correctness four of ten, or 40%, a forty-percentage-point descriptive gap. Grouping is mentioned, but the number of source objects and whether the same objects appear in both conditions are not supplied. Lighting sensitivity is plausible; camera and object differences are also possible explanations.</w:t>
+      </w:r>
+    </w:p>
+    <w:p>
+      <w:pPr>
+        <w:spacing w:line="336" w:lineRule="auto" w:after="180"/>
+      </w:pPr>
+      <w:r>
+        <w:rPr>
+          <w:b w:val="0"/>
+        </w:rPr>
+        <w:t>A proposed follow-up photographs the same held-out objects in both light conditions using one camera and fixed scoring. It reduces those particular differences, but still needs adequate independent objects, order/collection controls and justified analysis. No follow-up outcomes or causal finding are supplied. Changing cameras as well as lighting would again entangle explanations.</w:t>
+      </w:r>
+    </w:p>
+    <w:tbl>
+      <w:tblPr>
+        <w:tblStyle w:val="LightShading-Accent1"/>
+        <w:tblW w:type="auto" w:w="0"/>
+        <w:tblLook w:firstColumn="1" w:firstRow="1" w:lastColumn="0" w:lastRow="0" w:noHBand="0" w:noVBand="1" w:val="04A0"/>
+      </w:tblPr>
+      <w:tblGrid>
+        <w:gridCol w:w="5112"/>
+        <w:gridCol w:w="5112"/>
+      </w:tblGrid>
+      <w:tr>
+        <w:trPr>
+          <w:tblHeader/>
+        </w:trPr>
+        <w:tc>
+          <w:tcPr>
+            <w:tcW w:type="dxa" w:w="5112"/>
+          </w:tcPr>
+          <w:p>
+            <w:r>
+              <w:t>Separate defense evidence</w:t>
+            </w:r>
+          </w:p>
+        </w:tc>
+        <w:tc>
+          <w:tcPr>
+            <w:tcW w:type="dxa" w:w="5112"/>
+          </w:tcPr>
+          <w:p>
+            <w:r>
+              <w:t>Supported value or next-step status</w:t>
+            </w:r>
+          </w:p>
+        </w:tc>
+      </w:tr>
+      <w:tr>
+        <w:tc>
+          <w:tcPr>
+            <w:tcW w:type="dxa" w:w="5112"/>
+          </w:tcPr>
+          <w:p>
+            <w:r>
+              <w:t>Clear slice</w:t>
+            </w:r>
+          </w:p>
+        </w:tc>
+        <w:tc>
+          <w:tcPr>
+            <w:tcW w:type="dxa" w:w="5112"/>
+          </w:tcPr>
+          <w:p>
+            <w:r>
+              <w:t>8/10 = 80%</w:t>
+            </w:r>
+          </w:p>
+        </w:tc>
+      </w:tr>
+      <w:tr>
+        <w:tc>
+          <w:tcPr>
+            <w:tcW w:type="dxa" w:w="5112"/>
+          </w:tcPr>
+          <w:p>
+            <w:r>
+              <w:t>Shaded slice</w:t>
+            </w:r>
+          </w:p>
+        </w:tc>
+        <w:tc>
+          <w:tcPr>
+            <w:tcW w:type="dxa" w:w="5112"/>
+          </w:tcPr>
+          <w:p>
+            <w:r>
+              <w:t>4/10 = 40%</w:t>
+            </w:r>
+          </w:p>
+        </w:tc>
+      </w:tr>
+      <w:tr>
+        <w:tc>
+          <w:tcPr>
+            <w:tcW w:type="dxa" w:w="5112"/>
+          </w:tcPr>
+          <w:p>
+            <w:r>
+              <w:t>Observed gap</w:t>
+            </w:r>
+          </w:p>
+        </w:tc>
+        <w:tc>
+          <w:tcPr>
+            <w:tcW w:type="dxa" w:w="5112"/>
+          </w:tcPr>
+          <w:p>
+            <w:r>
+              <w:t>40 percentage points</w:t>
+            </w:r>
+          </w:p>
+        </w:tc>
+      </w:tr>
+      <w:tr>
+        <w:tc>
+          <w:tcPr>
+            <w:tcW w:type="dxa" w:w="5112"/>
+          </w:tcPr>
+          <w:p>
+            <w:r>
+              <w:t>Object identity/pairing details</w:t>
+            </w:r>
+          </w:p>
+        </w:tc>
+        <w:tc>
+          <w:tcPr>
+            <w:tcW w:type="dxa" w:w="5112"/>
+          </w:tcPr>
+          <w:p>
+            <w:r>
+              <w:t>Not supplied; no assumption of ten independent objects</w:t>
+            </w:r>
+          </w:p>
+        </w:tc>
+      </w:tr>
+      <w:tr>
+        <w:tc>
+          <w:tcPr>
+            <w:tcW w:type="dxa" w:w="5112"/>
+          </w:tcPr>
+          <w:p>
+            <w:r>
+              <w:t>Possible explanations</w:t>
+            </w:r>
+          </w:p>
+        </w:tc>
+        <w:tc>
+          <w:tcPr>
+            <w:tcW w:type="dxa" w:w="5112"/>
+          </w:tcPr>
+          <w:p>
+            <w:r>
+              <w:t>Light, camera or object differences; untested</w:t>
+            </w:r>
+          </w:p>
+        </w:tc>
+      </w:tr>
+      <w:tr>
+        <w:tc>
+          <w:tcPr>
+            <w:tcW w:type="dxa" w:w="5112"/>
+          </w:tcPr>
+          <w:p>
+            <w:r>
+              <w:t>Proposed matched design</w:t>
+            </w:r>
+          </w:p>
+        </w:tc>
+        <w:tc>
+          <w:tcPr>
+            <w:tcW w:type="dxa" w:w="5112"/>
+          </w:tcPr>
+          <w:p>
+            <w:r>
+              <w:t>Same held-out objects; both light conditions; one camera; frozen procedure</w:t>
+            </w:r>
+          </w:p>
+        </w:tc>
+      </w:tr>
+      <w:tr>
+        <w:tc>
+          <w:tcPr>
+            <w:tcW w:type="dxa" w:w="5112"/>
+          </w:tcPr>
+          <w:p>
+            <w:r>
+              <w:t>If camera also changes</w:t>
+            </w:r>
+          </w:p>
+        </w:tc>
+        <w:tc>
+          <w:tcPr>
+            <w:tcW w:type="dxa" w:w="5112"/>
+          </w:tcPr>
+          <w:p>
+            <w:r>
+              <w:t>Alternative explanation returns</w:t>
+            </w:r>
+          </w:p>
+        </w:tc>
+      </w:tr>
+      <w:tr>
+        <w:tc>
+          <w:tcPr>
+            <w:tcW w:type="dxa" w:w="5112"/>
+          </w:tcPr>
+          <w:p>
+            <w:r>
+              <w:t>Follow-up status</w:t>
+            </w:r>
+          </w:p>
+        </w:tc>
+        <w:tc>
+          <w:tcPr>
+            <w:tcW w:type="dxa" w:w="5112"/>
+          </w:tcPr>
+          <w:p>
+            <w:r>
+              <w:t>Not run; no new outcome or causal conclusion</w:t>
+            </w:r>
+          </w:p>
+        </w:tc>
+      </w:tr>
+    </w:tbl>
+    <w:p>
+      <w:r>
+        <w:drawing>
+          <wp:inline xmlns:a="http://schemas.openxmlformats.org/drawingml/2006/main" xmlns:pic="http://schemas.openxmlformats.org/drawingml/2006/picture">
+            <wp:extent cx="5486400" cy="3029913"/>
+            <wp:docPr id="1" name="Picture 1" descr="Observed clear slice is eight of ten, eighty percent; shaded slice four of ten, forty percent. Cause is not established. Proposed follow-up uses the same held-out objects under both lights, one camera and fixed scoring; it is not run. Changing cameras too reintroduces another explanation."/>
+            <wp:cNvGraphicFramePr>
+              <a:graphicFrameLocks noChangeAspect="1"/>
+            </wp:cNvGraphicFramePr>
+            <a:graphic>
+              <a:graphicData uri="http://schemas.openxmlformats.org/drawingml/2006/picture">
+                <pic:pic>
+                  <pic:nvPicPr>
+                    <pic:cNvPr id="0" name="ai-7-36-next-test.png"/>
+                    <pic:cNvPicPr/>
+                  </pic:nvPicPr>
+                  <pic:blipFill>
+                    <a:blip r:embed="rId9"/>
+                    <a:stretch>
+                      <a:fillRect/>
+                    </a:stretch>
+                  </pic:blipFill>
+                  <pic:spPr>
+                    <a:xfrm>
+                      <a:off x="0" y="0"/>
+                      <a:ext cx="5486400" cy="3029913"/>
+                    </a:xfrm>
+                    <a:prstGeom prst="rect"/>
+                  </pic:spPr>
+                </pic:pic>
+              </a:graphicData>
+            </a:graphic>
+          </wp:inline>
+        </w:drawing>
+      </w:r>
+    </w:p>
+    <w:p>
+      <w:pPr>
+        <w:pStyle w:val="Heading2"/>
+      </w:pPr>
+      <w:r>
+        <w:t>Picture trace and changed-condition key</w:t>
+      </w:r>
+    </w:p>
+    <w:p>
+      <w:r>
+        <w:drawing>
+          <wp:inline xmlns:a="http://schemas.openxmlformats.org/drawingml/2006/main" xmlns:pic="http://schemas.openxmlformats.org/drawingml/2006/picture">
+            <wp:extent cx="5486400" cy="3337560"/>
+            <wp:docPr id="2" name="Picture 2" descr="State slice outcomes: Clear is 80%; shaded is 40%. → Limit the interpretation: Shade sensitivity is plausible, but camera or object differences may also matter. → Design follow-up: Photograph the same held-out objects under both light conditions using one camera and fixed scoring."/>
+            <wp:cNvGraphicFramePr>
+              <a:graphicFrameLocks noChangeAspect="1"/>
+            </wp:cNvGraphicFramePr>
+            <a:graphic>
+              <a:graphicData uri="http://schemas.openxmlformats.org/drawingml/2006/picture">
+                <pic:pic>
+                  <pic:nvPicPr>
+                    <pic:cNvPr id="0" name="academy-story-ai-7-36-02.png"/>
+                    <pic:cNvPicPr/>
+                  </pic:nvPicPr>
+                  <pic:blipFill>
+                    <a:blip r:embed="rId10"/>
+                    <a:stretch>
+                      <a:fillRect/>
+                    </a:stretch>
+                  </pic:blipFill>
+                  <pic:spPr>
+                    <a:xfrm>
+                      <a:off x="0" y="0"/>
+                      <a:ext cx="5486400" cy="3337560"/>
+                    </a:xfrm>
+                    <a:prstGeom prst="rect"/>
+                  </pic:spPr>
+                </pic:pic>
+              </a:graphicData>
+            </a:graphic>
+          </wp:inline>
+        </w:drawing>
+      </w:r>
+    </w:p>
+    <w:p>
+      <w:pPr>
+        <w:pStyle w:val="Heading3"/>
+      </w:pPr>
+      <w:r>
+        <w:t>Read the picture one step at a time</w:t>
+      </w:r>
+    </w:p>
+    <w:tbl>
+      <w:tblPr>
+        <w:tblStyle w:val="LightShading-Accent1"/>
+        <w:tblW w:type="auto" w:w="0"/>
+        <w:tblLook w:firstColumn="1" w:firstRow="1" w:lastColumn="0" w:lastRow="0" w:noHBand="0" w:noVBand="1" w:val="04A0"/>
+      </w:tblPr>
+      <w:tblGrid>
+        <w:gridCol w:w="5112"/>
+        <w:gridCol w:w="5112"/>
+      </w:tblGrid>
+      <w:tr>
+        <w:trPr>
+          <w:tblHeader/>
+        </w:trPr>
+        <w:tc>
+          <w:tcPr>
+            <w:tcW w:type="dxa" w:w="5112"/>
+          </w:tcPr>
+          <w:p>
+            <w:r>
+              <w:t>Step</w:t>
+            </w:r>
+          </w:p>
+        </w:tc>
+        <w:tc>
+          <w:tcPr>
+            <w:tcW w:type="dxa" w:w="5112"/>
+          </w:tcPr>
+          <w:p>
+            <w:r>
+              <w:t>What happens and why</w:t>
+            </w:r>
+          </w:p>
+        </w:tc>
+      </w:tr>
+      <w:tr>
+        <w:tc>
+          <w:tcPr>
+            <w:tcW w:type="dxa" w:w="5112"/>
+          </w:tcPr>
+          <w:p>
+            <w:r>
+              <w:t>1. State slice outcomes</w:t>
+            </w:r>
+          </w:p>
+        </w:tc>
+        <w:tc>
+          <w:tcPr>
+            <w:tcW w:type="dxa" w:w="5112"/>
+          </w:tcPr>
+          <w:p>
+            <w:r>
+              <w:t>Clear is 80%; shaded is 40%.</w:t>
+            </w:r>
+          </w:p>
+        </w:tc>
+      </w:tr>
+      <w:tr>
+        <w:tc>
+          <w:tcPr>
+            <w:tcW w:type="dxa" w:w="5112"/>
+          </w:tcPr>
+          <w:p>
+            <w:r>
+              <w:t>2. Limit the interpretation</w:t>
+            </w:r>
+          </w:p>
+        </w:tc>
+        <w:tc>
+          <w:tcPr>
+            <w:tcW w:type="dxa" w:w="5112"/>
+          </w:tcPr>
+          <w:p>
+            <w:r>
+              <w:t>Shade sensitivity is plausible, but camera or object differences may also matter.</w:t>
+            </w:r>
+          </w:p>
+        </w:tc>
+      </w:tr>
+      <w:tr>
+        <w:tc>
+          <w:tcPr>
+            <w:tcW w:type="dxa" w:w="5112"/>
+          </w:tcPr>
+          <w:p>
+            <w:r>
+              <w:t>3. Design follow-up</w:t>
+            </w:r>
+          </w:p>
+        </w:tc>
+        <w:tc>
+          <w:tcPr>
+            <w:tcW w:type="dxa" w:w="5112"/>
+          </w:tcPr>
+          <w:p>
+            <w:r>
+              <w:t>Photograph the same held-out objects under both light conditions using one camera and fixed scoring.</w:t>
+            </w:r>
+          </w:p>
+        </w:tc>
+      </w:tr>
+    </w:tbl>
+    <w:p>
+      <w:r>
+        <w:t>Match each pictured step to the supplied facts. This is a worked teaching case, not an independent assessment.</w:t>
+      </w:r>
+    </w:p>
+    <w:p>
+      <w:pPr>
+        <w:spacing w:line="336" w:lineRule="auto" w:after="180"/>
+      </w:pPr>
+      <w:r>
+        <w:rPr>
+          <w:b w:val="0"/>
+        </w:rPr>
+        <w:t>A defence should explain results, uncertainty and what would discriminate between explanations next. A controlled paired follow-up is more informative than simply collecting extra easy images.</w:t>
+      </w:r>
+    </w:p>
+    <w:p>
+      <w:pPr>
+        <w:spacing w:line="336" w:lineRule="auto" w:after="180"/>
+      </w:pPr>
+      <w:r>
+        <w:rPr>
+          <w:b w:val="0"/>
+        </w:rPr>
+        <w:t>Even a paired follow-up needs adequate independent objects and justified analysis; no causal conclusion is claimed yet.</w:t>
+      </w:r>
+    </w:p>
+    <w:p>
+      <w:pPr>
+        <w:spacing w:line="336" w:lineRule="auto" w:after="180"/>
+      </w:pPr>
+      <w:r>
+        <w:rPr>
+          <w:b w:val="0"/>
+        </w:rPr>
+        <w:t>Change: Change cameras as well as lighting in the follow-up.</w:t>
+      </w:r>
+    </w:p>
+    <w:p>
+      <w:pPr>
+        <w:spacing w:line="336" w:lineRule="auto" w:after="180"/>
+      </w:pPr>
+      <w:r>
+        <w:rPr>
+          <w:b/>
+        </w:rPr>
+        <w:t>Prediction</w:t>
+      </w:r>
+      <w:r>
+        <w:rPr>
+          <w:b w:val="0"/>
+        </w:rPr>
+        <w:t>: The design again entangles two conditions.</w:t>
+      </w:r>
+    </w:p>
+    <w:p>
+      <w:pPr>
+        <w:spacing w:line="336" w:lineRule="auto" w:after="180"/>
+      </w:pPr>
+      <w:r>
+        <w:rPr>
+          <w:b w:val="0"/>
+        </w:rPr>
+        <w:t>Reason: A camera difference provides another explanation for any performance gap.</w:t>
+      </w:r>
+    </w:p>
+    <w:p>
+      <w:pPr>
+        <w:pStyle w:val="Heading2"/>
+      </w:pPr>
+      <w:r>
+        <w:t>Earlier wording, alternatives and picture transcripts · reference / check after trying</w:t>
+      </w:r>
+    </w:p>
+    <w:p>
+      <w:pPr>
+        <w:spacing w:line="336" w:lineRule="auto" w:after="180"/>
+      </w:pPr>
+      <w:r>
+        <w:rPr>
+          <w:b w:val="0"/>
+        </w:rPr>
+        <w:t>Begin by writing the question the procedure is intended to answer. Identify the information already supplied, the information it will produce and the information still missing.</w:t>
+      </w:r>
+    </w:p>
+    <w:p>
+      <w:pPr>
+        <w:spacing w:line="336" w:lineRule="auto" w:after="180"/>
+      </w:pPr>
+      <w:r>
+        <w:rPr>
+          <w:b w:val="0"/>
+        </w:rPr>
+        <w:t>These are constructed classroom examples; they do not require live accounts, private records or an external service. Do not treat a plausible explanation as a measured outcome.</w:t>
       </w:r>
     </w:p>
     <w:p>
@@ -1106,99 +2578,30 @@
         <w:pStyle w:val="Heading3"/>
       </w:pPr>
       <w:r>
-        <w:t>Research defense and next questions — evidence trace</w:t>
-      </w:r>
-    </w:p>
-    <w:tbl>
-      <w:tblPr>
-        <w:tblStyle w:val="LightShading-Accent1"/>
-        <w:tblW w:type="auto" w:w="0"/>
-        <w:tblLook w:firstColumn="1" w:firstRow="1" w:lastColumn="0" w:lastRow="0" w:noHBand="0" w:noVBand="1" w:val="04A0"/>
-      </w:tblPr>
-      <w:tblGrid>
-        <w:gridCol w:w="3408"/>
-        <w:gridCol w:w="3408"/>
-        <w:gridCol w:w="3408"/>
-      </w:tblGrid>
-      <w:tr>
-        <w:trPr>
-          <w:tblHeader/>
-        </w:trPr>
-        <w:tc>
-          <w:tcPr>
-            <w:tcW w:type="dxa" w:w="3408"/>
-          </w:tcPr>
-          <w:p>
-            <w:r>
-              <w:t>Input and scope</w:t>
-            </w:r>
-          </w:p>
-        </w:tc>
-        <w:tc>
-          <w:tcPr>
-            <w:tcW w:type="dxa" w:w="3408"/>
-          </w:tcPr>
-          <w:p>
-            <w:r>
-              <w:t>Check or calculation</w:t>
-            </w:r>
-          </w:p>
-        </w:tc>
-        <w:tc>
-          <w:tcPr>
-            <w:tcW w:type="dxa" w:w="3408"/>
-          </w:tcPr>
-          <w:p>
-            <w:r>
-              <w:t>Conclusion and limit</w:t>
-            </w:r>
-          </w:p>
-        </w:tc>
-      </w:tr>
-      <w:tr>
-        <w:tc>
-          <w:tcPr>
-            <w:tcW w:type="dxa" w:w="3408"/>
-          </w:tcPr>
-          <w:p>
-            <w:r>
-              <w:t>Study shows candidate12/16 versus baseline11/16; replay matches; no fresh population sample or user study.</w:t>
-            </w:r>
-          </w:p>
-        </w:tc>
-        <w:tc>
-          <w:tcPr>
-            <w:tcW w:type="dxa" w:w="3408"/>
-          </w:tcPr>
-          <w:p>
-            <w:r>
-              <w:t>Present the frozen question, credible baseline, unit design, primary analysis, uncertainty assumptions, failures and reproduction record. Propose next work that resolves a named gap with new evidence.</w:t>
-            </w:r>
-          </w:p>
-        </w:tc>
-        <w:tc>
-          <w:tcPr>
-            <w:tcW w:type="dxa" w:w="3408"/>
-          </w:tcPr>
-          <w:p>
-            <w:r>
-              <w:t>75% versus68.75%, gain6.25 points in16 cases; replay supports computational consistency. Broader usefulness and generalisation remain untested.</w:t>
-            </w:r>
-          </w:p>
-        </w:tc>
-      </w:tr>
-    </w:tbl>
-    <w:p>
-      <w:r>
-        <w:t>The figure connects this chapter's worked input, declared procedure and result. Read the complete worked reasoning for qualifiers and intermediate steps; the abbreviated labels do not replace that reasoning.</w:t>
+        <w:t>Model the reasoning aloud</w:t>
       </w:r>
     </w:p>
     <w:p>
       <w:pPr>
-        <w:pStyle w:val="Heading3"/>
-      </w:pPr>
-      <w:r>
-        <w:t>Explain Research defense and next questions · 3</w:t>
+        <w:spacing w:line="336" w:lineRule="auto" w:after="180"/>
+      </w:pPr>
+      <w:r>
+        <w:rPr>
+          <w:b w:val="0"/>
+        </w:rPr>
+        <w:t xml:space="preserve">Use the complete worked example below before asking learners to complete W2. Reveal a small part, invite a </w:t>
+      </w:r>
+      <w:r>
+        <w:rPr>
+          <w:b/>
+        </w:rPr>
+        <w:t>prediction</w:t>
+      </w:r>
+      <w:r>
+        <w:rPr>
+          <w:b w:val="0"/>
+        </w:rPr>
+        <w:t>, then explain the deciding step.</w:t>
       </w:r>
     </w:p>
     <w:p>
@@ -1209,207 +2612,7 @@
         <w:rPr>
           <w:b w:val="0"/>
         </w:rPr>
-        <w:t>Guided: 75% versus68.75%, gain6.25 points in16 cases; replay supports computational consistency. Broader usefulness and generalisation remain untested.</w:t>
-      </w:r>
-    </w:p>
-    <w:p>
-      <w:pPr>
-        <w:spacing w:line="336" w:lineRule="auto" w:after="180"/>
-      </w:pPr>
-      <w:r>
-        <w:rPr>
-          <w:b w:val="0"/>
-        </w:rPr>
-        <w:t xml:space="preserve">Qualification: The </w:t>
-      </w:r>
-      <w:r>
-        <w:rPr>
-          <w:b/>
-        </w:rPr>
-        <w:t>next question</w:t>
-      </w:r>
-      <w:r>
-        <w:rPr>
-          <w:b w:val="0"/>
-        </w:rPr>
-        <w:t xml:space="preserve"> follows </w:t>
-      </w:r>
-      <w:r>
-        <w:rPr>
-          <w:b/>
-        </w:rPr>
-        <w:t>evidence</w:t>
-      </w:r>
-      <w:r>
-        <w:rPr>
-          <w:b w:val="0"/>
-        </w:rPr>
-        <w:t xml:space="preserve"> gaps; it must not be presented as an answer already obtained.</w:t>
-      </w:r>
-    </w:p>
-    <w:p>
-      <w:pPr>
-        <w:spacing w:line="336" w:lineRule="auto" w:after="180"/>
-      </w:pPr>
-      <w:r>
-        <w:rPr>
-          <w:b w:val="0"/>
-        </w:rPr>
-        <w:t xml:space="preserve">Exit: accept a concrete variation with its predicted outcome and a stated condition that would challenge the </w:t>
-      </w:r>
-      <w:r>
-        <w:rPr>
-          <w:b/>
-        </w:rPr>
-        <w:t>mechanism</w:t>
-      </w:r>
-      <w:r>
-        <w:rPr>
-          <w:b w:val="0"/>
-        </w:rPr>
-        <w:t xml:space="preserve">; reject a claim resting on unmeasured </w:t>
-      </w:r>
-      <w:r>
-        <w:rPr>
-          <w:b/>
-        </w:rPr>
-        <w:t>evidence</w:t>
-      </w:r>
-      <w:r>
-        <w:rPr>
-          <w:b w:val="0"/>
-        </w:rPr>
-        <w:t>.</w:t>
-      </w:r>
-    </w:p>
-    <w:p>
-      <w:pPr>
-        <w:pStyle w:val="Heading3"/>
-      </w:pPr>
-      <w:r>
-        <w:t>Model the reasoning aloud</w:t>
-      </w:r>
-    </w:p>
-    <w:p>
-      <w:pPr>
-        <w:spacing w:line="336" w:lineRule="auto" w:after="180"/>
-      </w:pPr>
-      <w:r>
-        <w:rPr>
-          <w:b w:val="0"/>
-        </w:rPr>
-        <w:t xml:space="preserve">Use the complete worked example below before asking learners to complete W2. Reveal a small part, invite a </w:t>
-      </w:r>
-      <w:r>
-        <w:rPr>
-          <w:b/>
-        </w:rPr>
-        <w:t>prediction</w:t>
-      </w:r>
-      <w:r>
-        <w:rPr>
-          <w:b w:val="0"/>
-        </w:rPr>
-        <w:t>, then explain the deciding step.</w:t>
-      </w:r>
-    </w:p>
-    <w:p>
-      <w:pPr>
-        <w:spacing w:line="336" w:lineRule="auto" w:after="180"/>
-      </w:pPr>
-      <w:r>
-        <w:rPr>
-          <w:b w:val="0"/>
-        </w:rPr>
         <w:t>These teacher notes contain solutions; do not reveal the independent case answer during modelling.</w:t>
-      </w:r>
-    </w:p>
-    <w:p>
-      <w:pPr>
-        <w:spacing w:line="336" w:lineRule="auto" w:after="180"/>
-      </w:pPr>
-      <w:r>
-        <w:rPr>
-          <w:b w:val="0"/>
-        </w:rPr>
-        <w:t>Study shows candidate12/16 versus baseline11/16; replay matches; no fresh population sample or user study.</w:t>
-      </w:r>
-    </w:p>
-    <w:p>
-      <w:pPr>
-        <w:spacing w:line="336" w:lineRule="auto" w:after="180"/>
-      </w:pPr>
-      <w:r>
-        <w:rPr>
-          <w:b w:val="0"/>
-        </w:rPr>
-        <w:t>75% versus68.75%, gain6.25 points in16 cases; replay supports computational consistency. Broader usefulness and generalisation remain untested.</w:t>
-      </w:r>
-    </w:p>
-    <w:p>
-      <w:pPr>
-        <w:pStyle w:val="Heading3"/>
-      </w:pPr>
-      <w:r>
-        <w:t>Model the reasoning aloud · 4</w:t>
-      </w:r>
-    </w:p>
-    <w:p>
-      <w:pPr>
-        <w:spacing w:line="336" w:lineRule="auto" w:after="180"/>
-      </w:pPr>
-      <w:r>
-        <w:rPr>
-          <w:b w:val="0"/>
-        </w:rPr>
-        <w:t xml:space="preserve">Compare the intermediate </w:t>
-      </w:r>
-      <w:r>
-        <w:rPr>
-          <w:b/>
-        </w:rPr>
-        <w:t>evidence</w:t>
-      </w:r>
-      <w:r>
-        <w:rPr>
-          <w:b w:val="0"/>
-        </w:rPr>
-        <w:t xml:space="preserve"> with the final statement. Explain why each number or decision follows from the stated </w:t>
-      </w:r>
-      <w:r>
-        <w:rPr>
-          <w:b/>
-        </w:rPr>
-        <w:t>input</w:t>
-      </w:r>
-      <w:r>
-        <w:rPr>
-          <w:b w:val="0"/>
-        </w:rPr>
-        <w:t>s.</w:t>
-      </w:r>
-    </w:p>
-    <w:p>
-      <w:pPr>
-        <w:spacing w:line="336" w:lineRule="auto" w:after="180"/>
-      </w:pPr>
-      <w:r>
-        <w:rPr>
-          <w:b w:val="0"/>
-        </w:rPr>
-        <w:t xml:space="preserve">The conclusion belongs to this scenario and procedure; changing the </w:t>
-      </w:r>
-      <w:r>
-        <w:rPr>
-          <w:b/>
-        </w:rPr>
-        <w:t>input</w:t>
-      </w:r>
-      <w:r>
-        <w:rPr>
-          <w:b w:val="0"/>
-        </w:rPr>
-        <w:t>s, evaluation population or authority can change what it establishes. Retain the raw record so a later revision can be compared honestly.</w:t>
       </w:r>
     </w:p>
     <w:tbl>
@@ -1535,41 +2738,10 @@
     </w:p>
     <w:p>
       <w:pPr>
-        <w:spacing w:line="336" w:lineRule="auto" w:after="180"/>
-      </w:pPr>
-      <w:r>
-        <w:rPr>
-          <w:b w:val="0"/>
-        </w:rPr>
-        <w:t>Defend the next research question. A research defence identifies an observed weakness and a testable follow-up.</w:t>
-      </w:r>
-    </w:p>
-    <w:p>
-      <w:pPr>
         <w:pStyle w:val="Heading3"/>
       </w:pPr>
       <w:r>
         <w:t>The facts we will use</w:t>
-      </w:r>
-    </w:p>
-    <w:p>
-      <w:pPr>
-        <w:pStyle w:val="Heading3"/>
-      </w:pPr>
-      <w:r>
-        <w:t>Supplied facts</w:t>
-      </w:r>
-    </w:p>
-    <w:p>
-      <w:pPr>
-        <w:spacing w:line="336" w:lineRule="auto" w:after="180"/>
-        <w:shd w:fill="F1F6FC"/>
-      </w:pPr>
-      <w:r>
-        <w:rPr>
-          <w:b w:val="0"/>
-        </w:rPr>
-        <w:t>A frozen model is correct on 8/10 clear images and 4/10 shaded images. Source objects are grouped within each condition.</w:t>
       </w:r>
     </w:p>
     <w:p>
@@ -1577,7 +2749,7 @@
         <w:drawing>
           <wp:inline xmlns:a="http://schemas.openxmlformats.org/drawingml/2006/main" xmlns:pic="http://schemas.openxmlformats.org/drawingml/2006/picture">
             <wp:extent cx="5486400" cy="2641600"/>
-            <wp:docPr id="1" name="Picture 1" descr="Defence: different condition slices"/>
+            <wp:docPr id="3" name="Picture 3" descr="Defence: different condition slices"/>
             <wp:cNvGraphicFramePr>
               <a:graphicFrameLocks noChangeAspect="1"/>
             </wp:cNvGraphicFramePr>
@@ -1589,7 +2761,7 @@
                     <pic:cNvPicPr/>
                   </pic:nvPicPr>
                   <pic:blipFill>
-                    <a:blip r:embed="rId9"/>
+                    <a:blip r:embed="rId11"/>
                     <a:stretch>
                       <a:fillRect/>
                     </a:stretch>
@@ -1613,7 +2785,7 @@
         <w:drawing>
           <wp:inline xmlns:a="http://schemas.openxmlformats.org/drawingml/2006/main" xmlns:pic="http://schemas.openxmlformats.org/drawingml/2006/picture">
             <wp:extent cx="5486400" cy="5225143"/>
-            <wp:docPr id="2" name="Picture 2" descr="Research defense and next questions. State slice outcomes: Clear is 80%; shaded is 40%.. Limit the interpretation: Shade sensitivity is plausible, but camera or object differences may also matter.. Design follow-up: Photograph the same held-out objects under both light conditions using one camera and fixed scoring."/>
+            <wp:docPr id="4" name="Picture 4" descr="Research defense and next questions. State slice outcomes: Clear is 80%; shaded is 40%.. Limit the interpretation: Shade sensitivity is plausible, but camera or object differences may also matter.. Design follow-up: Photograph the same held-out objects under both light conditions using one camera and fixed scoring."/>
             <wp:cNvGraphicFramePr>
               <a:graphicFrameLocks noChangeAspect="1"/>
             </wp:cNvGraphicFramePr>
@@ -1625,7 +2797,7 @@
                     <pic:cNvPicPr/>
                   </pic:nvPicPr>
                   <pic:blipFill>
-                    <a:blip r:embed="rId10"/>
+                    <a:blip r:embed="rId12"/>
                     <a:stretch>
                       <a:fillRect/>
                     </a:stretch>
@@ -1649,114 +2821,7 @@
         <w:pStyle w:val="Heading3"/>
       </w:pPr>
       <w:r>
-        <w:t>Read the picture one step at a time</w:t>
-      </w:r>
-    </w:p>
-    <w:tbl>
-      <w:tblPr>
-        <w:tblStyle w:val="LightShading-Accent1"/>
-        <w:tblW w:type="auto" w:w="0"/>
-        <w:tblLook w:firstColumn="1" w:firstRow="1" w:lastColumn="0" w:lastRow="0" w:noHBand="0" w:noVBand="1" w:val="04A0"/>
-      </w:tblPr>
-      <w:tblGrid>
-        <w:gridCol w:w="5112"/>
-        <w:gridCol w:w="5112"/>
-      </w:tblGrid>
-      <w:tr>
-        <w:trPr>
-          <w:tblHeader/>
-        </w:trPr>
-        <w:tc>
-          <w:tcPr>
-            <w:tcW w:type="dxa" w:w="5112"/>
-          </w:tcPr>
-          <w:p>
-            <w:r>
-              <w:t>Step</w:t>
-            </w:r>
-          </w:p>
-        </w:tc>
-        <w:tc>
-          <w:tcPr>
-            <w:tcW w:type="dxa" w:w="5112"/>
-          </w:tcPr>
-          <w:p>
-            <w:r>
-              <w:t>What happens and why</w:t>
-            </w:r>
-          </w:p>
-        </w:tc>
-      </w:tr>
-      <w:tr>
-        <w:tc>
-          <w:tcPr>
-            <w:tcW w:type="dxa" w:w="5112"/>
-          </w:tcPr>
-          <w:p>
-            <w:r>
-              <w:t>1. State slice outcomes</w:t>
-            </w:r>
-          </w:p>
-        </w:tc>
-        <w:tc>
-          <w:tcPr>
-            <w:tcW w:type="dxa" w:w="5112"/>
-          </w:tcPr>
-          <w:p>
-            <w:r>
-              <w:t>Clear is 80%; shaded is 40%.</w:t>
-            </w:r>
-          </w:p>
-        </w:tc>
-      </w:tr>
-      <w:tr>
-        <w:tc>
-          <w:tcPr>
-            <w:tcW w:type="dxa" w:w="5112"/>
-          </w:tcPr>
-          <w:p>
-            <w:r>
-              <w:t>2. Limit the interpretation</w:t>
-            </w:r>
-          </w:p>
-        </w:tc>
-        <w:tc>
-          <w:tcPr>
-            <w:tcW w:type="dxa" w:w="5112"/>
-          </w:tcPr>
-          <w:p>
-            <w:r>
-              <w:t>Shade sensitivity is plausible, but camera or object differences may also matter.</w:t>
-            </w:r>
-          </w:p>
-        </w:tc>
-      </w:tr>
-      <w:tr>
-        <w:tc>
-          <w:tcPr>
-            <w:tcW w:type="dxa" w:w="5112"/>
-          </w:tcPr>
-          <w:p>
-            <w:r>
-              <w:t>3. Design follow-up</w:t>
-            </w:r>
-          </w:p>
-        </w:tc>
-        <w:tc>
-          <w:tcPr>
-            <w:tcW w:type="dxa" w:w="5112"/>
-          </w:tcPr>
-          <w:p>
-            <w:r>
-              <w:t>Photograph the same held-out objects under both light conditions using one camera and fixed scoring.</w:t>
-            </w:r>
-          </w:p>
-        </w:tc>
-      </w:tr>
-    </w:tbl>
-    <w:p>
-      <w:r>
-        <w:t>Match each pictured step to the supplied facts. This is a worked teaching case, not an independent assessment.</w:t>
+        <w:t>Why this result follows</w:t>
       </w:r>
     </w:p>
     <w:p>
@@ -1764,7 +2829,7 @@
         <w:pStyle w:val="Heading3"/>
       </w:pPr>
       <w:r>
-        <w:t>Why this result follows</w:t>
+        <w:t>What this example does not establish</w:t>
       </w:r>
     </w:p>
     <w:p>
@@ -1772,137 +2837,192 @@
         <w:pStyle w:val="Heading3"/>
       </w:pPr>
       <w:r>
-        <w:t>Why the result follows</w:t>
+        <w:t>Change one thing in the pictured case</w:t>
       </w:r>
     </w:p>
     <w:p>
       <w:pPr>
-        <w:spacing w:line="336" w:lineRule="auto" w:after="180"/>
-        <w:shd w:fill="F1F6FC"/>
-      </w:pPr>
-      <w:r>
-        <w:rPr>
-          <w:b w:val="0"/>
-        </w:rPr>
-        <w:t>A defence should explain results, uncertainty and what would discriminate between explanations next. A controlled paired follow-up is more informative than simply collecting extra easy images.</w:t>
+        <w:pStyle w:val="Heading3"/>
+      </w:pPr>
+      <w:r>
+        <w:t>Ask while showing the picture</w:t>
       </w:r>
     </w:p>
     <w:p>
       <w:pPr>
-        <w:pStyle w:val="Heading3"/>
-      </w:pPr>
-      <w:r>
-        <w:t>What this example does not establish</w:t>
+        <w:spacing w:line="336" w:lineRule="auto" w:after="180"/>
+      </w:pPr>
+      <w:r>
+        <w:rPr>
+          <w:b w:val="0"/>
+        </w:rPr>
+        <w:t xml:space="preserve">Cover the result. Ask learners to name the </w:t>
+      </w:r>
+      <w:r>
+        <w:rPr>
+          <w:b/>
+        </w:rPr>
+        <w:t>input</w:t>
+      </w:r>
+      <w:r>
+        <w:rPr>
+          <w:b w:val="0"/>
+        </w:rPr>
+        <w:t xml:space="preserve">s and predict the next step. Uncover one step, connect the icon to the actual procedure, and explain its </w:t>
+      </w:r>
+      <w:r>
+        <w:rPr>
+          <w:b/>
+        </w:rPr>
+        <w:t>evidence</w:t>
+      </w:r>
+      <w:r>
+        <w:rPr>
+          <w:b w:val="0"/>
+        </w:rPr>
+        <w:t>. Then change the supplied condition and compare.</w:t>
       </w:r>
     </w:p>
     <w:p>
       <w:pPr>
-        <w:pStyle w:val="Heading3"/>
-      </w:pPr>
-      <w:r>
-        <w:t>Keep the stated limit</w:t>
+        <w:spacing w:line="336" w:lineRule="auto" w:after="180"/>
+      </w:pPr>
+      <w:r>
+        <w:rPr>
+          <w:b w:val="0"/>
+        </w:rPr>
+        <w:t>The picture is a representation; it does not document execution of a real AI model.</w:t>
       </w:r>
     </w:p>
     <w:p>
       <w:pPr>
-        <w:spacing w:line="336" w:lineRule="auto" w:after="180"/>
-        <w:shd w:fill="FFF5E6"/>
-      </w:pPr>
-      <w:r>
-        <w:rPr>
-          <w:b w:val="0"/>
-        </w:rPr>
-        <w:t>Even a paired follow-up needs adequate independent objects and justified analysis; no causal conclusion is claimed yet.</w:t>
+        <w:pStyle w:val="Heading1"/>
+      </w:pPr>
+      <w:r>
+        <w:t>03. Model a step,then remove help</w:t>
       </w:r>
     </w:p>
     <w:p>
-      <w:pPr>
-        <w:pStyle w:val="Heading3"/>
-      </w:pPr>
-      <w:r>
-        <w:t>Change one thing in the pictured case</w:t>
+      <w:r>
+        <w:t>Collect each learner’s reasoning before showing a key.</w:t>
       </w:r>
     </w:p>
     <w:p>
       <w:pPr>
-        <w:pStyle w:val="Heading3"/>
-      </w:pPr>
-      <w:r>
-        <w:t>Change one thing</w:t>
+        <w:pStyle w:val="Heading2"/>
+      </w:pPr>
+      <w:r>
+        <w:t>Current completion task and checked reasoning</w:t>
       </w:r>
     </w:p>
     <w:p>
       <w:pPr>
         <w:spacing w:line="336" w:lineRule="auto" w:after="180"/>
-        <w:shd w:fill="F5F1FB"/>
       </w:pPr>
       <w:r>
         <w:rPr>
           <w:b w:val="0"/>
         </w:rPr>
-        <w:t>Change: Change cameras as well as lighting in the follow-up.</w:t>
+        <w:t>Completion task: Study shows candidate 12/16 versus baseline 11/16; replay matches; no fresh population sample or user study. Show the intermediate steps and give the conclusion with its scope.</w:t>
       </w:r>
     </w:p>
     <w:p>
       <w:pPr>
-        <w:pStyle w:val="Heading3"/>
-      </w:pPr>
-      <w:r>
-        <w:t>Predicted result</w:t>
+        <w:spacing w:line="336" w:lineRule="auto" w:after="180"/>
+      </w:pPr>
+      <w:r>
+        <w:rPr>
+          <w:b w:val="0"/>
+        </w:rPr>
+        <w:t>Teacher check: Teacher explanation: 75% versus 68.75%, gain 6.25 points in 16 cases; replay supports computational consistency. Broader usefulness and generalisation remain untested.</w:t>
       </w:r>
     </w:p>
     <w:p>
       <w:pPr>
         <w:spacing w:line="336" w:lineRule="auto" w:after="180"/>
-        <w:shd w:fill="F1F6FC"/>
-      </w:pPr>
+      </w:pPr>
+      <w:r>
+        <w:rPr>
+          <w:b w:val="0"/>
+        </w:rPr>
+        <w:t xml:space="preserve">Start by identifying the given </w:t>
+      </w:r>
       <w:r>
         <w:rPr>
           <w:b/>
         </w:rPr>
-        <w:t>Prediction</w:t>
+        <w:t>input</w:t>
       </w:r>
       <w:r>
         <w:rPr>
           <w:b w:val="0"/>
         </w:rPr>
-        <w:t>: The design again entangles two conditions.</w:t>
+        <w:t>s together. Leave the intermediate steps blank. If needed, model one step, then withdraw that help on the next step. Move to a full trace only when the partial trace is understood.</w:t>
       </w:r>
     </w:p>
     <w:p>
       <w:pPr>
-        <w:pStyle w:val="Heading3"/>
-      </w:pPr>
-      <w:r>
-        <w:t>Why the result follows</w:t>
+        <w:spacing w:line="336" w:lineRule="auto" w:after="180"/>
+      </w:pPr>
+      <w:r>
+        <w:rPr>
+          <w:b w:val="0"/>
+        </w:rPr>
+        <w:t>For partners, alternate explainer and checker; collect a response from every learner before discussion.</w:t>
       </w:r>
     </w:p>
     <w:p>
       <w:pPr>
-        <w:spacing w:line="336" w:lineRule="auto" w:after="180"/>
-        <w:shd w:fill="F1F6FC"/>
-      </w:pPr>
-      <w:r>
-        <w:rPr>
-          <w:b w:val="0"/>
-        </w:rPr>
-        <w:t>Reason: A camera difference provides another explanation for any performance gap.</w:t>
+        <w:pStyle w:val="Heading2"/>
+      </w:pPr>
+      <w:r>
+        <w:t>Individual misconception check</w:t>
       </w:r>
     </w:p>
     <w:p>
       <w:pPr>
-        <w:pStyle w:val="Heading3"/>
-      </w:pPr>
-      <w:r>
-        <w:t>Ask while showing the picture</w:t>
+        <w:spacing w:line="336" w:lineRule="auto" w:after="180"/>
+      </w:pPr>
+      <w:r>
+        <w:rPr>
+          <w:b w:val="0"/>
+        </w:rPr>
+        <w:t xml:space="preserve">Use the worked case for </w:t>
+      </w:r>
+      <w:r>
+        <w:rPr>
+          <w:b/>
+        </w:rPr>
+        <w:t>Research defense</w:t>
+      </w:r>
+      <w:r>
+        <w:rPr>
+          <w:b w:val="0"/>
+        </w:rPr>
+        <w:t xml:space="preserve"> and </w:t>
+      </w:r>
+      <w:r>
+        <w:rPr>
+          <w:b/>
+        </w:rPr>
+        <w:t>next question</w:t>
+      </w:r>
+      <w:r>
+        <w:rPr>
+          <w:b w:val="0"/>
+        </w:rPr>
+        <w:t>s. Proposed explanation: “The worked result establishes every future case”. Decide whether this explanation is supported.</w:t>
       </w:r>
     </w:p>
     <w:p>
       <w:pPr>
-        <w:pStyle w:val="Heading3"/>
-      </w:pPr>
-      <w:r>
-        <w:t>Ask while showing the picture · 5</w:t>
+        <w:spacing w:line="336" w:lineRule="auto" w:after="180"/>
+      </w:pPr>
+      <w:r>
+        <w:rPr>
+          <w:b w:val="0"/>
+        </w:rPr>
+        <w:t>Point to the step or supplied fact that decides; explain your repair if needed.</w:t>
       </w:r>
     </w:p>
     <w:p>
@@ -1913,19 +3033,19 @@
         <w:rPr>
           <w:b w:val="0"/>
         </w:rPr>
-        <w:t xml:space="preserve">Cover the result. Ask learners to name the </w:t>
+        <w:t xml:space="preserve">Expected correction: The </w:t>
       </w:r>
       <w:r>
         <w:rPr>
           <w:b/>
         </w:rPr>
-        <w:t>input</w:t>
+        <w:t>next question</w:t>
       </w:r>
       <w:r>
         <w:rPr>
           <w:b w:val="0"/>
         </w:rPr>
-        <w:t xml:space="preserve">s and predict the next step. Uncover one step, connect the icon to the actual procedure, and explain its </w:t>
+        <w:t xml:space="preserve"> follows </w:t>
       </w:r>
       <w:r>
         <w:rPr>
@@ -1937,7 +3057,7 @@
         <w:rPr>
           <w:b w:val="0"/>
         </w:rPr>
-        <w:t>. Then change the supplied condition and compare.</w:t>
+        <w:t xml:space="preserve"> gaps; it must not be presented as an answer already obtained.</w:t>
       </w:r>
     </w:p>
     <w:p>
@@ -1948,20 +3068,202 @@
         <w:rPr>
           <w:b w:val="0"/>
         </w:rPr>
-        <w:t>The picture is a representation; it does not document execution of a real AI model.</w:t>
+        <w:t>Collect explanations, not only yes/no votes. If a misunderstanding is common, re-model the relevant step for the class.</w:t>
       </w:r>
     </w:p>
     <w:p>
       <w:pPr>
-        <w:pStyle w:val="Heading1"/>
-      </w:pPr>
-      <w:r>
-        <w:t>03. Demonstrate and guide practice</w:t>
+        <w:spacing w:line="336" w:lineRule="auto" w:after="180"/>
+      </w:pPr>
+      <w:r>
+        <w:rPr>
+          <w:b w:val="0"/>
+        </w:rPr>
+        <w:t>If it affects a few learners, give a short targeted group explanation while others solve a more demanding variation.</w:t>
       </w:r>
     </w:p>
     <w:p>
-      <w:r>
-        <w:t>Demonstrate Research defense and next questions, reduce support deliberately and check individual reasoning before discussing answers.</w:t>
+      <w:pPr>
+        <w:pStyle w:val="Heading2"/>
+      </w:pPr>
+      <w:r>
+        <w:t>Pictured reasoning and changed case</w:t>
+      </w:r>
+    </w:p>
+    <w:p>
+      <w:pPr>
+        <w:spacing w:line="336" w:lineRule="auto" w:after="180"/>
+      </w:pPr>
+      <w:r>
+        <w:rPr>
+          <w:b w:val="0"/>
+        </w:rPr>
+        <w:t>Compute the clear and shaded rates and identify alternative explanations. How does the same-object, one-camera follow-up help, and why does changing cameras again reintroduce confounding?</w:t>
+      </w:r>
+    </w:p>
+    <w:p>
+      <w:pPr>
+        <w:spacing w:line="336" w:lineRule="auto" w:after="180"/>
+      </w:pPr>
+      <w:r>
+        <w:rPr>
+          <w:b w:val="0"/>
+        </w:rPr>
+        <w:t xml:space="preserve">Clear is </w:t>
+      </w:r>
+      <w:r>
+        <w:rPr>
+          <w:b/>
+        </w:rPr>
+        <w:t>80%</w:t>
+      </w:r>
+      <w:r>
+        <w:rPr>
+          <w:b w:val="0"/>
+        </w:rPr>
+        <w:t>; shaded is 40%. Shade sensitivity is plausible, but camera or object differences may also matter. Photograph the same held-out objects under both light conditions using one camera and fixed scoring.</w:t>
+      </w:r>
+    </w:p>
+    <w:p>
+      <w:pPr>
+        <w:spacing w:line="336" w:lineRule="auto" w:after="180"/>
+      </w:pPr>
+      <w:r>
+        <w:rPr>
+          <w:b w:val="0"/>
+        </w:rPr>
+        <w:t>Changed case: The design again entangles two conditions. A camera difference provides another explanation for any performance gap.</w:t>
+      </w:r>
+    </w:p>
+    <w:p>
+      <w:pPr>
+        <w:spacing w:line="336" w:lineRule="auto" w:after="180"/>
+      </w:pPr>
+      <w:r>
+        <w:rPr>
+          <w:b w:val="0"/>
+        </w:rPr>
+        <w:t>Changed-case reasoning: The design again entangles two conditions. A camera difference provides another explanation for any performance gap.</w:t>
+      </w:r>
+    </w:p>
+    <w:p>
+      <w:pPr>
+        <w:spacing w:line="336" w:lineRule="auto" w:after="180"/>
+      </w:pPr>
+      <w:r>
+        <w:rPr>
+          <w:b w:val="0"/>
+        </w:rPr>
+        <w:t xml:space="preserve">Collect each learner’s explanation before discussion. Use the first missing connection between </w:t>
+      </w:r>
+      <w:r>
+        <w:rPr>
+          <w:b/>
+        </w:rPr>
+        <w:t>input</w:t>
+      </w:r>
+      <w:r>
+        <w:rPr>
+          <w:b w:val="0"/>
+        </w:rPr>
+        <w:t xml:space="preserve">, deciding step and result to choose support. This question is worked-case practice, not fresh mastery </w:t>
+      </w:r>
+      <w:r>
+        <w:rPr>
+          <w:b/>
+        </w:rPr>
+        <w:t>evidence</w:t>
+      </w:r>
+      <w:r>
+        <w:rPr>
+          <w:b w:val="0"/>
+        </w:rPr>
+        <w:t>.</w:t>
+      </w:r>
+    </w:p>
+    <w:p>
+      <w:pPr>
+        <w:pStyle w:val="Heading2"/>
+      </w:pPr>
+      <w:r>
+        <w:t>Accessible support and extension</w:t>
+      </w:r>
+    </w:p>
+    <w:p>
+      <w:pPr>
+        <w:spacing w:line="336" w:lineRule="auto" w:after="180"/>
+      </w:pPr>
+      <w:r>
+        <w:rPr>
+          <w:b w:val="0"/>
+        </w:rPr>
+        <w:t xml:space="preserve">Use the worked example in Sections 3 and 6. Collect a </w:t>
+      </w:r>
+      <w:r>
+        <w:rPr>
+          <w:b/>
+        </w:rPr>
+        <w:t>prediction</w:t>
+      </w:r>
+      <w:r>
+        <w:rPr>
+          <w:b w:val="0"/>
+        </w:rPr>
+        <w:t xml:space="preserve"> before revealing its result; ask the learner to point to each intermediate fact.</w:t>
+      </w:r>
+    </w:p>
+    <w:p>
+      <w:pPr>
+        <w:spacing w:line="336" w:lineRule="auto" w:after="180"/>
+      </w:pPr>
+      <w:r>
+        <w:rPr>
+          <w:b w:val="0"/>
+        </w:rPr>
+        <w:t xml:space="preserve">Provide an </w:t>
+      </w:r>
+      <w:r>
+        <w:rPr>
+          <w:b/>
+        </w:rPr>
+        <w:t>input</w:t>
+      </w:r>
+      <w:r>
+        <w:rPr>
+          <w:b w:val="0"/>
+        </w:rPr>
+        <w:t>/procedure/result/limit frame and a calculator when needed. Ask students to identify the first step before completing the whole trace.</w:t>
+      </w:r>
+    </w:p>
+    <w:p>
+      <w:pPr>
+        <w:spacing w:line="336" w:lineRule="auto" w:after="180"/>
+      </w:pPr>
+      <w:r>
+        <w:rPr>
+          <w:b w:val="0"/>
+        </w:rPr>
+        <w:t xml:space="preserve">Extension: compare two concrete variants of this </w:t>
+      </w:r>
+      <w:r>
+        <w:rPr>
+          <w:b/>
+        </w:rPr>
+        <w:t>mechanism</w:t>
+      </w:r>
+      <w:r>
+        <w:rPr>
+          <w:b w:val="0"/>
+        </w:rPr>
+        <w:t xml:space="preserve"> while holding unrelated conditions fixed; report both successful and unsuccessful outcomes.</w:t>
+      </w:r>
+    </w:p>
+    <w:p>
+      <w:pPr>
+        <w:pStyle w:val="Heading2"/>
+      </w:pPr>
+      <w:r>
+        <w:t>Earlier wording, alternatives and picture transcripts · reference / check after trying</w:t>
       </w:r>
     </w:p>
     <w:tbl>
@@ -2178,71 +3480,26 @@
     </w:tbl>
     <w:p>
       <w:pPr>
-        <w:spacing w:line="336" w:lineRule="auto" w:after="180"/>
-      </w:pPr>
-      <w:r>
-        <w:rPr>
-          <w:b w:val="0"/>
-        </w:rPr>
-        <w:t xml:space="preserve">Use the worked example in Sections 3 and 6. Collect a </w:t>
-      </w:r>
-      <w:r>
-        <w:rPr>
-          <w:b/>
-        </w:rPr>
-        <w:t>prediction</w:t>
-      </w:r>
-      <w:r>
-        <w:rPr>
-          <w:b w:val="0"/>
-        </w:rPr>
-        <w:t xml:space="preserve"> before revealing its result; ask the learner to point to each intermediate fact.</w:t>
+        <w:pStyle w:val="Heading3"/>
+      </w:pPr>
+      <w:r>
+        <w:t>Reduce help deliberately</w:t>
       </w:r>
     </w:p>
     <w:p>
       <w:pPr>
-        <w:spacing w:line="336" w:lineRule="auto" w:after="180"/>
-      </w:pPr>
-      <w:r>
-        <w:rPr>
-          <w:b w:val="0"/>
-        </w:rPr>
-        <w:t xml:space="preserve">Provide an </w:t>
-      </w:r>
-      <w:r>
-        <w:rPr>
-          <w:b/>
-        </w:rPr>
-        <w:t>input</w:t>
-      </w:r>
-      <w:r>
-        <w:rPr>
-          <w:b w:val="0"/>
-        </w:rPr>
-        <w:t>/procedure/result/limit frame and a calculator when needed. Ask students to identify the first step before completing the whole trace.</w:t>
+        <w:pStyle w:val="Heading3"/>
+      </w:pPr>
+      <w:r>
+        <w:t>Individual reasoning check</w:t>
       </w:r>
     </w:p>
     <w:p>
       <w:pPr>
-        <w:spacing w:line="336" w:lineRule="auto" w:after="180"/>
-      </w:pPr>
-      <w:r>
-        <w:rPr>
-          <w:b w:val="0"/>
-        </w:rPr>
-        <w:t xml:space="preserve">Extension: compare two concrete variants of this </w:t>
-      </w:r>
-      <w:r>
-        <w:rPr>
-          <w:b/>
-        </w:rPr>
-        <w:t>mechanism</w:t>
-      </w:r>
-      <w:r>
-        <w:rPr>
-          <w:b w:val="0"/>
-        </w:rPr>
-        <w:t xml:space="preserve"> while holding unrelated conditions fixed; report both successful and unsuccessful outcomes.</w:t>
+        <w:pStyle w:val="Heading3"/>
+      </w:pPr>
+      <w:r>
+        <w:t>Pictorial practice question</w:t>
       </w:r>
     </w:p>
     <w:p>
@@ -2250,47 +3507,39 @@
         <w:pStyle w:val="Heading3"/>
       </w:pPr>
       <w:r>
-        <w:t>Reduce help deliberately</w:t>
+        <w:t>Reasoned teacher answer</w:t>
       </w:r>
     </w:p>
     <w:p>
       <w:pPr>
-        <w:pStyle w:val="Heading3"/>
-      </w:pPr>
-      <w:r>
-        <w:t>Completion practice</w:t>
+        <w:pStyle w:val="Heading1"/>
+      </w:pPr>
+      <w:r>
+        <w:t>04. Run the complete supplied investigation</w:t>
       </w:r>
     </w:p>
     <w:p>
-      <w:pPr>
-        <w:spacing w:line="336" w:lineRule="auto" w:after="180"/>
-        <w:shd w:fill="F5F1FB"/>
-      </w:pPr>
-      <w:r>
-        <w:rPr>
-          <w:b w:val="0"/>
-        </w:rPr>
-        <w:t>Completion task: Study shows candidate12/16 versus baseline11/16; replay matches; no fresh population sample or user study. Show the intermediate steps and give the conclusion with its scope.</w:t>
+      <w:r>
+        <w:t>Separate predictions,actual runs and paper traces.</w:t>
       </w:r>
     </w:p>
     <w:p>
       <w:pPr>
-        <w:pStyle w:val="Heading3"/>
-      </w:pPr>
-      <w:r>
-        <w:t>Reasoning to listen for</w:t>
+        <w:pStyle w:val="Heading2"/>
+      </w:pPr>
+      <w:r>
+        <w:t>Complete inputs,expected results and limits</w:t>
       </w:r>
     </w:p>
     <w:p>
       <w:pPr>
         <w:spacing w:line="336" w:lineRule="auto" w:after="180"/>
-        <w:shd w:fill="F1F6FC"/>
       </w:pPr>
       <w:r>
         <w:rPr>
           <w:b w:val="0"/>
         </w:rPr>
-        <w:t>Teacher check: Teacher explanation: 75% versus68.75%, gain6.25 points in16 cases; replay supports computational consistency. Broader usefulness and generalisation remain untested.</w:t>
+        <w:t>Main candidate 12/16 = 75%, baseline 11/16 = 68.75%, gain 6.25 percentage points. Matching replay supports computational consistency only; no fresh population/user study. Picture clear 80%, shaded 40%, gap forty points; object-count/pairing details are unknown.</w:t>
       </w:r>
     </w:p>
     <w:p>
@@ -2301,19 +3550,7 @@
         <w:rPr>
           <w:b w:val="0"/>
         </w:rPr>
-        <w:t xml:space="preserve">Start by identifying the given </w:t>
-      </w:r>
-      <w:r>
-        <w:rPr>
-          <w:b/>
-        </w:rPr>
-        <w:t>input</w:t>
-      </w:r>
-      <w:r>
-        <w:rPr>
-          <w:b w:val="0"/>
-        </w:rPr>
-        <w:t>s together. Leave the intermediate steps blank. If needed, model one step, then withdraw that help on the next step. Move to a full trace only when the partial trace is understood.</w:t>
+        <w:t>Same held-out objects under both lights with one camera and fixed scoring is a proposed control, not a completed causal test; changing cameras reintroduces an alternative. Independent candidate 9/12 = 75%, baseline 10/12 ≈ 83.333%, candidate difference −1/12 ≈ −8.333 points despite matching reproduction. Preserve the negative result.</w:t>
       </w:r>
     </w:p>
     <w:p>
@@ -2324,15 +3561,15 @@
         <w:rPr>
           <w:b w:val="0"/>
         </w:rPr>
-        <w:t>For partners, alternate explainer and checker; collect a response from every learner before discussion.</w:t>
+        <w:t>A useful next question targets a documented gap, with fresh reserved units and matched criteria; no invented mechanism or future success is required.</w:t>
       </w:r>
     </w:p>
     <w:p>
       <w:pPr>
-        <w:pStyle w:val="Heading3"/>
-      </w:pPr>
-      <w:r>
-        <w:t>Individual reasoning check</w:t>
+        <w:pStyle w:val="Heading2"/>
+      </w:pPr>
+      <w:r>
+        <w:t>Diagnose the current misconceptions</w:t>
       </w:r>
     </w:p>
     <w:p>
@@ -2343,31 +3580,31 @@
         <w:rPr>
           <w:b w:val="0"/>
         </w:rPr>
-        <w:t xml:space="preserve">Use the worked case for </w:t>
+        <w:t xml:space="preserve">The worked result establishes every future case: The </w:t>
       </w:r>
       <w:r>
         <w:rPr>
           <w:b/>
         </w:rPr>
-        <w:t>Research defense</w:t>
+        <w:t>next question</w:t>
       </w:r>
       <w:r>
         <w:rPr>
           <w:b w:val="0"/>
         </w:rPr>
-        <w:t xml:space="preserve"> and </w:t>
+        <w:t xml:space="preserve"> follows </w:t>
       </w:r>
       <w:r>
         <w:rPr>
           <w:b/>
         </w:rPr>
-        <w:t>next question</w:t>
+        <w:t>evidence</w:t>
       </w:r>
       <w:r>
         <w:rPr>
           <w:b w:val="0"/>
         </w:rPr>
-        <w:t>s. Proposed explanation: “The worked result establishes every future case”. Decide whether this explanation is supported.</w:t>
+        <w:t xml:space="preserve"> gaps; it must not be presented as an answer already obtained.</w:t>
       </w:r>
     </w:p>
     <w:p>
@@ -2378,330 +3615,97 @@
         <w:rPr>
           <w:b w:val="0"/>
         </w:rPr>
-        <w:t>Point to the step or supplied fact that decides; explain your repair if needed.</w:t>
+        <w:t xml:space="preserve">A missing </w:t>
+      </w:r>
+      <w:r>
+        <w:rPr>
+          <w:b/>
+        </w:rPr>
+        <w:t>input</w:t>
+      </w:r>
+      <w:r>
+        <w:rPr>
+          <w:b w:val="0"/>
+        </w:rPr>
+        <w:t xml:space="preserve"> may be replaced without recording the change: A replacement changes the </w:t>
+      </w:r>
+      <w:r>
+        <w:rPr>
+          <w:b/>
+        </w:rPr>
+        <w:t>evidence</w:t>
+      </w:r>
+      <w:r>
+        <w:rPr>
+          <w:b w:val="0"/>
+        </w:rPr>
+        <w:t xml:space="preserve"> or contract. Record the change and its justification; do not silently turn unknown into a measured value.</w:t>
       </w:r>
     </w:p>
     <w:p>
       <w:pPr>
-        <w:pStyle w:val="Heading3"/>
-      </w:pPr>
-      <w:r>
-        <w:t>Expected repair</w:t>
+        <w:spacing w:line="336" w:lineRule="auto" w:after="180"/>
+      </w:pPr>
+      <w:r>
+        <w:rPr>
+          <w:b w:val="0"/>
+        </w:rPr>
+        <w:t xml:space="preserve">Repeating an assessed case is new independent </w:t>
+      </w:r>
+      <w:r>
+        <w:rPr>
+          <w:b/>
+        </w:rPr>
+        <w:t>evidence</w:t>
+      </w:r>
+      <w:r>
+        <w:rPr>
+          <w:b w:val="0"/>
+        </w:rPr>
+        <w:t>: A replay checks consistency. An example used for feedback or revision cannot later be described as untouched final evaluation.</w:t>
       </w:r>
     </w:p>
     <w:p>
       <w:pPr>
         <w:spacing w:line="336" w:lineRule="auto" w:after="180"/>
-        <w:shd w:fill="F1F6FC"/>
       </w:pPr>
       <w:r>
         <w:rPr>
           <w:b w:val="0"/>
         </w:rPr>
-        <w:t xml:space="preserve">Expected correction: The </w:t>
+        <w:t xml:space="preserve">Use Section 9 for the </w:t>
       </w:r>
       <w:r>
         <w:rPr>
           <w:b/>
         </w:rPr>
-        <w:t>next question</w:t>
+        <w:t>evidence</w:t>
       </w:r>
       <w:r>
         <w:rPr>
           <w:b w:val="0"/>
         </w:rPr>
-        <w:t xml:space="preserve"> follows </w:t>
+        <w:t xml:space="preserve"> ledger. Add a boundary or missing-</w:t>
       </w:r>
       <w:r>
         <w:rPr>
           <w:b/>
         </w:rPr>
-        <w:t>evidence</w:t>
+        <w:t>input</w:t>
       </w:r>
       <w:r>
         <w:rPr>
           <w:b w:val="0"/>
         </w:rPr>
-        <w:t xml:space="preserve"> gaps; it must not be presented as an answer already obtained.</w:t>
+        <w:t xml:space="preserve"> case and record the expected response before checking. More successful repeats of one case do not establish wider coverage.</w:t>
       </w:r>
     </w:p>
     <w:p>
       <w:pPr>
-        <w:spacing w:line="336" w:lineRule="auto" w:after="180"/>
-      </w:pPr>
-      <w:r>
-        <w:rPr>
-          <w:b w:val="0"/>
-        </w:rPr>
-        <w:t>Collect explanations, not only yes/no votes. If a misunderstanding is common, re-model the relevant step for the class.</w:t>
-      </w:r>
-    </w:p>
-    <w:p>
-      <w:pPr>
-        <w:spacing w:line="336" w:lineRule="auto" w:after="180"/>
-      </w:pPr>
-      <w:r>
-        <w:rPr>
-          <w:b w:val="0"/>
-        </w:rPr>
-        <w:t>If it affects a few learners, give a short targeted group explanation while others solve a more demanding variation.</w:t>
-      </w:r>
-    </w:p>
-    <w:p>
-      <w:pPr>
-        <w:pStyle w:val="Heading3"/>
-      </w:pPr>
-      <w:r>
-        <w:t>Pictorial practice question</w:t>
-      </w:r>
-    </w:p>
-    <w:p>
-      <w:pPr>
-        <w:spacing w:line="336" w:lineRule="auto" w:after="180"/>
-        <w:shd w:fill="F5F1FB"/>
-      </w:pPr>
-      <w:r>
-        <w:rPr>
-          <w:b w:val="0"/>
-        </w:rPr>
-        <w:t>Compute the clear and shaded rates and identify alternative explanations. How does the same-object, one-camera follow-up help, and why does changing cameras again reintroduce confounding?</w:t>
-      </w:r>
-    </w:p>
-    <w:p>
-      <w:pPr>
-        <w:pStyle w:val="Heading3"/>
-      </w:pPr>
-      <w:r>
-        <w:t>Reasoned teacher answer</w:t>
-      </w:r>
-    </w:p>
-    <w:p>
-      <w:pPr>
-        <w:spacing w:line="336" w:lineRule="auto" w:after="180"/>
-      </w:pPr>
-      <w:r>
-        <w:rPr>
-          <w:b w:val="0"/>
-        </w:rPr>
-        <w:t xml:space="preserve">Clear is </w:t>
-      </w:r>
-      <w:r>
-        <w:rPr>
-          <w:b/>
-        </w:rPr>
-        <w:t>80%</w:t>
-      </w:r>
-      <w:r>
-        <w:rPr>
-          <w:b w:val="0"/>
-        </w:rPr>
-        <w:t>; shaded is 40%. Shade sensitivity is plausible, but camera or object differences may also matter. Photograph the same held-out objects under both light conditions using one camera and fixed scoring.</w:t>
-      </w:r>
-    </w:p>
-    <w:p>
-      <w:pPr>
-        <w:spacing w:line="336" w:lineRule="auto" w:after="180"/>
-      </w:pPr>
-      <w:r>
-        <w:rPr>
-          <w:b w:val="0"/>
-        </w:rPr>
-        <w:t>Changed case: The design again entangles two conditions. A camera difference provides another explanation for any performance gap.</w:t>
-      </w:r>
-    </w:p>
-    <w:p>
-      <w:pPr>
-        <w:spacing w:line="336" w:lineRule="auto" w:after="180"/>
-      </w:pPr>
-      <w:r>
-        <w:rPr>
-          <w:b w:val="0"/>
-        </w:rPr>
-        <w:t>Changed-case reasoning: The design again entangles two conditions. A camera difference provides another explanation for any performance gap.</w:t>
-      </w:r>
-    </w:p>
-    <w:p>
-      <w:pPr>
-        <w:spacing w:line="336" w:lineRule="auto" w:after="180"/>
-      </w:pPr>
-      <w:r>
-        <w:rPr>
-          <w:b w:val="0"/>
-        </w:rPr>
-        <w:t xml:space="preserve">Collect each learner’s explanation before discussion. Use the first missing connection between </w:t>
-      </w:r>
-      <w:r>
-        <w:rPr>
-          <w:b/>
-        </w:rPr>
-        <w:t>input</w:t>
-      </w:r>
-      <w:r>
-        <w:rPr>
-          <w:b w:val="0"/>
-        </w:rPr>
-        <w:t xml:space="preserve">, deciding step and result to choose support. This question is worked-case practice, not fresh mastery </w:t>
-      </w:r>
-      <w:r>
-        <w:rPr>
-          <w:b/>
-        </w:rPr>
-        <w:t>evidence</w:t>
-      </w:r>
-      <w:r>
-        <w:rPr>
-          <w:b w:val="0"/>
-        </w:rPr>
-        <w:t>.</w:t>
-      </w:r>
-    </w:p>
-    <w:p>
-      <w:pPr>
-        <w:pStyle w:val="Heading1"/>
-      </w:pPr>
-      <w:r>
-        <w:t>04. Run the investigation and diagnose misconceptions</w:t>
-      </w:r>
-    </w:p>
-    <w:p>
-      <w:r>
-        <w:t>Run the Research defense and next questions investigation and use the first unsupported step to choose a teaching response.</w:t>
-      </w:r>
-    </w:p>
-    <w:p>
-      <w:pPr>
-        <w:spacing w:line="336" w:lineRule="auto" w:after="180"/>
-      </w:pPr>
-      <w:r>
-        <w:rPr>
-          <w:b w:val="0"/>
-        </w:rPr>
-        <w:t xml:space="preserve">The worked result establishes every future case: The </w:t>
-      </w:r>
-      <w:r>
-        <w:rPr>
-          <w:b/>
-        </w:rPr>
-        <w:t>next question</w:t>
-      </w:r>
-      <w:r>
-        <w:rPr>
-          <w:b w:val="0"/>
-        </w:rPr>
-        <w:t xml:space="preserve"> follows </w:t>
-      </w:r>
-      <w:r>
-        <w:rPr>
-          <w:b/>
-        </w:rPr>
-        <w:t>evidence</w:t>
-      </w:r>
-      <w:r>
-        <w:rPr>
-          <w:b w:val="0"/>
-        </w:rPr>
-        <w:t xml:space="preserve"> gaps; it must not be presented as an answer already obtained.</w:t>
-      </w:r>
-    </w:p>
-    <w:p>
-      <w:pPr>
-        <w:spacing w:line="336" w:lineRule="auto" w:after="180"/>
-      </w:pPr>
-      <w:r>
-        <w:rPr>
-          <w:b w:val="0"/>
-        </w:rPr>
-        <w:t xml:space="preserve">A missing </w:t>
-      </w:r>
-      <w:r>
-        <w:rPr>
-          <w:b/>
-        </w:rPr>
-        <w:t>input</w:t>
-      </w:r>
-      <w:r>
-        <w:rPr>
-          <w:b w:val="0"/>
-        </w:rPr>
-        <w:t xml:space="preserve"> may be replaced without recording the change: A replacement changes the </w:t>
-      </w:r>
-      <w:r>
-        <w:rPr>
-          <w:b/>
-        </w:rPr>
-        <w:t>evidence</w:t>
-      </w:r>
-      <w:r>
-        <w:rPr>
-          <w:b w:val="0"/>
-        </w:rPr>
-        <w:t xml:space="preserve"> or contract. Record the change and its justification; do not silently turn unknown into a measured value.</w:t>
-      </w:r>
-    </w:p>
-    <w:p>
-      <w:pPr>
-        <w:spacing w:line="336" w:lineRule="auto" w:after="180"/>
-      </w:pPr>
-      <w:r>
-        <w:rPr>
-          <w:b w:val="0"/>
-        </w:rPr>
-        <w:t xml:space="preserve">Repeating an assessed case is new independent </w:t>
-      </w:r>
-      <w:r>
-        <w:rPr>
-          <w:b/>
-        </w:rPr>
-        <w:t>evidence</w:t>
-      </w:r>
-      <w:r>
-        <w:rPr>
-          <w:b w:val="0"/>
-        </w:rPr>
-        <w:t>: A replay checks consistency. An example used for feedback or revision cannot later be described as untouched final evaluation.</w:t>
-      </w:r>
-    </w:p>
-    <w:p>
-      <w:pPr>
-        <w:spacing w:line="336" w:lineRule="auto" w:after="180"/>
-      </w:pPr>
-      <w:r>
-        <w:rPr>
-          <w:b w:val="0"/>
-        </w:rPr>
-        <w:t xml:space="preserve">Use Section 9 for the </w:t>
-      </w:r>
-      <w:r>
-        <w:rPr>
-          <w:b/>
-        </w:rPr>
-        <w:t>evidence</w:t>
-      </w:r>
-      <w:r>
-        <w:rPr>
-          <w:b w:val="0"/>
-        </w:rPr>
-        <w:t xml:space="preserve"> ledger. Add a boundary or missing-</w:t>
-      </w:r>
-      <w:r>
-        <w:rPr>
-          <w:b/>
-        </w:rPr>
-        <w:t>input</w:t>
-      </w:r>
-      <w:r>
-        <w:rPr>
-          <w:b w:val="0"/>
-        </w:rPr>
-        <w:t xml:space="preserve"> case and record the expected response before checking. More successful repeats of one case do not establish wider coverage.</w:t>
-      </w:r>
-    </w:p>
-    <w:p>
-      <w:pPr>
-        <w:pStyle w:val="Heading3"/>
-      </w:pPr>
-      <w:r>
-        <w:t>Match the support to the first error</w:t>
+        <w:pStyle w:val="Heading2"/>
+      </w:pPr>
+      <w:r>
+        <w:t>Choose accessible support</w:t>
       </w:r>
     </w:p>
     <w:tbl>
@@ -2874,69 +3878,39 @@
     </w:p>
     <w:p>
       <w:pPr>
-        <w:pStyle w:val="Heading1"/>
-      </w:pPr>
-      <w:r>
-        <w:t>05. Assess and explain the answers</w:t>
+        <w:pStyle w:val="Heading2"/>
+      </w:pPr>
+      <w:r>
+        <w:t>Earlier wording, alternatives and picture transcripts · reference / check after trying</w:t>
       </w:r>
     </w:p>
     <w:p>
-      <w:r>
-        <w:t>Use the Research defense and next questions questions, teacher keys and criteria after the relevant attempts. Previously discussed cases are practice; protect the separately selected independent task.</w:t>
+      <w:pPr>
+        <w:pStyle w:val="Heading3"/>
+      </w:pPr>
+      <w:r>
+        <w:t>Match the support to the first error</w:t>
       </w:r>
     </w:p>
     <w:p>
       <w:pPr>
-        <w:pStyle w:val="Heading3"/>
-      </w:pPr>
-      <w:r>
-        <w:t>Guided and exit questions</w:t>
+        <w:pStyle w:val="Heading1"/>
+      </w:pPr>
+      <w:r>
+        <w:t>05. Assess the new research scenario</w:t>
       </w:r>
     </w:p>
     <w:p>
-      <w:pPr>
-        <w:spacing w:line="336" w:lineRule="auto" w:after="180"/>
-      </w:pPr>
-      <w:r>
-        <w:rPr>
-          <w:b w:val="0"/>
-        </w:rPr>
-        <w:t>Guided: 75% versus68.75%, gain6.25 points in16 cases; replay supports computational consistency. Broader usefulness and generalisation remain untested.</w:t>
+      <w:r>
+        <w:t>Keep the selected answer private until after a first attempt.</w:t>
       </w:r>
     </w:p>
     <w:p>
       <w:pPr>
-        <w:spacing w:line="336" w:lineRule="auto" w:after="180"/>
-      </w:pPr>
-      <w:r>
-        <w:rPr>
-          <w:b w:val="0"/>
-        </w:rPr>
-        <w:t xml:space="preserve">Qualification: The </w:t>
-      </w:r>
-      <w:r>
-        <w:rPr>
-          <w:b/>
-        </w:rPr>
-        <w:t>next question</w:t>
-      </w:r>
-      <w:r>
-        <w:rPr>
-          <w:b w:val="0"/>
-        </w:rPr>
-        <w:t xml:space="preserve"> follows </w:t>
-      </w:r>
-      <w:r>
-        <w:rPr>
-          <w:b/>
-        </w:rPr>
-        <w:t>evidence</w:t>
-      </w:r>
-      <w:r>
-        <w:rPr>
-          <w:b w:val="0"/>
-        </w:rPr>
-        <w:t xml:space="preserve"> gaps; it must not be presented as an answer already obtained.</w:t>
+        <w:pStyle w:val="Heading2"/>
+      </w:pPr>
+      <w:r>
+        <w:t>Selected independent task and checked answer</w:t>
       </w:r>
     </w:p>
     <w:p>
@@ -2947,25 +3921,13 @@
         <w:rPr>
           <w:b w:val="0"/>
         </w:rPr>
-        <w:t xml:space="preserve">Exit: accept a concrete variation with its predicted outcome and a stated condition that would challenge the </w:t>
+        <w:t xml:space="preserve">Selected case: Project candidate 9/12, baseline 10/12; reproduction matches. State result and a useful </w:t>
       </w:r>
       <w:r>
         <w:rPr>
           <w:b/>
         </w:rPr>
-        <w:t>mechanism</w:t>
-      </w:r>
-      <w:r>
-        <w:rPr>
-          <w:b w:val="0"/>
-        </w:rPr>
-        <w:t xml:space="preserve">; reject a claim resting on unmeasured </w:t>
-      </w:r>
-      <w:r>
-        <w:rPr>
-          <w:b/>
-        </w:rPr>
-        <w:t>evidence</w:t>
+        <w:t>next question</w:t>
       </w:r>
       <w:r>
         <w:rPr>
@@ -2976,662 +3938,21 @@
     </w:p>
     <w:p>
       <w:pPr>
-        <w:pStyle w:val="Heading3"/>
-      </w:pPr>
-      <w:r>
-        <w:t>W1 Explain the mechanism</w:t>
+        <w:spacing w:line="336" w:lineRule="auto" w:after="180"/>
+      </w:pPr>
+      <w:r>
+        <w:rPr>
+          <w:b w:val="0"/>
+        </w:rPr>
+        <w:t>Teacher explanation: 75% versus83.333%, candidate lower8.333 points. Investigate recorded failure conditions with a revised prespecified method and fresh reserved cases; do not erase the negative result.</w:t>
       </w:r>
     </w:p>
     <w:p>
       <w:pPr>
-        <w:pStyle w:val="Heading3"/>
-      </w:pPr>
-      <w:r>
-        <w:t>Workbook question · W1</w:t>
-      </w:r>
-    </w:p>
-    <w:p>
-      <w:pPr>
-        <w:spacing w:line="336" w:lineRule="auto" w:after="180"/>
-        <w:shd w:fill="F5F1FB"/>
-      </w:pPr>
-      <w:r>
-        <w:rPr>
-          <w:b w:val="0"/>
-        </w:rPr>
-        <w:t xml:space="preserve">Explain the weekly </w:t>
-      </w:r>
-      <w:r>
-        <w:rPr>
-          <w:b/>
-        </w:rPr>
-        <w:t>mechanism</w:t>
-      </w:r>
-      <w:r>
-        <w:rPr>
-          <w:b w:val="0"/>
-        </w:rPr>
-        <w:t xml:space="preserve"> in your own words. Use the worked scenario to name its </w:t>
-      </w:r>
-      <w:r>
-        <w:rPr>
-          <w:b/>
-        </w:rPr>
-        <w:t>input</w:t>
-      </w:r>
-      <w:r>
-        <w:rPr>
-          <w:b w:val="0"/>
-        </w:rPr>
-        <w:t xml:space="preserve">, decision rule and </w:t>
-      </w:r>
-      <w:r>
-        <w:rPr>
-          <w:b/>
-        </w:rPr>
-        <w:t>output</w:t>
-      </w:r>
-      <w:r>
-        <w:rPr>
-          <w:b w:val="0"/>
-        </w:rPr>
-        <w:t>.</w:t>
-      </w:r>
-    </w:p>
-    <w:p>
-      <w:pPr>
-        <w:pStyle w:val="Heading3"/>
-      </w:pPr>
-      <w:r>
-        <w:t>Teacher reasoning · W1</w:t>
-      </w:r>
-    </w:p>
-    <w:p>
-      <w:pPr>
-        <w:spacing w:line="336" w:lineRule="auto" w:after="180"/>
-        <w:shd w:fill="F1F6FC"/>
-      </w:pPr>
-      <w:r>
-        <w:rPr>
-          <w:b w:val="0"/>
-        </w:rPr>
-        <w:t xml:space="preserve">Teacher explanation: A </w:t>
-      </w:r>
-      <w:r>
-        <w:rPr>
-          <w:b/>
-        </w:rPr>
-        <w:t>research defense</w:t>
-      </w:r>
-      <w:r>
-        <w:rPr>
-          <w:b w:val="0"/>
-        </w:rPr>
-        <w:t xml:space="preserve"> distinguishes what was learned, what failed and which </w:t>
-      </w:r>
-      <w:r>
-        <w:rPr>
-          <w:b/>
-        </w:rPr>
-        <w:t>next question</w:t>
-      </w:r>
-      <w:r>
-        <w:rPr>
-          <w:b w:val="0"/>
-        </w:rPr>
-        <w:t xml:space="preserve"> is justified. A complete investigation can end with a limited or </w:t>
-      </w:r>
-      <w:r>
-        <w:rPr>
-          <w:b/>
-        </w:rPr>
-        <w:t>negative finding</w:t>
-      </w:r>
-      <w:r>
-        <w:rPr>
-          <w:b w:val="0"/>
-        </w:rPr>
-        <w:t>.</w:t>
-      </w:r>
-    </w:p>
-    <w:p>
-      <w:pPr>
-        <w:spacing w:line="336" w:lineRule="auto" w:after="180"/>
-        <w:shd w:fill="F1F6FC"/>
-      </w:pPr>
-      <w:r>
-        <w:rPr>
-          <w:b w:val="0"/>
-        </w:rPr>
-        <w:t xml:space="preserve">Present the frozen question, credible baseline, unit design, primary analysis, uncertainty assumptions, failures and reproduction record. Propose next work that resolves a named gap with new </w:t>
-      </w:r>
-      <w:r>
-        <w:rPr>
-          <w:b/>
-        </w:rPr>
-        <w:t>evidence</w:t>
-      </w:r>
-      <w:r>
-        <w:rPr>
-          <w:b w:val="0"/>
-        </w:rPr>
-        <w:t>.</w:t>
-      </w:r>
-    </w:p>
-    <w:p>
-      <w:pPr>
-        <w:pStyle w:val="Heading3"/>
-      </w:pPr>
-      <w:r>
-        <w:t>W2 Trace the worked case</w:t>
-      </w:r>
-    </w:p>
-    <w:p>
-      <w:pPr>
-        <w:pStyle w:val="Heading3"/>
-      </w:pPr>
-      <w:r>
-        <w:t>Workbook question · W2</w:t>
-      </w:r>
-    </w:p>
-    <w:p>
-      <w:pPr>
-        <w:spacing w:line="336" w:lineRule="auto" w:after="180"/>
-        <w:shd w:fill="F5F1FB"/>
-      </w:pPr>
-      <w:r>
-        <w:rPr>
-          <w:b w:val="0"/>
-        </w:rPr>
-        <w:t>Study shows candidate12/16 versus baseline11/16; replay matches; no fresh population sample or user study. Show the intermediate steps and give the conclusion with its scope.</w:t>
-      </w:r>
-    </w:p>
-    <w:p>
-      <w:pPr>
-        <w:pStyle w:val="Heading3"/>
-      </w:pPr>
-      <w:r>
-        <w:t>Teacher reasoning · W2</w:t>
-      </w:r>
-    </w:p>
-    <w:p>
-      <w:pPr>
-        <w:spacing w:line="336" w:lineRule="auto" w:after="180"/>
-        <w:shd w:fill="F1F6FC"/>
-      </w:pPr>
-      <w:r>
-        <w:rPr>
-          <w:b w:val="0"/>
-        </w:rPr>
-        <w:t>Teacher explanation: 75% versus68.75%, gain6.25 points in16 cases; replay supports computational consistency. Broader usefulness and generalisation remain untested.</w:t>
-      </w:r>
-    </w:p>
-    <w:p>
-      <w:pPr>
-        <w:pStyle w:val="Heading3"/>
-      </w:pPr>
-      <w:r>
-        <w:t>W3 Audit the limit</w:t>
-      </w:r>
-    </w:p>
-    <w:p>
-      <w:pPr>
-        <w:pStyle w:val="Heading3"/>
-      </w:pPr>
-      <w:r>
-        <w:t>Workbook question · W3</w:t>
-      </w:r>
-    </w:p>
-    <w:p>
-      <w:pPr>
-        <w:spacing w:line="336" w:lineRule="auto" w:after="180"/>
-        <w:shd w:fill="F5F1FB"/>
-      </w:pPr>
-      <w:r>
-        <w:rPr>
-          <w:b w:val="0"/>
-        </w:rPr>
-        <w:t xml:space="preserve">A report omits this qualification: The </w:t>
-      </w:r>
-      <w:r>
-        <w:rPr>
-          <w:b/>
-        </w:rPr>
-        <w:t>next question</w:t>
-      </w:r>
-      <w:r>
-        <w:rPr>
-          <w:b w:val="0"/>
-        </w:rPr>
-        <w:t xml:space="preserve"> follows </w:t>
-      </w:r>
-      <w:r>
-        <w:rPr>
-          <w:b/>
-        </w:rPr>
-        <w:t>evidence</w:t>
-      </w:r>
-      <w:r>
-        <w:rPr>
-          <w:b w:val="0"/>
-        </w:rPr>
-        <w:t xml:space="preserve"> gaps; it must not be presented as an answer already obtained.</w:t>
-      </w:r>
-    </w:p>
-    <w:p>
-      <w:pPr>
-        <w:spacing w:line="336" w:lineRule="auto" w:after="180"/>
-        <w:shd w:fill="F5F1FB"/>
-      </w:pPr>
-      <w:r>
-        <w:rPr>
-          <w:b w:val="0"/>
-        </w:rPr>
-        <w:t>Explain how omitting it could change a reader's interpretation, and write an accurate replacement.</w:t>
-      </w:r>
-    </w:p>
-    <w:p>
-      <w:pPr>
-        <w:pStyle w:val="Heading3"/>
-      </w:pPr>
-      <w:r>
-        <w:t>Teacher reasoning · W3</w:t>
-      </w:r>
-    </w:p>
-    <w:p>
-      <w:pPr>
-        <w:spacing w:line="336" w:lineRule="auto" w:after="180"/>
-        <w:shd w:fill="F1F6FC"/>
-      </w:pPr>
-      <w:r>
-        <w:rPr>
-          <w:b w:val="0"/>
-        </w:rPr>
-        <w:t xml:space="preserve">Teacher explanation: The </w:t>
-      </w:r>
-      <w:r>
-        <w:rPr>
-          <w:b/>
-        </w:rPr>
-        <w:t>next question</w:t>
-      </w:r>
-      <w:r>
-        <w:rPr>
-          <w:b w:val="0"/>
-        </w:rPr>
-        <w:t xml:space="preserve"> follows </w:t>
-      </w:r>
-      <w:r>
-        <w:rPr>
-          <w:b/>
-        </w:rPr>
-        <w:t>evidence</w:t>
-      </w:r>
-      <w:r>
-        <w:rPr>
-          <w:b w:val="0"/>
-        </w:rPr>
-        <w:t xml:space="preserve"> gaps; it must not be presented as an answer already obtained.</w:t>
-      </w:r>
-    </w:p>
-    <w:p>
-      <w:pPr>
-        <w:spacing w:line="336" w:lineRule="auto" w:after="180"/>
-        <w:shd w:fill="F1F6FC"/>
-      </w:pPr>
-      <w:r>
-        <w:rPr>
-          <w:b w:val="0"/>
-        </w:rPr>
-        <w:t xml:space="preserve">State the observed result separately from the unverified or out-of-scope claim; preserve the original </w:t>
-      </w:r>
-      <w:r>
-        <w:rPr>
-          <w:b/>
-        </w:rPr>
-        <w:t>evidence</w:t>
-      </w:r>
-      <w:r>
-        <w:rPr>
-          <w:b w:val="0"/>
-        </w:rPr>
-        <w:t xml:space="preserve"> rather than inventing a missing fact.</w:t>
-      </w:r>
-    </w:p>
-    <w:p>
-      <w:pPr>
-        <w:pStyle w:val="Heading3"/>
-      </w:pPr>
-      <w:r>
-        <w:t>W4 Apply a new case independently</w:t>
-      </w:r>
-    </w:p>
-    <w:p>
-      <w:pPr>
-        <w:pStyle w:val="Heading3"/>
-      </w:pPr>
-      <w:r>
-        <w:t>Workbook question · W4</w:t>
-      </w:r>
-    </w:p>
-    <w:p>
-      <w:pPr>
-        <w:spacing w:line="336" w:lineRule="auto" w:after="180"/>
-        <w:shd w:fill="F5F1FB"/>
-      </w:pPr>
-      <w:r>
-        <w:rPr>
-          <w:b w:val="0"/>
-        </w:rPr>
-        <w:t xml:space="preserve">Project candidate9/12, baseline10/12; reproduction matches. State result and a useful </w:t>
-      </w:r>
-      <w:r>
-        <w:rPr>
-          <w:b/>
-        </w:rPr>
-        <w:t>next question</w:t>
-      </w:r>
-      <w:r>
-        <w:rPr>
-          <w:b w:val="0"/>
-        </w:rPr>
-        <w:t>.</w:t>
-      </w:r>
-    </w:p>
-    <w:p>
-      <w:pPr>
-        <w:pStyle w:val="Heading3"/>
-      </w:pPr>
-      <w:r>
-        <w:t>Teacher reasoning · W4</w:t>
-      </w:r>
-    </w:p>
-    <w:p>
-      <w:pPr>
-        <w:spacing w:line="336" w:lineRule="auto" w:after="180"/>
-        <w:shd w:fill="F1F6FC"/>
-      </w:pPr>
-      <w:r>
-        <w:rPr>
-          <w:b w:val="0"/>
-        </w:rPr>
-        <w:t>Teacher explanation: 75% versus83.333%, candidate lower8.333 points. Investigate recorded failure conditions with a revised prespecified method and fresh reserved cases; do not erase the negative result.</w:t>
-      </w:r>
-    </w:p>
-    <w:p>
-      <w:pPr>
-        <w:pStyle w:val="Heading3"/>
-      </w:pPr>
-      <w:r>
-        <w:t>W5 Design a revealing follow-up</w:t>
-      </w:r>
-    </w:p>
-    <w:p>
-      <w:pPr>
-        <w:pStyle w:val="Heading3"/>
-      </w:pPr>
-      <w:r>
-        <w:t>Workbook question · W5</w:t>
-      </w:r>
-    </w:p>
-    <w:p>
-      <w:pPr>
-        <w:spacing w:line="336" w:lineRule="auto" w:after="180"/>
-        <w:shd w:fill="F5F1FB"/>
-      </w:pPr>
-      <w:r>
-        <w:rPr>
-          <w:b w:val="0"/>
-        </w:rPr>
-        <w:t>For the worked scenario, propose one additional case that could reveal a failure, describe its expected outcome before running it, and explain what would need to remain fixed for a fair comparison.</w:t>
-      </w:r>
-    </w:p>
-    <w:p>
-      <w:pPr>
-        <w:spacing w:line="336" w:lineRule="auto" w:after="180"/>
-        <w:shd w:fill="F5F1FB"/>
-      </w:pPr>
-      <w:r>
-        <w:rPr>
-          <w:b w:val="0"/>
-        </w:rPr>
-        <w:t>Do not reuse W4 as a new final test after receiving feedback.</w:t>
-      </w:r>
-    </w:p>
-    <w:p>
-      <w:pPr>
-        <w:pStyle w:val="Heading3"/>
-      </w:pPr>
-      <w:r>
-        <w:t>Teacher reasoning · W5</w:t>
-      </w:r>
-    </w:p>
-    <w:p>
-      <w:pPr>
-        <w:spacing w:line="336" w:lineRule="auto" w:after="180"/>
-        <w:shd w:fill="F1F6FC"/>
-      </w:pPr>
-      <w:r>
-        <w:rPr>
-          <w:b w:val="0"/>
-        </w:rPr>
-        <w:t xml:space="preserve">Teacher explanation: Accept a concrete variant of the worked </w:t>
-      </w:r>
-      <w:r>
-        <w:rPr>
-          <w:b/>
-        </w:rPr>
-        <w:t>input</w:t>
-      </w:r>
-      <w:r>
-        <w:rPr>
-          <w:b w:val="0"/>
-        </w:rPr>
-        <w:t xml:space="preserve"> or a missing/conflicting/boundary condition, with an expectation derived from the declared procedure.</w:t>
-      </w:r>
-    </w:p>
-    <w:p>
-      <w:pPr>
-        <w:spacing w:line="336" w:lineRule="auto" w:after="180"/>
-        <w:shd w:fill="F1F6FC"/>
-      </w:pPr>
-      <w:r>
-        <w:rPr>
-          <w:b w:val="0"/>
-        </w:rPr>
-        <w:t xml:space="preserve">Require preserved settings, original </w:t>
-      </w:r>
-      <w:r>
-        <w:rPr>
-          <w:b/>
-        </w:rPr>
-        <w:t>output</w:t>
-      </w:r>
-      <w:r>
-        <w:rPr>
-          <w:b w:val="0"/>
-        </w:rPr>
-        <w:t xml:space="preserve">s and data roles. The </w:t>
-      </w:r>
-      <w:r>
-        <w:rPr>
-          <w:b/>
-        </w:rPr>
-        <w:t>next question</w:t>
-      </w:r>
-      <w:r>
-        <w:rPr>
-          <w:b w:val="0"/>
-        </w:rPr>
-        <w:t xml:space="preserve"> follows </w:t>
-      </w:r>
-      <w:r>
-        <w:rPr>
-          <w:b/>
-        </w:rPr>
-        <w:t>evidence</w:t>
-      </w:r>
-      <w:r>
-        <w:rPr>
-          <w:b w:val="0"/>
-        </w:rPr>
-        <w:t xml:space="preserve"> gaps; it must not be presented as an answer already obtained.</w:t>
-      </w:r>
-    </w:p>
-    <w:p>
-      <w:pPr>
-        <w:spacing w:line="336" w:lineRule="auto" w:after="180"/>
-        <w:shd w:fill="F1F6FC"/>
-      </w:pPr>
-      <w:r>
-        <w:rPr>
-          <w:b w:val="0"/>
-        </w:rPr>
-        <w:t xml:space="preserve">The new case should test this particular </w:t>
-      </w:r>
-      <w:r>
-        <w:rPr>
-          <w:b/>
-        </w:rPr>
-        <w:t>mechanism</w:t>
-      </w:r>
-      <w:r>
-        <w:rPr>
-          <w:b w:val="0"/>
-        </w:rPr>
-        <w:t xml:space="preserve"> rather than merely restate the original result.</w:t>
-      </w:r>
-    </w:p>
-    <w:p>
-      <w:pPr>
-        <w:pStyle w:val="Heading3"/>
-      </w:pPr>
-      <w:r>
-        <w:t>Independent assessment and fresh retry</w:t>
-      </w:r>
-    </w:p>
-    <w:p>
-      <w:pPr>
-        <w:pStyle w:val="Heading3"/>
-      </w:pPr>
-      <w:r>
-        <w:t>Teacher key · Independent assessment and fresh retry</w:t>
-      </w:r>
-    </w:p>
-    <w:p>
-      <w:pPr>
-        <w:spacing w:line="336" w:lineRule="auto" w:after="180"/>
-        <w:shd w:fill="F1F6FC"/>
-      </w:pPr>
-      <w:r>
-        <w:rPr>
-          <w:b w:val="0"/>
-        </w:rPr>
-        <w:t>W4: 75% versus83.333%, candidate lower8.333 points. Investigate recorded failure conditions with a revised prespecified method and fresh reserved cases; do not erase the negative result.</w:t>
-      </w:r>
-    </w:p>
-    <w:p>
-      <w:pPr>
-        <w:spacing w:line="336" w:lineRule="auto" w:after="180"/>
-        <w:shd w:fill="F1F6FC"/>
-      </w:pPr>
-      <w:r>
-        <w:rPr>
-          <w:b w:val="0"/>
-        </w:rPr>
-        <w:t>Require intermediate reasoning and the stated scope. Fresh retry: Both procedures8/10 and successful replay. Expected reasoning: Both</w:t>
-      </w:r>
-      <w:r>
-        <w:rPr>
-          <w:b/>
-        </w:rPr>
-        <w:t>80%</w:t>
-      </w:r>
-      <w:r>
-        <w:rPr>
-          <w:b w:val="0"/>
-        </w:rPr>
-        <w:t xml:space="preserve"> in this sample; strict improvement not observed.</w:t>
-      </w:r>
-    </w:p>
-    <w:p>
-      <w:pPr>
-        <w:spacing w:line="336" w:lineRule="auto" w:after="180"/>
-        <w:shd w:fill="F1F6FC"/>
-      </w:pPr>
-      <w:r>
-        <w:rPr>
-          <w:b w:val="0"/>
-        </w:rPr>
-        <w:t>Equivalence is not established without its own design. If students need support, record it and reassess with another new case rather than awarding independence to a copied answer.</w:t>
-      </w:r>
-    </w:p>
-    <w:p>
-      <w:pPr>
-        <w:pStyle w:val="Heading3"/>
-      </w:pPr>
-      <w:r>
-        <w:t>Assess independent transfer</w:t>
-      </w:r>
-    </w:p>
-    <w:p>
-      <w:pPr>
-        <w:pStyle w:val="Heading3"/>
-      </w:pPr>
-      <w:r>
-        <w:t>Independent question · withhold the key</w:t>
-      </w:r>
-    </w:p>
-    <w:p>
-      <w:pPr>
-        <w:spacing w:line="336" w:lineRule="auto" w:after="180"/>
-        <w:shd w:fill="F5F1FB"/>
-      </w:pPr>
-      <w:r>
-        <w:rPr>
-          <w:b w:val="0"/>
-        </w:rPr>
-        <w:t xml:space="preserve">Selected case: Project candidate9/12, baseline10/12; reproduction matches. State result and a useful </w:t>
-      </w:r>
-      <w:r>
-        <w:rPr>
-          <w:b/>
-        </w:rPr>
-        <w:t>next question</w:t>
-      </w:r>
-      <w:r>
-        <w:rPr>
-          <w:b w:val="0"/>
-        </w:rPr>
-        <w:t>.</w:t>
-      </w:r>
-    </w:p>
-    <w:p>
-      <w:pPr>
-        <w:pStyle w:val="Heading3"/>
-      </w:pPr>
-      <w:r>
-        <w:t>Selected case answer</w:t>
-      </w:r>
-    </w:p>
-    <w:p>
-      <w:pPr>
-        <w:pStyle w:val="Heading3"/>
-      </w:pPr>
-      <w:r>
-        <w:t>Teacher key · Selected case answer</w:t>
-      </w:r>
-    </w:p>
-    <w:p>
-      <w:pPr>
-        <w:spacing w:line="336" w:lineRule="auto" w:after="180"/>
-        <w:shd w:fill="F1F6FC"/>
-      </w:pPr>
-      <w:r>
-        <w:rPr>
-          <w:b w:val="0"/>
-        </w:rPr>
-        <w:t>Teacher explanation: 75% versus83.333%, candidate lower8.333 points. Investigate recorded failure conditions with a revised prespecified method and fresh reserved cases; do not erase the negative result.</w:t>
+        <w:pStyle w:val="Heading2"/>
+      </w:pPr>
+      <w:r>
+        <w:t>Judge explanation,trace and limits</w:t>
       </w:r>
     </w:p>
     <w:tbl>
@@ -3738,54 +4059,55 @@
     </w:tbl>
     <w:p>
       <w:pPr>
-        <w:pStyle w:val="Heading3"/>
-      </w:pPr>
-      <w:r>
-        <w:t>Teacher key · Selected case answer</w:t>
+        <w:spacing w:line="336" w:lineRule="auto" w:after="180"/>
+      </w:pPr>
+      <w:r>
+        <w:rPr>
+          <w:b w:val="0"/>
+        </w:rPr>
+        <w:t>Record each dimension as not yet, with support, or independent. Accept a valid alternative procedure with a defensible trace.</w:t>
       </w:r>
     </w:p>
     <w:p>
       <w:pPr>
         <w:spacing w:line="336" w:lineRule="auto" w:after="180"/>
-        <w:shd w:fill="F1F6FC"/>
       </w:pPr>
       <w:r>
         <w:rPr>
           <w:b w:val="0"/>
         </w:rPr>
-        <w:t>Record each dimension as not yet, with support, or independent. Accept a valid alternative procedure with a defensible trace.</w:t>
+        <w:t xml:space="preserve">Do not penalise an honestly recorded model failure if the learner correctly explains its </w:t>
+      </w:r>
+      <w:r>
+        <w:rPr>
+          <w:b/>
+        </w:rPr>
+        <w:t>evidence</w:t>
+      </w:r>
+      <w:r>
+        <w:rPr>
+          <w:b w:val="0"/>
+        </w:rPr>
+        <w:t xml:space="preserve"> and limits.</w:t>
       </w:r>
     </w:p>
     <w:p>
       <w:pPr>
-        <w:spacing w:line="336" w:lineRule="auto" w:after="180"/>
-        <w:shd w:fill="F1F6FC"/>
-      </w:pPr>
-      <w:r>
-        <w:rPr>
-          <w:b w:val="0"/>
-        </w:rPr>
-        <w:t xml:space="preserve">Do not penalise an honestly recorded model failure if the learner correctly explains its </w:t>
-      </w:r>
-      <w:r>
-        <w:rPr>
-          <w:b/>
-        </w:rPr>
-        <w:t>evidence</w:t>
-      </w:r>
-      <w:r>
-        <w:rPr>
-          <w:b w:val="0"/>
-        </w:rPr>
-        <w:t xml:space="preserve"> and limits.</w:t>
+        <w:pStyle w:val="Heading2"/>
+      </w:pPr>
+      <w:r>
+        <w:t>Give one usable repair</w:t>
       </w:r>
     </w:p>
     <w:p>
       <w:pPr>
-        <w:pStyle w:val="Heading3"/>
-      </w:pPr>
-      <w:r>
-        <w:t>Feedback that the learner uses</w:t>
+        <w:spacing w:line="336" w:lineRule="auto" w:after="180"/>
+      </w:pPr>
+      <w:r>
+        <w:rPr>
+          <w:b w:val="0"/>
+        </w:rPr>
+        <w:t>Name the earliest unsupported step and give one action to repair it. Have the learner make that repair now and explain why. Then assess the relevant skill on a fresh, fully specified case.</w:t>
       </w:r>
     </w:p>
     <w:p>
@@ -3796,31 +4118,109 @@
         <w:rPr>
           <w:b w:val="0"/>
         </w:rPr>
-        <w:t>Name the earliest unsupported step and give one action to repair it. Have the learner make that repair now and explain why. Then assess the relevant skill on a fresh, fully specified case.</w:t>
+        <w:t>Confirm it was not previously practised with feedback; solve and check the new case before assigning it. A follow-up design prompt is a starting brief, not automatically an equivalent test.</w:t>
       </w:r>
     </w:p>
     <w:p>
       <w:pPr>
-        <w:spacing w:line="336" w:lineRule="auto" w:after="180"/>
-      </w:pPr>
-      <w:r>
-        <w:rPr>
-          <w:b w:val="0"/>
-        </w:rPr>
-        <w:t>Confirm it was not previously practised with feedback; solve and check the new case before assigning it. A follow-up design prompt is a starting brief, not automatically an equivalent test.</w:t>
+        <w:pStyle w:val="Heading2"/>
+      </w:pPr>
+      <w:r>
+        <w:t>W1 Explain the mechanism</w:t>
       </w:r>
     </w:p>
     <w:p>
       <w:pPr>
-        <w:pStyle w:val="Heading1"/>
-      </w:pPr>
-      <w:r>
-        <w:t>06. Connect the project, support and next lesson</w:t>
+        <w:spacing w:line="336" w:lineRule="auto" w:after="180"/>
+      </w:pPr>
+      <w:r>
+        <w:rPr>
+          <w:b w:val="0"/>
+        </w:rPr>
+        <w:t xml:space="preserve">Explain the weekly </w:t>
+      </w:r>
+      <w:r>
+        <w:rPr>
+          <w:b/>
+        </w:rPr>
+        <w:t>mechanism</w:t>
+      </w:r>
+      <w:r>
+        <w:rPr>
+          <w:b w:val="0"/>
+        </w:rPr>
+        <w:t xml:space="preserve"> in your own words. Use the worked scenario to name its </w:t>
+      </w:r>
+      <w:r>
+        <w:rPr>
+          <w:b/>
+        </w:rPr>
+        <w:t>input</w:t>
+      </w:r>
+      <w:r>
+        <w:rPr>
+          <w:b w:val="0"/>
+        </w:rPr>
+        <w:t xml:space="preserve">, decision rule and </w:t>
+      </w:r>
+      <w:r>
+        <w:rPr>
+          <w:b/>
+        </w:rPr>
+        <w:t>output</w:t>
+      </w:r>
+      <w:r>
+        <w:rPr>
+          <w:b w:val="0"/>
+        </w:rPr>
+        <w:t>.</w:t>
       </w:r>
     </w:p>
     <w:p>
-      <w:r>
-        <w:t>Connect Research defense and next questions to Reproducible AI Research Study, adapt support and plan a later changed-case check.</w:t>
+      <w:pPr>
+        <w:spacing w:line="336" w:lineRule="auto" w:after="180"/>
+      </w:pPr>
+      <w:r>
+        <w:rPr>
+          <w:b w:val="0"/>
+        </w:rPr>
+        <w:t xml:space="preserve">Teacher explanation: A </w:t>
+      </w:r>
+      <w:r>
+        <w:rPr>
+          <w:b/>
+        </w:rPr>
+        <w:t>research defense</w:t>
+      </w:r>
+      <w:r>
+        <w:rPr>
+          <w:b w:val="0"/>
+        </w:rPr>
+        <w:t xml:space="preserve"> distinguishes what was learned, what failed and which </w:t>
+      </w:r>
+      <w:r>
+        <w:rPr>
+          <w:b/>
+        </w:rPr>
+        <w:t>next question</w:t>
+      </w:r>
+      <w:r>
+        <w:rPr>
+          <w:b w:val="0"/>
+        </w:rPr>
+        <w:t xml:space="preserve"> is justified. A complete investigation can end with a limited or </w:t>
+      </w:r>
+      <w:r>
+        <w:rPr>
+          <w:b/>
+        </w:rPr>
+        <w:t>negative finding</w:t>
+      </w:r>
+      <w:r>
+        <w:rPr>
+          <w:b w:val="0"/>
+        </w:rPr>
+        <w:t>.</w:t>
       </w:r>
     </w:p>
     <w:p>
@@ -3831,25 +4231,13 @@
         <w:rPr>
           <w:b w:val="0"/>
         </w:rPr>
-        <w:t xml:space="preserve">For Reproducible AI Research Study, use this week’s independent task as a rehearsal for the final </w:t>
+        <w:t xml:space="preserve">Present the frozen question, credible baseline, unit design, primary analysis, uncertainty assumptions, failures and reproduction record. Propose next work that resolves a named gap with new </w:t>
       </w:r>
       <w:r>
         <w:rPr>
           <w:b/>
         </w:rPr>
         <w:t>evidence</w:t>
-      </w:r>
-      <w:r>
-        <w:rPr>
-          <w:b w:val="0"/>
-        </w:rPr>
-        <w:t xml:space="preserve"> pack: Project candidate9/12, baseline10/12; reproduction matches. State result and a useful </w:t>
-      </w:r>
-      <w:r>
-        <w:rPr>
-          <w:b/>
-        </w:rPr>
-        <w:t>next question</w:t>
       </w:r>
       <w:r>
         <w:rPr>
@@ -3860,25 +4248,10 @@
     </w:p>
     <w:p>
       <w:pPr>
-        <w:spacing w:line="336" w:lineRule="auto" w:after="180"/>
-      </w:pPr>
-      <w:r>
-        <w:rPr>
-          <w:b w:val="0"/>
-        </w:rPr>
-        <w:t xml:space="preserve">Keep actual </w:t>
-      </w:r>
-      <w:r>
-        <w:rPr>
-          <w:b/>
-        </w:rPr>
-        <w:t>observation</w:t>
-      </w:r>
-      <w:r>
-        <w:rPr>
-          <w:b w:val="0"/>
-        </w:rPr>
-        <w:t>s separate from expected results, preserve failures, compare a baseline and explain the limits.</w:t>
+        <w:pStyle w:val="Heading2"/>
+      </w:pPr>
+      <w:r>
+        <w:t>W2 Trace the worked case</w:t>
       </w:r>
     </w:p>
     <w:p>
@@ -3889,19 +4262,7 @@
         <w:rPr>
           <w:b w:val="0"/>
         </w:rPr>
-        <w:t xml:space="preserve">Provide an </w:t>
-      </w:r>
-      <w:r>
-        <w:rPr>
-          <w:b/>
-        </w:rPr>
-        <w:t>input</w:t>
-      </w:r>
-      <w:r>
-        <w:rPr>
-          <w:b w:val="0"/>
-        </w:rPr>
-        <w:t>/procedure/result/limit frame and a calculator when needed. Ask students to identify the first step before completing the whole trace.</w:t>
+        <w:t>Study shows candidate 12/16 versus baseline 11/16; replay matches; no fresh population sample or user study. Show the intermediate steps and give the conclusion with its scope.</w:t>
       </w:r>
     </w:p>
     <w:p>
@@ -3912,42 +4273,15 @@
         <w:rPr>
           <w:b w:val="0"/>
         </w:rPr>
-        <w:t xml:space="preserve">Extension: compare two concrete variants of this </w:t>
-      </w:r>
-      <w:r>
-        <w:rPr>
-          <w:b/>
-        </w:rPr>
-        <w:t>mechanism</w:t>
-      </w:r>
-      <w:r>
-        <w:rPr>
-          <w:b w:val="0"/>
-        </w:rPr>
-        <w:t xml:space="preserve"> while holding unrelated conditions fixed; report both successful and unsuccessful outcomes.</w:t>
+        <w:t>Teacher explanation: 75% versus 68.75%, gain 6.25 points in 16 cases; replay supports computational consistency. Broader usefulness and generalisation remain untested.</w:t>
       </w:r>
     </w:p>
     <w:p>
       <w:pPr>
-        <w:spacing w:line="336" w:lineRule="auto" w:after="180"/>
-      </w:pPr>
-      <w:r>
-        <w:rPr>
-          <w:b w:val="0"/>
-        </w:rPr>
-        <w:t xml:space="preserve">Next connection: Investigate a bounded question with justified baselines, controlled experiments, uncertainty and reproducible </w:t>
-      </w:r>
-      <w:r>
-        <w:rPr>
-          <w:b/>
-        </w:rPr>
-        <w:t>evidence</w:t>
-      </w:r>
-      <w:r>
-        <w:rPr>
-          <w:b w:val="0"/>
-        </w:rPr>
-        <w:t>, then defend the findings and their limitations..</w:t>
+        <w:pStyle w:val="Heading2"/>
+      </w:pPr>
+      <w:r>
+        <w:t>W3 Audit the limit</w:t>
       </w:r>
     </w:p>
     <w:p>
@@ -3958,19 +4292,31 @@
         <w:rPr>
           <w:b w:val="0"/>
         </w:rPr>
-        <w:t xml:space="preserve">Preserve the current case record and retrieve its </w:t>
+        <w:t xml:space="preserve">A report omits this qualification: The </w:t>
       </w:r>
       <w:r>
         <w:rPr>
           <w:b/>
         </w:rPr>
+        <w:t>next question</w:t>
+      </w:r>
+      <w:r>
+        <w:rPr>
+          <w:b w:val="0"/>
+        </w:rPr>
+        <w:t xml:space="preserve"> follows </w:t>
+      </w:r>
+      <w:r>
+        <w:rPr>
+          <w:b/>
+        </w:rPr>
         <w:t>evidence</w:t>
       </w:r>
       <w:r>
         <w:rPr>
           <w:b w:val="0"/>
         </w:rPr>
-        <w:t xml:space="preserve"> boundary before moving on.</w:t>
+        <w:t xml:space="preserve"> gaps; it must not be presented as an answer already obtained.</w:t>
       </w:r>
     </w:p>
     <w:p>
@@ -3981,15 +4327,604 @@
         <w:rPr>
           <w:b w:val="0"/>
         </w:rPr>
-        <w:t>Retain the project ledger and assess a changed case after support. Check the relevant prerequisite before carrying this component forward.</w:t>
+        <w:t>Explain how omitting it could change a reader's interpretation, and write an accurate replacement.</w:t>
       </w:r>
     </w:p>
     <w:p>
       <w:pPr>
+        <w:spacing w:line="336" w:lineRule="auto" w:after="180"/>
+      </w:pPr>
+      <w:r>
+        <w:rPr>
+          <w:b w:val="0"/>
+        </w:rPr>
+        <w:t xml:space="preserve">Teacher explanation: The </w:t>
+      </w:r>
+      <w:r>
+        <w:rPr>
+          <w:b/>
+        </w:rPr>
+        <w:t>next question</w:t>
+      </w:r>
+      <w:r>
+        <w:rPr>
+          <w:b w:val="0"/>
+        </w:rPr>
+        <w:t xml:space="preserve"> follows </w:t>
+      </w:r>
+      <w:r>
+        <w:rPr>
+          <w:b/>
+        </w:rPr>
+        <w:t>evidence</w:t>
+      </w:r>
+      <w:r>
+        <w:rPr>
+          <w:b w:val="0"/>
+        </w:rPr>
+        <w:t xml:space="preserve"> gaps; it must not be presented as an answer already obtained.</w:t>
+      </w:r>
+    </w:p>
+    <w:p>
+      <w:pPr>
+        <w:spacing w:line="336" w:lineRule="auto" w:after="180"/>
+      </w:pPr>
+      <w:r>
+        <w:rPr>
+          <w:b w:val="0"/>
+        </w:rPr>
+        <w:t xml:space="preserve">State the observed result separately from the unverified or out-of-scope claim; preserve the original </w:t>
+      </w:r>
+      <w:r>
+        <w:rPr>
+          <w:b/>
+        </w:rPr>
+        <w:t>evidence</w:t>
+      </w:r>
+      <w:r>
+        <w:rPr>
+          <w:b w:val="0"/>
+        </w:rPr>
+        <w:t xml:space="preserve"> rather than inventing a missing fact.</w:t>
+      </w:r>
+    </w:p>
+    <w:p>
+      <w:pPr>
+        <w:pStyle w:val="Heading2"/>
+      </w:pPr>
+      <w:r>
+        <w:t>W5 Design a revealing follow-up</w:t>
+      </w:r>
+    </w:p>
+    <w:p>
+      <w:pPr>
+        <w:spacing w:line="336" w:lineRule="auto" w:after="180"/>
+      </w:pPr>
+      <w:r>
+        <w:rPr>
+          <w:b w:val="0"/>
+        </w:rPr>
+        <w:t>For the worked scenario, propose one additional case that could reveal a failure, describe its expected outcome before running it, and explain what would need to remain fixed for a fair comparison.</w:t>
+      </w:r>
+    </w:p>
+    <w:p>
+      <w:pPr>
+        <w:spacing w:line="336" w:lineRule="auto" w:after="180"/>
+      </w:pPr>
+      <w:r>
+        <w:rPr>
+          <w:b w:val="0"/>
+        </w:rPr>
+        <w:t>Do not reuse W4 as a new final test after receiving feedback.</w:t>
+      </w:r>
+    </w:p>
+    <w:p>
+      <w:pPr>
+        <w:spacing w:line="336" w:lineRule="auto" w:after="180"/>
+      </w:pPr>
+      <w:r>
+        <w:rPr>
+          <w:b w:val="0"/>
+        </w:rPr>
+        <w:t xml:space="preserve">Teacher explanation: Accept a concrete variant of the worked </w:t>
+      </w:r>
+      <w:r>
+        <w:rPr>
+          <w:b/>
+        </w:rPr>
+        <w:t>input</w:t>
+      </w:r>
+      <w:r>
+        <w:rPr>
+          <w:b w:val="0"/>
+        </w:rPr>
+        <w:t xml:space="preserve"> or a missing/conflicting/boundary condition, with an expectation derived from the declared procedure.</w:t>
+      </w:r>
+    </w:p>
+    <w:p>
+      <w:pPr>
+        <w:spacing w:line="336" w:lineRule="auto" w:after="180"/>
+      </w:pPr>
+      <w:r>
+        <w:rPr>
+          <w:b w:val="0"/>
+        </w:rPr>
+        <w:t xml:space="preserve">Require preserved settings, original </w:t>
+      </w:r>
+      <w:r>
+        <w:rPr>
+          <w:b/>
+        </w:rPr>
+        <w:t>output</w:t>
+      </w:r>
+      <w:r>
+        <w:rPr>
+          <w:b w:val="0"/>
+        </w:rPr>
+        <w:t xml:space="preserve">s and data roles. The </w:t>
+      </w:r>
+      <w:r>
+        <w:rPr>
+          <w:b/>
+        </w:rPr>
+        <w:t>next question</w:t>
+      </w:r>
+      <w:r>
+        <w:rPr>
+          <w:b w:val="0"/>
+        </w:rPr>
+        <w:t xml:space="preserve"> follows </w:t>
+      </w:r>
+      <w:r>
+        <w:rPr>
+          <w:b/>
+        </w:rPr>
+        <w:t>evidence</w:t>
+      </w:r>
+      <w:r>
+        <w:rPr>
+          <w:b w:val="0"/>
+        </w:rPr>
+        <w:t xml:space="preserve"> gaps; it must not be presented as an answer already obtained.</w:t>
+      </w:r>
+    </w:p>
+    <w:p>
+      <w:pPr>
+        <w:spacing w:line="336" w:lineRule="auto" w:after="180"/>
+      </w:pPr>
+      <w:r>
+        <w:rPr>
+          <w:b w:val="0"/>
+        </w:rPr>
+        <w:t xml:space="preserve">The new case should test this particular </w:t>
+      </w:r>
+      <w:r>
+        <w:rPr>
+          <w:b/>
+        </w:rPr>
+        <w:t>mechanism</w:t>
+      </w:r>
+      <w:r>
+        <w:rPr>
+          <w:b w:val="0"/>
+        </w:rPr>
+        <w:t xml:space="preserve"> rather than merely restate the original result.</w:t>
+      </w:r>
+    </w:p>
+    <w:p>
+      <w:pPr>
+        <w:pStyle w:val="Heading2"/>
+      </w:pPr>
+      <w:r>
+        <w:t>Earlier wording, alternatives and picture transcripts · reference / check after trying</w:t>
+      </w:r>
+    </w:p>
+    <w:p>
+      <w:pPr>
         <w:pStyle w:val="Heading3"/>
       </w:pPr>
       <w:r>
-        <w:t>Plan the delayed return</w:t>
+        <w:t>Guided and exit questions</w:t>
+      </w:r>
+    </w:p>
+    <w:p>
+      <w:pPr>
+        <w:spacing w:line="336" w:lineRule="auto" w:after="180"/>
+      </w:pPr>
+      <w:r>
+        <w:rPr>
+          <w:b w:val="0"/>
+        </w:rPr>
+        <w:t xml:space="preserve">Guided: 75% versus 68.75%, gain 6.25 points in 16 cases; replay supports computational consistency. Broader usefulness and generalisation remain untested. Qualification: The </w:t>
+      </w:r>
+      <w:r>
+        <w:rPr>
+          <w:b/>
+        </w:rPr>
+        <w:t>next question</w:t>
+      </w:r>
+      <w:r>
+        <w:rPr>
+          <w:b w:val="0"/>
+        </w:rPr>
+        <w:t xml:space="preserve"> follows </w:t>
+      </w:r>
+      <w:r>
+        <w:rPr>
+          <w:b/>
+        </w:rPr>
+        <w:t>evidence</w:t>
+      </w:r>
+      <w:r>
+        <w:rPr>
+          <w:b w:val="0"/>
+        </w:rPr>
+        <w:t xml:space="preserve"> gaps; it must not be presented as an answer already obtained. Exit: accept a concrete variation with its predicted outcome and a stated condition that would challenge the </w:t>
+      </w:r>
+      <w:r>
+        <w:rPr>
+          <w:b/>
+        </w:rPr>
+        <w:t>mechanism</w:t>
+      </w:r>
+      <w:r>
+        <w:rPr>
+          <w:b w:val="0"/>
+        </w:rPr>
+        <w:t xml:space="preserve">; reject a claim resting on unmeasured </w:t>
+      </w:r>
+      <w:r>
+        <w:rPr>
+          <w:b/>
+        </w:rPr>
+        <w:t>evidence</w:t>
+      </w:r>
+      <w:r>
+        <w:rPr>
+          <w:b w:val="0"/>
+        </w:rPr>
+        <w:t>.</w:t>
+      </w:r>
+    </w:p>
+    <w:p>
+      <w:pPr>
+        <w:pStyle w:val="Heading3"/>
+      </w:pPr>
+      <w:r>
+        <w:t>W1 Explain the mechanism</w:t>
+      </w:r>
+    </w:p>
+    <w:p>
+      <w:pPr>
+        <w:pStyle w:val="Heading3"/>
+      </w:pPr>
+      <w:r>
+        <w:t>W2 Trace the worked case</w:t>
+      </w:r>
+    </w:p>
+    <w:p>
+      <w:pPr>
+        <w:pStyle w:val="Heading3"/>
+      </w:pPr>
+      <w:r>
+        <w:t>W3 Audit the limit</w:t>
+      </w:r>
+    </w:p>
+    <w:p>
+      <w:pPr>
+        <w:pStyle w:val="Heading3"/>
+      </w:pPr>
+      <w:r>
+        <w:t>W4 Apply a new case independently</w:t>
+      </w:r>
+    </w:p>
+    <w:p>
+      <w:pPr>
+        <w:spacing w:line="336" w:lineRule="auto" w:after="180"/>
+      </w:pPr>
+      <w:r>
+        <w:rPr>
+          <w:b w:val="0"/>
+        </w:rPr>
+        <w:t xml:space="preserve">Project candidate 9/12, baseline 10/12; reproduction matches. State result and a useful </w:t>
+      </w:r>
+      <w:r>
+        <w:rPr>
+          <w:b/>
+        </w:rPr>
+        <w:t>next question</w:t>
+      </w:r>
+      <w:r>
+        <w:rPr>
+          <w:b w:val="0"/>
+        </w:rPr>
+        <w:t>.</w:t>
+      </w:r>
+    </w:p>
+    <w:p>
+      <w:pPr>
+        <w:spacing w:line="336" w:lineRule="auto" w:after="180"/>
+      </w:pPr>
+      <w:r>
+        <w:rPr>
+          <w:b w:val="0"/>
+        </w:rPr>
+        <w:t>Teacher explanation: 75% versus83.333%, candidate lower8.333 points. Investigate recorded failure conditions with a revised prespecified method and fresh reserved cases; do not erase the negative result.</w:t>
+      </w:r>
+    </w:p>
+    <w:p>
+      <w:pPr>
+        <w:pStyle w:val="Heading3"/>
+      </w:pPr>
+      <w:r>
+        <w:t>W5 Design a revealing follow-up</w:t>
+      </w:r>
+    </w:p>
+    <w:p>
+      <w:pPr>
+        <w:pStyle w:val="Heading3"/>
+      </w:pPr>
+      <w:r>
+        <w:t>Independent assessment and fresh retry</w:t>
+      </w:r>
+    </w:p>
+    <w:p>
+      <w:pPr>
+        <w:spacing w:line="336" w:lineRule="auto" w:after="180"/>
+      </w:pPr>
+      <w:r>
+        <w:rPr>
+          <w:b w:val="0"/>
+        </w:rPr>
+        <w:t>W4: 75% versus83.333%, candidate lower8.333 points. Investigate recorded failure conditions with a revised prespecified method and fresh reserved cases; do not erase the negative result.</w:t>
+      </w:r>
+    </w:p>
+    <w:p>
+      <w:pPr>
+        <w:spacing w:line="336" w:lineRule="auto" w:after="180"/>
+      </w:pPr>
+      <w:r>
+        <w:rPr>
+          <w:b w:val="0"/>
+        </w:rPr>
+        <w:t>Require intermediate reasoning and the stated scope. Fresh retry: Both procedures8/10 and successful replay. Expected reasoning: Both</w:t>
+      </w:r>
+      <w:r>
+        <w:rPr>
+          <w:b/>
+        </w:rPr>
+        <w:t>80%</w:t>
+      </w:r>
+      <w:r>
+        <w:rPr>
+          <w:b w:val="0"/>
+        </w:rPr>
+        <w:t xml:space="preserve"> in this sample; strict improvement not observed.</w:t>
+      </w:r>
+    </w:p>
+    <w:p>
+      <w:pPr>
+        <w:spacing w:line="336" w:lineRule="auto" w:after="180"/>
+      </w:pPr>
+      <w:r>
+        <w:rPr>
+          <w:b w:val="0"/>
+        </w:rPr>
+        <w:t>Equivalence is not established without its own design. If students need support, record it and reassess with another new case rather than awarding independence to a copied answer.</w:t>
+      </w:r>
+    </w:p>
+    <w:p>
+      <w:pPr>
+        <w:pStyle w:val="Heading3"/>
+      </w:pPr>
+      <w:r>
+        <w:t>Assess independent transfer</w:t>
+      </w:r>
+    </w:p>
+    <w:p>
+      <w:pPr>
+        <w:pStyle w:val="Heading3"/>
+      </w:pPr>
+      <w:r>
+        <w:t>Selected case answer</w:t>
+      </w:r>
+    </w:p>
+    <w:p>
+      <w:pPr>
+        <w:pStyle w:val="Heading3"/>
+      </w:pPr>
+      <w:r>
+        <w:t>Feedback that the learner uses</w:t>
+      </w:r>
+    </w:p>
+    <w:p>
+      <w:pPr>
+        <w:pStyle w:val="Heading1"/>
+      </w:pPr>
+      <w:r>
+        <w:t>06. Connect, support and revisit research reasoning</w:t>
+      </w:r>
+    </w:p>
+    <w:p>
+      <w:r>
+        <w:t>Use saved evidence and assumptions to choose the next question.</w:t>
+      </w:r>
+    </w:p>
+    <w:p>
+      <w:pPr>
+        <w:pStyle w:val="Heading2"/>
+      </w:pPr>
+      <w:r>
+        <w:t>Project and next-week bridge</w:t>
+      </w:r>
+    </w:p>
+    <w:p>
+      <w:pPr>
+        <w:spacing w:line="336" w:lineRule="auto" w:after="180"/>
+      </w:pPr>
+      <w:r>
+        <w:rPr>
+          <w:b w:val="0"/>
+        </w:rPr>
+        <w:t xml:space="preserve">For Reproducible AI Research Study, use this week’s independent task as a rehearsal for the final </w:t>
+      </w:r>
+      <w:r>
+        <w:rPr>
+          <w:b/>
+        </w:rPr>
+        <w:t>evidence</w:t>
+      </w:r>
+      <w:r>
+        <w:rPr>
+          <w:b w:val="0"/>
+        </w:rPr>
+        <w:t xml:space="preserve"> pack: Project candidate 9/12, baseline 10/12; reproduction matches. State result and a useful </w:t>
+      </w:r>
+      <w:r>
+        <w:rPr>
+          <w:b/>
+        </w:rPr>
+        <w:t>next question</w:t>
+      </w:r>
+      <w:r>
+        <w:rPr>
+          <w:b w:val="0"/>
+        </w:rPr>
+        <w:t xml:space="preserve">. Keep actual </w:t>
+      </w:r>
+      <w:r>
+        <w:rPr>
+          <w:b/>
+        </w:rPr>
+        <w:t>observation</w:t>
+      </w:r>
+      <w:r>
+        <w:rPr>
+          <w:b w:val="0"/>
+        </w:rPr>
+        <w:t>s separate from expected results, preserve failures, compare a baseline and explain the limits.</w:t>
+      </w:r>
+    </w:p>
+    <w:p>
+      <w:pPr>
+        <w:spacing w:line="336" w:lineRule="auto" w:after="180"/>
+      </w:pPr>
+      <w:r>
+        <w:rPr>
+          <w:b w:val="0"/>
+        </w:rPr>
+        <w:t xml:space="preserve">Provide an </w:t>
+      </w:r>
+      <w:r>
+        <w:rPr>
+          <w:b/>
+        </w:rPr>
+        <w:t>input</w:t>
+      </w:r>
+      <w:r>
+        <w:rPr>
+          <w:b w:val="0"/>
+        </w:rPr>
+        <w:t>/procedure/result/limit frame and a calculator when needed. Ask students to identify the first step before completing the whole trace.</w:t>
+      </w:r>
+    </w:p>
+    <w:p>
+      <w:pPr>
+        <w:spacing w:line="336" w:lineRule="auto" w:after="180"/>
+      </w:pPr>
+      <w:r>
+        <w:rPr>
+          <w:b w:val="0"/>
+        </w:rPr>
+        <w:t xml:space="preserve">Extension: compare two concrete variants of this </w:t>
+      </w:r>
+      <w:r>
+        <w:rPr>
+          <w:b/>
+        </w:rPr>
+        <w:t>mechanism</w:t>
+      </w:r>
+      <w:r>
+        <w:rPr>
+          <w:b w:val="0"/>
+        </w:rPr>
+        <w:t xml:space="preserve"> while holding unrelated conditions fixed; report both successful and unsuccessful outcomes.</w:t>
+      </w:r>
+    </w:p>
+    <w:p>
+      <w:pPr>
+        <w:spacing w:line="336" w:lineRule="auto" w:after="180"/>
+      </w:pPr>
+      <w:r>
+        <w:rPr>
+          <w:b w:val="0"/>
+        </w:rPr>
+        <w:t xml:space="preserve">Next connection: Investigate a bounded question with justified baselines, controlled experiments, uncertainty and reproducible </w:t>
+      </w:r>
+      <w:r>
+        <w:rPr>
+          <w:b/>
+        </w:rPr>
+        <w:t>evidence</w:t>
+      </w:r>
+      <w:r>
+        <w:rPr>
+          <w:b w:val="0"/>
+        </w:rPr>
+        <w:t>, then defend the findings and their limitations..</w:t>
+      </w:r>
+    </w:p>
+    <w:p>
+      <w:pPr>
+        <w:spacing w:line="336" w:lineRule="auto" w:after="180"/>
+      </w:pPr>
+      <w:r>
+        <w:rPr>
+          <w:b w:val="0"/>
+        </w:rPr>
+        <w:t xml:space="preserve">Preserve the current case record and retrieve its </w:t>
+      </w:r>
+      <w:r>
+        <w:rPr>
+          <w:b/>
+        </w:rPr>
+        <w:t>evidence</w:t>
+      </w:r>
+      <w:r>
+        <w:rPr>
+          <w:b w:val="0"/>
+        </w:rPr>
+        <w:t xml:space="preserve"> boundary before moving on.</w:t>
+      </w:r>
+    </w:p>
+    <w:p>
+      <w:pPr>
+        <w:spacing w:line="336" w:lineRule="auto" w:after="180"/>
+      </w:pPr>
+      <w:r>
+        <w:rPr>
+          <w:b w:val="0"/>
+        </w:rPr>
+        <w:t>Retain the project ledger and assess a changed case after support. Check the relevant prerequisite before carrying this component forward.</w:t>
+      </w:r>
+    </w:p>
+    <w:p>
+      <w:pPr>
+        <w:spacing w:line="336" w:lineRule="auto" w:after="180"/>
+      </w:pPr>
+      <w:r>
+        <w:rPr>
+          <w:b w:val="0"/>
+        </w:rPr>
+        <w:t>For the Reproducible AI Research Study, retain an annotated worked trace and the changed-case reasoning. Connect the claim to its records, units and assumptions so another investigator can challenge or reproduce it.</w:t>
+      </w:r>
+    </w:p>
+    <w:p>
+      <w:pPr>
+        <w:pStyle w:val="Heading2"/>
+      </w:pPr>
+      <w:r>
+        <w:t>Delayed return and support record</w:t>
       </w:r>
     </w:p>
     <w:p>
@@ -4206,48 +5141,60 @@
     </w:p>
     <w:p>
       <w:pPr>
-        <w:pStyle w:val="Heading3"/>
-      </w:pPr>
-      <w:r>
-        <w:t>Project evidence from this case</w:t>
+        <w:pStyle w:val="Heading2"/>
+      </w:pPr>
+      <w:r>
+        <w:t>Earlier wording, alternatives and picture transcripts · reference / check after trying</w:t>
       </w:r>
     </w:p>
     <w:p>
       <w:pPr>
-        <w:spacing w:line="336" w:lineRule="auto" w:after="180"/>
-      </w:pPr>
-      <w:r>
-        <w:rPr>
-          <w:b w:val="0"/>
-        </w:rPr>
-        <w:t>For the Reproducible AI Research Study, retain an annotated worked trace and the changed-case reasoning. Connect the claim to its records, units and assumptions so another investigator can challenge or reproduce it.</w:t>
+        <w:pStyle w:val="Heading3"/>
+      </w:pPr>
+      <w:r>
+        <w:t>Plan the delayed return</w:t>
       </w:r>
     </w:p>
     <w:p>
       <w:pPr>
-        <w:pStyle w:val="Heading1"/>
-      </w:pPr>
-      <w:r>
-        <w:t>07. Prepare, teach and assess</w:t>
+        <w:pStyle w:val="Heading3"/>
+      </w:pPr>
+      <w:r>
+        <w:t>Project evidence from this case</w:t>
       </w:r>
     </w:p>
     <w:p>
-      <w:r>
-        <w:t>Use this preparation summary alongside the detailed Research defense and next questions lesson; it is a checklist rather than a replacement for the full sequence.</w:t>
+      <w:pPr>
+        <w:pStyle w:val="Heading1"/>
+      </w:pPr>
+      <w:r>
+        <w:t>Reference bank and extra practice</w:t>
       </w:r>
     </w:p>
     <w:p>
       <w:pPr>
-        <w:pStyle w:val="Heading3"/>
-      </w:pPr>
-      <w:r>
-        <w:t>Teaching target</w:t>
+        <w:pStyle w:val="Heading1"/>
+      </w:pPr>
+      <w:r>
+        <w:t>07. Reference · Alternative planning checklist</w:t>
       </w:r>
     </w:p>
     <w:p>
+      <w:r>
+        <w:t>Use alongside the main route when helpful.</w:t>
+      </w:r>
+    </w:p>
+    <w:p>
+      <w:pPr>
+        <w:pStyle w:val="Heading2"/>
+      </w:pPr>
+      <w:r>
+        <w:t>Planning,assessment and project reminders</w:t>
+      </w:r>
+    </w:p>
+    <w:p>
       <w:pPr>
         <w:spacing w:line="336" w:lineRule="auto" w:after="180"/>
-        <w:shd w:fill="EDF7F3"/>
       </w:pPr>
       <w:r>
         <w:rPr>
@@ -4466,27 +5413,53 @@
         <w:rPr>
           <w:b w:val="0"/>
         </w:rPr>
-        <w:t>Before class, solve the supported practice: Study shows candidate12/16 versus baseline11/16; replay matches; no fresh population sample or user study. Show the intermediate steps and give the conclusion with its scope.</w:t>
+        <w:t>Before class, solve the supported practice: Study shows candidate 12/16 versus baseline 11/16; replay matches; no fresh population sample or user study. Show the intermediate steps and give the conclusion with its scope.</w:t>
       </w:r>
     </w:p>
     <w:p>
       <w:pPr>
-        <w:pStyle w:val="Heading3"/>
-      </w:pPr>
-      <w:r>
-        <w:t>Supported practice answer</w:t>
+        <w:spacing w:line="336" w:lineRule="auto" w:after="180"/>
+      </w:pPr>
+      <w:r>
+        <w:rPr>
+          <w:b w:val="0"/>
+        </w:rPr>
+        <w:t>Reasoned practice answer: Teacher explanation: 75% versus 68.75%, gain 6.25 points in 16 cases; replay supports computational consistency. Broader usefulness and generalisation remain untested.</w:t>
       </w:r>
     </w:p>
     <w:p>
       <w:pPr>
         <w:spacing w:line="336" w:lineRule="auto" w:after="180"/>
-        <w:shd w:fill="F1F6FC"/>
       </w:pPr>
       <w:r>
         <w:rPr>
           <w:b w:val="0"/>
         </w:rPr>
-        <w:t>Reasoned practice answer: Teacher explanation: 75% versus68.75%, gain6.25 points in16 cases; replay supports computational consistency. Broader usefulness and generalisation remain untested.</w:t>
+        <w:t xml:space="preserve">Check every learner before discussion: Use the worked case for </w:t>
+      </w:r>
+      <w:r>
+        <w:rPr>
+          <w:b/>
+        </w:rPr>
+        <w:t>Research defense</w:t>
+      </w:r>
+      <w:r>
+        <w:rPr>
+          <w:b w:val="0"/>
+        </w:rPr>
+        <w:t xml:space="preserve"> and </w:t>
+      </w:r>
+      <w:r>
+        <w:rPr>
+          <w:b/>
+        </w:rPr>
+        <w:t>next question</w:t>
+      </w:r>
+      <w:r>
+        <w:rPr>
+          <w:b w:val="0"/>
+        </w:rPr>
+        <w:t>s. Proposed explanation: “The worked result establishes every future case”. Decide whether this explanation is supported.</w:t>
       </w:r>
     </w:p>
     <w:p>
@@ -4497,31 +5470,7 @@
         <w:rPr>
           <w:b w:val="0"/>
         </w:rPr>
-        <w:t xml:space="preserve">Check every learner before discussion: Use the worked case for </w:t>
-      </w:r>
-      <w:r>
-        <w:rPr>
-          <w:b/>
-        </w:rPr>
-        <w:t>Research defense</w:t>
-      </w:r>
-      <w:r>
-        <w:rPr>
-          <w:b w:val="0"/>
-        </w:rPr>
-        <w:t xml:space="preserve"> and </w:t>
-      </w:r>
-      <w:r>
-        <w:rPr>
-          <w:b/>
-        </w:rPr>
-        <w:t>next question</w:t>
-      </w:r>
-      <w:r>
-        <w:rPr>
-          <w:b w:val="0"/>
-        </w:rPr>
-        <w:t>s. Proposed explanation: “The worked result establishes every future case”. Decide whether this explanation is supported.</w:t>
+        <w:t>Point to the step or supplied fact that decides; explain your repair if needed.</w:t>
       </w:r>
     </w:p>
     <w:p>
@@ -4532,141 +5481,93 @@
         <w:rPr>
           <w:b w:val="0"/>
         </w:rPr>
-        <w:t>Point to the step or supplied fact that decides; explain your repair if needed.</w:t>
+        <w:t xml:space="preserve">Misconception repair: The </w:t>
+      </w:r>
+      <w:r>
+        <w:rPr>
+          <w:b/>
+        </w:rPr>
+        <w:t>next question</w:t>
+      </w:r>
+      <w:r>
+        <w:rPr>
+          <w:b w:val="0"/>
+        </w:rPr>
+        <w:t xml:space="preserve"> follows </w:t>
+      </w:r>
+      <w:r>
+        <w:rPr>
+          <w:b/>
+        </w:rPr>
+        <w:t>evidence</w:t>
+      </w:r>
+      <w:r>
+        <w:rPr>
+          <w:b w:val="0"/>
+        </w:rPr>
+        <w:t xml:space="preserve"> gaps; it must not be presented as an answer already obtained.</w:t>
       </w:r>
     </w:p>
     <w:p>
       <w:pPr>
-        <w:pStyle w:val="Heading3"/>
-      </w:pPr>
-      <w:r>
-        <w:t>Repair the misconception</w:t>
+        <w:spacing w:line="336" w:lineRule="auto" w:after="180"/>
+      </w:pPr>
+      <w:r>
+        <w:rPr>
+          <w:b w:val="0"/>
+        </w:rPr>
+        <w:t xml:space="preserve">Support: read the exact case aloud, enlarge the labelled picture, supply </w:t>
+      </w:r>
+      <w:r>
+        <w:rPr>
+          <w:b/>
+        </w:rPr>
+        <w:t>input</w:t>
+      </w:r>
+      <w:r>
+        <w:rPr>
+          <w:b w:val="0"/>
+        </w:rPr>
+        <w:t xml:space="preserve"> cards and model only the first deciding step. Accept a spoken explanation or drawing; retain the reasoning goal.</w:t>
       </w:r>
     </w:p>
     <w:p>
       <w:pPr>
         <w:spacing w:line="336" w:lineRule="auto" w:after="180"/>
-        <w:shd w:fill="FFF5E6"/>
       </w:pPr>
       <w:r>
         <w:rPr>
           <w:b w:val="0"/>
         </w:rPr>
-        <w:t xml:space="preserve">Misconception repair: The </w:t>
+        <w:t xml:space="preserve">Extension: Change cameras as well as lighting in the follow-up. Require a </w:t>
       </w:r>
       <w:r>
         <w:rPr>
           <w:b/>
         </w:rPr>
-        <w:t>next question</w:t>
+        <w:t>prediction</w:t>
       </w:r>
       <w:r>
         <w:rPr>
           <w:b w:val="0"/>
         </w:rPr>
-        <w:t xml:space="preserve"> follows </w:t>
-      </w:r>
-      <w:r>
-        <w:rPr>
-          <w:b/>
-        </w:rPr>
-        <w:t>evidence</w:t>
-      </w:r>
-      <w:r>
-        <w:rPr>
-          <w:b w:val="0"/>
-        </w:rPr>
-        <w:t xml:space="preserve"> gaps; it must not be presented as an answer already obtained.</w:t>
+        <w:t xml:space="preserve"> and a reason before comparing. Expected result: The design again entangles two conditions.</w:t>
       </w:r>
     </w:p>
     <w:p>
       <w:pPr>
-        <w:pStyle w:val="Heading3"/>
-      </w:pPr>
-      <w:r>
-        <w:t>Support without giving away the answer</w:t>
+        <w:spacing w:line="336" w:lineRule="auto" w:after="180"/>
+      </w:pPr>
+      <w:r>
+        <w:rPr>
+          <w:b w:val="0"/>
+        </w:rPr>
+        <w:t>Reason: A camera difference provides another explanation for any performance gap.</w:t>
       </w:r>
     </w:p>
     <w:p>
       <w:pPr>
         <w:spacing w:line="336" w:lineRule="auto" w:after="180"/>
-        <w:shd w:fill="F1F6F8"/>
-      </w:pPr>
-      <w:r>
-        <w:rPr>
-          <w:b w:val="0"/>
-        </w:rPr>
-        <w:t xml:space="preserve">Support: read the exact case aloud, enlarge the labelled picture, supply </w:t>
-      </w:r>
-      <w:r>
-        <w:rPr>
-          <w:b/>
-        </w:rPr>
-        <w:t>input</w:t>
-      </w:r>
-      <w:r>
-        <w:rPr>
-          <w:b w:val="0"/>
-        </w:rPr>
-        <w:t xml:space="preserve"> cards and model only the first deciding step. Accept a spoken explanation or drawing; retain the reasoning goal.</w:t>
-      </w:r>
-    </w:p>
-    <w:p>
-      <w:pPr>
-        <w:pStyle w:val="Heading3"/>
-      </w:pPr>
-      <w:r>
-        <w:t>Extend the reasoning</w:t>
-      </w:r>
-    </w:p>
-    <w:p>
-      <w:pPr>
-        <w:spacing w:line="336" w:lineRule="auto" w:after="180"/>
-        <w:shd w:fill="F5F1FB"/>
-      </w:pPr>
-      <w:r>
-        <w:rPr>
-          <w:b w:val="0"/>
-        </w:rPr>
-        <w:t xml:space="preserve">Extension: Change cameras as well as lighting in the follow-up. Require a </w:t>
-      </w:r>
-      <w:r>
-        <w:rPr>
-          <w:b/>
-        </w:rPr>
-        <w:t>prediction</w:t>
-      </w:r>
-      <w:r>
-        <w:rPr>
-          <w:b w:val="0"/>
-        </w:rPr>
-        <w:t xml:space="preserve"> and a reason before comparing. Expected result: The design again entangles two conditions.</w:t>
-      </w:r>
-    </w:p>
-    <w:p>
-      <w:pPr>
-        <w:spacing w:line="336" w:lineRule="auto" w:after="180"/>
-        <w:shd w:fill="F5F1FB"/>
-      </w:pPr>
-      <w:r>
-        <w:rPr>
-          <w:b w:val="0"/>
-        </w:rPr>
-        <w:t>Reason: A camera difference provides another explanation for any performance gap.</w:t>
-      </w:r>
-    </w:p>
-    <w:p>
-      <w:pPr>
-        <w:pStyle w:val="Heading3"/>
-      </w:pPr>
-      <w:r>
-        <w:t>Protect the independent attempt</w:t>
-      </w:r>
-    </w:p>
-    <w:p>
-      <w:pPr>
-        <w:spacing w:line="336" w:lineRule="auto" w:after="180"/>
-        <w:shd w:fill="FFF5E6"/>
       </w:pPr>
       <w:r>
         <w:rPr>
@@ -4861,22 +5762,36 @@
     </w:tbl>
     <w:p>
       <w:pPr>
-        <w:pStyle w:val="Heading3"/>
-      </w:pPr>
-      <w:r>
-        <w:t>Project checkpoint</w:t>
+        <w:spacing w:line="336" w:lineRule="auto" w:after="180"/>
+      </w:pPr>
+      <w:r>
+        <w:rPr>
+          <w:b w:val="0"/>
+        </w:rPr>
+        <w:t xml:space="preserve">Project checkpoint: Present and defend. Demonstrate the system, explain one failure and justify the next improvement with </w:t>
+      </w:r>
+      <w:r>
+        <w:rPr>
+          <w:b/>
+        </w:rPr>
+        <w:t>evidence</w:t>
+      </w:r>
+      <w:r>
+        <w:rPr>
+          <w:b w:val="0"/>
+        </w:rPr>
+        <w:t>.</w:t>
       </w:r>
     </w:p>
     <w:p>
       <w:pPr>
         <w:spacing w:line="336" w:lineRule="auto" w:after="180"/>
-        <w:shd w:fill="EDF7F3"/>
       </w:pPr>
       <w:r>
         <w:rPr>
           <w:b w:val="0"/>
         </w:rPr>
-        <w:t xml:space="preserve">Project checkpoint: Present and defend. Demonstrate the system, explain one failure and justify the next improvement with </w:t>
+        <w:t xml:space="preserve">Use the weekly teacher answer for topic-specific reasoning. A saved progress tick is an activity record; judge mastery from the learner’s explanation and </w:t>
       </w:r>
       <w:r>
         <w:rPr>
@@ -4893,38 +5808,23 @@
     </w:p>
     <w:p>
       <w:pPr>
-        <w:spacing w:line="336" w:lineRule="auto" w:after="180"/>
-      </w:pPr>
-      <w:r>
-        <w:rPr>
-          <w:b w:val="0"/>
-        </w:rPr>
-        <w:t xml:space="preserve">Use the weekly teacher answer for topic-specific reasoning. A saved progress tick is an activity record; judge mastery from the learner’s explanation and </w:t>
-      </w:r>
-      <w:r>
-        <w:rPr>
-          <w:b/>
-        </w:rPr>
-        <w:t>evidence</w:t>
-      </w:r>
-      <w:r>
-        <w:rPr>
-          <w:b w:val="0"/>
-        </w:rPr>
-        <w:t>.</w:t>
+        <w:pStyle w:val="Heading1"/>
+      </w:pPr>
+      <w:r>
+        <w:t>08. Reference · Feedback,labs and repair paths</w:t>
       </w:r>
     </w:p>
     <w:p>
-      <w:pPr>
-        <w:pStyle w:val="Heading1"/>
-      </w:pPr>
-      <w:r>
-        <w:t>08. Use feedback, labs and repair paths</w:t>
+      <w:r>
+        <w:t>Retain the first attempt and the evidence used for a repair.</w:t>
       </w:r>
     </w:p>
     <w:p>
-      <w:r>
-        <w:t>Use feedback, earlier review and portfolios purposefully. Apply the coding routine only when this lesson has an executable lab.</w:t>
+      <w:pPr>
+        <w:pStyle w:val="Heading2"/>
+      </w:pPr>
+      <w:r>
+        <w:t>Feedback and record guidance</w:t>
       </w:r>
     </w:p>
     <w:p>
@@ -4962,40 +5862,42 @@
       </w:r>
     </w:p>
     <w:p>
-      <w:pPr>
-        <w:pStyle w:val="Heading3"/>
-      </w:pPr>
-      <w:r>
-        <w:t>For later coding lessons</w:t>
+      <w:r>
+        <w:t>This week has no code block. Use this routine when a later lesson includes an executable lab.</w:t>
       </w:r>
     </w:p>
     <w:p>
-      <w:r>
-        <w:t>This week has no code block. Use this routine when a later lesson includes an executable lab.</w:t>
+      <w:pPr>
+        <w:spacing w:line="336" w:lineRule="auto" w:after="180"/>
+      </w:pPr>
+      <w:r>
+        <w:rPr>
+          <w:b w:val="0"/>
+        </w:rPr>
+        <w:t xml:space="preserve">Ask students to predict before running code. Preserve errors and actual </w:t>
+      </w:r>
+      <w:r>
+        <w:rPr>
+          <w:b/>
+        </w:rPr>
+        <w:t>output</w:t>
+      </w:r>
+      <w:r>
+        <w:rPr>
+          <w:b w:val="0"/>
+        </w:rPr>
+        <w:t>s; collect a changed test and an explanation. The branch-boundary and indexing lessons deliberately include failure cases.</w:t>
       </w:r>
     </w:p>
     <w:p>
       <w:pPr>
         <w:spacing w:line="336" w:lineRule="auto" w:after="180"/>
-        <w:shd w:fill="F1F6F8"/>
       </w:pPr>
       <w:r>
         <w:rPr>
           <w:b w:val="0"/>
         </w:rPr>
-        <w:t xml:space="preserve">Ask students to predict before running code. Preserve errors and actual </w:t>
-      </w:r>
-      <w:r>
-        <w:rPr>
-          <w:b/>
-        </w:rPr>
-        <w:t>output</w:t>
-      </w:r>
-      <w:r>
-        <w:rPr>
-          <w:b w:val="0"/>
-        </w:rPr>
-        <w:t>s; collect a changed test and an explanation. The branch-boundary and indexing lessons deliberately include failure cases.</w:t>
+        <w:t>Use the earlier worked-explanation links to address a specific missing building block, then return to the current question. Adapt this suggestion after observing the learner; it is not an automatic diagnosis.</w:t>
       </w:r>
     </w:p>
     <w:p>
@@ -5006,71 +5908,37 @@
         <w:rPr>
           <w:b w:val="0"/>
         </w:rPr>
-        <w:t>Use the earlier worked-explanation links to address a specific missing building block, then return to the current question. Adapt this suggestion after observing the learner; it is not an automatic diagnosis.</w:t>
+        <w:t xml:space="preserve">Collect the completed-work portfolio as </w:t>
+      </w:r>
+      <w:r>
+        <w:rPr>
+          <w:b/>
+        </w:rPr>
+        <w:t>evidence</w:t>
+      </w:r>
+      <w:r>
+        <w:rPr>
+          <w:b w:val="0"/>
+        </w:rPr>
+        <w:t>. Record support separately from correctness, and assess explanation, trace/test and limitations. Progress ticks and quiz selections alone do not establish mastery.</w:t>
       </w:r>
     </w:p>
     <w:p>
       <w:pPr>
-        <w:spacing w:line="336" w:lineRule="auto" w:after="180"/>
-      </w:pPr>
-      <w:r>
-        <w:rPr>
-          <w:b w:val="0"/>
-        </w:rPr>
-        <w:t xml:space="preserve">Collect the completed-work portfolio as </w:t>
-      </w:r>
-      <w:r>
-        <w:rPr>
-          <w:b/>
-        </w:rPr>
-        <w:t>evidence</w:t>
-      </w:r>
-      <w:r>
-        <w:rPr>
-          <w:b w:val="0"/>
-        </w:rPr>
-        <w:t>. Record support separately from correctness, and assess explanation, trace/test and limitations. Progress ticks and quiz selections alone do not establish mastery.</w:t>
+        <w:pStyle w:val="Heading1"/>
+      </w:pPr>
+      <w:r>
+        <w:t>09. Reference · Teach with the six pictures</w:t>
       </w:r>
     </w:p>
     <w:p>
-      <w:pPr>
-        <w:pStyle w:val="Heading1"/>
-      </w:pPr>
-      <w:r>
-        <w:t>09. Visual concept journey</w:t>
+      <w:r>
+        <w:t>Choose one picture for a particular reasoning move.</w:t>
       </w:r>
     </w:p>
     <w:p>
-      <w:r>
-        <w:t>Show one Research defense and next questions graphic at a time, request a prediction and discuss its trace before the independent assessment.</w:t>
-      </w:r>
-    </w:p>
-    <w:p>
-      <w:pPr>
-        <w:spacing w:line="336" w:lineRule="auto" w:after="180"/>
-      </w:pPr>
-      <w:r>
-        <w:rPr>
-          <w:b w:val="0"/>
-        </w:rPr>
-        <w:t xml:space="preserve">Use one picture at a time. Hide a worked result before asking for a </w:t>
-      </w:r>
-      <w:r>
-        <w:rPr>
-          <w:b/>
-        </w:rPr>
-        <w:t>prediction</w:t>
-      </w:r>
-      <w:r>
-        <w:rPr>
-          <w:b w:val="0"/>
-        </w:rPr>
-        <w:t>, then reveal it for feedback. These are supported teaching cases; retain the separate independent assessment for a fresh first attempt.</w:t>
-      </w:r>
-    </w:p>
-    <w:p>
-      <w:pPr>
-        <w:pStyle w:val="Heading3"/>
+      <w:pPr>
+        <w:pStyle w:val="Heading2"/>
       </w:pPr>
       <w:r>
         <w:t>01. Research defense and next questions: the case</w:t>
@@ -5081,7 +5949,7 @@
         <w:drawing>
           <wp:inline xmlns:a="http://schemas.openxmlformats.org/drawingml/2006/main" xmlns:pic="http://schemas.openxmlformats.org/drawingml/2006/picture">
             <wp:extent cx="5486400" cy="2834640"/>
-            <wp:docPr id="3" name="Picture 3" descr="Defend the next research question. A research defence identifies an observed weakness and a testable follow-up. Supplied facts: A frozen model is correct on 8/10 clear images and 4/10 shaded images. Source objects are grouped within each condition."/>
+            <wp:docPr id="5" name="Picture 5" descr="Defend the next research question. A research defence identifies an observed weakness and a testable follow-up. Supplied facts: A frozen model is correct on 8/10 clear images and 4/10 shaded images. Source objects are grouped within each condition."/>
             <wp:cNvGraphicFramePr>
               <a:graphicFrameLocks noChangeAspect="1"/>
             </wp:cNvGraphicFramePr>
@@ -5090,227 +5958,6 @@
                 <pic:pic>
                   <pic:nvPicPr>
                     <pic:cNvPr id="0" name="academy-story-ai-7-36-01.png"/>
-                    <pic:cNvPicPr/>
-                  </pic:nvPicPr>
-                  <pic:blipFill>
-                    <a:blip r:embed="rId11"/>
-                    <a:stretch>
-                      <a:fillRect/>
-                    </a:stretch>
-                  </pic:blipFill>
-                  <pic:spPr>
-                    <a:xfrm>
-                      <a:off x="0" y="0"/>
-                      <a:ext cx="5486400" cy="2834640"/>
-                    </a:xfrm>
-                    <a:prstGeom prst="rect"/>
-                  </pic:spPr>
-                </pic:pic>
-              </a:graphicData>
-            </a:graphic>
-          </wp:inline>
-        </w:drawing>
-      </w:r>
-    </w:p>
-    <w:p>
-      <w:pPr>
-        <w:spacing w:line="336" w:lineRule="auto" w:after="180"/>
-      </w:pPr>
-      <w:r>
-        <w:rPr>
-          <w:b w:val="0"/>
-        </w:rPr>
-        <w:t>Defend the next research question. A research defence identifies an observed weakness and a testable follow-up. Supplied facts: A frozen model is correct on 8/10 clear images and 4/10 shaded images.</w:t>
-      </w:r>
-    </w:p>
-    <w:p>
-      <w:pPr>
-        <w:spacing w:line="336" w:lineRule="auto" w:after="180"/>
-      </w:pPr>
-      <w:r>
-        <w:rPr>
-          <w:b w:val="0"/>
-        </w:rPr>
-        <w:t>Source objects are grouped within each condition.</w:t>
-      </w:r>
-    </w:p>
-    <w:p>
-      <w:pPr>
-        <w:spacing w:line="336" w:lineRule="auto" w:after="180"/>
-        <w:shd w:fill="F5F1FB"/>
-      </w:pPr>
-      <w:r>
-        <w:rPr>
-          <w:b w:val="0"/>
-        </w:rPr>
-        <w:t>Point to the given fact that matters most. Explain why it matters.</w:t>
-      </w:r>
-    </w:p>
-    <w:p>
-      <w:pPr>
-        <w:pStyle w:val="Heading3"/>
-      </w:pPr>
-      <w:r>
-        <w:t>Discuss while showing the picture</w:t>
-      </w:r>
-    </w:p>
-    <w:p>
-      <w:pPr>
-        <w:spacing w:line="336" w:lineRule="auto" w:after="180"/>
-        <w:shd w:fill="F1F6F8"/>
-      </w:pPr>
-      <w:r>
-        <w:rPr>
-          <w:b w:val="0"/>
-        </w:rPr>
-        <w:t>Teacher prompt: Point to the given fact that matters most. Explain why it matters. Ask learners to describe one label or arrow in ordinary words. Use the adjacent transcript if the image is difficult to see.</w:t>
-      </w:r>
-    </w:p>
-    <w:p>
-      <w:pPr>
-        <w:pStyle w:val="Heading3"/>
-      </w:pPr>
-      <w:r>
-        <w:t>02. Follow the deciding steps</w:t>
-      </w:r>
-    </w:p>
-    <w:p>
-      <w:r>
-        <w:drawing>
-          <wp:inline xmlns:a="http://schemas.openxmlformats.org/drawingml/2006/main" xmlns:pic="http://schemas.openxmlformats.org/drawingml/2006/picture">
-            <wp:extent cx="5486400" cy="3337560"/>
-            <wp:docPr id="4" name="Picture 4" descr="State slice outcomes: Clear is 80%; shaded is 40%. → Limit the interpretation: Shade sensitivity is plausible, but camera or object differences may also matter. → Design follow-up: Photograph the same held-out objects under both light conditions using one camera and fixed scoring."/>
-            <wp:cNvGraphicFramePr>
-              <a:graphicFrameLocks noChangeAspect="1"/>
-            </wp:cNvGraphicFramePr>
-            <a:graphic>
-              <a:graphicData uri="http://schemas.openxmlformats.org/drawingml/2006/picture">
-                <pic:pic>
-                  <pic:nvPicPr>
-                    <pic:cNvPr id="0" name="academy-story-ai-7-36-02.png"/>
-                    <pic:cNvPicPr/>
-                  </pic:nvPicPr>
-                  <pic:blipFill>
-                    <a:blip r:embed="rId12"/>
-                    <a:stretch>
-                      <a:fillRect/>
-                    </a:stretch>
-                  </pic:blipFill>
-                  <pic:spPr>
-                    <a:xfrm>
-                      <a:off x="0" y="0"/>
-                      <a:ext cx="5486400" cy="3337560"/>
-                    </a:xfrm>
-                    <a:prstGeom prst="rect"/>
-                  </pic:spPr>
-                </pic:pic>
-              </a:graphicData>
-            </a:graphic>
-          </wp:inline>
-        </w:drawing>
-      </w:r>
-    </w:p>
-    <w:p>
-      <w:pPr>
-        <w:spacing w:line="336" w:lineRule="auto" w:after="180"/>
-      </w:pPr>
-      <w:r>
-        <w:rPr>
-          <w:b w:val="0"/>
-        </w:rPr>
-        <w:t xml:space="preserve">State slice outcomes: Clear is </w:t>
-      </w:r>
-      <w:r>
-        <w:rPr>
-          <w:b/>
-        </w:rPr>
-        <w:t>80%</w:t>
-      </w:r>
-      <w:r>
-        <w:rPr>
-          <w:b w:val="0"/>
-        </w:rPr>
-        <w:t>; shaded is 40%. → Limit the interpretation: Shade sensitivity is plausible, but camera or object differences may also matter. → Design follow-up: Photograph the same held-out objects under both light conditions using one camera and fixed scoring.</w:t>
-      </w:r>
-    </w:p>
-    <w:p>
-      <w:pPr>
-        <w:spacing w:line="336" w:lineRule="auto" w:after="180"/>
-        <w:shd w:fill="F5F1FB"/>
-      </w:pPr>
-      <w:r>
-        <w:rPr>
-          <w:b w:val="0"/>
-        </w:rPr>
-        <w:t xml:space="preserve">Point to each numbered stage and explain which recorded </w:t>
-      </w:r>
-      <w:r>
-        <w:rPr>
-          <w:b/>
-        </w:rPr>
-        <w:t>input</w:t>
-      </w:r>
-      <w:r>
-        <w:rPr>
-          <w:b w:val="0"/>
-        </w:rPr>
-        <w:t xml:space="preserve"> it uses.</w:t>
-      </w:r>
-    </w:p>
-    <w:p>
-      <w:pPr>
-        <w:pStyle w:val="Heading3"/>
-      </w:pPr>
-      <w:r>
-        <w:t>Discuss while showing the picture</w:t>
-      </w:r>
-    </w:p>
-    <w:p>
-      <w:pPr>
-        <w:spacing w:line="336" w:lineRule="auto" w:after="180"/>
-        <w:shd w:fill="F1F6F8"/>
-      </w:pPr>
-      <w:r>
-        <w:rPr>
-          <w:b w:val="0"/>
-        </w:rPr>
-        <w:t xml:space="preserve">Teacher prompt: Point to each numbered stage and explain which recorded </w:t>
-      </w:r>
-      <w:r>
-        <w:rPr>
-          <w:b/>
-        </w:rPr>
-        <w:t>input</w:t>
-      </w:r>
-      <w:r>
-        <w:rPr>
-          <w:b w:val="0"/>
-        </w:rPr>
-        <w:t xml:space="preserve"> it uses. Ask learners to describe one label or arrow in ordinary words. Use the adjacent transcript if the image is difficult to see.</w:t>
-      </w:r>
-    </w:p>
-    <w:p>
-      <w:pPr>
-        <w:pStyle w:val="Heading3"/>
-      </w:pPr>
-      <w:r>
-        <w:t>03. Defence: different condition slices</w:t>
-      </w:r>
-    </w:p>
-    <w:p>
-      <w:r>
-        <w:drawing>
-          <wp:inline xmlns:a="http://schemas.openxmlformats.org/drawingml/2006/main" xmlns:pic="http://schemas.openxmlformats.org/drawingml/2006/picture">
-            <wp:extent cx="5486400" cy="2834640"/>
-            <wp:docPr id="5" name="Picture 5" descr="Defence: different condition slices. Units: correct cases out of 10 per slice. Clear: 8. Shaded: 4."/>
-            <wp:cNvGraphicFramePr>
-              <a:graphicFrameLocks noChangeAspect="1"/>
-            </wp:cNvGraphicFramePr>
-            <a:graphic>
-              <a:graphicData uri="http://schemas.openxmlformats.org/drawingml/2006/picture">
-                <pic:pic>
-                  <pic:nvPicPr>
-                    <pic:cNvPr id="0" name="academy-story-ai-7-36-03.png"/>
                     <pic:cNvPicPr/>
                   </pic:nvPicPr>
                   <pic:blipFill>
@@ -5341,56 +5988,246 @@
         <w:rPr>
           <w:b w:val="0"/>
         </w:rPr>
-        <w:t>Defence: different condition slices. Units: correct cases out of 10 per slice. Clear: 8. Shaded: 4.</w:t>
+        <w:t>Defend the next research question. A research defence identifies an observed weakness and a testable follow-up. Supplied facts: A frozen model is correct on 8/10 clear images and 4/10 shaded images.</w:t>
       </w:r>
     </w:p>
     <w:p>
       <w:pPr>
         <w:spacing w:line="336" w:lineRule="auto" w:after="180"/>
-        <w:shd w:fill="F5F1FB"/>
       </w:pPr>
       <w:r>
         <w:rPr>
           <w:b w:val="0"/>
         </w:rPr>
-        <w:t>Read the labels and values. Explain the relationship the model shows.</w:t>
+        <w:t>Source objects are grouped within each condition.</w:t>
       </w:r>
     </w:p>
     <w:p>
       <w:pPr>
-        <w:pStyle w:val="Heading3"/>
-      </w:pPr>
-      <w:r>
-        <w:t>Discuss while showing the picture</w:t>
+        <w:spacing w:line="336" w:lineRule="auto" w:after="180"/>
+      </w:pPr>
+      <w:r>
+        <w:rPr>
+          <w:b w:val="0"/>
+        </w:rPr>
+        <w:t>Point to the given fact that matters most. Explain why it matters.</w:t>
       </w:r>
     </w:p>
     <w:p>
       <w:pPr>
         <w:spacing w:line="336" w:lineRule="auto" w:after="180"/>
-        <w:shd w:fill="F1F6F8"/>
       </w:pPr>
       <w:r>
         <w:rPr>
           <w:b w:val="0"/>
         </w:rPr>
-        <w:t>Teacher prompt: Read the labels and values. Explain the relationship the model shows. Ask learners to describe one label or arrow in ordinary words. Use the adjacent transcript if the image is difficult to see.</w:t>
+        <w:t>Teacher prompt: Point to the given fact that matters most. Explain why it matters. Ask learners to describe one label or arrow in ordinary words. Use the adjacent transcript if the image is difficult to see.</w:t>
       </w:r>
     </w:p>
     <w:p>
       <w:pPr>
-        <w:spacing w:line="336" w:lineRule="auto" w:after="180"/>
-        <w:shd w:fill="F1F6F8"/>
-      </w:pPr>
-      <w:r>
-        <w:rPr>
-          <w:b w:val="0"/>
-        </w:rPr>
-        <w:t>Check row/column meanings, units and denominators before discussing a difference. Supplied toy values are not real class or model results.</w:t>
+        <w:pStyle w:val="Heading2"/>
+      </w:pPr>
+      <w:r>
+        <w:t>02. Follow the deciding steps</w:t>
       </w:r>
     </w:p>
     <w:p>
-      <w:pPr>
-        <w:pStyle w:val="Heading3"/>
+      <w:r>
+        <w:drawing>
+          <wp:inline xmlns:a="http://schemas.openxmlformats.org/drawingml/2006/main" xmlns:pic="http://schemas.openxmlformats.org/drawingml/2006/picture">
+            <wp:extent cx="5486400" cy="3337560"/>
+            <wp:docPr id="6" name="Picture 6" descr="State slice outcomes: Clear is 80%; shaded is 40%. → Limit the interpretation: Shade sensitivity is plausible, but camera or object differences may also matter. → Design follow-up: Photograph the same held-out objects under both light conditions using one camera and fixed scoring."/>
+            <wp:cNvGraphicFramePr>
+              <a:graphicFrameLocks noChangeAspect="1"/>
+            </wp:cNvGraphicFramePr>
+            <a:graphic>
+              <a:graphicData uri="http://schemas.openxmlformats.org/drawingml/2006/picture">
+                <pic:pic>
+                  <pic:nvPicPr>
+                    <pic:cNvPr id="0" name="academy-story-ai-7-36-02.png"/>
+                    <pic:cNvPicPr/>
+                  </pic:nvPicPr>
+                  <pic:blipFill>
+                    <a:blip r:embed="rId10"/>
+                    <a:stretch>
+                      <a:fillRect/>
+                    </a:stretch>
+                  </pic:blipFill>
+                  <pic:spPr>
+                    <a:xfrm>
+                      <a:off x="0" y="0"/>
+                      <a:ext cx="5486400" cy="3337560"/>
+                    </a:xfrm>
+                    <a:prstGeom prst="rect"/>
+                  </pic:spPr>
+                </pic:pic>
+              </a:graphicData>
+            </a:graphic>
+          </wp:inline>
+        </w:drawing>
+      </w:r>
+    </w:p>
+    <w:p>
+      <w:pPr>
+        <w:spacing w:line="336" w:lineRule="auto" w:after="180"/>
+      </w:pPr>
+      <w:r>
+        <w:rPr>
+          <w:b w:val="0"/>
+        </w:rPr>
+        <w:t xml:space="preserve">State slice outcomes: Clear is </w:t>
+      </w:r>
+      <w:r>
+        <w:rPr>
+          <w:b/>
+        </w:rPr>
+        <w:t>80%</w:t>
+      </w:r>
+      <w:r>
+        <w:rPr>
+          <w:b w:val="0"/>
+        </w:rPr>
+        <w:t>; shaded is 40%. → Limit the interpretation: Shade sensitivity is plausible, but camera or object differences may also matter. → Design follow-up: Photograph the same held-out objects under both light conditions using one camera and fixed scoring.</w:t>
+      </w:r>
+    </w:p>
+    <w:p>
+      <w:pPr>
+        <w:spacing w:line="336" w:lineRule="auto" w:after="180"/>
+      </w:pPr>
+      <w:r>
+        <w:rPr>
+          <w:b w:val="0"/>
+        </w:rPr>
+        <w:t xml:space="preserve">Point to each numbered stage and explain which recorded </w:t>
+      </w:r>
+      <w:r>
+        <w:rPr>
+          <w:b/>
+        </w:rPr>
+        <w:t>input</w:t>
+      </w:r>
+      <w:r>
+        <w:rPr>
+          <w:b w:val="0"/>
+        </w:rPr>
+        <w:t xml:space="preserve"> it uses.</w:t>
+      </w:r>
+    </w:p>
+    <w:p>
+      <w:pPr>
+        <w:spacing w:line="336" w:lineRule="auto" w:after="180"/>
+      </w:pPr>
+      <w:r>
+        <w:rPr>
+          <w:b w:val="0"/>
+        </w:rPr>
+        <w:t xml:space="preserve">Teacher prompt: Point to each numbered stage and explain which recorded </w:t>
+      </w:r>
+      <w:r>
+        <w:rPr>
+          <w:b/>
+        </w:rPr>
+        <w:t>input</w:t>
+      </w:r>
+      <w:r>
+        <w:rPr>
+          <w:b w:val="0"/>
+        </w:rPr>
+        <w:t xml:space="preserve"> it uses. Ask learners to describe one label or arrow in ordinary words. Use the adjacent transcript if the image is difficult to see.</w:t>
+      </w:r>
+    </w:p>
+    <w:p>
+      <w:pPr>
+        <w:pStyle w:val="Heading2"/>
+      </w:pPr>
+      <w:r>
+        <w:t>03. Defence: different condition slices</w:t>
+      </w:r>
+    </w:p>
+    <w:p>
+      <w:r>
+        <w:drawing>
+          <wp:inline xmlns:a="http://schemas.openxmlformats.org/drawingml/2006/main" xmlns:pic="http://schemas.openxmlformats.org/drawingml/2006/picture">
+            <wp:extent cx="5486400" cy="2834640"/>
+            <wp:docPr id="7" name="Picture 7" descr="Defence: different condition slices. Units: correct cases out of 10 per slice. Clear: 8. Shaded: 4."/>
+            <wp:cNvGraphicFramePr>
+              <a:graphicFrameLocks noChangeAspect="1"/>
+            </wp:cNvGraphicFramePr>
+            <a:graphic>
+              <a:graphicData uri="http://schemas.openxmlformats.org/drawingml/2006/picture">
+                <pic:pic>
+                  <pic:nvPicPr>
+                    <pic:cNvPr id="0" name="academy-story-ai-7-36-03.png"/>
+                    <pic:cNvPicPr/>
+                  </pic:nvPicPr>
+                  <pic:blipFill>
+                    <a:blip r:embed="rId14"/>
+                    <a:stretch>
+                      <a:fillRect/>
+                    </a:stretch>
+                  </pic:blipFill>
+                  <pic:spPr>
+                    <a:xfrm>
+                      <a:off x="0" y="0"/>
+                      <a:ext cx="5486400" cy="2834640"/>
+                    </a:xfrm>
+                    <a:prstGeom prst="rect"/>
+                  </pic:spPr>
+                </pic:pic>
+              </a:graphicData>
+            </a:graphic>
+          </wp:inline>
+        </w:drawing>
+      </w:r>
+    </w:p>
+    <w:p>
+      <w:pPr>
+        <w:spacing w:line="336" w:lineRule="auto" w:after="180"/>
+      </w:pPr>
+      <w:r>
+        <w:rPr>
+          <w:b w:val="0"/>
+        </w:rPr>
+        <w:t>Defence: different condition slices. Units: correct cases out of 10 per slice. Clear: 8. Shaded: 4.</w:t>
+      </w:r>
+    </w:p>
+    <w:p>
+      <w:pPr>
+        <w:spacing w:line="336" w:lineRule="auto" w:after="180"/>
+      </w:pPr>
+      <w:r>
+        <w:rPr>
+          <w:b w:val="0"/>
+        </w:rPr>
+        <w:t>Read the labels and values. Explain the relationship the model shows.</w:t>
+      </w:r>
+    </w:p>
+    <w:p>
+      <w:pPr>
+        <w:spacing w:line="336" w:lineRule="auto" w:after="180"/>
+      </w:pPr>
+      <w:r>
+        <w:rPr>
+          <w:b w:val="0"/>
+        </w:rPr>
+        <w:t>Teacher prompt: Read the labels and values. Explain the relationship the model shows. Ask learners to describe one label or arrow in ordinary words. Use the adjacent transcript if the image is difficult to see.</w:t>
+      </w:r>
+    </w:p>
+    <w:p>
+      <w:pPr>
+        <w:spacing w:line="336" w:lineRule="auto" w:after="180"/>
+      </w:pPr>
+      <w:r>
+        <w:rPr>
+          <w:b w:val="0"/>
+        </w:rPr>
+        <w:t>Check row/column meanings, units and denominators before discussing a difference. Supplied toy values are not real class or model results.</w:t>
+      </w:r>
+    </w:p>
+    <w:p>
+      <w:pPr>
+        <w:pStyle w:val="Heading2"/>
       </w:pPr>
       <w:r>
         <w:t>04. Change one thing. Trace what follows.</w:t>
@@ -5401,7 +6238,7 @@
         <w:drawing>
           <wp:inline xmlns:a="http://schemas.openxmlformats.org/drawingml/2006/main" xmlns:pic="http://schemas.openxmlformats.org/drawingml/2006/picture">
             <wp:extent cx="5486400" cy="3041904"/>
-            <wp:docPr id="6" name="Picture 6" descr="Original case: Photograph the same held-out objects under both light conditions using one camera and fixed scoring. Changed condition: Change cameras as well as lighting in the follow-up. Expected result: The design again entangles two conditions. Reason: A camera difference provides another explanation for any performance gap."/>
+            <wp:docPr id="8" name="Picture 8" descr="Original case: Photograph the same held-out objects under both light conditions using one camera and fixed scoring. Changed condition: Change cameras as well as lighting in the follow-up. Expected result: The design again entangles two conditions. Reason: A camera difference provides another explanation for any performance gap."/>
             <wp:cNvGraphicFramePr>
               <a:graphicFrameLocks noChangeAspect="1"/>
             </wp:cNvGraphicFramePr>
@@ -5413,7 +6250,7 @@
                     <pic:cNvPicPr/>
                   </pic:nvPicPr>
                   <pic:blipFill>
-                    <a:blip r:embed="rId14"/>
+                    <a:blip r:embed="rId15"/>
                     <a:stretch>
                       <a:fillRect/>
                     </a:stretch>
@@ -5457,7 +6294,6 @@
     <w:p>
       <w:pPr>
         <w:spacing w:line="336" w:lineRule="auto" w:after="180"/>
-        <w:shd w:fill="F5F1FB"/>
       </w:pPr>
       <w:r>
         <w:rPr>
@@ -5468,39 +6304,29 @@
     </w:p>
     <w:p>
       <w:pPr>
-        <w:pStyle w:val="Heading3"/>
-      </w:pPr>
-      <w:r>
-        <w:t>Discuss while showing the picture</w:t>
+        <w:spacing w:line="336" w:lineRule="auto" w:after="180"/>
+      </w:pPr>
+      <w:r>
+        <w:rPr>
+          <w:b w:val="0"/>
+        </w:rPr>
+        <w:t>Teacher prompt: Predict before checking the worked changed-case result. Name what changed and what the supplied facts allow you to conclude. Ask learners to describe one label or arrow in ordinary words.</w:t>
       </w:r>
     </w:p>
     <w:p>
       <w:pPr>
         <w:spacing w:line="336" w:lineRule="auto" w:after="180"/>
-        <w:shd w:fill="F1F6F8"/>
       </w:pPr>
       <w:r>
         <w:rPr>
           <w:b w:val="0"/>
         </w:rPr>
-        <w:t>Teacher prompt: Predict before checking the worked changed-case result. Name what changed and what the supplied facts allow you to conclude. Ask learners to describe one label or arrow in ordinary words.</w:t>
+        <w:t>Use the adjacent transcript if the image is difficult to see. Changed-case reasoning: A camera difference provides another explanation for any performance gap.</w:t>
       </w:r>
     </w:p>
     <w:p>
       <w:pPr>
-        <w:spacing w:line="336" w:lineRule="auto" w:after="180"/>
-        <w:shd w:fill="F1F6F8"/>
-      </w:pPr>
-      <w:r>
-        <w:rPr>
-          <w:b w:val="0"/>
-        </w:rPr>
-        <w:t>Use the adjacent transcript if the image is difficult to see. Changed-case reasoning: A camera difference provides another explanation for any performance gap.</w:t>
-      </w:r>
-    </w:p>
-    <w:p>
-      <w:pPr>
-        <w:pStyle w:val="Heading3"/>
+        <w:pStyle w:val="Heading2"/>
       </w:pPr>
       <w:r>
         <w:t>05. Connect the explanation to its limit</w:t>
@@ -5511,7 +6337,7 @@
         <w:drawing>
           <wp:inline xmlns:a="http://schemas.openxmlformats.org/drawingml/2006/main" xmlns:pic="http://schemas.openxmlformats.org/drawingml/2006/picture">
             <wp:extent cx="5486400" cy="2834640"/>
-            <wp:docPr id="7" name="Picture 7" descr="A defence should explain results, uncertainty and what would discriminate between explanations next. A controlled paired follow-up is more informative than simply collecting extra easy images. Limit: Even a paired follow-up needs adequate independent objects and justified analysis; no causal conclusion is claimed yet."/>
+            <wp:docPr id="9" name="Picture 9" descr="A defence should explain results, uncertainty and what would discriminate between explanations next. A controlled paired follow-up is more informative than simply collecting extra easy images. Limit: Even a paired follow-up needs adequate independent objects and justified analysis; no causal conclusion is claimed yet."/>
             <wp:cNvGraphicFramePr>
               <a:graphicFrameLocks noChangeAspect="1"/>
             </wp:cNvGraphicFramePr>
@@ -5523,7 +6349,7 @@
                     <pic:cNvPicPr/>
                   </pic:nvPicPr>
                   <pic:blipFill>
-                    <a:blip r:embed="rId15"/>
+                    <a:blip r:embed="rId16"/>
                     <a:stretch>
                       <a:fillRect/>
                     </a:stretch>
@@ -5567,7 +6393,6 @@
     <w:p>
       <w:pPr>
         <w:spacing w:line="336" w:lineRule="auto" w:after="180"/>
-        <w:shd w:fill="F5F1FB"/>
       </w:pPr>
       <w:r>
         <w:rPr>
@@ -5578,39 +6403,29 @@
     </w:p>
     <w:p>
       <w:pPr>
-        <w:pStyle w:val="Heading3"/>
-      </w:pPr>
-      <w:r>
-        <w:t>Discuss while showing the picture</w:t>
+        <w:spacing w:line="336" w:lineRule="auto" w:after="180"/>
+      </w:pPr>
+      <w:r>
+        <w:rPr>
+          <w:b w:val="0"/>
+        </w:rPr>
+        <w:t>Teacher prompt: Explain the case, then point to a limit on the claim. Ask learners to describe one label or arrow in ordinary words. Use the adjacent transcript if the image is difficult to see.</w:t>
       </w:r>
     </w:p>
     <w:p>
       <w:pPr>
         <w:spacing w:line="336" w:lineRule="auto" w:after="180"/>
-        <w:shd w:fill="F1F6F8"/>
       </w:pPr>
       <w:r>
         <w:rPr>
           <w:b w:val="0"/>
         </w:rPr>
-        <w:t>Teacher prompt: Explain the case, then point to a limit on the claim. Ask learners to describe one label or arrow in ordinary words. Use the adjacent transcript if the image is difficult to see.</w:t>
+        <w:t>Keep the stated scope: Even a paired follow-up needs adequate independent objects and justified analysis; no causal conclusion is claimed yet.</w:t>
       </w:r>
     </w:p>
     <w:p>
       <w:pPr>
-        <w:spacing w:line="336" w:lineRule="auto" w:after="180"/>
-        <w:shd w:fill="F1F6F8"/>
-      </w:pPr>
-      <w:r>
-        <w:rPr>
-          <w:b w:val="0"/>
-        </w:rPr>
-        <w:t>Keep the stated scope: Even a paired follow-up needs adequate independent objects and justified analysis; no causal conclusion is claimed yet.</w:t>
-      </w:r>
-    </w:p>
-    <w:p>
-      <w:pPr>
-        <w:pStyle w:val="Heading3"/>
+        <w:pStyle w:val="Heading2"/>
       </w:pPr>
       <w:r>
         <w:t>06. Make the idea visible in your project</w:t>
@@ -5621,7 +6436,7 @@
         <w:drawing>
           <wp:inline xmlns:a="http://schemas.openxmlformats.org/drawingml/2006/main" xmlns:pic="http://schemas.openxmlformats.org/drawingml/2006/picture">
             <wp:extent cx="5486400" cy="3828288"/>
-            <wp:docPr id="8" name="Picture 8" descr="For the Reproducible AI Research Study, retain an annotated worked trace and the changed-case reasoning. Connect the claim to its records, units and assumptions so another investigator can challenge or reproduce it. Draw your input, deciding step, result and limit. Supported question: Compute the clear and shaded rates and identify alternative explanations. How does the same-object, one-camera follow-up help, and why does changing cameras again reintroduce confounding?"/>
+            <wp:docPr id="10" name="Picture 10" descr="For the Reproducible AI Research Study, retain an annotated worked trace and the changed-case reasoning. Connect the claim to its records, units and assumptions so another investigator can challenge or reproduce it. Draw your input, deciding step, result and limit. Supported question: Compute the clear and shaded rates and identify alternative explanations. How does the same-object, one-camera follow-up help, and why does changing cameras again reintroduce confounding?"/>
             <wp:cNvGraphicFramePr>
               <a:graphicFrameLocks noChangeAspect="1"/>
             </wp:cNvGraphicFramePr>
@@ -5633,7 +6448,7 @@
                     <pic:cNvPicPr/>
                   </pic:nvPicPr>
                   <pic:blipFill>
-                    <a:blip r:embed="rId16"/>
+                    <a:blip r:embed="rId17"/>
                     <a:stretch>
                       <a:fillRect/>
                     </a:stretch>
@@ -5700,7 +6515,6 @@
     <w:p>
       <w:pPr>
         <w:spacing w:line="336" w:lineRule="auto" w:after="180"/>
-        <w:shd w:fill="F5F1FB"/>
       </w:pPr>
       <w:r>
         <w:rPr>
@@ -5723,82 +6537,149 @@
     </w:p>
     <w:p>
       <w:pPr>
-        <w:pStyle w:val="Heading3"/>
-      </w:pPr>
-      <w:r>
-        <w:t>Discuss while showing the picture</w:t>
+        <w:spacing w:line="336" w:lineRule="auto" w:after="180"/>
+      </w:pPr>
+      <w:r>
+        <w:rPr>
+          <w:b w:val="0"/>
+        </w:rPr>
+        <w:t xml:space="preserve">Teacher prompt: Draw your project trace and justify the deciding step using </w:t>
+      </w:r>
+      <w:r>
+        <w:rPr>
+          <w:b/>
+        </w:rPr>
+        <w:t>evidence</w:t>
+      </w:r>
+      <w:r>
+        <w:rPr>
+          <w:b w:val="0"/>
+        </w:rPr>
+        <w:t>. Ask learners to describe one label or arrow in ordinary words. Use the adjacent transcript if the image is difficult to see.</w:t>
       </w:r>
     </w:p>
     <w:p>
       <w:pPr>
         <w:spacing w:line="336" w:lineRule="auto" w:after="180"/>
-        <w:shd w:fill="F1F6F8"/>
       </w:pPr>
       <w:r>
         <w:rPr>
           <w:b w:val="0"/>
         </w:rPr>
-        <w:t xml:space="preserve">Teacher prompt: Draw your project trace and justify the deciding step using </w:t>
+        <w:t xml:space="preserve">Supported practice key: Clear is </w:t>
       </w:r>
       <w:r>
         <w:rPr>
           <w:b/>
         </w:rPr>
-        <w:t>evidence</w:t>
+        <w:t>80%</w:t>
       </w:r>
       <w:r>
         <w:rPr>
           <w:b w:val="0"/>
         </w:rPr>
-        <w:t>. Ask learners to describe one label or arrow in ordinary words. Use the adjacent transcript if the image is difficult to see.</w:t>
+        <w:t>; shaded is 40%. Shade sensitivity is plausible, but camera or object differences may also matter.</w:t>
       </w:r>
     </w:p>
     <w:p>
       <w:pPr>
         <w:spacing w:line="336" w:lineRule="auto" w:after="180"/>
-        <w:shd w:fill="F1F6F8"/>
       </w:pPr>
       <w:r>
         <w:rPr>
           <w:b w:val="0"/>
         </w:rPr>
-        <w:t xml:space="preserve">Supported practice key: Clear is </w:t>
-      </w:r>
-      <w:r>
-        <w:rPr>
-          <w:b/>
-        </w:rPr>
-        <w:t>80%</w:t>
-      </w:r>
-      <w:r>
-        <w:rPr>
-          <w:b w:val="0"/>
-        </w:rPr>
-        <w:t>; shaded is 40%. Shade sensitivity is plausible, but camera or object differences may also matter.</w:t>
+        <w:t>Photograph the same held-out objects under both light conditions using one camera and fixed scoring. Changed case: The design again entangles two conditions.</w:t>
       </w:r>
     </w:p>
     <w:p>
       <w:pPr>
         <w:spacing w:line="336" w:lineRule="auto" w:after="180"/>
-        <w:shd w:fill="F1F6F8"/>
       </w:pPr>
       <w:r>
         <w:rPr>
           <w:b w:val="0"/>
         </w:rPr>
-        <w:t>Photograph the same held-out objects under both light conditions using one camera and fixed scoring. Changed case: The design again entangles two conditions.</w:t>
+        <w:t>A camera difference provides another explanation for any performance gap.</w:t>
       </w:r>
     </w:p>
     <w:p>
       <w:pPr>
+        <w:pStyle w:val="Heading2"/>
+      </w:pPr>
+      <w:r>
+        <w:t>Earlier wording, alternatives and picture transcripts · reference / check after trying</w:t>
+      </w:r>
+    </w:p>
+    <w:p>
+      <w:pPr>
         <w:spacing w:line="336" w:lineRule="auto" w:after="180"/>
-        <w:shd w:fill="F1F6F8"/>
       </w:pPr>
       <w:r>
         <w:rPr>
           <w:b w:val="0"/>
         </w:rPr>
-        <w:t>A camera difference provides another explanation for any performance gap.</w:t>
+        <w:t xml:space="preserve">Use one picture at a time. Hide a worked result before asking for a </w:t>
+      </w:r>
+      <w:r>
+        <w:rPr>
+          <w:b/>
+        </w:rPr>
+        <w:t>prediction</w:t>
+      </w:r>
+      <w:r>
+        <w:rPr>
+          <w:b w:val="0"/>
+        </w:rPr>
+        <w:t>, then reveal it for feedback. These are supported teaching cases; retain the separate independent assessment for a fresh first attempt.</w:t>
+      </w:r>
+    </w:p>
+    <w:p>
+      <w:pPr>
+        <w:pStyle w:val="Heading3"/>
+      </w:pPr>
+      <w:r>
+        <w:t>01. Research defense and next questions: the case</w:t>
+      </w:r>
+    </w:p>
+    <w:p>
+      <w:pPr>
+        <w:pStyle w:val="Heading3"/>
+      </w:pPr>
+      <w:r>
+        <w:t>02. Follow the deciding steps</w:t>
+      </w:r>
+    </w:p>
+    <w:p>
+      <w:pPr>
+        <w:pStyle w:val="Heading3"/>
+      </w:pPr>
+      <w:r>
+        <w:t>03. Defence: different condition slices</w:t>
+      </w:r>
+    </w:p>
+    <w:p>
+      <w:pPr>
+        <w:pStyle w:val="Heading3"/>
+      </w:pPr>
+      <w:r>
+        <w:t>04. Change one thing. Trace what follows.</w:t>
+      </w:r>
+    </w:p>
+    <w:p>
+      <w:pPr>
+        <w:pStyle w:val="Heading3"/>
+      </w:pPr>
+      <w:r>
+        <w:t>05. Connect the explanation to its limit</w:t>
+      </w:r>
+    </w:p>
+    <w:p>
+      <w:pPr>
+        <w:pStyle w:val="Heading3"/>
+      </w:pPr>
+      <w:r>
+        <w:t>06. Make the idea visible in your project</w:t>
       </w:r>
     </w:p>
     <w:sectPr>
